--- a/papers/论文B中文规范版-PhaseCompleteLadders.docx
+++ b/papers/论文B中文规范版-PhaseCompleteLadders.docx
@@ -34,7 +34,16 @@
         <w:rPr>
           <w:rFonts w:hint="eastAsia"/>
         </w:rPr>
-        <w:t xml:space="preserve">作者：[作者]、[单位]、[邮箱]（待补）</w:t>
+        <w:t xml:space="preserve">作者：王宝军、夏挽岚、祖光照、周志农、高雪峰</w:t>
+      </w:r>
+      <w:r>
+        <w:t xml:space="preserve"> </w:t>
+      </w:r>
+      <w:r>
+        <w:rPr>
+          <w:rFonts w:hint="eastAsia"/>
+        </w:rPr>
+        <w:t xml:space="preserve">单位与通讯邮箱：[待补]</w:t>
       </w:r>
       <w:r>
         <w:t xml:space="preserve"> </w:t>

--- a/papers/论文B中文规范版-PhaseCompleteLadders.docx
+++ b/papers/论文B中文规范版-PhaseCompleteLadders.docx
@@ -43,16 +43,7 @@
         <w:rPr>
           <w:rFonts w:hint="eastAsia"/>
         </w:rPr>
-        <w:t xml:space="preserve">单位与通讯邮箱：[待补]</w:t>
-      </w:r>
-      <w:r>
-        <w:t xml:space="preserve"> </w:t>
-      </w:r>
-      <w:r>
-        <w:rPr>
-          <w:rFonts w:hint="eastAsia"/>
-        </w:rPr>
-        <w:t xml:space="preserve">版本：中文规范版</w:t>
+        <w:t xml:space="preserve">版本：最终版</w:t>
       </w:r>
       <w:r>
         <w:t xml:space="preserve"> </w:t>
@@ -70,7 +61,25 @@
         <w:rPr>
           <w:rFonts w:hint="eastAsia"/>
         </w:rPr>
-        <w:t xml:space="preserve">凌晨全量实证终态</w:t>
+        <w:t xml:space="preserve">全量实证终态（3-seed</w:t>
+      </w:r>
+      <w:r>
+        <w:t xml:space="preserve"> </w:t>
+      </w:r>
+      <w:r>
+        <w:rPr>
+          <w:rFonts w:hint="eastAsia"/>
+        </w:rPr>
+        <w:t xml:space="preserve">确认</w:t>
+      </w:r>
+      <w:r>
+        <w:t xml:space="preserve"> + E1 </w:t>
+      </w:r>
+      <w:r>
+        <w:rPr>
+          <w:rFonts w:hint="eastAsia"/>
+        </w:rPr>
+        <w:t xml:space="preserve">全臂）</w:t>
       </w:r>
     </w:p>
     <w:p>
@@ -11527,7 +11536,7 @@
         </w:numPr>
       </w:pPr>
       <w:r>
-        <w:t xml:space="preserve">Su, J., et al. RoFormer: Enhanced Transformer with Rotary Position Embedding. Neurocomputing, </w:t>
+        <w:t xml:space="preserve">Su, J., et al. RoFormer: Enhanced Transformer with Rotary Position Embedding. Neurocomputing, 143:2-11, </w:t>
       </w:r>
       <w:r>
         <w:rPr>
@@ -11545,13 +11554,13 @@
         <w:t xml:space="preserve">原始版本</w:t>
       </w:r>
       <w:r>
-        <w:t xml:space="preserve"> 2021 </w:t>
-      </w:r>
-      <w:r>
-        <w:rPr>
-          <w:rFonts w:hint="eastAsia"/>
-        </w:rPr>
-        <w:t xml:space="preserve">arXiv）</w:t>
+        <w:t xml:space="preserve"> arXiv:2104.09864, </w:t>
+      </w:r>
+      <w:r>
+        <w:rPr>
+          <w:rFonts w:hint="eastAsia"/>
+        </w:rPr>
+        <w:t xml:space="preserve">2021）</w:t>
       </w:r>
     </w:p>
     <w:p>
@@ -11563,7 +11572,7 @@
         </w:numPr>
       </w:pPr>
       <w:r>
-        <w:t xml:space="preserve">Chen, S., et al. Extending Context Window of Large Language Models via Positional Interpolation. ICML, 2023.</w:t>
+        <w:t xml:space="preserve">Chen, S., et al. Extending Context Window of Large Language Models via Positional Interpolation. ICML 2023, PMLR 202:16609-16628.</w:t>
       </w:r>
     </w:p>
     <w:p>
@@ -11611,7 +11620,7 @@
         </w:numPr>
       </w:pPr>
       <w:r>
-        <w:t xml:space="preserve">Press, O., et al. Train Short, Test Long: Attention with Linear Biases Enables Input Length Extrapolation. ICLR, 2022.</w:t>
+        <w:t xml:space="preserve">Press, O., et al. Train Short, Test Long: Attention with Linear Biases Enables Input Length Extrapolation. ICLR 2022.</w:t>
       </w:r>
     </w:p>
     <w:p>
@@ -11623,7 +11632,7 @@
         </w:numPr>
       </w:pPr>
       <w:r>
-        <w:t xml:space="preserve">Kazemnejad, A., et al. The Impact of Positional Encoding on Length Generalization in Transformers. NeurIPS, 2023.</w:t>
+        <w:t xml:space="preserve">Kazemnejad, A., et al. The Impact of Positional Encoding on Length Generalization in Transformers. NeurIPS 2023, 36:75886-75900.</w:t>
       </w:r>
     </w:p>
     <w:p>
@@ -11635,7 +11644,7 @@
         </w:numPr>
       </w:pPr>
       <w:r>
-        <w:t xml:space="preserve">Tancik, M., et al. Fourier Features Let Networks Learn High Frequency Functions in Low Dimensional Domains. NeurIPS, 2020.</w:t>
+        <w:t xml:space="preserve">Tancik, M., et al. Fourier Features Let Networks Learn High Frequency Functions in Low Dimensional Domains. NeurIPS 2020, 33:7537-7547.</w:t>
       </w:r>
     </w:p>
     <w:p>
@@ -11692,16 +11701,7 @@
         <w:rPr>
           <w:rFonts w:hint="eastAsia"/>
         </w:rPr>
-        <w:t xml:space="preserve">[待补]</w:t>
-      </w:r>
-      <w:r>
-        <w:t xml:space="preserve"> </w:t>
-      </w:r>
-      <w:r>
-        <w:rPr>
-          <w:rFonts w:hint="eastAsia"/>
-        </w:rPr>
-        <w:t xml:space="preserve">其余正式引用格式与卷期页码（提交前补全）。</w:t>
+        <w:t xml:space="preserve">[卷期页码为常见引用格式，投稿前以官方版本核对]</w:t>
       </w:r>
     </w:p>
     <w:bookmarkEnd w:id="35"/>

--- a/papers/论文B中文规范版-PhaseCompleteLadders.docx
+++ b/papers/论文B中文规范版-PhaseCompleteLadders.docx
@@ -2,7 +2,7 @@
 <file path=word/document.xml><?xml version="1.0" encoding="utf-8"?>
 <w:document xmlns:w="http://schemas.openxmlformats.org/wordprocessingml/2006/main" xmlns:m="http://schemas.openxmlformats.org/officeDocument/2006/math" xmlns:r="http://schemas.openxmlformats.org/officeDocument/2006/relationships" xmlns:o="urn:schemas-microsoft-com:office:office" xmlns:v="urn:schemas-microsoft-com:vml" xmlns:w10="urn:schemas-microsoft-com:office:word" xmlns:a="http://schemas.openxmlformats.org/drawingml/2006/main" xmlns:pic="http://schemas.openxmlformats.org/drawingml/2006/picture" xmlns:wp="http://schemas.openxmlformats.org/drawingml/2006/wordprocessingDrawing">
   <w:body>
-    <w:bookmarkStart w:id="38" w:name="相位截断频率梯子可认证且外推稳健的位置编码"/>
+    <w:bookmarkStart w:id="38" w:name="相位截断频率阶梯可认证且外推稳健的位置编码"/>
     <w:p>
       <w:pPr>
         <w:pStyle w:val="Heading1"/>
@@ -11,7 +11,7 @@
         <w:rPr>
           <w:rFonts w:hint="eastAsia"/>
         </w:rPr>
-        <w:t xml:space="preserve">相位截断频率梯子：可认证且外推稳健的位置编码</w:t>
+        <w:t xml:space="preserve">相位截断频率阶梯：可认证且外推稳健的位置编码</w:t>
       </w:r>
     </w:p>
     <w:p>
@@ -117,7 +117,7 @@
           <w:b/>
           <w:bCs/>
         </w:rPr>
-        <w:t xml:space="preserve">频率梯子</w:t>
+        <w:t xml:space="preserve">频率阶梯</w:t>
       </w:r>
       <w:r>
         <w:rPr>
@@ -141,7 +141,7 @@
         <w:rPr>
           <w:rFonts w:hint="eastAsia"/>
         </w:rPr>
-        <w:t xml:space="preserve">梯子截断至其</w:t>
+        <w:t xml:space="preserve">阶梯截断至其</w:t>
       </w:r>
       <w:r>
         <w:rPr>
@@ -197,7 +197,7 @@
         <w:rPr>
           <w:rFonts w:hint="eastAsia"/>
         </w:rPr>
-        <w:t xml:space="preserve">）可在三条梯子上显著改善外推性能；（2）在相位截断梯子上施加</w:t>
+        <w:t xml:space="preserve">）可在三条阶梯上显著改善外推性能；（2）在相位截断阶梯上施加</w:t>
       </w:r>
       <w:r>
         <w:t xml:space="preserve"> RoPE </w:t>
@@ -259,7 +259,7 @@
           <w:b/>
           <w:bCs/>
         </w:rPr>
-        <w:t xml:space="preserve">整体实证冠军为随机稠密旋转梯子（psi-rope-rand，[3,511]</w:t>
+        <w:t xml:space="preserve">性能最优方案为随机稠密旋转阶梯（psi-rope-rand，[3,511]</w:t>
       </w:r>
       <w:r>
         <w:rPr>
@@ -343,7 +343,7 @@
         <w:rPr>
           <w:rFonts w:hint="eastAsia"/>
         </w:rPr>
-        <w:t xml:space="preserve">44%，而七带几何梯子</w:t>
+        <w:t xml:space="preserve">44%，而七带几何阶梯</w:t>
       </w:r>
       <w:r>
         <w:t xml:space="preserve"> </w:t>
@@ -384,7 +384,7 @@
         <w:rPr>
           <w:rFonts w:hint="eastAsia"/>
         </w:rPr>
-        <w:t xml:space="preserve">而非阈值方式起作用；（4）可认证的四带梯子</w:t>
+        <w:t xml:space="preserve">而非阈值方式起作用；（4）可认证的四带阶梯</w:t>
       </w:r>
       <w:r>
         <w:t xml:space="preserve"> [3,13,53,213] </w:t>
@@ -402,7 +402,7 @@
         <w:rPr>
           <w:rFonts w:hint="eastAsia"/>
         </w:rPr>
-        <w:t xml:space="preserve">证明），七带几何梯子内含可认证子核——复合证书（框架核</w:t>
+        <w:t xml:space="preserve">证明），七带几何阶梯内含可认证子核——复合证书（框架核</w:t>
       </w:r>
       <w:r>
         <w:t xml:space="preserve"> + </w:t>
@@ -590,7 +590,7 @@
         <w:rPr>
           <w:rFonts w:hint="eastAsia"/>
         </w:rPr>
-        <w:t xml:space="preserve">）；任意梯子的认证由带机器检查健全性定理的反射检查器完成（165</w:t>
+        <w:t xml:space="preserve">）；任意阶梯的认证由带机器检查健全性定理的反射检查器完成（165</w:t>
       </w:r>
       <w:r>
         <w:t xml:space="preserve"> </w:t>
@@ -685,7 +685,7 @@
         <w:rPr>
           <w:rFonts w:hint="eastAsia"/>
         </w:rPr>
-        <w:t xml:space="preserve">律与均匀填充假设），并提议将梯子的</w:t>
+        <w:t xml:space="preserve">律与均匀填充假设），并升议将阶梯的</w:t>
       </w:r>
       <w:r>
         <w:rPr>
@@ -718,16 +718,16 @@
         <w:rPr>
           <w:rFonts w:hint="eastAsia"/>
         </w:rPr>
-        <w:t xml:space="preserve">：位置编码；长度外推；频率梯子；相位截断；RoPE；Coq</w:t>
-      </w:r>
-      <w:r>
-        <w:t xml:space="preserve"> </w:t>
-      </w:r>
-      <w:r>
-        <w:rPr>
-          <w:rFonts w:hint="eastAsia"/>
-        </w:rPr>
-        <w:t xml:space="preserve">形式化验证；可审计性；诚实性闸门</w:t>
+        <w:t xml:space="preserve">：位置编码；长度外推；频率阶梯；相位截断；RoPE；Coq</w:t>
+      </w:r>
+      <w:r>
+        <w:t xml:space="preserve"> </w:t>
+      </w:r>
+      <w:r>
+        <w:rPr>
+          <w:rFonts w:hint="eastAsia"/>
+        </w:rPr>
+        <w:t xml:space="preserve">形式化验证；可审计性；诚实性判据</w:t>
       </w:r>
     </w:p>
     <w:p>
@@ -787,7 +787,7 @@
           <w:b/>
           <w:bCs/>
         </w:rPr>
-        <w:t xml:space="preserve">频率梯子</w:t>
+        <w:t xml:space="preserve">频率阶梯</w:t>
       </w:r>
       <w:r>
         <w:rPr>
@@ -1063,13 +1063,13 @@
           <w:b/>
           <w:bCs/>
         </w:rPr>
-        <w:t xml:space="preserve">带证书的冠军</w:t>
-      </w:r>
-      <w:r>
-        <w:rPr>
-          <w:rFonts w:hint="eastAsia"/>
-        </w:rPr>
-        <w:t xml:space="preserve">：可认证梯子（C=4）携带机器检查的有理框架证书；七带冠军携带复合证书；任意梯子由带健全性证明的反射检查器统一判定。</w:t>
+        <w:t xml:space="preserve">带证书的最优方案</w:t>
+      </w:r>
+      <w:r>
+        <w:rPr>
+          <w:rFonts w:hint="eastAsia"/>
+        </w:rPr>
+        <w:t xml:space="preserve">：可认证阶梯（C=4）携带机器检查的有理框架证书；七带最优方案携带复合证书；任意阶梯由带健全性证明的反射检查器统一判定。</w:t>
       </w:r>
     </w:p>
     <w:p>
@@ -1121,7 +1121,7 @@
         <w:rPr>
           <w:rFonts w:hint="eastAsia"/>
         </w:rPr>
-        <w:t xml:space="preserve">方向）提供解析核层的机器可检查保证；本文提供同一梯子族的实证外推性能。</w:t>
+        <w:t xml:space="preserve">方向）升供解析核层的机器可检查保证；本文升供同一阶梯族的实证外推性能。</w:t>
       </w:r>
     </w:p>
     <w:bookmarkEnd w:id="10"/>
@@ -1401,7 +1401,7 @@
         <w:rPr>
           <w:rFonts w:hint="eastAsia"/>
         </w:rPr>
-        <w:t xml:space="preserve">稳定→注意力近似）提供机器检查保证；</w:t>
+        <w:t xml:space="preserve">稳定→注意力近似）升供机器检查保证；</w:t>
       </w:r>
       <w:hyperlink r:id="rId11">
         <w:r>
@@ -1446,7 +1446,7 @@
         <w:t xml:space="preserve">方法</w:t>
       </w:r>
     </w:p>
-    <w:bookmarkStart w:id="13" w:name="频率梯子"/>
+    <w:bookmarkStart w:id="13" w:name="频率阶梯"/>
     <w:p>
       <w:pPr>
         <w:pStyle w:val="Heading3"/>
@@ -1458,7 +1458,7 @@
         <w:rPr>
           <w:rFonts w:hint="eastAsia"/>
         </w:rPr>
-        <w:t xml:space="preserve">频率梯子</w:t>
+        <w:t xml:space="preserve">频率阶梯</w:t>
       </w:r>
     </w:p>
     <w:p>
@@ -1569,7 +1569,7 @@
         <w:rPr>
           <w:rFonts w:hint="eastAsia"/>
         </w:rPr>
-        <w:t xml:space="preserve">或加性频率）。梯子族由生成器</w:t>
+        <w:t xml:space="preserve">或加性频率）。阶梯族由生成器</w:t>
       </w:r>
       <w:r>
         <w:t xml:space="preserve"> </w:t>
@@ -3285,7 +3285,7 @@
         <w:rPr>
           <w:rFonts w:hint="eastAsia"/>
         </w:rPr>
-        <w:t xml:space="preserve">种子：10.74/12.90/10.97（11.54±1.18）；psi-rope-rand（新冠军）3</w:t>
+        <w:t xml:space="preserve">种子：10.74/12.90/10.97（11.54±1.18）；psi-rope-rand（新最优方案）3</w:t>
       </w:r>
       <w:r>
         <w:t xml:space="preserve"> </w:t>
@@ -3355,7 +3355,7 @@
           <w:b/>
           <w:bCs/>
         </w:rPr>
-        <w:t xml:space="preserve">对照组三判决（诚实性闸门）</w:t>
+        <w:t xml:space="preserve">对照组三判决（诚实性判据）</w:t>
       </w:r>
       <w:r>
         <w:rPr>
@@ -3434,7 +3434,7 @@
         <w:rPr>
           <w:rFonts w:hint="eastAsia"/>
         </w:rPr>
-        <w:t xml:space="preserve">闸门触发；对</w:t>
+        <w:t xml:space="preserve">判据触发；对</w:t>
       </w:r>
       <w:r>
         <w:t xml:space="preserve"> 3 </w:t>
@@ -3461,16 +3461,16 @@
         <w:rPr>
           <w:rFonts w:hint="eastAsia"/>
         </w:rPr>
-        <w:t xml:space="preserve">15.7%、对均值冠军七带（12.40）领先</w:t>
-      </w:r>
-      <w:r>
-        <w:t xml:space="preserve"> 13.4%——</w:t>
-      </w:r>
-      <w:r>
-        <w:rPr>
-          <w:rFonts w:hint="eastAsia"/>
-        </w:rPr>
-        <w:t xml:space="preserve">“冠军降级”</w:t>
+        <w:t xml:space="preserve">15.7%、对均值最优七带（12.40）领先</w:t>
+      </w:r>
+      <w:r>
+        <w:t xml:space="preserve"> 13.4%——“</w:t>
+      </w:r>
+      <w:r>
+        <w:rPr>
+          <w:rFonts w:hint="eastAsia"/>
+        </w:rPr>
+        <w:t xml:space="preserve">“军降级”</w:t>
       </w:r>
       <w:r>
         <w:rPr>
@@ -3614,7 +3614,7 @@
         <w:rPr>
           <w:rFonts w:hint="eastAsia"/>
         </w:rPr>
-        <w:t xml:space="preserve">×（11.55）追平冠军最好种子——</w:t>
+        <w:t xml:space="preserve">×（11.55）追平最优种子——</w:t>
       </w:r>
       <w:r>
         <w:rPr>
@@ -3705,7 +3705,7 @@
           <w:b/>
           <w:bCs/>
         </w:rPr>
-        <w:t xml:space="preserve">为全程均值冠军</w:t>
+        <w:t xml:space="preserve">为全程均值最优</w:t>
       </w:r>
       <w:r>
         <w:rPr>
@@ -3925,7 +3925,7 @@
         <w:rPr>
           <w:rFonts w:hint="eastAsia"/>
         </w:rPr>
-        <w:t xml:space="preserve">无均值列冠军但远程方差最小（±0.34）且直接带证书。</w:t>
+        <w:t xml:space="preserve">无均值列最优但远程方差最小（±0.34）且直接带证书。</w:t>
       </w:r>
     </w:p>
     <w:p>
@@ -4396,7 +4396,7 @@
         <w:rPr>
           <w:rFonts w:hint="eastAsia"/>
         </w:rPr>
-        <w:t xml:space="preserve">截断：三种梯子上截断收益三次复现（C=3:</w:t>
+        <w:t xml:space="preserve">截断：三种阶梯上截断收益三次复现（C=3:</w:t>
       </w:r>
       <w:r>
         <w:t xml:space="preserve"> 39.69→29.70 </w:t>
@@ -4534,7 +4534,7 @@
         <w:rPr>
           <w:rFonts w:hint="eastAsia"/>
         </w:rPr>
-        <w:t xml:space="preserve">（稳健）：同梯子下旋转碾压加性。</w:t>
+        <w:t xml:space="preserve">（稳健）：同阶梯下旋转优于加性。</w:t>
       </w:r>
     </w:p>
     <w:p>
@@ -4596,7 +4596,7 @@
         <w:rPr>
           <w:rFonts w:hint="eastAsia"/>
         </w:rPr>
-        <w:t xml:space="preserve">梯子</w:t>
+        <w:t xml:space="preserve">阶梯</w:t>
       </w:r>
       <w:r>
         <w:t xml:space="preserve"> =</w:t>
@@ -4718,7 +4718,7 @@
         <w:rPr>
           <w:rFonts w:hint="eastAsia"/>
         </w:rPr>
-        <w:t xml:space="preserve">提升的机制在</w:t>
+        <w:t xml:space="preserve">升升的机制在</w:t>
       </w:r>
       <w:r>
         <w:rPr>
@@ -4732,7 +4732,7 @@
         <w:rPr>
           <w:rFonts w:hint="eastAsia"/>
         </w:rPr>
-        <w:t xml:space="preserve">——稀疏几何梯子族内实测</w:t>
+        <w:t xml:space="preserve">——稀疏几何阶梯族内实测</w:t>
       </w:r>
       <w:r>
         <w:t xml:space="preserve"> ΔCoh = Coh(512)−Coh(4096) </w:t>
@@ -4948,7 +4948,7 @@
         <w:rPr>
           <w:rFonts w:hint="eastAsia"/>
         </w:rPr>
-        <w:t xml:space="preserve">2，不均匀）夺冠——均匀性被正反两面证据排除。</w:t>
+        <w:t xml:space="preserve">2，不均匀）夺”——均匀性被正反两面证据排除。</w:t>
       </w:r>
     </w:p>
     <w:p>
@@ -5607,7 +5607,7 @@
         <w:rPr>
           <w:rFonts w:hint="eastAsia"/>
         </w:rPr>
-        <w:t xml:space="preserve">不均匀填充夺冠，</w:t>
+        <w:t xml:space="preserve">不均匀填充夺”，</w:t>
       </w:r>
       <w:r>
         <w:rPr>
@@ -5828,7 +5828,7 @@
       </w:r>
     </w:p>
     <w:bookmarkEnd w:id="26"/>
-    <w:bookmarkStart w:id="30" w:name="对照组与诚实性闸门"/>
+    <w:bookmarkStart w:id="30" w:name="对照组与诚实性判据"/>
     <w:p>
       <w:pPr>
         <w:pStyle w:val="Heading2"/>
@@ -5840,7 +5840,7 @@
         <w:rPr>
           <w:rFonts w:hint="eastAsia"/>
         </w:rPr>
-        <w:t xml:space="preserve">对照组与诚实性闸门</w:t>
+        <w:t xml:space="preserve">对照组与诚实性判据</w:t>
       </w:r>
     </w:p>
     <w:bookmarkStart w:id="27" w:name="e1-消融3-种子确认-全臂"/>
@@ -6982,7 +6982,7 @@
           <w:b/>
           <w:bCs/>
         </w:rPr>
-        <w:t xml:space="preserve">是唯一的最终实证冠军</w:t>
+        <w:t xml:space="preserve">是性能最优方案</w:t>
       </w:r>
       <w:r>
         <w:rPr>
@@ -7020,7 +7020,7 @@
         <w:rPr>
           <w:rFonts w:hint="eastAsia"/>
         </w:rPr>
-        <w:t xml:space="preserve">随机梯子</w:t>
+        <w:t xml:space="preserve">随机阶梯</w:t>
       </w:r>
       <w:r>
         <w:t xml:space="preserve"> 128 </w:t>
@@ -7038,7 +7038,7 @@
         <w:rPr>
           <w:rFonts w:hint="eastAsia"/>
         </w:rPr>
-        <w:t xml:space="preserve">细密角覆盖），而非几何序——三个独立随机梯子同点收敛（stdev</w:t>
+        <w:t xml:space="preserve">细密角覆盖），而非几何序——三个独立随机阶梯同点收敛（stdev</w:t>
       </w:r>
       <w:r>
         <w:t xml:space="preserve"> </w:t>
@@ -7146,7 +7146,7 @@
         <w:rPr>
           <w:rFonts w:hint="eastAsia"/>
         </w:rPr>
-        <w:t xml:space="preserve">崩（37.83/39.07），随机嵌入梯子的种子方差远大于几何梯子，几何序给嵌入族的不是绝对优势而是</w:t>
+        <w:t xml:space="preserve">崩（37.83/39.07），随机嵌入阶梯的种子方差远大于几何阶梯，几何序给嵌入族的不是绝对优势而是</w:t>
       </w:r>
       <w:r>
         <w:rPr>
@@ -7652,7 +7652,7 @@
               <w:rPr>
                 <w:rFonts w:hint="eastAsia"/>
               </w:rPr>
-              <w:t xml:space="preserve">梯子</w:t>
+              <w:t xml:space="preserve">阶梯</w:t>
             </w:r>
           </w:p>
         </w:tc>
@@ -7988,7 +7988,7 @@
         <w:rPr>
           <w:rFonts w:hint="eastAsia"/>
         </w:rPr>
-        <w:t xml:space="preserve">：加入随机梯子</w:t>
+        <w:t xml:space="preserve">：加入随机阶梯</w:t>
       </w:r>
       <w:r>
         <w:t xml:space="preserve"> multi-seed </w:t>
@@ -8058,7 +8058,7 @@
         <w:rPr>
           <w:rFonts w:hint="eastAsia"/>
         </w:rPr>
-        <w:t xml:space="preserve">随机梯子取整产生重复带</w:t>
+        <w:t xml:space="preserve">随机阶梯取整产生重复带</w:t>
       </w:r>
       <w:r>
         <w:t xml:space="preserve"> → </w:t>
@@ -8112,7 +8112,7 @@
         <w:rPr>
           <w:rFonts w:hint="eastAsia"/>
         </w:rPr>
-        <w:t xml:space="preserve">即使去重，稠密梯子在两个长度上都有近相干带对而饱和。</w:t>
+        <w:t xml:space="preserve">即使去重，稠密阶梯在两个长度上都有近相干带对而饱和。</w:t>
       </w:r>
       <w:r>
         <w:rPr>
@@ -8629,7 +8629,7 @@
           <w:b/>
           <w:bCs/>
         </w:rPr>
-        <w:t xml:space="preserve">稀疏无重复的几何梯子族内</w:t>
+        <w:t xml:space="preserve">稀疏无重复的几何阶梯族内</w:t>
       </w:r>
       <w:r>
         <w:rPr>
@@ -8694,7 +8694,7 @@
         <w:rPr>
           <w:rFonts w:hint="eastAsia"/>
         </w:rPr>
-        <w:t xml:space="preserve">R²≈0.6，且冠军</w:t>
+        <w:t xml:space="preserve">R²≈0.6，且性能最优的</w:t>
       </w:r>
       <w:r>
         <w:t xml:space="preserve"> psi-rope-rand </w:t>
@@ -8733,7 +8733,7 @@
         <w:rPr>
           <w:rFonts w:hint="eastAsia"/>
         </w:rPr>
-        <w:t xml:space="preserve">的宣称降格为”稀疏几何梯子族内的相关性报告”。</w:t>
+        <w:t xml:space="preserve">的宣称降格为”稀疏几何阶梯族内的相关性报告”。</w:t>
       </w:r>
     </w:p>
     <w:bookmarkEnd w:id="28"/>
@@ -9656,7 +9656,7 @@
         <w:rPr>
           <w:rFonts w:hint="eastAsia"/>
         </w:rPr>
-        <w:t xml:space="preserve">并列冠军七带梯整体行和</w:t>
+        <w:t xml:space="preserve">并列最优的七带阶梯整体行和</w:t>
       </w:r>
       <w:r>
         <w:t xml:space="preserve"> &gt; 1</w:t>
@@ -9724,7 +9724,7 @@
         <w:rPr>
           <w:rFonts w:hint="eastAsia"/>
         </w:rPr>
-        <w:t xml:space="preserve">：冠军梯</w:t>
+        <w:t xml:space="preserve">：最优阶梯</w:t>
       </w:r>
       <w:r>
         <w:t xml:space="preserve"> = </w:t>
@@ -9768,7 +9768,7 @@
           <w:b/>
           <w:bCs/>
         </w:rPr>
-        <w:t xml:space="preserve">端到端冠军证书已</w:t>
+        <w:t xml:space="preserve">端到端”军证书已</w:t>
       </w:r>
       <w:r>
         <w:rPr>
@@ -9959,7 +9959,7 @@
         <w:rPr>
           <w:rFonts w:hint="eastAsia"/>
         </w:rPr>
-        <w:t xml:space="preserve">（认证了冠军所用基函数，非认证冠军模型；不含注意力分数/外推</w:t>
+        <w:t xml:space="preserve">（认证了”军所用基函数，非认证”军模型；不含注意力分数/外推</w:t>
       </w:r>
       <w:r>
         <w:t xml:space="preserve"> ppl </w:t>
@@ -10049,7 +10049,7 @@
         <w:rPr>
           <w:rFonts w:hint="eastAsia"/>
         </w:rPr>
-        <w:t xml:space="preserve">对任意梯子做</w:t>
+        <w:t xml:space="preserve">对任意阶梯做</w:t>
       </w:r>
       <w:r>
         <w:t xml:space="preserve"> μ≤4/5 </w:t>
@@ -10058,7 +10058,7 @@
         <w:rPr>
           <w:rFonts w:hint="eastAsia"/>
         </w:rPr>
-        <w:t xml:space="preserve">的可判定有理判定（提取为</w:t>
+        <w:t xml:space="preserve">的可判定有理判定（升取为</w:t>
       </w:r>
       <w:r>
         <w:t xml:space="preserve"> </w:t>
@@ -10168,15 +10168,15 @@
         <w:rPr>
           <w:rFonts w:hint="eastAsia"/>
         </w:rPr>
-        <w:t xml:space="preserve">冠军证书是</w:t>
-      </w:r>
-      <w:r>
-        <w:rPr>
-          <w:rFonts w:hint="eastAsia"/>
-          <w:b/>
-          <w:bCs/>
-        </w:rPr>
-        <w:t xml:space="preserve">针对特定冠军的特制专家系统</w:t>
+        <w:t xml:space="preserve">“军证书是</w:t>
+      </w:r>
+      <w:r>
+        <w:rPr>
+          <w:rFonts w:hint="eastAsia"/>
+          <w:b/>
+          <w:bCs/>
+        </w:rPr>
+        <w:t xml:space="preserve">针对特定最优阶梯的特制专家系统</w:t>
       </w:r>
       <w:r>
         <w:rPr>
@@ -10191,7 +10191,7 @@
         <w:rPr>
           <w:rFonts w:hint="eastAsia"/>
         </w:rPr>
-        <w:t xml:space="preserve">梯子</w:t>
+        <w:t xml:space="preserve">阶梯</w:t>
       </w:r>
       <w:r>
         <w:t xml:space="preserve"> × 5 </w:t>
@@ -10551,7 +10551,7 @@
                 <w:b/>
                 <w:bCs/>
               </w:rPr>
-              <w:t xml:space="preserve">种子，实证冠军）</w:t>
+              <w:t xml:space="preserve">种子，性能最优方案）</w:t>
             </w:r>
           </w:p>
         </w:tc>
@@ -10582,7 +10582,7 @@
               <w:rPr>
                 <w:rFonts w:hint="eastAsia"/>
               </w:rPr>
-              <w:t xml:space="preserve">证书覆盖范围（随机梯子无几何结构）；与证书正交</w:t>
+              <w:t xml:space="preserve">证书覆盖范围（随机阶梯无几何结构）；与证书正交</w:t>
             </w:r>
           </w:p>
         </w:tc>
@@ -10655,7 +10655,7 @@
               <w:rPr>
                 <w:rFonts w:hint="eastAsia"/>
               </w:rPr>
-              <w:t xml:space="preserve">（纯经验修复，破坏梯子结构）</w:t>
+              <w:t xml:space="preserve">（纯经验修复，破坏阶梯结构）</w:t>
             </w:r>
           </w:p>
         </w:tc>
@@ -10799,7 +10799,7 @@
           <w:b/>
           <w:bCs/>
         </w:rPr>
-        <w:t xml:space="preserve">可审计性本身是核心价值</w:t>
+        <w:t xml:space="preserve">可审计性具有独立价值</w:t>
       </w:r>
       <w:r>
         <w:rPr>
@@ -10823,39 +10823,16 @@
         <w:rPr>
           <w:rFonts w:hint="eastAsia"/>
         </w:rPr>
-        <w:t xml:space="preserve">点。本文定位</w:t>
-      </w:r>
-      <w:r>
-        <w:t xml:space="preserve"> =</w:t>
-      </w:r>
-      <w:r>
-        <w:t xml:space="preserve"> </w:t>
-      </w:r>
-      <w:r>
-        <w:rPr>
-          <w:rFonts w:hint="eastAsia"/>
-          <w:b/>
-          <w:bCs/>
-        </w:rPr>
-        <w:t xml:space="preserve">定义了可审计位置编码的性能-可证明性前沿</w:t>
-      </w:r>
-      <w:r>
-        <w:rPr>
-          <w:rFonts w:hint="eastAsia"/>
-        </w:rPr>
-        <w:t xml:space="preserve">（</w:t>
-      </w:r>
-      <w:r>
-        <w:rPr>
-          <w:rFonts w:hint="eastAsia"/>
-        </w:rPr>
-        <w:t xml:space="preserve">“可审计性即价值”</w:t>
-      </w:r>
-      <w:r>
-        <w:rPr>
-          <w:rFonts w:hint="eastAsia"/>
-        </w:rPr>
-        <w:t xml:space="preserve">）。</w:t>
+        <w:t xml:space="preserve">点。本文升出可审计位置编码的性能-可证明性权衡（certifiability</w:t>
+      </w:r>
+      <w:r>
+        <w:t xml:space="preserve"> as a </w:t>
+      </w:r>
+      <w:r>
+        <w:rPr>
+          <w:rFonts w:hint="eastAsia"/>
+        </w:rPr>
+        <w:t xml:space="preserve">value）。</w:t>
       </w:r>
     </w:p>
     <w:bookmarkEnd w:id="31"/>
@@ -11142,7 +11119,7 @@
         <w:rPr>
           <w:rFonts w:hint="eastAsia"/>
         </w:rPr>
-        <w:t xml:space="preserve">带剪枝为单点观察；多梯子族扫描为未来工作。</w:t>
+        <w:t xml:space="preserve">带剪枝为单点观察；多阶梯族扫描为未来工作。</w:t>
       </w:r>
     </w:p>
     <w:p>
@@ -11308,7 +11285,7 @@
           <w:b/>
           <w:bCs/>
         </w:rPr>
-        <w:t xml:space="preserve">频率梯子的相位剖面</w:t>
+        <w:t xml:space="preserve">频率阶梯的相位剖面</w:t>
       </w:r>
       <w:r>
         <w:rPr>
@@ -11340,7 +11317,7 @@
           <w:b/>
           <w:bCs/>
         </w:rPr>
-        <w:t xml:space="preserve">唯一的最终实证冠军是随机稠密旋转角</w:t>
+        <w:t xml:space="preserve">性能最优方案是随机稠密旋转角</w:t>
       </w:r>
       <w:r>
         <w:rPr>
@@ -11434,7 +11411,7 @@
         <w:rPr>
           <w:rFonts w:hint="eastAsia"/>
         </w:rPr>
-        <w:t xml:space="preserve">；其随机梯子</w:t>
+        <w:t xml:space="preserve">；其随机阶梯</w:t>
       </w:r>
       <w:r>
         <w:rPr>
@@ -11448,7 +11425,7 @@
         <w:rPr>
           <w:rFonts w:hint="eastAsia"/>
         </w:rPr>
-        <w:t xml:space="preserve">配套形式化的证书覆盖范围（与证书正交——实证最优与可证明最优是两条平行轨道）；免修复的梯子方案以</w:t>
+        <w:t xml:space="preserve">配套形式化的证书覆盖范围（与证书正交——实证最优与可证明最优是两条平行轨道）；免修复的阶梯方案以</w:t>
       </w:r>
       <w:r>
         <w:t xml:space="preserve"> 2× </w:t>
@@ -11502,7 +11479,7 @@
         <w:rPr>
           <w:rFonts w:hint="eastAsia"/>
         </w:rPr>
-        <w:t xml:space="preserve">带梯子带机器检查的有理框架证书，最强的</w:t>
+        <w:t xml:space="preserve">带阶梯带机器检查的有理框架证书，最强的</w:t>
       </w:r>
       <w:r>
         <w:t xml:space="preserve"> 7 </w:t>
@@ -11511,7 +11488,7 @@
         <w:rPr>
           <w:rFonts w:hint="eastAsia"/>
         </w:rPr>
-        <w:t xml:space="preserve">带梯子内含可认证子核——表达性与可证明性在同一梯子族内共存互补。证伪链与存活假设并报——这条律离终态还有距离，但变量已被命名、仪器已就位、疆界已被诚实标出。</w:t>
+        <w:t xml:space="preserve">带阶梯内含可认证子核——表达性与可证明性在同一阶梯族内共存互补。证伪链与存活假设并报——这条律离终态还有距离，但变量已被命名、仪器已就位、疆界已被诚实标出。</w:t>
       </w:r>
     </w:p>
     <w:bookmarkEnd w:id="34"/>

--- a/papers/论文B中文规范版-PhaseCompleteLadders.docx
+++ b/papers/论文B中文规范版-PhaseCompleteLadders.docx
@@ -608,7 +608,7 @@
         <w:rPr>
           <w:rFonts w:hint="eastAsia"/>
         </w:rPr>
-        <w:t xml:space="preserve">审计，全部零经典排中）；（5）诚实对照：NTK-aware</w:t>
+        <w:t xml:space="preserve">审计，全部零经典排中）；（5）对照组结果：NTK-aware</w:t>
       </w:r>
       <w:r>
         <w:t xml:space="preserve"> </w:t>
@@ -727,7 +727,7 @@
         <w:rPr>
           <w:rFonts w:hint="eastAsia"/>
         </w:rPr>
-        <w:t xml:space="preserve">形式化验证；可审计性；诚实性判据</w:t>
+        <w:t xml:space="preserve">形式化验证；可审计性；预登记判据</w:t>
       </w:r>
     </w:p>
     <w:p>
@@ -1092,7 +1092,7 @@
         <w:rPr>
           <w:rFonts w:hint="eastAsia"/>
         </w:rPr>
-        <w:t xml:space="preserve">：如实记录被证伪的假设与幸存假设，作为”诚实完备的小规模研究范本”。</w:t>
+        <w:t xml:space="preserve">：如实记录被证伪的假设与幸存假设，作为”小规模研究范本”。</w:t>
       </w:r>
     </w:p>
     <w:p>
@@ -3355,7 +3355,7 @@
           <w:b/>
           <w:bCs/>
         </w:rPr>
-        <w:t xml:space="preserve">对照组三判决（诚实性判据）</w:t>
+        <w:t xml:space="preserve">对照组三判决（预登记判据）</w:t>
       </w:r>
       <w:r>
         <w:rPr>
@@ -5828,7 +5828,7 @@
       </w:r>
     </w:p>
     <w:bookmarkEnd w:id="26"/>
-    <w:bookmarkStart w:id="30" w:name="对照组与诚实性判据"/>
+    <w:bookmarkStart w:id="30" w:name="对照组与预登记判据"/>
     <w:p>
       <w:pPr>
         <w:pStyle w:val="Heading2"/>
@@ -5840,7 +5840,7 @@
         <w:rPr>
           <w:rFonts w:hint="eastAsia"/>
         </w:rPr>
-        <w:t xml:space="preserve">对照组与诚实性判据</w:t>
+        <w:t xml:space="preserve">对照组与预登记判据</w:t>
       </w:r>
     </w:p>
     <w:bookmarkStart w:id="27" w:name="e1-消融3-种子确认-全臂"/>
@@ -8606,7 +8606,7 @@
           <w:b/>
           <w:bCs/>
         </w:rPr>
-        <w:t xml:space="preserve">诚实结论</w:t>
+        <w:t xml:space="preserve">结论</w:t>
       </w:r>
       <w:r>
         <w:rPr>
@@ -11309,7 +11309,7 @@
         <w:rPr>
           <w:rFonts w:hint="eastAsia"/>
         </w:rPr>
-        <w:t xml:space="preserve">覆盖梯度构成当前最优经验规律；对照组划定其疆界——</w:t>
+        <w:t xml:space="preserve">覆盖梯度构成当前最优经验规律；对照组划定其界界——</w:t>
       </w:r>
       <w:r>
         <w:rPr>
@@ -11488,7 +11488,7 @@
         <w:rPr>
           <w:rFonts w:hint="eastAsia"/>
         </w:rPr>
-        <w:t xml:space="preserve">带阶梯内含可认证子核——表达性与可证明性在同一阶梯族内共存互补。证伪链与存活假设并报——这条律离终态还有距离，但变量已被命名、仪器已就位、疆界已被诚实标出。</w:t>
+        <w:t xml:space="preserve">带阶梯内含可认证子核——表达性与可证明性在同一阶梯族内共存互补。证伪链与存活假设并报——这条律离终态还有距离，但变量已被命名、仪器已就位、疆界已被明确标出。</w:t>
       </w:r>
     </w:p>
     <w:bookmarkEnd w:id="34"/>

--- a/papers/论文B中文规范版-PhaseCompleteLadders.docx
+++ b/papers/论文B中文规范版-PhaseCompleteLadders.docx
@@ -79,7 +79,7 @@
         <w:rPr>
           <w:rFonts w:hint="eastAsia"/>
         </w:rPr>
-        <w:t xml:space="preserve">全臂）</w:t>
+        <w:t xml:space="preserve">全部消融）</w:t>
       </w:r>
     </w:p>
     <w:p>
@@ -653,30 +653,30 @@
         <w:rPr>
           <w:rFonts w:hint="eastAsia"/>
         </w:rPr>
-        <w:t xml:space="preserve">12.40）——我们存活的主张是</w:t>
-      </w:r>
-      <w:r>
-        <w:rPr>
-          <w:rFonts w:hint="eastAsia"/>
-          <w:b/>
-          <w:bCs/>
-        </w:rPr>
-        <w:t xml:space="preserve">免测试时手术、免逐长度重调参、且带机器证书</w:t>
-      </w:r>
-      <w:r>
-        <w:rPr>
-          <w:rFonts w:hint="eastAsia"/>
-        </w:rPr>
-        <w:t xml:space="preserve">，而非绝对外推性能最优；无位置编码（NoPE）显示灾难性的盘内损失（9.06）却是最平坦的退化曲线（1.27</w:t>
-      </w:r>
-      <w:r>
-        <w:t xml:space="preserve"> </w:t>
-      </w:r>
-      <w:r>
-        <w:rPr>
-          <w:rFonts w:hint="eastAsia"/>
-        </w:rPr>
-        <w:t xml:space="preserve">倍）——位置编码的本质是”盘内质量换外推稳健”的交易。我们如实记录被证伪的假设（包括被反例杀死的</w:t>
+        <w:t xml:space="preserve">12.40）——我们保留的主张是</w:t>
+      </w:r>
+      <w:r>
+        <w:rPr>
+          <w:rFonts w:hint="eastAsia"/>
+          <w:b/>
+          <w:bCs/>
+        </w:rPr>
+        <w:t xml:space="preserve">免测试时修改、免逐长度重调参、且带机器证书</w:t>
+      </w:r>
+      <w:r>
+        <w:rPr>
+          <w:rFonts w:hint="eastAsia"/>
+        </w:rPr>
+        <w:t xml:space="preserve">，而非绝对外推性能最优；无位置编码（NoPE）显示灾难性的分布内损失（9.06）却是最平坦的退化曲线（1.27</w:t>
+      </w:r>
+      <w:r>
+        <w:t xml:space="preserve"> </w:t>
+      </w:r>
+      <w:r>
+        <w:rPr>
+          <w:rFonts w:hint="eastAsia"/>
+        </w:rPr>
+        <w:t xml:space="preserve">倍）——位置编码的本质是”分布内质量换外推稳健”的交易。我们如实记录被证伪的假设（包括被反例杀死的</w:t>
       </w:r>
       <w:r>
         <w:t xml:space="preserve"> double-coverage </w:t>
@@ -1207,7 +1207,7 @@
         <w:rPr>
           <w:rFonts w:hint="eastAsia"/>
         </w:rPr>
-        <w:t xml:space="preserve">2023）：测试时重缩放频率，无保证；本文与其构成”免手术</w:t>
+        <w:t xml:space="preserve">2023）：测试时重缩放频率，无保证；本文与其构成”免修改</w:t>
       </w:r>
       <w:r>
         <w:t xml:space="preserve"> + </w:t>
@@ -1216,7 +1216,7 @@
         <w:rPr>
           <w:rFonts w:hint="eastAsia"/>
         </w:rPr>
-        <w:t xml:space="preserve">证书”与”手术</w:t>
+        <w:t xml:space="preserve">证书”与”修改</w:t>
       </w:r>
       <w:r>
         <w:t xml:space="preserve"> + </w:t>
@@ -3485,7 +3485,7 @@
         <w:rPr>
           <w:rFonts w:hint="eastAsia"/>
         </w:rPr>
-        <w:t xml:space="preserve">的绝对外推主张收缩，存活主张为”2×</w:t>
+        <w:t xml:space="preserve">的绝对外推主张收缩，保留的主张为”2×</w:t>
       </w:r>
       <w:r>
         <w:t xml:space="preserve"> </w:t>
@@ -3512,7 +3512,7 @@
         <w:rPr>
           <w:rFonts w:hint="eastAsia"/>
         </w:rPr>
-        <w:t xml:space="preserve">零测试时手术</w:t>
+        <w:t xml:space="preserve">零测试时修改</w:t>
       </w:r>
       <w:r>
         <w:t xml:space="preserve"> + </w:t>
@@ -3578,7 +3578,7 @@
         <w:rPr>
           <w:rFonts w:hint="eastAsia"/>
         </w:rPr>
-        <w:t xml:space="preserve">：盘内灾难性差（9.06，位置信息必要性确认），但退化仅</w:t>
+        <w:t xml:space="preserve">：分布内灾难性差（9.06，位置信息必要性确认），但退化仅</w:t>
       </w:r>
       <w:r>
         <w:t xml:space="preserve"> </w:t>
@@ -3620,7 +3620,7 @@
         <w:rPr>
           <w:rFonts w:hint="eastAsia"/>
         </w:rPr>
-        <w:t xml:space="preserve">“位置方案用盘内</w:t>
+        <w:t xml:space="preserve">“位置方案用分布内</w:t>
       </w:r>
       <w:r>
         <w:t xml:space="preserve"> 2× </w:t>
@@ -3859,7 +3859,7 @@
         <w:rPr>
           <w:rFonts w:hint="eastAsia"/>
         </w:rPr>
-        <w:t xml:space="preserve">4.95→4.75），盘内仅付</w:t>
+        <w:t xml:space="preserve">4.95→4.75），分布内仅付</w:t>
       </w:r>
       <w:r>
         <w:t xml:space="preserve"> 0.07——</w:t>
@@ -3916,7 +3916,7 @@
         <w:rPr>
           <w:rFonts w:hint="eastAsia"/>
         </w:rPr>
-        <w:t xml:space="preserve">盘内极（4.46±0.06），七带外推极；C=4</w:t>
+        <w:t xml:space="preserve">分布内极（4.46±0.06），七带外推极；C=4</w:t>
       </w:r>
       <w:r>
         <w:t xml:space="preserve"> </w:t>
@@ -4479,7 +4479,7 @@
         <w:rPr>
           <w:rFonts w:hint="eastAsia"/>
         </w:rPr>
-        <w:t xml:space="preserve">——如实标注为”经验规律，机制未明”，不作”机制发现”宣称。</w:t>
+        <w:t xml:space="preserve">——如实标注为”经验规律，机制未明”，不作”机制发现”主张。</w:t>
       </w:r>
     </w:p>
     <w:p>
@@ -4804,7 +4804,7 @@
         <w:rPr>
           <w:rFonts w:hint="eastAsia"/>
         </w:rPr>
-        <w:t xml:space="preserve">R²→0.101，无通用指标）——相干性定性叙事保留、ΔCoh</w:t>
+        <w:t xml:space="preserve">R²→0.101，无通用指标）——相干性定性结论保留、ΔCoh</w:t>
       </w:r>
       <w:r>
         <w:t xml:space="preserve"> </w:t>
@@ -5552,16 +5552,16 @@
         <w:rPr>
           <w:rFonts w:hint="eastAsia"/>
         </w:rPr>
-        <w:t xml:space="preserve">带实际在贡献盘内质量：E5’</w:t>
-      </w:r>
-      <w:r>
-        <w:t xml:space="preserve"> </w:t>
-      </w:r>
-      <w:r>
-        <w:rPr>
-          <w:rFonts w:hint="eastAsia"/>
-        </w:rPr>
-        <w:t xml:space="preserve">盘内</w:t>
+        <w:t xml:space="preserve">带实际在贡献分布内质量：E5’</w:t>
+      </w:r>
+      <w:r>
+        <w:t xml:space="preserve"> </w:t>
+      </w:r>
+      <w:r>
+        <w:rPr>
+          <w:rFonts w:hint="eastAsia"/>
+        </w:rPr>
+        <w:t xml:space="preserve">分布内</w:t>
       </w:r>
       <w:r>
         <w:t xml:space="preserve"> 4.78 </w:t>
@@ -5633,7 +5633,7 @@
         <w:rPr>
           <w:rFonts w:hint="eastAsia"/>
         </w:rPr>
-        <w:t xml:space="preserve">存活假设（穷举后）的</w:t>
+        <w:t xml:space="preserve">保留假设（穷举后）的</w:t>
       </w:r>
       <w:r>
         <w:rPr>
@@ -5843,7 +5843,7 @@
         <w:t xml:space="preserve">对照组与预登记判据</w:t>
       </w:r>
     </w:p>
-    <w:bookmarkStart w:id="27" w:name="e1-消融3-种子确认-全臂"/>
+    <w:bookmarkStart w:id="27" w:name="e1-消融3-种子确认-全部消融"/>
     <w:p>
       <w:pPr>
         <w:pStyle w:val="Heading3"/>
@@ -5873,7 +5873,7 @@
         <w:rPr>
           <w:rFonts w:hint="eastAsia"/>
         </w:rPr>
-        <w:t xml:space="preserve">全臂）</w:t>
+        <w:t xml:space="preserve">全部消融）</w:t>
       </w:r>
     </w:p>
     <w:tbl>
@@ -7169,7 +7169,7 @@
         <w:rPr>
           <w:rFonts w:hint="eastAsia"/>
         </w:rPr>
-        <w:t xml:space="preserve">盘内</w:t>
+        <w:t xml:space="preserve">分布内</w:t>
       </w:r>
       <w:r>
         <w:t xml:space="preserve"> 6.08±0.20 </w:t>
@@ -7187,7 +7187,7 @@
         <w:rPr>
           <w:rFonts w:hint="eastAsia"/>
         </w:rPr>
-        <w:t xml:space="preserve">系（4.5–5.0，+20–30%）——固定高斯特征丢失盘内质量，</w:t>
+        <w:t xml:space="preserve">系（4.5–5.0，+20–30%）——固定高斯特征丢失分布内质量，</w:t>
       </w:r>
       <w:r>
         <w:rPr>
@@ -7202,7 +7202,7 @@
           <w:b/>
           <w:bCs/>
         </w:rPr>
-        <w:t xml:space="preserve">基的频率结构对盘内质量有独立贡献</w:t>
+        <w:t xml:space="preserve">基的频率结构对分布内质量有独立贡献</w:t>
       </w:r>
       <w:r>
         <w:rPr>
@@ -8733,7 +8733,7 @@
         <w:rPr>
           <w:rFonts w:hint="eastAsia"/>
         </w:rPr>
-        <w:t xml:space="preserve">的宣称降格为”稀疏几何阶梯族内的相关性报告”。</w:t>
+        <w:t xml:space="preserve">的主张降格为”稀疏几何阶梯族内的相关性报告”。</w:t>
       </w:r>
     </w:p>
     <w:bookmarkEnd w:id="28"/>
@@ -10365,7 +10365,7 @@
           <w:b/>
           <w:bCs/>
         </w:rPr>
-        <w:t xml:space="preserve">叙事张力（如实呈现）</w:t>
+        <w:t xml:space="preserve">性能与可证性的张力</w:t>
       </w:r>
       <w:r>
         <w:rPr>
@@ -10951,16 +10951,16 @@
         <w:rPr>
           <w:rFonts w:hint="eastAsia"/>
         </w:rPr>
-        <w:t xml:space="preserve">盘内收益归因（E1</w:t>
-      </w:r>
-      <w:r>
-        <w:t xml:space="preserve"> </w:t>
-      </w:r>
-      <w:r>
-        <w:rPr>
-          <w:rFonts w:hint="eastAsia"/>
-        </w:rPr>
-        <w:t xml:space="preserve">全臂已跑，§8.1）。</w:t>
+        <w:t xml:space="preserve">分布内性能增益归因（E1</w:t>
+      </w:r>
+      <w:r>
+        <w:t xml:space="preserve"> </w:t>
+      </w:r>
+      <w:r>
+        <w:rPr>
+          <w:rFonts w:hint="eastAsia"/>
+        </w:rPr>
+        <w:t xml:space="preserve">全部消融已跑，§8.1）。</w:t>
       </w:r>
     </w:p>
     <w:p>
@@ -11443,7 +11443,7 @@
         <w:rPr>
           <w:rFonts w:hint="eastAsia"/>
         </w:rPr>
-        <w:t xml:space="preserve">零手术</w:t>
+        <w:t xml:space="preserve">零修改</w:t>
       </w:r>
       <w:r>
         <w:t xml:space="preserve"> + </w:t>
@@ -11452,16 +11452,16 @@
         <w:rPr>
           <w:rFonts w:hint="eastAsia"/>
         </w:rPr>
-        <w:t xml:space="preserve">机器证书为存活主张；NoPE</w:t>
-      </w:r>
-      <w:r>
-        <w:t xml:space="preserve"> </w:t>
-      </w:r>
-      <w:r>
-        <w:rPr>
-          <w:rFonts w:hint="eastAsia"/>
-        </w:rPr>
-        <w:t xml:space="preserve">的平坦曲线揭示位置编码的本质交易（盘内质量</w:t>
+        <w:t xml:space="preserve">机器证书为保留的主张；NoPE</w:t>
+      </w:r>
+      <w:r>
+        <w:t xml:space="preserve"> </w:t>
+      </w:r>
+      <w:r>
+        <w:rPr>
+          <w:rFonts w:hint="eastAsia"/>
+        </w:rPr>
+        <w:t xml:space="preserve">的平坦曲线揭示位置编码的本质交易（分布内质量</w:t>
       </w:r>
       <w:r>
         <w:t xml:space="preserve"> ↔ </w:t>
@@ -11488,7 +11488,7 @@
         <w:rPr>
           <w:rFonts w:hint="eastAsia"/>
         </w:rPr>
-        <w:t xml:space="preserve">带阶梯内含可认证子核——表达性与可证明性在同一阶梯族内共存互补。证伪链与存活假设并报——这条律离终态还有距离，但变量已被命名、仪器已就位、疆界已被明确标出。</w:t>
+        <w:t xml:space="preserve">带阶梯内含可认证子核——表达性与可证明性在同一阶梯族内共存互补。证伪假设与保留假设并报——这条律离终态还有距离，但变量已被命名、仪器已就位、疆界已被明确标出。</w:t>
       </w:r>
     </w:p>
     <w:bookmarkEnd w:id="34"/>

--- a/papers/论文B中文规范版-PhaseCompleteLadders.docx
+++ b/papers/论文B中文规范版-PhaseCompleteLadders.docx
@@ -3243,13 +3243,22 @@
         <w:t xml:space="preserve"> </w:t>
       </w:r>
       <w:r>
-        <w:t xml:space="preserve">³ rope </w:t>
-      </w:r>
-      <w:r>
-        <w:rPr>
-          <w:rFonts w:hint="eastAsia"/>
-        </w:rPr>
-        <w:t xml:space="preserve">裸绳为</w:t>
+        <w:t xml:space="preserve">³ </w:t>
+      </w:r>
+      <w:r>
+        <w:rPr>
+          <w:rFonts w:hint="eastAsia"/>
+        </w:rPr>
+        <w:t xml:space="preserve">朴素</w:t>
+      </w:r>
+      <w:r>
+        <w:t xml:space="preserve"> </w:t>
+      </w:r>
+      <w:r>
+        <w:rPr>
+          <w:rFonts w:hint="eastAsia"/>
+        </w:rPr>
+        <w:t xml:space="preserve">RoPE（vanilla）为</w:t>
       </w:r>
       <w:r>
         <w:t xml:space="preserve"> b32 </w:t>
@@ -5964,7 +5973,16 @@
               <w:rPr>
                 <w:rFonts w:hint="eastAsia"/>
               </w:rPr>
-              <w:t xml:space="preserve">rope（裸绳，b32</w:t>
+              <w:t xml:space="preserve">rope（朴素</w:t>
+            </w:r>
+            <w:r>
+              <w:t xml:space="preserve"> </w:t>
+            </w:r>
+            <w:r>
+              <w:rPr>
+                <w:rFonts w:hint="eastAsia"/>
+              </w:rPr>
+              <w:t xml:space="preserve">RoPE，b32</w:t>
             </w:r>
             <w:r>
               <w:t xml:space="preserve"> </w:t>

--- a/papers/论文B中文规范版-PhaseCompleteLadders.docx
+++ b/papers/论文B中文规范版-PhaseCompleteLadders.docx
@@ -319,7 +319,7 @@
           <w:b/>
           <w:bCs/>
         </w:rPr>
-        <w:t xml:space="preserve">种子）</w:t>
+        <w:t xml:space="preserve">个种子）</w:t>
       </w:r>
       <w:r>
         <w:rPr>
@@ -626,7 +626,7 @@
         <w:rPr>
           <w:rFonts w:hint="eastAsia"/>
         </w:rPr>
-        <w:t xml:space="preserve">倍外推超过相位截断旋转（单种子</w:t>
+        <w:t xml:space="preserve">倍外推超过相位截断旋转（单个种子</w:t>
       </w:r>
       <w:r>
         <w:t xml:space="preserve"> 10.74 </w:t>
@@ -644,7 +644,7 @@
         <w:rPr>
           <w:rFonts w:hint="eastAsia"/>
         </w:rPr>
-        <w:t xml:space="preserve">种子均值</w:t>
+        <w:t xml:space="preserve">个种子均值</w:t>
       </w:r>
       <w:r>
         <w:t xml:space="preserve"> </w:t>
@@ -2535,7 +2535,7 @@
         <w:t xml:space="preserve">主结果</w:t>
       </w:r>
     </w:p>
-    <w:bookmarkStart w:id="22" w:name="旋转组3-种子均值std"/>
+    <w:bookmarkStart w:id="22" w:name="旋转组3-个种子均值std"/>
     <w:p>
       <w:pPr>
         <w:pStyle w:val="Heading3"/>
@@ -2556,7 +2556,7 @@
         <w:rPr>
           <w:rFonts w:hint="eastAsia"/>
         </w:rPr>
-        <w:t xml:space="preserve">种子均值±std）</w:t>
+        <w:t xml:space="preserve">个种子均值±std）</w:t>
       </w:r>
     </w:p>
     <w:tbl>
@@ -3183,7 +3183,7 @@
         <w:rPr>
           <w:rFonts w:hint="eastAsia"/>
         </w:rPr>
-        <w:t xml:space="preserve">对照组单种子：dense</w:t>
+        <w:t xml:space="preserve">对照组单个种子：dense</w:t>
       </w:r>
       <w:r>
         <w:t xml:space="preserve"> </w:t>
@@ -3294,16 +3294,16 @@
         <w:rPr>
           <w:rFonts w:hint="eastAsia"/>
         </w:rPr>
-        <w:t xml:space="preserve">种子：10.74/12.90/10.97（11.54±1.18）；psi-rope-rand（新最优方案）3</w:t>
-      </w:r>
-      <w:r>
-        <w:t xml:space="preserve"> </w:t>
-      </w:r>
-      <w:r>
-        <w:rPr>
-          <w:rFonts w:hint="eastAsia"/>
-        </w:rPr>
-        <w:t xml:space="preserve">种子：6.44/6.49/6.42（6.45±0.03），Welch</w:t>
+        <w:t xml:space="preserve">个种子：10.74/12.90/10.97（11.54±1.18）；psi-rope-rand（新最优方案）3</w:t>
+      </w:r>
+      <w:r>
+        <w:t xml:space="preserve"> </w:t>
+      </w:r>
+      <w:r>
+        <w:rPr>
+          <w:rFonts w:hint="eastAsia"/>
+        </w:rPr>
+        <w:t xml:space="preserve">个种子：6.44/6.49/6.42（6.45±0.03），Welch</w:t>
       </w:r>
       <w:r>
         <w:t xml:space="preserve"> </w:t>
@@ -3348,7 +3348,7 @@
         <w:rPr>
           <w:rFonts w:hint="eastAsia"/>
         </w:rPr>
-        <w:t xml:space="preserve">种子统计见</w:t>
+        <w:t xml:space="preserve">个种子统计见</w:t>
       </w:r>
       <w:r>
         <w:t xml:space="preserve"> §8.3。</w:t>
@@ -3413,7 +3413,7 @@
         <w:rPr>
           <w:rFonts w:hint="eastAsia"/>
         </w:rPr>
-        <w:t xml:space="preserve">：对预登记单种子基线（psi-rope</w:t>
+        <w:t xml:space="preserve">：对预登记单个种子基线（psi-rope</w:t>
       </w:r>
       <w:r>
         <w:t xml:space="preserve"> C=4</w:t>
@@ -3452,7 +3452,7 @@
         <w:rPr>
           <w:rFonts w:hint="eastAsia"/>
         </w:rPr>
-        <w:t xml:space="preserve">种子均值</w:t>
+        <w:t xml:space="preserve">个种子均值</w:t>
       </w:r>
       <w:r>
         <w:t xml:space="preserve"> </w:t>
@@ -3808,7 +3808,7 @@
           <w:b/>
           <w:bCs/>
         </w:rPr>
-        <w:t xml:space="preserve">种子单调确认</w:t>
+        <w:t xml:space="preserve">个种子单调确认</w:t>
       </w:r>
       <w:r>
         <w:rPr>
@@ -4381,7 +4381,7 @@
         <w:rPr>
           <w:rFonts w:hint="eastAsia"/>
         </w:rPr>
-        <w:t xml:space="preserve">种子均值）——单种子口径下结论相同。</w:t>
+        <w:t xml:space="preserve">个种子均值）——单个种子口径下结论相同。</w:t>
       </w:r>
     </w:p>
     <w:p>
@@ -4590,7 +4590,7 @@
           <w:b/>
           <w:bCs/>
         </w:rPr>
-        <w:t xml:space="preserve">种子确认）</w:t>
+        <w:t xml:space="preserve">个种子确认）</w:t>
       </w:r>
       <w:r>
         <w:rPr>
@@ -5665,7 +5665,7 @@
           <w:b/>
           <w:bCs/>
         </w:rPr>
-        <w:t xml:space="preserve">种子）</w:t>
+        <w:t xml:space="preserve">个种子）</w:t>
       </w:r>
       <w:r>
         <w:rPr>
@@ -5852,7 +5852,7 @@
         <w:t xml:space="preserve">对照组与预登记判据</w:t>
       </w:r>
     </w:p>
-    <w:bookmarkStart w:id="27" w:name="e1-消融3-种子确认-全部消融"/>
+    <w:bookmarkStart w:id="27" w:name="e1-消融3-个种子确认-全部消融"/>
     <w:p>
       <w:pPr>
         <w:pStyle w:val="Heading3"/>
@@ -5873,7 +5873,7 @@
         <w:rPr>
           <w:rFonts w:hint="eastAsia"/>
         </w:rPr>
-        <w:t xml:space="preserve">种子确认</w:t>
+        <w:t xml:space="preserve">个种子确认</w:t>
       </w:r>
       <w:r>
         <w:t xml:space="preserve"> + </w:t>
@@ -6989,7 +6989,7 @@
         <w:rPr>
           <w:rFonts w:hint="eastAsia"/>
         </w:rPr>
-        <w:t xml:space="preserve">种子（11.54±1.18）44%——psi-rope-rand</w:t>
+        <w:t xml:space="preserve">个种子（11.54±1.18）44%——psi-rope-rand</w:t>
       </w:r>
       <w:r>
         <w:t xml:space="preserve"> </w:t>
@@ -8751,7 +8751,7 @@
         <w:rPr>
           <w:rFonts w:hint="eastAsia"/>
         </w:rPr>
-        <w:t xml:space="preserve">的主张降格为”稀疏几何阶梯族内的相关性报告”。</w:t>
+        <w:t xml:space="preserve">的主张收缩为”稀疏几何阶梯族内的相关性报告”。</w:t>
       </w:r>
     </w:p>
     <w:bookmarkEnd w:id="28"/>
@@ -9293,7 +9293,7 @@
         <w:rPr>
           <w:rFonts w:hint="eastAsia"/>
         </w:rPr>
-        <w:t xml:space="preserve">，截断到训练长度内窗口（≤512）等于去毒；(b)</w:t>
+        <w:t xml:space="preserve">，截断到训练长度内窗口（≤512）等于消除远距混淆信息；(b)</w:t>
       </w:r>
       <w:r>
         <w:t xml:space="preserve"> </w:t>
@@ -9786,7 +9786,7 @@
           <w:b/>
           <w:bCs/>
         </w:rPr>
-        <w:t xml:space="preserve">端到端”军证书已</w:t>
+        <w:t xml:space="preserve">端到端冠军证书已</w:t>
       </w:r>
       <w:r>
         <w:rPr>
@@ -10076,7 +10076,7 @@
         <w:rPr>
           <w:rFonts w:hint="eastAsia"/>
         </w:rPr>
-        <w:t xml:space="preserve">的可判定有理判定（升取为</w:t>
+        <w:t xml:space="preserve">的可判定有理判定（提取为</w:t>
       </w:r>
       <w:r>
         <w:t xml:space="preserve"> </w:t>
@@ -10186,7 +10186,7 @@
         <w:rPr>
           <w:rFonts w:hint="eastAsia"/>
         </w:rPr>
-        <w:t xml:space="preserve">“军证书是</w:t>
+        <w:t xml:space="preserve">冠军证书是</w:t>
       </w:r>
       <w:r>
         <w:rPr>
@@ -10569,7 +10569,7 @@
                 <w:b/>
                 <w:bCs/>
               </w:rPr>
-              <w:t xml:space="preserve">种子，性能最优方案）</w:t>
+              <w:t xml:space="preserve">个种子，性能最优方案）</w:t>
             </w:r>
           </w:p>
         </w:tc>
@@ -10636,7 +10636,7 @@
               <w:rPr>
                 <w:rFonts w:hint="eastAsia"/>
               </w:rPr>
-              <w:t xml:space="preserve">种子）</w:t>
+              <w:t xml:space="preserve">个种子）</w:t>
             </w:r>
           </w:p>
         </w:tc>
@@ -10891,7 +10891,7 @@
         <w:rPr>
           <w:rFonts w:hint="eastAsia"/>
         </w:rPr>
-        <w:t xml:space="preserve">单种子；rope/rope-NTK</w:t>
+        <w:t xml:space="preserve">单个种子；rope/rope-NTK</w:t>
       </w:r>
       <w:r>
         <w:t xml:space="preserve"> </w:t>
@@ -10909,7 +10909,7 @@
         <w:rPr>
           <w:rFonts w:hint="eastAsia"/>
         </w:rPr>
-        <w:t xml:space="preserve">种子）；char</w:t>
+        <w:t xml:space="preserve">个种子）；char</w:t>
       </w:r>
       <w:r>
         <w:t xml:space="preserve"> </w:t>
@@ -10996,7 +10996,7 @@
         <w:rPr>
           <w:rFonts w:hint="eastAsia"/>
         </w:rPr>
-        <w:t xml:space="preserve">种子统计已补（§5.1，p=0.018）。</w:t>
+        <w:t xml:space="preserve">个种子统计已补（§5.1，p=0.018）。</w:t>
       </w:r>
     </w:p>
     <w:p>
@@ -11161,7 +11161,7 @@
         <w:rPr>
           <w:rFonts w:hint="eastAsia"/>
         </w:rPr>
-        <w:t xml:space="preserve">种子均值±std；Welch</w:t>
+        <w:t xml:space="preserve">个种子均值±std；Welch</w:t>
       </w:r>
       <w:r>
         <w:t xml:space="preserve"> t + Cohen’s d </w:t>
@@ -11327,7 +11327,7 @@
         <w:rPr>
           <w:rFonts w:hint="eastAsia"/>
         </w:rPr>
-        <w:t xml:space="preserve">覆盖梯度构成当前最优经验规律；对照组划定其界界——</w:t>
+        <w:t xml:space="preserve">覆盖梯度构成当前最优经验规律；对照组划定其边界——</w:t>
       </w:r>
       <w:r>
         <w:rPr>
@@ -11393,7 +11393,7 @@
           <w:b/>
           <w:bCs/>
         </w:rPr>
-        <w:t xml:space="preserve">种子确认），击败</w:t>
+        <w:t xml:space="preserve">个种子确认），击败</w:t>
       </w:r>
       <w:r>
         <w:rPr>
@@ -11423,7 +11423,7 @@
           <w:b/>
           <w:bCs/>
         </w:rPr>
-        <w:t xml:space="preserve">种子，p=0.018）</w:t>
+        <w:t xml:space="preserve">个种子，p=0.018）</w:t>
       </w:r>
       <w:r>
         <w:rPr>
@@ -11506,7 +11506,7 @@
         <w:rPr>
           <w:rFonts w:hint="eastAsia"/>
         </w:rPr>
-        <w:t xml:space="preserve">带阶梯内含可认证子核——表达性与可证明性在同一阶梯族内共存互补。证伪假设与保留假设并报——这条律离终态还有距离，但变量已被命名、仪器已就位、疆界已被明确标出。</w:t>
+        <w:t xml:space="preserve">带阶梯内含可认证子核——表达性与可证明性在同一阶梯族内共存互补。证伪假设与保留假设并报——这条律离终态还有距离，但变量已被命名、仪器已就位、边界已被明确标出。</w:t>
       </w:r>
     </w:p>
     <w:bookmarkEnd w:id="34"/>

--- a/papers/论文B中文规范版-PhaseCompleteLadders.docx
+++ b/papers/论文B中文规范版-PhaseCompleteLadders.docx
@@ -61,16 +61,16 @@
         <w:rPr>
           <w:rFonts w:hint="eastAsia"/>
         </w:rPr>
-        <w:t xml:space="preserve">全量实证终态（3-seed</w:t>
-      </w:r>
-      <w:r>
-        <w:t xml:space="preserve"> </w:t>
-      </w:r>
-      <w:r>
-        <w:rPr>
-          <w:rFonts w:hint="eastAsia"/>
-        </w:rPr>
-        <w:t xml:space="preserve">确认</w:t>
+        <w:t xml:space="preserve">全量实证终态（3</w:t>
+      </w:r>
+      <w:r>
+        <w:t xml:space="preserve"> </w:t>
+      </w:r>
+      <w:r>
+        <w:rPr>
+          <w:rFonts w:hint="eastAsia"/>
+        </w:rPr>
+        <w:t xml:space="preserve">个种子确认</w:t>
       </w:r>
       <w:r>
         <w:t xml:space="preserve"> + E1 </w:t>
@@ -242,7 +242,7 @@
         <w:rPr>
           <w:rFonts w:hint="eastAsia"/>
         </w:rPr>
-        <w:t xml:space="preserve">三种子均值</w:t>
+        <w:t xml:space="preserve">三个种子均值</w:t>
       </w:r>
       <w:r>
         <w:t xml:space="preserve"> </w:t>
@@ -685,7 +685,7 @@
         <w:rPr>
           <w:rFonts w:hint="eastAsia"/>
         </w:rPr>
-        <w:t xml:space="preserve">律与均匀填充假设），并升议将阶梯的</w:t>
+        <w:t xml:space="preserve">律与均匀填充假设），并提议将阶梯的</w:t>
       </w:r>
       <w:r>
         <w:rPr>
@@ -1121,7 +1121,7 @@
         <w:rPr>
           <w:rFonts w:hint="eastAsia"/>
         </w:rPr>
-        <w:t xml:space="preserve">方向）升供解析核层的机器可检查保证；本文升供同一阶梯族的实证外推性能。</w:t>
+        <w:t xml:space="preserve">方向）提供解析核层的机器可检查保证；本文提供同一阶梯族的实证外推性能。</w:t>
       </w:r>
     </w:p>
     <w:bookmarkEnd w:id="10"/>
@@ -1401,7 +1401,7 @@
         <w:rPr>
           <w:rFonts w:hint="eastAsia"/>
         </w:rPr>
-        <w:t xml:space="preserve">稳定→注意力近似）升供机器检查保证；</w:t>
+        <w:t xml:space="preserve">稳定→注意力近似）提供机器检查保证；</w:t>
       </w:r>
       <w:hyperlink r:id="rId11">
         <w:r>
@@ -3267,7 +3267,7 @@
         <w:rPr>
           <w:rFonts w:hint="eastAsia"/>
         </w:rPr>
-        <w:t xml:space="preserve">三种子均值±std（</w:t>
+        <w:t xml:space="preserve">三个种子均值±std（</w:t>
       </w:r>
       <w:r>
         <w:t xml:space="preserve">@4096</w:t>
@@ -3473,19 +3473,13 @@
         <w:t xml:space="preserve">15.7%、对均值最优七带（12.40）领先</w:t>
       </w:r>
       <w:r>
-        <w:t xml:space="preserve"> 13.4%——“</w:t>
-      </w:r>
-      <w:r>
-        <w:rPr>
-          <w:rFonts w:hint="eastAsia"/>
-        </w:rPr>
-        <w:t xml:space="preserve">“军降级”</w:t>
-      </w:r>
-      <w:r>
-        <w:rPr>
-          <w:rFonts w:hint="eastAsia"/>
-        </w:rPr>
-        <w:t xml:space="preserve">裁决成立：psi-rope</w:t>
+        <w:t xml:space="preserve"> </w:t>
+      </w:r>
+      <w:r>
+        <w:rPr>
+          <w:rFonts w:hint="eastAsia"/>
+        </w:rPr>
+        <w:t xml:space="preserve">13.4%——降级裁决成立：psi-rope</w:t>
       </w:r>
       <w:r>
         <w:t xml:space="preserve"> </w:t>
@@ -4727,7 +4721,7 @@
         <w:rPr>
           <w:rFonts w:hint="eastAsia"/>
         </w:rPr>
-        <w:t xml:space="preserve">升升的机制在</w:t>
+        <w:t xml:space="preserve">提升的机制在于</w:t>
       </w:r>
       <w:r>
         <w:rPr>
@@ -4957,7 +4951,7 @@
         <w:rPr>
           <w:rFonts w:hint="eastAsia"/>
         </w:rPr>
-        <w:t xml:space="preserve">2，不均匀）夺”——均匀性被正反两面证据排除。</w:t>
+        <w:t xml:space="preserve">2，不均匀）仍居最优——均匀性被正反两面证据排除。</w:t>
       </w:r>
     </w:p>
     <w:p>
@@ -5616,7 +5610,7 @@
         <w:rPr>
           <w:rFonts w:hint="eastAsia"/>
         </w:rPr>
-        <w:t xml:space="preserve">不均匀填充夺”，</w:t>
+        <w:t xml:space="preserve">不均匀填充仍居最优，</w:t>
       </w:r>
       <w:r>
         <w:rPr>
@@ -5991,7 +5985,7 @@
               <w:rPr>
                 <w:rFonts w:hint="eastAsia"/>
               </w:rPr>
-              <w:t xml:space="preserve">三种子）</w:t>
+              <w:t xml:space="preserve">三个种子）</w:t>
             </w:r>
           </w:p>
         </w:tc>
@@ -6518,7 +6512,7 @@
                 <w:b/>
                 <w:bCs/>
               </w:rPr>
-              <w:t xml:space="preserve">三种子均值±std）</w:t>
+              <w:t xml:space="preserve">三个种子均值±std）</w:t>
             </w:r>
           </w:p>
         </w:tc>
@@ -6603,7 +6597,7 @@
               <w:rPr>
                 <w:rFonts w:hint="eastAsia"/>
               </w:rPr>
-              <w:t xml:space="preserve">三种子均值±std）</w:t>
+              <w:t xml:space="preserve">三个种子均值±std）</w:t>
             </w:r>
           </w:p>
         </w:tc>
@@ -6672,7 +6666,7 @@
               <w:rPr>
                 <w:rFonts w:hint="eastAsia"/>
               </w:rPr>
-              <w:t xml:space="preserve">三种子）</w:t>
+              <w:t xml:space="preserve">三个种子）</w:t>
             </w:r>
           </w:p>
         </w:tc>
@@ -6741,7 +6735,7 @@
               <w:rPr>
                 <w:rFonts w:hint="eastAsia"/>
               </w:rPr>
-              <w:t xml:space="preserve">三种子，s1337</w:t>
+              <w:t xml:space="preserve">三个种子，s1337</w:t>
             </w:r>
             <w:r>
               <w:t xml:space="preserve"> </w:t>
@@ -6819,7 +6813,7 @@
               <w:rPr>
                 <w:rFonts w:hint="eastAsia"/>
               </w:rPr>
-              <w:t xml:space="preserve">三种子）</w:t>
+              <w:t xml:space="preserve">三个种子）</w:t>
             </w:r>
           </w:p>
         </w:tc>
@@ -6926,7 +6920,7 @@
         <w:rPr>
           <w:rFonts w:hint="eastAsia"/>
         </w:rPr>
-        <w:t xml:space="preserve">三种子</w:t>
+        <w:t xml:space="preserve">三个种子</w:t>
       </w:r>
       <w:r>
         <w:t xml:space="preserve"> </w:t>
@@ -7074,7 +7068,7 @@
         <w:rPr>
           <w:rFonts w:hint="eastAsia"/>
         </w:rPr>
-        <w:t xml:space="preserve">角）三种子</w:t>
+        <w:t xml:space="preserve">角）三个种子</w:t>
       </w:r>
       <w:r>
         <w:t xml:space="preserve"> </w:t>
@@ -8823,7 +8817,7 @@
         <w:rPr>
           <w:rFonts w:hint="eastAsia"/>
         </w:rPr>
-        <w:t xml:space="preserve">三种子，T=4096；修正口径：loss</w:t>
+        <w:t xml:space="preserve">三个种子，T=4096；修正口径：loss</w:t>
       </w:r>
       <w:r>
         <w:t xml:space="preserve"> </w:t>
@@ -9977,7 +9971,7 @@
         <w:rPr>
           <w:rFonts w:hint="eastAsia"/>
         </w:rPr>
-        <w:t xml:space="preserve">（认证了”军所用基函数，非认证”军模型；不含注意力分数/外推</w:t>
+        <w:t xml:space="preserve">（认证了性能最优方案所用基函数，非认证性能最优方案模型；不含注意力分数/外推</w:t>
       </w:r>
       <w:r>
         <w:t xml:space="preserve"> ppl </w:t>
@@ -10841,7 +10835,7 @@
         <w:rPr>
           <w:rFonts w:hint="eastAsia"/>
         </w:rPr>
-        <w:t xml:space="preserve">点。本文升出可审计位置编码的性能-可证明性权衡（certifiability</w:t>
+        <w:t xml:space="preserve">点。本文提出可审计位置编码的性能-可证明性权衡（certifiability</w:t>
       </w:r>
       <w:r>
         <w:t xml:space="preserve"> as a </w:t>

--- a/papers/论文B中文规范版-PhaseCompleteLadders.docx
+++ b/papers/论文B中文规范版-PhaseCompleteLadders.docx
@@ -12238,6 +12238,8 @@
       <w:footnotePr>
         <w:numRestart w:val="eachSect"/>
       </w:footnotePr>
+      <w:pgSz w:w="11906" w:h="16838"/>
+      <w:pgMar w:top="1440" w:bottom="1440" w:left="1797" w:right="1797"/>
     </w:sectPr>
   </w:body>
 </w:document>
@@ -12788,6 +12790,10 @@
   <w:style w:default="1" w:styleId="Normal" w:type="paragraph">
     <w:name w:val="Normal"/>
     <w:qFormat/>
+    <w:rPr>
+      <w:rFonts w:ascii="Times New Roman" w:hAnsi="Times New Roman" w:eastAsia="宋体"/>
+      <w:sz w:val="24"/>
+    </w:rPr>
   </w:style>
   <w:style w:styleId="BodyText" w:type="paragraph">
     <w:name w:val="Body Text"/>
@@ -12797,12 +12803,20 @@
     <w:pPr>
       <w:spacing w:after="180" w:before="180"/>
     </w:pPr>
+    <w:rPr>
+      <w:rFonts w:ascii="Times New Roman" w:hAnsi="Times New Roman" w:eastAsia="宋体"/>
+      <w:sz w:val="24"/>
+    </w:rPr>
   </w:style>
   <w:style w:customStyle="1" w:styleId="FirstParagraph" w:type="paragraph">
     <w:name w:val="First Paragraph"/>
     <w:basedOn w:val="BodyText"/>
     <w:next w:val="BodyText"/>
     <w:qFormat/>
+    <w:rPr>
+      <w:rFonts w:ascii="Times New Roman" w:hAnsi="Times New Roman" w:eastAsia="宋体"/>
+      <w:sz w:val="24"/>
+    </w:rPr>
   </w:style>
   <w:style w:customStyle="1" w:styleId="Compact" w:type="paragraph">
     <w:name w:val="Compact"/>
@@ -12811,6 +12825,10 @@
     <w:pPr>
       <w:spacing w:after="36" w:before="36"/>
     </w:pPr>
+    <w:rPr>
+      <w:rFonts w:ascii="Times New Roman" w:hAnsi="Times New Roman" w:eastAsia="宋体"/>
+      <w:sz w:val="24"/>
+    </w:rPr>
   </w:style>
   <w:style w:styleId="Title" w:type="paragraph">
     <w:name w:val="Title"/>
@@ -12826,8 +12844,10 @@
       <w:jc w:val="center"/>
     </w:pPr>
     <w:rPr>
-      <w:rFonts w:asciiTheme="majorHAnsi" w:cstheme="majorBidi" w:eastAsiaTheme="majorEastAsia" w:hAnsiTheme="majorHAnsi"/>
-      <w:sz w:val="56"/>
+      <w:rFonts w:asciiTheme="majorHAnsi" w:cstheme="majorBidi" w:eastAsiaTheme="majorEastAsia" w:hAnsiTheme="majorHAnsi" w:ascii="Times New Roman" w:hAnsi="Times New Roman" w:eastAsia="黑体"/>
+      <w:b/>
+      <w:color w:val="000000"/>
+      <w:sz w:val="32"/>
       <w:szCs w:val="56"/>
     </w:rPr>
   </w:style>
@@ -12857,7 +12877,9 @@
       </w:numPr>
     </w:pPr>
     <w:rPr>
-      <w:rFonts w:cstheme="majorBidi" w:eastAsiaTheme="majorEastAsia"/>
+      <w:rFonts w:cstheme="majorBidi" w:eastAsiaTheme="majorEastAsia" w:ascii="Times New Roman" w:hAnsi="Times New Roman" w:eastAsia="黑体"/>
+      <w:b w:val="0"/>
+      <w:color w:val="000000"/>
       <w:spacing w:val="15"/>
       <w:sz w:val="28"/>
       <w:szCs w:val="28"/>
@@ -12960,9 +12982,10 @@
       <w:outlineLvl w:val="0"/>
     </w:pPr>
     <w:rPr>
-      <w:rFonts w:asciiTheme="majorHAnsi" w:cstheme="majorBidi" w:eastAsiaTheme="majorEastAsia" w:hAnsiTheme="majorHAnsi"/>
-      <w:color w:themeColor="accent1" w:themeShade="BF" w:val="0F4761"/>
-      <w:sz w:val="40"/>
+      <w:rFonts w:asciiTheme="majorHAnsi" w:cstheme="majorBidi" w:eastAsiaTheme="majorEastAsia" w:hAnsiTheme="majorHAnsi" w:ascii="Times New Roman" w:hAnsi="Times New Roman" w:eastAsia="黑体"/>
+      <w:b/>
+      <w:color w:val="000000"/>
+      <w:sz w:val="30"/>
       <w:szCs w:val="40"/>
     </w:rPr>
   </w:style>
@@ -12983,9 +13006,10 @@
       <w:outlineLvl w:val="1"/>
     </w:pPr>
     <w:rPr>
-      <w:rFonts w:asciiTheme="majorHAnsi" w:cstheme="majorBidi" w:eastAsiaTheme="majorEastAsia" w:hAnsiTheme="majorHAnsi"/>
-      <w:color w:themeColor="accent1" w:themeShade="BF" w:val="0F4761"/>
-      <w:sz w:val="32"/>
+      <w:rFonts w:asciiTheme="majorHAnsi" w:cstheme="majorBidi" w:eastAsiaTheme="majorEastAsia" w:hAnsiTheme="majorHAnsi" w:ascii="Times New Roman" w:hAnsi="Times New Roman" w:eastAsia="黑体"/>
+      <w:b/>
+      <w:color w:val="000000"/>
+      <w:sz w:val="27"/>
       <w:szCs w:val="32"/>
     </w:rPr>
   </w:style>
@@ -13006,9 +13030,10 @@
       <w:outlineLvl w:val="2"/>
     </w:pPr>
     <w:rPr>
-      <w:rFonts w:cstheme="majorBidi" w:eastAsiaTheme="majorEastAsia"/>
-      <w:color w:themeColor="accent1" w:themeShade="BF" w:val="0F4761"/>
-      <w:sz w:val="28"/>
+      <w:rFonts w:cstheme="majorBidi" w:eastAsiaTheme="majorEastAsia" w:ascii="Times New Roman" w:hAnsi="Times New Roman" w:eastAsia="黑体"/>
+      <w:b/>
+      <w:color w:val="000000"/>
+      <w:sz w:val="25"/>
       <w:szCs w:val="28"/>
     </w:rPr>
   </w:style>
@@ -13029,10 +13054,12 @@
       <w:outlineLvl w:val="3"/>
     </w:pPr>
     <w:rPr>
-      <w:rFonts w:cstheme="majorBidi" w:eastAsiaTheme="majorEastAsia"/>
+      <w:rFonts w:cstheme="majorBidi" w:eastAsiaTheme="majorEastAsia" w:ascii="Times New Roman" w:hAnsi="Times New Roman" w:eastAsia="黑体"/>
+      <w:b/>
       <w:i/>
       <w:iCs/>
-      <w:color w:themeColor="accent1" w:themeShade="BF" w:val="0F4761"/>
+      <w:color w:val="000000"/>
+      <w:sz w:val="24"/>
     </w:rPr>
   </w:style>
   <w:style w:styleId="Heading5" w:type="paragraph">
@@ -13052,8 +13079,10 @@
       <w:outlineLvl w:val="4"/>
     </w:pPr>
     <w:rPr>
-      <w:rFonts w:cstheme="majorBidi" w:eastAsiaTheme="majorEastAsia"/>
-      <w:color w:themeColor="accent1" w:themeShade="BF" w:val="0F4761"/>
+      <w:rFonts w:cstheme="majorBidi" w:eastAsiaTheme="majorEastAsia" w:ascii="Times New Roman" w:hAnsi="Times New Roman" w:eastAsia="黑体"/>
+      <w:b/>
+      <w:color w:val="000000"/>
+      <w:sz w:val="24"/>
     </w:rPr>
   </w:style>
   <w:style w:styleId="Heading6" w:type="paragraph">
@@ -13073,10 +13102,12 @@
       <w:outlineLvl w:val="5"/>
     </w:pPr>
     <w:rPr>
-      <w:rFonts w:cstheme="majorBidi" w:eastAsiaTheme="majorEastAsia"/>
+      <w:rFonts w:cstheme="majorBidi" w:eastAsiaTheme="majorEastAsia" w:ascii="Times New Roman" w:hAnsi="Times New Roman" w:eastAsia="黑体"/>
+      <w:b/>
       <w:i/>
       <w:iCs/>
-      <w:color w:themeColor="text1" w:themeTint="A6" w:val="595959"/>
+      <w:color w:val="000000"/>
+      <w:sz w:val="24"/>
     </w:rPr>
   </w:style>
   <w:style w:styleId="Heading7" w:type="paragraph">
@@ -13274,6 +13305,10 @@
       <w:spacing w:after="100" w:before="100"/>
       <w:ind w:firstLine="0" w:left="480" w:right="480"/>
     </w:pPr>
+    <w:rPr>
+      <w:rFonts w:ascii="Times New Roman" w:hAnsi="Times New Roman" w:eastAsia="宋体"/>
+      <w:sz w:val="24"/>
+    </w:rPr>
   </w:style>
   <w:style w:styleId="FootnoteText" w:type="paragraph">
     <w:name w:val="Footnote Text"/>
@@ -13306,6 +13341,10 @@
     <w:semiHidden/>
     <w:unhideWhenUsed/>
     <w:qFormat/>
+    <w:rPr>
+      <w:rFonts w:ascii="Times New Roman" w:hAnsi="Times New Roman" w:eastAsia="宋体"/>
+      <w:sz w:val="21"/>
+    </w:rPr>
     <w:tblPr>
       <w:tblInd w:type="dxa" w:w="0"/>
       <w:tblCellMar>
@@ -13349,7 +13388,9 @@
       <w:spacing w:after="120" w:before="0"/>
     </w:pPr>
     <w:rPr>
+      <w:rFonts w:ascii="Times New Roman" w:hAnsi="Times New Roman" w:eastAsia="宋体"/>
       <w:i/>
+      <w:sz w:val="21"/>
     </w:rPr>
   </w:style>
   <w:style w:customStyle="1" w:styleId="TableCaption" w:type="paragraph">
@@ -13358,6 +13399,11 @@
     <w:pPr>
       <w:keepNext/>
     </w:pPr>
+    <w:rPr>
+      <w:rFonts w:ascii="Times New Roman" w:hAnsi="Times New Roman" w:eastAsia="宋体"/>
+      <w:b/>
+      <w:sz w:val="21"/>
+    </w:rPr>
   </w:style>
   <w:style w:customStyle="1" w:styleId="ImageCaption" w:type="paragraph">
     <w:name w:val="Image Caption"/>
@@ -13383,8 +13429,8 @@
     <w:name w:val="Verbatim Char"/>
     <w:basedOn w:val="BodyTextChar"/>
     <w:rPr>
-      <w:rFonts w:ascii="Consolas" w:hAnsi="Consolas"/>
-      <w:sz w:val="22"/>
+      <w:rFonts w:ascii="Times New Roman" w:hAnsi="Times New Roman" w:eastAsia="宋体"/>
+      <w:sz w:val="18"/>
     </w:rPr>
   </w:style>
   <w:style w:customStyle="1" w:styleId="SectionNumber" w:type="character">
@@ -13430,6 +13476,10 @@
     <w:pPr>
       <w:wordWrap w:val="off"/>
     </w:pPr>
+    <w:rPr>
+      <w:rFonts w:ascii="Times New Roman" w:hAnsi="Times New Roman" w:eastAsia="宋体"/>
+      <w:sz w:val="18"/>
+    </w:rPr>
   </w:style>
   <w:style w:type="character" w:customStyle="1" w:styleId="KeywordTok">
     <w:name w:val="KeywordTok"/>

--- a/papers/论文B中文规范版-PhaseCompleteLadders.docx
+++ b/papers/论文B中文规范版-PhaseCompleteLadders.docx
@@ -9780,7 +9780,7 @@
           <w:b/>
           <w:bCs/>
         </w:rPr>
-        <w:t xml:space="preserve">端到端冠军证书已</w:t>
+        <w:t xml:space="preserve">端到端复合证书已</w:t>
       </w:r>
       <w:r>
         <w:rPr>
@@ -10180,7 +10180,7 @@
         <w:rPr>
           <w:rFonts w:hint="eastAsia"/>
         </w:rPr>
-        <w:t xml:space="preserve">冠军证书是</w:t>
+        <w:t xml:space="preserve">复合证书是</w:t>
       </w:r>
       <w:r>
         <w:rPr>
@@ -11525,25 +11525,16 @@
         </w:numPr>
       </w:pPr>
       <w:r>
-        <w:t xml:space="preserve">Su, J., et al. RoFormer: Enhanced Transformer with Rotary Position Embedding. Neurocomputing, 143:2-11, </w:t>
-      </w:r>
-      <w:r>
-        <w:rPr>
-          <w:rFonts w:hint="eastAsia"/>
-        </w:rPr>
-        <w:t xml:space="preserve">2024.（RoPE</w:t>
-      </w:r>
-      <w:r>
-        <w:t xml:space="preserve"> </w:t>
-      </w:r>
-      <w:r>
-        <w:rPr>
-          <w:rFonts w:hint="eastAsia"/>
-        </w:rPr>
-        <w:t xml:space="preserve">原始版本</w:t>
-      </w:r>
-      <w:r>
-        <w:t xml:space="preserve"> arXiv:2104.09864, </w:t>
+        <w:t xml:space="preserve">Su, J., Ahmed, M., Lu, Y., Pan, S., Bo, W., Liu, Y. RoFormer: Enhanced Transformer with Rotary Position Embedding. Neurocomputing, 568:127063, </w:t>
+      </w:r>
+      <w:r>
+        <w:rPr>
+          <w:rFonts w:hint="eastAsia"/>
+        </w:rPr>
+        <w:t xml:space="preserve">2024.（arXiv:2104.09864,</w:t>
+      </w:r>
+      <w:r>
+        <w:t xml:space="preserve"> </w:t>
       </w:r>
       <w:r>
         <w:rPr>
@@ -11561,7 +11552,7 @@
         </w:numPr>
       </w:pPr>
       <w:r>
-        <w:t xml:space="preserve">Chen, S., et al. Extending Context Window of Large Language Models via Positional Interpolation. ICML 2023, PMLR 202:16609-16628.</w:t>
+        <w:t xml:space="preserve">Chen, S., Wong, S., Chen, L., Tian, Y. Extending Context Window of Large Language Models via Positional Interpolation. arXiv:2306.15595, 2023.</w:t>
       </w:r>
     </w:p>
     <w:p>
@@ -11573,31 +11564,31 @@
         </w:numPr>
       </w:pPr>
       <w:r>
-        <w:t xml:space="preserve">bloc97. NTK-Aware Scaled RoPE. </w:t>
-      </w:r>
-      <w:r>
-        <w:rPr>
-          <w:rFonts w:hint="eastAsia"/>
-        </w:rPr>
-        <w:t xml:space="preserve">2023.（NTK-aware</w:t>
-      </w:r>
-      <w:r>
-        <w:t xml:space="preserve"> </w:t>
-      </w:r>
-      <w:r>
-        <w:rPr>
-          <w:rFonts w:hint="eastAsia"/>
-        </w:rPr>
-        <w:t xml:space="preserve">重缩放，arXiv</w:t>
-      </w:r>
-      <w:r>
-        <w:t xml:space="preserve"> </w:t>
-      </w:r>
-      <w:r>
-        <w:rPr>
-          <w:rFonts w:hint="eastAsia"/>
-        </w:rPr>
-        <w:t xml:space="preserve">讨论稿）</w:t>
+        <w:t xml:space="preserve">bloc97. NTK-Aware Scaled RoPE. Reddit r/LocalLLaMA, </w:t>
+      </w:r>
+      <w:r>
+        <w:rPr>
+          <w:rFonts w:hint="eastAsia"/>
+        </w:rPr>
+        <w:t xml:space="preserve">2023-06-30.（NTK-aware</w:t>
+      </w:r>
+      <w:r>
+        <w:t xml:space="preserve"> </w:t>
+      </w:r>
+      <w:r>
+        <w:rPr>
+          <w:rFonts w:hint="eastAsia"/>
+        </w:rPr>
+        <w:t xml:space="preserve">重缩放；被</w:t>
+      </w:r>
+      <w:r>
+        <w:t xml:space="preserve"> YaRN </w:t>
+      </w:r>
+      <w:r>
+        <w:rPr>
+          <w:rFonts w:hint="eastAsia"/>
+        </w:rPr>
+        <w:t xml:space="preserve">等正式论文引用）</w:t>
       </w:r>
     </w:p>
     <w:p>
@@ -11621,7 +11612,7 @@
         </w:numPr>
       </w:pPr>
       <w:r>
-        <w:t xml:space="preserve">Kazemnejad, A., et al. The Impact of Positional Encoding on Length Generalization in Transformers. NeurIPS 2023, 36:75886-75900.</w:t>
+        <w:t xml:space="preserve">Kazemnejad, A., et al. The Impact of Positional Encoding on Length Generalization in Transformers. NeurIPS 2023, 36:24892-24928.</w:t>
       </w:r>
     </w:p>
     <w:p>
@@ -11690,7 +11681,16 @@
         <w:rPr>
           <w:rFonts w:hint="eastAsia"/>
         </w:rPr>
-        <w:t xml:space="preserve">[卷期页码为常见引用格式，投稿前以官方版本核对]</w:t>
+        <w:t xml:space="preserve">卷期页码已经</w:t>
+      </w:r>
+      <w:r>
+        <w:t xml:space="preserve"> 2026-08-21 </w:t>
+      </w:r>
+      <w:r>
+        <w:rPr>
+          <w:rFonts w:hint="eastAsia"/>
+        </w:rPr>
+        <w:t xml:space="preserve">文献数据库核查校准（核查报告：《参考文献真实性核查报告》）。</w:t>
       </w:r>
     </w:p>
     <w:bookmarkEnd w:id="35"/>

--- a/papers/论文B中文规范版-PhaseCompleteLadders.docx
+++ b/papers/论文B中文规范版-PhaseCompleteLadders.docx
@@ -2,7 +2,7 @@
 <file path=word/document.xml><?xml version="1.0" encoding="utf-8"?>
 <w:document xmlns:w="http://schemas.openxmlformats.org/wordprocessingml/2006/main" xmlns:m="http://schemas.openxmlformats.org/officeDocument/2006/math" xmlns:r="http://schemas.openxmlformats.org/officeDocument/2006/relationships" xmlns:o="urn:schemas-microsoft-com:office:office" xmlns:v="urn:schemas-microsoft-com:vml" xmlns:w10="urn:schemas-microsoft-com:office:word" xmlns:a="http://schemas.openxmlformats.org/drawingml/2006/main" xmlns:pic="http://schemas.openxmlformats.org/drawingml/2006/picture" xmlns:wp="http://schemas.openxmlformats.org/drawingml/2006/wordprocessingDrawing">
   <w:body>
-    <w:bookmarkStart w:id="38" w:name="相位截断频率阶梯可认证且外推稳健的位置编码"/>
+    <w:bookmarkStart w:id="39" w:name="相位截断频率阶梯可认证且外推稳健的位置编码"/>
     <w:p>
       <w:pPr>
         <w:pStyle w:val="Heading1"/>
@@ -12233,7 +12233,957 @@
       </w:r>
     </w:p>
     <w:bookmarkEnd w:id="37"/>
+    <w:bookmarkStart w:id="38" w:name="附录-c-常见问题与边界澄清"/>
+    <w:p>
+      <w:pPr>
+        <w:pStyle w:val="Heading2"/>
+      </w:pPr>
+      <w:r>
+        <w:rPr>
+          <w:rFonts w:hint="eastAsia"/>
+        </w:rPr>
+        <w:t xml:space="preserve">附录</w:t>
+      </w:r>
+      <w:r>
+        <w:t xml:space="preserve"> C </w:t>
+      </w:r>
+      <w:r>
+        <w:rPr>
+          <w:rFonts w:hint="eastAsia"/>
+        </w:rPr>
+        <w:t xml:space="preserve">常见问题与边界澄清</w:t>
+      </w:r>
+    </w:p>
+    <w:p>
+      <w:pPr>
+        <w:pStyle w:val="FirstParagraph"/>
+      </w:pPr>
+      <w:r>
+        <w:rPr>
+          <w:rFonts w:hint="eastAsia"/>
+        </w:rPr>
+        <w:t xml:space="preserve">本节回答评审与读者最可能提出的五类边界问题；所有答案与正文</w:t>
+      </w:r>
+      <w:r>
+        <w:t xml:space="preserve"> §5.3、§7、§9 </w:t>
+      </w:r>
+      <w:r>
+        <w:rPr>
+          <w:rFonts w:hint="eastAsia"/>
+        </w:rPr>
+        <w:t xml:space="preserve">及配套论文</w:t>
+      </w:r>
+      <w:r>
+        <w:t xml:space="preserve"> A §5.3/§10 </w:t>
+      </w:r>
+      <w:r>
+        <w:rPr>
+          <w:rFonts w:hint="eastAsia"/>
+        </w:rPr>
+        <w:t xml:space="preserve">的口径一致，未引入正文之外的新主张。</w:t>
+      </w:r>
+    </w:p>
+    <w:p>
+      <w:pPr>
+        <w:pStyle w:val="BodyText"/>
+      </w:pPr>
+      <w:r>
+        <w:rPr>
+          <w:rFonts w:hint="eastAsia"/>
+          <w:b/>
+          <w:bCs/>
+        </w:rPr>
+        <w:t xml:space="preserve">Q1：</w:t>
+      </w:r>
+      <w:r>
+        <w:rPr>
+          <w:rStyle w:val="VerbatimChar"/>
+          <w:b/>
+          <w:bCs/>
+        </w:rPr>
+        <w:t xml:space="preserve">champion_e5_composite_certificate</w:t>
+      </w:r>
+      <w:r>
+        <w:rPr>
+          <w:b/>
+          <w:bCs/>
+        </w:rPr>
+        <w:t xml:space="preserve"> </w:t>
+      </w:r>
+      <w:r>
+        <w:rPr>
+          <w:rFonts w:hint="eastAsia"/>
+          <w:b/>
+          <w:bCs/>
+        </w:rPr>
+        <w:t xml:space="preserve">对剪掉</w:t>
+      </w:r>
+      <w:r>
+        <w:rPr>
+          <w:b/>
+          <w:bCs/>
+        </w:rPr>
+        <w:t xml:space="preserve"> 511 </w:t>
+      </w:r>
+      <w:r>
+        <w:rPr>
+          <w:rFonts w:hint="eastAsia"/>
+          <w:b/>
+          <w:bCs/>
+        </w:rPr>
+        <w:t xml:space="preserve">带后的</w:t>
+      </w:r>
+      <w:r>
+        <w:rPr>
+          <w:b/>
+          <w:bCs/>
+        </w:rPr>
+        <w:t xml:space="preserve"> 6 </w:t>
+      </w:r>
+      <w:r>
+        <w:rPr>
+          <w:rFonts w:hint="eastAsia"/>
+          <w:b/>
+          <w:bCs/>
+        </w:rPr>
+        <w:t xml:space="preserve">带版本是否成立？</w:t>
+      </w:r>
+    </w:p>
+    <w:p>
+      <w:pPr>
+        <w:pStyle w:val="BodyText"/>
+      </w:pPr>
+      <w:r>
+        <w:rPr>
+          <w:rFonts w:hint="eastAsia"/>
+        </w:rPr>
+        <w:t xml:space="preserve">答：未证明，且当前实证与证书范围一致。先厘清阶梯层级：8</w:t>
+      </w:r>
+      <w:r>
+        <w:t xml:space="preserve"> </w:t>
+      </w:r>
+      <w:r>
+        <w:rPr>
+          <w:rFonts w:hint="eastAsia"/>
+        </w:rPr>
+        <w:t xml:space="preserve">带全相位版</w:t>
+      </w:r>
+      <w:r>
+        <w:t xml:space="preserve"> [3,7,15,31,63,127,255,511] </w:t>
+      </w:r>
+      <w:r>
+        <w:rPr>
+          <w:rFonts w:hint="eastAsia"/>
+        </w:rPr>
+        <w:t xml:space="preserve">剪掉覆盖恰为</w:t>
+      </w:r>
+      <w:r>
+        <w:t xml:space="preserve"> 1.0 </w:t>
+      </w:r>
+      <w:r>
+        <w:rPr>
+          <w:rFonts w:hint="eastAsia"/>
+        </w:rPr>
+        <w:t xml:space="preserve">的</w:t>
+      </w:r>
+      <w:r>
+        <w:t xml:space="preserve"> 511 </w:t>
+      </w:r>
+      <w:r>
+        <w:rPr>
+          <w:rFonts w:hint="eastAsia"/>
+        </w:rPr>
+        <w:t xml:space="preserve">带得到</w:t>
+      </w:r>
+      <w:r>
+        <w:t xml:space="preserve"> E5’’ </w:t>
+      </w:r>
+      <w:r>
+        <w:rPr>
+          <w:rFonts w:hint="eastAsia"/>
+        </w:rPr>
+        <w:t xml:space="preserve">七带</w:t>
+      </w:r>
+      <w:r>
+        <w:t xml:space="preserve"> </w:t>
+      </w:r>
+      <w:r>
+        <w:rPr>
+          <w:rFonts w:hint="eastAsia"/>
+        </w:rPr>
+        <w:t xml:space="preserve">[3,7,15,31,63,127,255]（覆盖梯度主结果）；再剪</w:t>
+      </w:r>
+      <w:r>
+        <w:t xml:space="preserve"> 127 </w:t>
+      </w:r>
+      <w:r>
+        <w:rPr>
+          <w:rFonts w:hint="eastAsia"/>
+        </w:rPr>
+        <w:t xml:space="preserve">才是</w:t>
+      </w:r>
+      <w:r>
+        <w:t xml:space="preserve"> 6 </w:t>
+      </w:r>
+      <w:r>
+        <w:rPr>
+          <w:rFonts w:hint="eastAsia"/>
+        </w:rPr>
+        <w:t xml:space="preserve">带版。复合证书定理的语句为</w:t>
+      </w:r>
+      <w:r>
+        <w:t xml:space="preserve"> </w:t>
+      </w:r>
+      <w:r>
+        <w:rPr>
+          <w:rStyle w:val="VerbatimChar"/>
+        </w:rPr>
+        <w:t xml:space="preserve">length coeffs = 7 → (S − coh_e5) ≤ ‖F‖² ≤ (S + coh_e5)</w:t>
+      </w:r>
+      <w:r>
+        <w:rPr>
+          <w:rFonts w:hint="eastAsia"/>
+        </w:rPr>
+        <w:t xml:space="preserve">，其相干表是</w:t>
+      </w:r>
+      <w:r>
+        <w:t xml:space="preserve"> C(7,2)=21 </w:t>
+      </w:r>
+      <w:r>
+        <w:rPr>
+          <w:rFonts w:hint="eastAsia"/>
+        </w:rPr>
+        <w:t xml:space="preserve">对上三角</w:t>
+      </w:r>
+      <w:r>
+        <w:t xml:space="preserve"> δ </w:t>
+      </w:r>
+      <w:r>
+        <w:rPr>
+          <w:rFonts w:hint="eastAsia"/>
+        </w:rPr>
+        <w:t xml:space="preserve">界（</w:t>
+      </w:r>
+      <w:r>
+        <w:rPr>
+          <w:rStyle w:val="VerbatimChar"/>
+        </w:rPr>
+        <w:t xml:space="preserve">e5_bands</w:t>
+      </w:r>
+      <w:r>
+        <w:t xml:space="preserve"> </w:t>
+      </w:r>
+      <w:r>
+        <w:rPr>
+          <w:rFonts w:hint="eastAsia"/>
+        </w:rPr>
+        <w:t xml:space="preserve">硬编码），代码中无</w:t>
+      </w:r>
+      <w:r>
+        <w:t xml:space="preserve"> 6 </w:t>
+      </w:r>
+      <w:r>
+        <w:rPr>
+          <w:rFonts w:hint="eastAsia"/>
+        </w:rPr>
+        <w:t xml:space="preserve">带版本——需重新推导</w:t>
+      </w:r>
+      <w:r>
+        <w:t xml:space="preserve"> C(6,2)=15 </w:t>
+      </w:r>
+      <w:r>
+        <w:rPr>
+          <w:rFonts w:hint="eastAsia"/>
+        </w:rPr>
+        <w:t xml:space="preserve">对</w:t>
+      </w:r>
+      <w:r>
+        <w:t xml:space="preserve"> δ </w:t>
+      </w:r>
+      <w:r>
+        <w:rPr>
+          <w:rFonts w:hint="eastAsia"/>
+        </w:rPr>
+        <w:t xml:space="preserve">表并新建定理。实证侧亦无</w:t>
+      </w:r>
+      <w:r>
+        <w:t xml:space="preserve"> 6 </w:t>
+      </w:r>
+      <w:r>
+        <w:rPr>
+          <w:rFonts w:hint="eastAsia"/>
+        </w:rPr>
+        <w:t xml:space="preserve">带训练点。另：复合证书的装配机制本身是阶梯无关的——对任意给定阶梯，只需构造其对相干加权上界即可套用同一骨架（见</w:t>
+      </w:r>
+      <w:r>
+        <w:t xml:space="preserve"> Q3 </w:t>
+      </w:r>
+      <w:r>
+        <w:rPr>
+          <w:rFonts w:hint="eastAsia"/>
+        </w:rPr>
+        <w:t xml:space="preserve">及论文</w:t>
+      </w:r>
+      <w:r>
+        <w:t xml:space="preserve"> A </w:t>
+      </w:r>
+      <w:r>
+        <w:rPr>
+          <w:rFonts w:hint="eastAsia"/>
+        </w:rPr>
+        <w:t xml:space="preserve">§5.3）。</w:t>
+      </w:r>
+    </w:p>
+    <w:p>
+      <w:pPr>
+        <w:pStyle w:val="BodyText"/>
+      </w:pPr>
+      <w:r>
+        <w:rPr>
+          <w:rFonts w:hint="eastAsia"/>
+          <w:b/>
+          <w:bCs/>
+        </w:rPr>
+        <w:t xml:space="preserve">Q2：框架界</w:t>
+      </w:r>
+      <w:r>
+        <w:rPr>
+          <w:b/>
+          <w:bCs/>
+        </w:rPr>
+        <w:t xml:space="preserve"> </w:t>
+      </w:r>
+      <m:oMath>
+        <m:r>
+          <m:rPr>
+            <m:sty m:val="p"/>
+          </m:rPr>
+          <m:t>(</m:t>
+        </m:r>
+        <m:r>
+          <m:t>1</m:t>
+        </m:r>
+        <m:r>
+          <m:rPr>
+            <m:sty m:val="p"/>
+          </m:rPr>
+          <m:t>±</m:t>
+        </m:r>
+        <m:r>
+          <m:t>μ</m:t>
+        </m:r>
+        <m:r>
+          <m:rPr>
+            <m:sty m:val="p"/>
+          </m:rPr>
+          <m:t>)</m:t>
+        </m:r>
+        <m:r>
+          <m:t>S</m:t>
+        </m:r>
+      </m:oMath>
+      <w:r>
+        <w:rPr>
+          <w:b/>
+          <w:bCs/>
+        </w:rPr>
+        <w:t xml:space="preserve"> </w:t>
+      </w:r>
+      <w:r>
+        <w:rPr>
+          <w:rFonts w:hint="eastAsia"/>
+          <w:b/>
+          <w:bCs/>
+        </w:rPr>
+        <w:t xml:space="preserve">如何转化为</w:t>
+      </w:r>
+      <w:r>
+        <w:rPr>
+          <w:b/>
+          <w:bCs/>
+        </w:rPr>
+        <w:t xml:space="preserve"> PPL </w:t>
+      </w:r>
+      <w:r>
+        <w:rPr>
+          <w:rFonts w:hint="eastAsia"/>
+          <w:b/>
+          <w:bCs/>
+        </w:rPr>
+        <w:t xml:space="preserve">界？</w:t>
+      </w:r>
+    </w:p>
+    <w:p>
+      <w:pPr>
+        <w:pStyle w:val="BodyText"/>
+      </w:pPr>
+      <w:r>
+        <w:rPr>
+          <w:rFonts w:hint="eastAsia"/>
+        </w:rPr>
+        <w:t xml:space="preserve">答：没有直接转化。论文</w:t>
+      </w:r>
+      <w:r>
+        <w:t xml:space="preserve"> A </w:t>
+      </w:r>
+      <w:r>
+        <w:rPr>
+          <w:rFonts w:hint="eastAsia"/>
+        </w:rPr>
+        <w:t xml:space="preserve">含两类独立的机器证书：</w:t>
+      </w:r>
+      <w:r>
+        <w:rPr>
+          <w:rStyle w:val="VerbatimChar"/>
+        </w:rPr>
+        <w:t xml:space="preserve">certified_attention_approx</w:t>
+      </w:r>
+      <w:r>
+        <w:t xml:space="preserve"> </w:t>
+      </w:r>
+      <w:r>
+        <w:rPr>
+          <w:rFonts w:hint="eastAsia"/>
+        </w:rPr>
+        <w:t xml:space="preserve">对逐行丢弃谱能量</w:t>
+      </w:r>
+      <w:r>
+        <w:t xml:space="preserve"> ε </w:t>
+      </w:r>
+      <w:r>
+        <w:rPr>
+          <w:rFonts w:hint="eastAsia"/>
+        </w:rPr>
+        <w:t xml:space="preserve">给出注意力输出扰动界（涉及</w:t>
+      </w:r>
+      <w:r>
+        <w:t xml:space="preserve"> ε </w:t>
+      </w:r>
+      <w:r>
+        <w:rPr>
+          <w:rFonts w:hint="eastAsia"/>
+        </w:rPr>
+        <w:t xml:space="preserve">与注意力），而</w:t>
+      </w:r>
+      <w:r>
+        <w:t xml:space="preserve"> </w:t>
+      </w:r>
+      <w:r>
+        <w:rPr>
+          <w:rStyle w:val="VerbatimChar"/>
+        </w:rPr>
+        <w:t xml:space="preserve">champion_e5_composite_certificate</w:t>
+      </w:r>
+      <w:r>
+        <w:t xml:space="preserve"> </w:t>
+      </w:r>
+      <w:r>
+        <w:rPr>
+          <w:rFonts w:hint="eastAsia"/>
+        </w:rPr>
+        <w:t xml:space="preserve">是基表示稳定性界（不涉及</w:t>
+      </w:r>
+      <w:r>
+        <w:t xml:space="preserve"> ε </w:t>
+      </w:r>
+      <w:r>
+        <w:rPr>
+          <w:rFonts w:hint="eastAsia"/>
+        </w:rPr>
+        <w:t xml:space="preserve">或注意力）。</w:t>
+      </w:r>
+      <w:r>
+        <w:rPr>
+          <w:rFonts w:hint="eastAsia"/>
+        </w:rPr>
+        <w:t xml:space="preserve">“框架界</w:t>
+      </w:r>
+      <w:r>
+        <w:t xml:space="preserve"> → logits </w:t>
+      </w:r>
+      <w:r>
+        <w:rPr>
+          <w:rFonts w:hint="eastAsia"/>
+        </w:rPr>
+        <w:t xml:space="preserve">扰动</w:t>
+      </w:r>
+      <w:r>
+        <w:t xml:space="preserve"> → softmax </w:t>
+      </w:r>
+      <w:r>
+        <w:rPr>
+          <w:rFonts w:hint="eastAsia"/>
+        </w:rPr>
+        <w:t xml:space="preserve">输出</w:t>
+      </w:r>
+      <w:r>
+        <w:t xml:space="preserve"> → PPL”</w:t>
+      </w:r>
+      <w:r>
+        <w:t xml:space="preserve"> </w:t>
+      </w:r>
+      <w:r>
+        <w:rPr>
+          <w:rFonts w:hint="eastAsia"/>
+        </w:rPr>
+        <w:t xml:space="preserve">的跨层合成明确列为未来工作（论文</w:t>
+      </w:r>
+      <w:r>
+        <w:t xml:space="preserve"> A </w:t>
+      </w:r>
+      <w:r>
+        <w:rPr>
+          <w:rFonts w:hint="eastAsia"/>
+        </w:rPr>
+        <w:t xml:space="preserve">§10）。本文”带机器证书”的精确含义是表示层（基的平方范数/能量）有机器检查保证，而非端到端</w:t>
+      </w:r>
+      <w:r>
+        <w:t xml:space="preserve"> PPL </w:t>
+      </w:r>
+      <w:r>
+        <w:rPr>
+          <w:rFonts w:hint="eastAsia"/>
+        </w:rPr>
+        <w:t xml:space="preserve">上界。</w:t>
+      </w:r>
+    </w:p>
+    <w:p>
+      <w:pPr>
+        <w:pStyle w:val="BodyText"/>
+      </w:pPr>
+      <w:r>
+        <w:rPr>
+          <w:rFonts w:hint="eastAsia"/>
+          <w:b/>
+          <w:bCs/>
+        </w:rPr>
+        <w:t xml:space="preserve">Q3：psi-rope-rand</w:t>
+      </w:r>
+      <w:r>
+        <w:rPr>
+          <w:b/>
+          <w:bCs/>
+        </w:rPr>
+        <w:t xml:space="preserve"> </w:t>
+      </w:r>
+      <w:r>
+        <w:rPr>
+          <w:rFonts w:hint="eastAsia"/>
+          <w:b/>
+          <w:bCs/>
+        </w:rPr>
+        <w:t xml:space="preserve">的随机阶梯是否可能被</w:t>
+      </w:r>
+      <w:r>
+        <w:rPr>
+          <w:b/>
+          <w:bCs/>
+        </w:rPr>
+        <w:t xml:space="preserve"> </w:t>
+      </w:r>
+      <w:r>
+        <w:rPr>
+          <w:rStyle w:val="VerbatimChar"/>
+          <w:b/>
+          <w:bCs/>
+        </w:rPr>
+        <w:t xml:space="preserve">frame_check_instance</w:t>
+      </w:r>
+      <w:r>
+        <w:rPr>
+          <w:b/>
+          <w:bCs/>
+        </w:rPr>
+        <w:t xml:space="preserve"> </w:t>
+      </w:r>
+      <w:r>
+        <w:rPr>
+          <w:rFonts w:hint="eastAsia"/>
+          <w:b/>
+          <w:bCs/>
+        </w:rPr>
+        <w:t xml:space="preserve">通过？</w:t>
+      </w:r>
+    </w:p>
+    <w:p>
+      <w:pPr>
+        <w:pStyle w:val="BodyText"/>
+      </w:pPr>
+      <w:r>
+        <w:rPr>
+          <w:rFonts w:hint="eastAsia"/>
+        </w:rPr>
+        <w:t xml:space="preserve">答：个别样本可能通过，但不改变定位。系统扫描（114</w:t>
+      </w:r>
+      <w:r>
+        <w:t xml:space="preserve"> </w:t>
+      </w:r>
+      <w:r>
+        <w:rPr>
+          <w:rFonts w:hint="eastAsia"/>
+        </w:rPr>
+        <w:t xml:space="preserve">阶梯</w:t>
+      </w:r>
+      <w:r>
+        <w:t xml:space="preserve"> × 5 </w:t>
+      </w:r>
+      <w:r>
+        <w:rPr>
+          <w:rFonts w:hint="eastAsia"/>
+        </w:rPr>
+        <w:t xml:space="preserve">族）中</w:t>
+      </w:r>
+      <w:r>
+        <w:t xml:space="preserve"> E1 </w:t>
+      </w:r>
+      <w:r>
+        <w:rPr>
+          <w:rFonts w:hint="eastAsia"/>
+        </w:rPr>
+        <w:t xml:space="preserve">随机族</w:t>
+      </w:r>
+      <w:r>
+        <w:t xml:space="preserve"> 3/18 </w:t>
+      </w:r>
+      <w:r>
+        <w:rPr>
+          <w:rFonts w:hint="eastAsia"/>
+        </w:rPr>
+        <w:t xml:space="preserve">通过（16.7%），且该族多为真负（精确相干行和</w:t>
+      </w:r>
+      <w:r>
+        <w:t xml:space="preserve"> &gt; </w:t>
+      </w:r>
+      <w:r>
+        <w:rPr>
+          <w:rFonts w:hint="eastAsia"/>
+        </w:rPr>
+        <w:t xml:space="preserve">4/5）。即便某随机样本通过，检查器的健全性只保证该阶梯的基框架界（μ≤4/5），不保证任何外推</w:t>
+      </w:r>
+      <w:r>
+        <w:t xml:space="preserve"> PPL </w:t>
+      </w:r>
+      <w:r>
+        <w:rPr>
+          <w:rFonts w:hint="eastAsia"/>
+        </w:rPr>
+        <w:t xml:space="preserve">性质。本文对</w:t>
+      </w:r>
+      <w:r>
+        <w:t xml:space="preserve"> psi-rope-rand </w:t>
+      </w:r>
+      <w:r>
+        <w:rPr>
+          <w:rFonts w:hint="eastAsia"/>
+        </w:rPr>
+        <w:t xml:space="preserve">的定位是：其实证最优来自旋转角的稠密相位覆盖（128</w:t>
+      </w:r>
+      <w:r>
+        <w:t xml:space="preserve"> </w:t>
+      </w:r>
+      <w:r>
+        <w:rPr>
+          <w:rFonts w:hint="eastAsia"/>
+        </w:rPr>
+        <w:t xml:space="preserve">角铺满</w:t>
+      </w:r>
+      <w:r>
+        <w:t xml:space="preserve"> </w:t>
+      </w:r>
+      <w:r>
+        <w:rPr>
+          <w:rFonts w:hint="eastAsia"/>
+        </w:rPr>
+        <w:t xml:space="preserve">[3,511]），与几何基的框架判定正交；</w:t>
+      </w:r>
+      <w:r>
+        <w:rPr>
+          <w:rFonts w:hint="eastAsia"/>
+        </w:rPr>
+        <w:t xml:space="preserve">“随机阶梯在证书域外”</w:t>
+      </w:r>
+      <w:r>
+        <w:rPr>
+          <w:rFonts w:hint="eastAsia"/>
+        </w:rPr>
+        <w:t xml:space="preserve">指其在论文</w:t>
+      </w:r>
+      <w:r>
+        <w:t xml:space="preserve"> A </w:t>
+      </w:r>
+      <w:r>
+        <w:rPr>
+          <w:rFonts w:hint="eastAsia"/>
+        </w:rPr>
+        <w:t xml:space="preserve">形式化框架（稀疏增长/相干衰减/框架界）中无可证陈述，而非”检查器对每个随机样本都判否”。</w:t>
+      </w:r>
+    </w:p>
+    <w:p>
+      <w:pPr>
+        <w:pStyle w:val="BodyText"/>
+      </w:pPr>
+      <w:r>
+        <w:rPr>
+          <w:rFonts w:hint="eastAsia"/>
+          <w:b/>
+          <w:bCs/>
+        </w:rPr>
+        <w:t xml:space="preserve">Q4：酉不变性是否覆盖注意力</w:t>
+      </w:r>
+      <w:r>
+        <w:rPr>
+          <w:b/>
+          <w:bCs/>
+        </w:rPr>
+        <w:t xml:space="preserve"> </w:t>
+      </w:r>
+      <w:r>
+        <w:rPr>
+          <w:rFonts w:hint="eastAsia"/>
+          <w:b/>
+          <w:bCs/>
+        </w:rPr>
+        <w:t xml:space="preserve">logits？</w:t>
+      </w:r>
+    </w:p>
+    <w:p>
+      <w:pPr>
+        <w:pStyle w:val="BodyText"/>
+      </w:pPr>
+      <w:r>
+        <w:rPr>
+          <w:rFonts w:hint="eastAsia"/>
+        </w:rPr>
+        <w:t xml:space="preserve">答：否。论文</w:t>
+      </w:r>
+      <w:r>
+        <w:t xml:space="preserve"> A §5.3 </w:t>
+      </w:r>
+      <w:r>
+        <w:rPr>
+          <w:rFonts w:hint="eastAsia"/>
+        </w:rPr>
+        <w:t xml:space="preserve">明确限定：酉不变性证明适用于特征表示的范数层（基展开的平方范数/内积）；不保证学习到的</w:t>
+      </w:r>
+      <w:r>
+        <w:t xml:space="preserve"> Q/K </w:t>
+      </w:r>
+      <w:r>
+        <w:rPr>
+          <w:rFonts w:hint="eastAsia"/>
+        </w:rPr>
+        <w:t xml:space="preserve">投影下注意力</w:t>
+      </w:r>
+      <w:r>
+        <w:t xml:space="preserve"> logits </w:t>
+      </w:r>
+      <w:r>
+        <w:rPr>
+          <w:rFonts w:hint="eastAsia"/>
+        </w:rPr>
+        <w:t xml:space="preserve">在该旋转下不变，亦非旋转后注意力机制的证书。桥接限于”基函数的能量范数”层面。</w:t>
+      </w:r>
+    </w:p>
+    <w:p>
+      <w:pPr>
+        <w:pStyle w:val="BodyText"/>
+      </w:pPr>
+      <w:r>
+        <w:rPr>
+          <w:rFonts w:hint="eastAsia"/>
+          <w:b/>
+          <w:bCs/>
+        </w:rPr>
+        <w:t xml:space="preserve">Q5：论文</w:t>
+      </w:r>
+      <w:r>
+        <w:rPr>
+          <w:b/>
+          <w:bCs/>
+        </w:rPr>
+        <w:t xml:space="preserve"> A </w:t>
+      </w:r>
+      <w:r>
+        <w:rPr>
+          <w:rFonts w:hint="eastAsia"/>
+          <w:b/>
+          <w:bCs/>
+        </w:rPr>
+        <w:t xml:space="preserve">的证书是否”解释”了论文</w:t>
+      </w:r>
+      <w:r>
+        <w:rPr>
+          <w:b/>
+          <w:bCs/>
+        </w:rPr>
+        <w:t xml:space="preserve"> B </w:t>
+      </w:r>
+      <w:r>
+        <w:rPr>
+          <w:rFonts w:hint="eastAsia"/>
+          <w:b/>
+          <w:bCs/>
+        </w:rPr>
+        <w:t xml:space="preserve">的</w:t>
+      </w:r>
+      <w:r>
+        <w:rPr>
+          <w:b/>
+          <w:bCs/>
+        </w:rPr>
+        <w:t xml:space="preserve"> PPL </w:t>
+      </w:r>
+      <w:r>
+        <w:rPr>
+          <w:rFonts w:hint="eastAsia"/>
+          <w:b/>
+          <w:bCs/>
+        </w:rPr>
+        <w:t xml:space="preserve">改善？</w:t>
+      </w:r>
+    </w:p>
+    <w:p>
+      <w:pPr>
+        <w:pStyle w:val="BodyText"/>
+      </w:pPr>
+      <w:r>
+        <w:rPr>
+          <w:rFonts w:hint="eastAsia"/>
+        </w:rPr>
+        <w:t xml:space="preserve">答：否。论文</w:t>
+      </w:r>
+      <w:r>
+        <w:t xml:space="preserve"> A §5.3 </w:t>
+      </w:r>
+      <w:r>
+        <w:rPr>
+          <w:rFonts w:hint="eastAsia"/>
+        </w:rPr>
+        <w:t xml:space="preserve">与本文</w:t>
+      </w:r>
+      <w:r>
+        <w:t xml:space="preserve"> §6 </w:t>
+      </w:r>
+      <w:r>
+        <w:rPr>
+          <w:rFonts w:hint="eastAsia"/>
+        </w:rPr>
+        <w:t xml:space="preserve">同口径：</w:t>
+      </w:r>
+      <w:r>
+        <w:rPr>
+          <w:rStyle w:val="VerbatimChar"/>
+        </w:rPr>
+        <w:t xml:space="preserve">certified_attention_approx</w:t>
+      </w:r>
+      <w:r>
+        <w:t xml:space="preserve"> </w:t>
+      </w:r>
+      <w:r>
+        <w:rPr>
+          <w:rFonts w:hint="eastAsia"/>
+        </w:rPr>
+        <w:t xml:space="preserve">的输出界对谱能量</w:t>
+      </w:r>
+      <w:r>
+        <w:t xml:space="preserve"> ε </w:t>
+      </w:r>
+      <w:r>
+        <w:rPr>
+          <w:rFonts w:hint="eastAsia"/>
+        </w:rPr>
+        <w:t xml:space="preserve">单调，而剪掉</w:t>
+      </w:r>
+      <w:r>
+        <w:t xml:space="preserve"> 511 </w:t>
+      </w:r>
+      <w:r>
+        <w:rPr>
+          <w:rFonts w:hint="eastAsia"/>
+        </w:rPr>
+        <w:t xml:space="preserve">带的</w:t>
+      </w:r>
+      <w:r>
+        <w:t xml:space="preserve"> ε </w:t>
+      </w:r>
+      <w:r>
+        <w:rPr>
+          <w:rFonts w:hint="eastAsia"/>
+        </w:rPr>
+        <w:t xml:space="preserve">几乎不变、ppl</w:t>
+      </w:r>
+      <w:r>
+        <w:t xml:space="preserve"> </w:t>
+      </w:r>
+      <w:r>
+        <w:rPr>
+          <w:rFonts w:hint="eastAsia"/>
+        </w:rPr>
+        <w:t xml:space="preserve">却显著改善——增益机制不在当前形式化的谱能量通道内（候选：绝对相位混叠、softmax</w:t>
+      </w:r>
+      <w:r>
+        <w:t xml:space="preserve"> </w:t>
+      </w:r>
+      <w:r>
+        <w:rPr>
+          <w:rFonts w:hint="eastAsia"/>
+        </w:rPr>
+        <w:t xml:space="preserve">分母数值稳定性，均被现框架抽象掉）。论文</w:t>
+      </w:r>
+      <w:r>
+        <w:t xml:space="preserve"> A </w:t>
+      </w:r>
+      <w:r>
+        <w:rPr>
+          <w:rFonts w:hint="eastAsia"/>
+        </w:rPr>
+        <w:t xml:space="preserve">的机器可证内容止于”表示稳定性</w:t>
+      </w:r>
+      <w:r>
+        <w:t xml:space="preserve"> + </w:t>
+      </w:r>
+      <w:r>
+        <w:rPr>
+          <w:rFonts w:hint="eastAsia"/>
+        </w:rPr>
+        <w:t xml:space="preserve">能量有界”；从能量控制到外推</w:t>
+      </w:r>
+      <w:r>
+        <w:t xml:space="preserve"> PPL </w:t>
+      </w:r>
+      <w:r>
+        <w:rPr>
+          <w:rFonts w:hint="eastAsia"/>
+        </w:rPr>
+        <w:t xml:space="preserve">增益的桥梁依赖本文的覆盖梯度经验观察，未经形式化。两篇论文对此的边界表述一致（论文</w:t>
+      </w:r>
+      <w:r>
+        <w:t xml:space="preserve"> A §5.3</w:t>
+      </w:r>
+      <w:r>
+        <w:t xml:space="preserve"> </w:t>
+      </w:r>
+      <w:r>
+        <w:t xml:space="preserve">“What is not certified”</w:t>
+      </w:r>
+      <w:r>
+        <w:rPr>
+          <w:rFonts w:hint="eastAsia"/>
+        </w:rPr>
+        <w:t xml:space="preserve">、本文</w:t>
+      </w:r>
+      <w:r>
+        <w:t xml:space="preserve"> §6 </w:t>
+      </w:r>
+      <w:r>
+        <w:rPr>
+          <w:rFonts w:hint="eastAsia"/>
+        </w:rPr>
+        <w:t xml:space="preserve">经验规律声明）。</w:t>
+      </w:r>
+    </w:p>
     <w:bookmarkEnd w:id="38"/>
+    <w:bookmarkEnd w:id="39"/>
     <w:sectPr>
       <w:footnotePr>
         <w:numRestart w:val="eachSect"/>

--- a/papers/论文B中文规范版-PhaseCompleteLadders.docx
+++ b/papers/论文B中文规范版-PhaseCompleteLadders.docx
@@ -12867,16 +12867,72 @@
         <w:rPr>
           <w:rFonts w:hint="eastAsia"/>
         </w:rPr>
-        <w:t xml:space="preserve">性质。本文对</w:t>
-      </w:r>
-      <w:r>
-        <w:t xml:space="preserve"> psi-rope-rand </w:t>
-      </w:r>
-      <w:r>
-        <w:rPr>
-          <w:rFonts w:hint="eastAsia"/>
-        </w:rPr>
-        <w:t xml:space="preserve">的定位是：其实证最优来自旋转角的稠密相位覆盖（128</w:t>
+        <w:t xml:space="preserve">性质。</w:t>
+      </w:r>
+      <w:r>
+        <w:rPr>
+          <w:rFonts w:hint="eastAsia"/>
+          <w:b/>
+          <w:bCs/>
+        </w:rPr>
+        <w:t xml:space="preserve">表述修正</w:t>
+      </w:r>
+      <w:r>
+        <w:rPr>
+          <w:rFonts w:hint="eastAsia"/>
+        </w:rPr>
+        <w:t xml:space="preserve">：随机阶梯在论文</w:t>
+      </w:r>
+      <w:r>
+        <w:t xml:space="preserve"> A </w:t>
+      </w:r>
+      <w:r>
+        <w:rPr>
+          <w:rFonts w:hint="eastAsia"/>
+        </w:rPr>
+        <w:t xml:space="preserve">中的准确状态是”无框架界（μ≤4/5</w:t>
+      </w:r>
+      <w:r>
+        <w:t xml:space="preserve"> </w:t>
+      </w:r>
+      <w:r>
+        <w:rPr>
+          <w:rFonts w:hint="eastAsia"/>
+        </w:rPr>
+        <w:t xml:space="preserve">行和判定）陈述”——它持有</w:t>
+      </w:r>
+      <w:r>
+        <w:t xml:space="preserve"> ℓ² </w:t>
+      </w:r>
+      <w:r>
+        <w:rPr>
+          <w:rFonts w:hint="eastAsia"/>
+        </w:rPr>
+        <w:t xml:space="preserve">线性无关证书（</w:t>
+      </w:r>
+      <w:r>
+        <w:rPr>
+          <w:rStyle w:val="VerbatimChar"/>
+        </w:rPr>
+        <w:t xml:space="preserve">psi_linear_independent</w:t>
+      </w:r>
+      <w:r>
+        <w:t xml:space="preserve"> </w:t>
+      </w:r>
+      <w:r>
+        <w:rPr>
+          <w:rFonts w:hint="eastAsia"/>
+        </w:rPr>
+        <w:t xml:space="preserve">对任意</w:t>
+      </w:r>
+      <w:r>
+        <w:t xml:space="preserve"> NoDup </w:t>
+      </w:r>
+      <w:r>
+        <w:rPr>
+          <w:rFonts w:hint="eastAsia"/>
+        </w:rPr>
+        <w:t xml:space="preserve">阶梯成立），并非”无可证陈述”；其实证最优来自旋转角的稠密相位覆盖（128</w:t>
       </w:r>
       <w:r>
         <w:t xml:space="preserve"> </w:t>
@@ -12894,28 +12950,25 @@
         <w:rPr>
           <w:rFonts w:hint="eastAsia"/>
         </w:rPr>
-        <w:t xml:space="preserve">[3,511]），与几何基的框架判定正交；</w:t>
-      </w:r>
-      <w:r>
-        <w:rPr>
-          <w:rFonts w:hint="eastAsia"/>
-        </w:rPr>
-        <w:t xml:space="preserve">“随机阶梯在证书域外”</w:t>
-      </w:r>
-      <w:r>
-        <w:rPr>
-          <w:rFonts w:hint="eastAsia"/>
-        </w:rPr>
-        <w:t xml:space="preserve">指其在论文</w:t>
-      </w:r>
-      <w:r>
-        <w:t xml:space="preserve"> A </w:t>
-      </w:r>
-      <w:r>
-        <w:rPr>
-          <w:rFonts w:hint="eastAsia"/>
-        </w:rPr>
-        <w:t xml:space="preserve">形式化框架（稀疏增长/相干衰减/框架界）中无可证陈述，而非”检查器对每个随机样本都判否”。</w:t>
+        <w:t xml:space="preserve">[3,511]），与几何基的框架判定正交。另注：网格角度路线（θ_t</w:t>
+      </w:r>
+      <w:r>
+        <w:t xml:space="preserve"> = </w:t>
+      </w:r>
+      <w:r>
+        <w:rPr>
+          <w:rFonts w:hint="eastAsia"/>
+        </w:rPr>
+        <w:t xml:space="preserve">2πm_t/N，m_t</w:t>
+      </w:r>
+      <w:r>
+        <w:t xml:space="preserve"> </w:t>
+      </w:r>
+      <w:r>
+        <w:rPr>
+          <w:rFonts w:hint="eastAsia"/>
+        </w:rPr>
+        <w:t xml:space="preserve">互异）可对任意随机角度集给出精确正交证书（μ=0，于训练与所有被评估外推长度成立），列为后续工作方向。</w:t>
       </w:r>
     </w:p>
     <w:p>

--- a/papers/论文B中文规范版-PhaseCompleteLadders.docx
+++ b/papers/论文B中文规范版-PhaseCompleteLadders.docx
@@ -7132,7 +7132,7 @@
           <w:i w:val="0"/>
           <w:sz w:val="24"/>
         </w:rPr>
-        <w:t>。意义：</w:t>
+        <w:t>——该机制解释现在有</w:t>
       </w:r>
       <w:r>
         <w:rPr>
@@ -7141,6 +7141,42 @@
           <w:i w:val="0"/>
           <w:sz w:val="24"/>
         </w:rPr>
+        <w:t>机器检查依据</w:t>
+      </w:r>
+      <w:r>
+        <w:rPr>
+          <w:rFonts w:ascii="Times New Roman" w:hAnsi="Times New Roman" w:eastAsia="宋体"/>
+          <w:b w:val="0"/>
+          <w:i w:val="0"/>
+          <w:sz w:val="24"/>
+        </w:rPr>
+        <w:t>：</w:t>
+      </w:r>
+      <w:r>
+        <w:rPr>
+          <w:rFonts w:ascii="Consolas" w:hAnsi="Consolas" w:eastAsia="等线"/>
+          <w:b w:val="0"/>
+          <w:i w:val="0"/>
+          <w:sz w:val="22"/>
+        </w:rPr>
+        <w:t>grid_first_collision_at_N</w:t>
+      </w:r>
+      <w:r>
+        <w:rPr>
+          <w:rFonts w:ascii="Times New Roman" w:hAnsi="Times New Roman" w:eastAsia="宋体"/>
+          <w:b w:val="0"/>
+          <w:i w:val="0"/>
+          <w:sz w:val="24"/>
+        </w:rPr>
+        <w:t>（论文 A §5.6.4 碰撞距离完备刻画：纯网格 q=1 首碰撞恰在 lag=N，即训练窗边界），"τ≈1 负债带"是碰撞刻画定理的实例而非纯经验猜测。意义：</w:t>
+      </w:r>
+      <w:r>
+        <w:rPr>
+          <w:rFonts w:ascii="Times New Roman" w:hAnsi="Times New Roman" w:eastAsia="宋体"/>
+          <w:b/>
+          <w:i w:val="0"/>
+          <w:sz w:val="24"/>
+        </w:rPr>
         <w:t>"精确对齐（μ=0 证书）与不可通约（τ 无碰撞）张力分离实锤"</w:t>
       </w:r>
       <w:r>
@@ -7150,7 +7186,7 @@
           <w:i w:val="0"/>
           <w:sz w:val="24"/>
         </w:rPr>
-        <w:t>——网格的证书免费性以外推崩溃为代价（对照论文 A §5.6.4 的 μ=0 精确正交证书）；offset-grid（无理偏移消碰撞）成为理论上的唯一逃逸方向——</w:t>
+        <w:t>——网格的证书免费性以外推崩溃为代价（对照论文 A §5.6.4 的 μ=0 精确正交证书 = Parseval 能量守恒等式）；offset-grid（无理偏移消碰撞）成为理论上的唯一逃逸方向——</w:t>
       </w:r>
       <w:r>
         <w:rPr>
@@ -7210,7 +7246,25 @@
           <w:i w:val="0"/>
           <w:sz w:val="24"/>
         </w:rPr>
-        <w:t xml:space="preserve">；ALiBi 无碰撞（C3 </w:t>
+        <w:t xml:space="preserve">；其形式化碰撞结构（论文 A §5.6.4）使 τ 机制呈 </w:t>
+      </w:r>
+      <w:r>
+        <w:rPr>
+          <w:rFonts w:ascii="Times New Roman" w:hAnsi="Times New Roman" w:eastAsia="宋体"/>
+          <w:b/>
+          <w:i w:val="0"/>
+          <w:sz w:val="24"/>
+        </w:rPr>
+        <w:t>"经验律 + 机器检查碰撞结构"双层</w:t>
+      </w:r>
+      <w:r>
+        <w:rPr>
+          <w:rFonts w:ascii="Times New Roman" w:hAnsi="Times New Roman" w:eastAsia="宋体"/>
+          <w:b w:val="0"/>
+          <w:i w:val="0"/>
+          <w:sz w:val="24"/>
+        </w:rPr>
+        <w:t>：碰撞质量 τ 的窗内/OOD/三分刻画（</w:t>
       </w:r>
       <w:r>
         <w:rPr>
@@ -7219,6 +7273,78 @@
           <w:i w:val="0"/>
           <w:sz w:val="22"/>
         </w:rPr>
+        <w:t>tau_inwindow</w:t>
+      </w:r>
+      <w:r>
+        <w:rPr>
+          <w:rFonts w:ascii="Times New Roman" w:hAnsi="Times New Roman" w:eastAsia="宋体"/>
+          <w:b w:val="0"/>
+          <w:i w:val="0"/>
+          <w:sz w:val="24"/>
+        </w:rPr>
+        <w:t>/</w:t>
+      </w:r>
+      <w:r>
+        <w:rPr>
+          <w:rFonts w:ascii="Consolas" w:hAnsi="Consolas" w:eastAsia="等线"/>
+          <w:b w:val="0"/>
+          <w:i w:val="0"/>
+          <w:sz w:val="22"/>
+        </w:rPr>
+        <w:t>tau_ood</w:t>
+      </w:r>
+      <w:r>
+        <w:rPr>
+          <w:rFonts w:ascii="Times New Roman" w:hAnsi="Times New Roman" w:eastAsia="宋体"/>
+          <w:b w:val="0"/>
+          <w:i w:val="0"/>
+          <w:sz w:val="24"/>
+        </w:rPr>
+        <w:t>/</w:t>
+      </w:r>
+      <w:r>
+        <w:rPr>
+          <w:rFonts w:ascii="Consolas" w:hAnsi="Consolas" w:eastAsia="等线"/>
+          <w:b w:val="0"/>
+          <w:i w:val="0"/>
+          <w:sz w:val="22"/>
+        </w:rPr>
+        <w:t>tau_split</w:t>
+      </w:r>
+      <w:r>
+        <w:rPr>
+          <w:rFonts w:ascii="Times New Roman" w:hAnsi="Times New Roman" w:eastAsia="宋体"/>
+          <w:b w:val="0"/>
+          <w:i w:val="0"/>
+          <w:sz w:val="24"/>
+        </w:rPr>
+        <w:t xml:space="preserve">，零公理）+ 碰撞距离完备刻画（碰撞 ⟺ 有理、纯网格距恰 N、无理偏移零碰撞）+ </w:t>
+      </w:r>
+      <w:r>
+        <w:rPr>
+          <w:rFonts w:ascii="Times New Roman" w:hAnsi="Times New Roman" w:eastAsia="宋体"/>
+          <w:b/>
+          <w:i w:val="0"/>
+          <w:sz w:val="24"/>
+        </w:rPr>
+        <w:t>ALiBi 无碰撞</w:t>
+      </w:r>
+      <w:r>
+        <w:rPr>
+          <w:rFonts w:ascii="Times New Roman" w:hAnsi="Times New Roman" w:eastAsia="宋体"/>
+          <w:b w:val="0"/>
+          <w:i w:val="0"/>
+          <w:sz w:val="24"/>
+        </w:rPr>
+        <w:t>（</w:t>
+      </w:r>
+      <w:r>
+        <w:rPr>
+          <w:rFonts w:ascii="Consolas" w:hAnsi="Consolas" w:eastAsia="等线"/>
+          <w:b w:val="0"/>
+          <w:i w:val="0"/>
+          <w:sz w:val="22"/>
+        </w:rPr>
         <w:t>linear_bias_no_collision</w:t>
       </w:r>
       <w:r>
@@ -7228,7 +7354,7 @@
           <w:i w:val="0"/>
           <w:sz w:val="24"/>
         </w:rPr>
-        <w:t xml:space="preserve"> 已 Qed，碰撞距离 = ∞）为其"无证书强基线"定位提供形式化镜像（论文 A §5.6.4）。</w:t>
+        <w:t>，碰撞距离 = ∞）为其"无证书强基线"定位提供形式化镜像（τ 语义：ALiBi 恒等核、无负债带）。</w:t>
       </w:r>
     </w:p>
     <w:p>

--- a/papers/论文B中文规范版-PhaseCompleteLadders.docx
+++ b/papers/论文B中文规范版-PhaseCompleteLadders.docx
@@ -7830,7 +7830,25 @@
           <w:i w:val="0"/>
           <w:sz w:val="24"/>
         </w:rPr>
-        <w:t>）→ μ=0（网格端点），</w:t>
+        <w:t xml:space="preserve">）→ </w:t>
+      </w:r>
+      <w:r>
+        <w:rPr>
+          <w:rFonts w:ascii="Times New Roman" w:hAnsi="Times New Roman" w:eastAsia="宋体"/>
+          <w:b/>
+          <w:i w:val="0"/>
+          <w:sz w:val="24"/>
+        </w:rPr>
+        <w:t>Θ(C^{−3/2})（2026-08-22 ρ^{−3/2} 三件套收官：逐对 Jordan 上界 + 行和重组 ≤ 2π·C^{−3/2}/(1−C^{−3/2})（C=4 行和 ≤ 2π/7 &lt; 1，1D 真实界）+ 见证对 (2,2C) 精确值 sin(π/(2C))/√C 与上下界比 ≥ 1−1/C → 1 的紧性封顶）</w:t>
+      </w:r>
+      <w:r>
+        <w:rPr>
+          <w:rFonts w:ascii="Times New Roman" w:hAnsi="Times New Roman" w:eastAsia="宋体"/>
+          <w:b w:val="0"/>
+          <w:i w:val="0"/>
+          <w:sz w:val="24"/>
+        </w:rPr>
+        <w:t xml:space="preserve"> → μ=0（网格端点），</w:t>
       </w:r>
       <w:r>
         <w:rPr>

--- a/papers/论文B中文规范版-PhaseCompleteLadders.docx
+++ b/papers/论文B中文规范版-PhaseCompleteLadders.docx
@@ -8497,7 +8497,7 @@
           <w:i w:val="0"/>
           <w:sz w:val="24"/>
         </w:rPr>
-        <w:t>显著</w:t>
+        <w:t>初步显著</w:t>
       </w:r>
       <w:r>
         <w:rPr>
@@ -8506,7 +8506,7 @@
           <w:i w:val="0"/>
           <w:sz w:val="24"/>
         </w:rPr>
-        <w:t>；原降级对 C=4 vs NTK p=0.21 不显著）；小样本（n=3）df 局限如实标注，建议投稿前补 5 种子复核。</w:t>
+        <w:t>——n=3 小样本自由度极小，方向性结论；原降级对 C=4 vs NTK p=0.21 不显著）；小样本（n=3）df 局限如实标注，5 种子复核（9 方案 × {2026,31415}）已预登记并排队执行。</w:t>
       </w:r>
     </w:p>
     <w:p>
@@ -8576,7 +8576,7 @@
           <w:i w:val="0"/>
           <w:sz w:val="24"/>
         </w:rPr>
-        <w:t>旋转族内最优是随机稠密旋转角 psi-rope-rand @4096 = 6.45±0.03（3 个种子确认），击败 NTK-aware 测试时修复（11.54±1.18，3 个种子，p=0.018）</w:t>
+        <w:t>旋转族内最优是随机稠密旋转角 psi-rope-rand @4096 = 6.45±0.03（3 个种子确认），击败 NTK-aware 测试时修复（11.54±1.18，3 个种子，p=0.018，初步显著——n=3 小样本，5 种子复核已预登记并排队）</w:t>
       </w:r>
       <w:r>
         <w:rPr>

--- a/papers/论文B中文规范版-PhaseCompleteLadders.docx
+++ b/papers/论文B中文规范版-PhaseCompleteLadders.docx
@@ -2290,7 +2290,25 @@
           <w:i w:val="0"/>
           <w:sz w:val="24"/>
         </w:rPr>
-        <w:t>。τ/碰撞机制解释：纯网格奇数 m 原子有效周期恰 512（log-uniform 下约半数）、τ≈1 负债带 → 外推灾难；"精确对齐（μ=0 证书）与不可通约（τ 无碰撞）张力分离实锤"——网格的证书免费性以外推崩溃为代价；offset-grid（无理偏移消碰撞）为唯一理论逃逸方向（已批准运行中）。</w:t>
+        <w:t>。τ/碰撞机制解释：纯网格奇数 m 原子有效周期恰 512（log-uniform 下约半数）、τ≈1 负债带 → 外推灾难；"精确对齐（μ=0 证书）与不可通约（τ 无碰撞）张力分离实锤"——网格的证书免费性以外推崩溃为代价；offset-grid（无理偏移消碰撞）为唯一理论逃逸方向（</w:t>
+      </w:r>
+      <w:r>
+        <w:rPr>
+          <w:rFonts w:ascii="Times New Roman" w:hAnsi="Times New Roman" w:eastAsia="宋体"/>
+          <w:b/>
+          <w:i w:val="0"/>
+          <w:sz w:val="24"/>
+        </w:rPr>
+        <w:t>已批准并完成实验：@4096 16.12±1.32，ogrid ≥ grid 确认 + 证书免费性证伪，见 §8.4</w:t>
+      </w:r>
+      <w:r>
+        <w:rPr>
+          <w:rFonts w:ascii="Times New Roman" w:hAnsi="Times New Roman" w:eastAsia="宋体"/>
+          <w:b w:val="0"/>
+          <w:i w:val="0"/>
+          <w:sz w:val="24"/>
+        </w:rPr>
+        <w:t>）。</w:t>
       </w:r>
     </w:p>
     <w:p>
@@ -7195,7 +7213,7 @@
           <w:i w:val="0"/>
           <w:sz w:val="24"/>
         </w:rPr>
-        <w:t>已批准并运行中</w:t>
+        <w:t>2026-08-22 已批准并完成实验</w:t>
       </w:r>
       <w:r>
         <w:rPr>
@@ -7204,7 +7222,79 @@
           <w:i w:val="0"/>
           <w:sz w:val="24"/>
         </w:rPr>
-        <w:t>（--ogrid 黄金偏移 0.6180339887，3 个种子；预登记三比较：≥ grid / vs rand 证书免费性 / vs ALiBi 差距）；其形式化辩护三半均 Qed（证书保持 T1a + 零精确碰撞 C5 + U5 近碰撞半径 1/(3d)，论文 A §5.6.4）。</w:t>
+        <w:t>（--ogrid 黄金偏移 0.6180339887，3 个种子）：</w:t>
+      </w:r>
+      <w:r>
+        <w:rPr>
+          <w:rFonts w:ascii="Times New Roman" w:hAnsi="Times New Roman" w:eastAsia="宋体"/>
+          <w:b/>
+          <w:i w:val="0"/>
+          <w:sz w:val="24"/>
+        </w:rPr>
+        <w:t>@4096 16.12±1.32</w:t>
+      </w:r>
+      <w:r>
+        <w:rPr>
+          <w:rFonts w:ascii="Times New Roman" w:hAnsi="Times New Roman" w:eastAsia="宋体"/>
+          <w:b w:val="0"/>
+          <w:i w:val="0"/>
+          <w:sz w:val="24"/>
+        </w:rPr>
+        <w:t>（@512 4.68±0.03 / @1024 6.88±0.49 / @2048 10.78±0.96）。</w:t>
+      </w:r>
+      <w:r>
+        <w:rPr>
+          <w:rFonts w:ascii="Times New Roman" w:hAnsi="Times New Roman" w:eastAsia="宋体"/>
+          <w:b/>
+          <w:i w:val="0"/>
+          <w:sz w:val="24"/>
+        </w:rPr>
+        <w:t>判决</w:t>
+      </w:r>
+      <w:r>
+        <w:rPr>
+          <w:rFonts w:ascii="Times New Roman" w:hAnsi="Times New Roman" w:eastAsia="宋体"/>
+          <w:b w:val="0"/>
+          <w:i w:val="0"/>
+          <w:sz w:val="24"/>
+        </w:rPr>
+        <w:t xml:space="preserve">：① 预登记"ogrid ≥ grid"确认（碰撞机制第 6 个正向判决）——比 grid 25.66 低 40%，无理偏移消除纯网格 τ≈1 负债带；② </w:t>
+      </w:r>
+      <w:r>
+        <w:rPr>
+          <w:rFonts w:ascii="Times New Roman" w:hAnsi="Times New Roman" w:eastAsia="宋体"/>
+          <w:b/>
+          <w:i w:val="0"/>
+          <w:sz w:val="24"/>
+        </w:rPr>
+        <w:t>"证书免费性"被证伪（关键负结果）</w:t>
+      </w:r>
+      <w:r>
+        <w:rPr>
+          <w:rFonts w:ascii="Times New Roman" w:hAnsi="Times New Roman" w:eastAsia="宋体"/>
+          <w:b w:val="0"/>
+          <w:i w:val="0"/>
+          <w:sz w:val="24"/>
+        </w:rPr>
+        <w:t>——ogrid 持 μ=0 全长度精确正交证书 + 零精确碰撞（C5），仍比 rand 6.45 差 2.4×、比 ALiBi 4.47 差 3.6×——</w:t>
+      </w:r>
+      <w:r>
+        <w:rPr>
+          <w:rFonts w:ascii="Times New Roman" w:hAnsi="Times New Roman" w:eastAsia="宋体"/>
+          <w:b/>
+          <w:i w:val="0"/>
+          <w:sz w:val="24"/>
+        </w:rPr>
+        <w:t>稠密覆盖（相位完备性）才是外推性能关键，正交性/无碰撞不构成外推优势</w:t>
+      </w:r>
+      <w:r>
+        <w:rPr>
+          <w:rFonts w:ascii="Times New Roman" w:hAnsi="Times New Roman" w:eastAsia="宋体"/>
+          <w:b w:val="0"/>
+          <w:i w:val="0"/>
+          <w:sz w:val="24"/>
+        </w:rPr>
+        <w:t>；③ 与 P3 定理互证：可证性（稀疏）与外推性（稠密）双轨分离，"有证书且接近最优"在 μ≤4/5 与 μ=0 双口径下均实证不可行。其形式化辩护三半均 Qed（证书保持 T1a + 零精确碰撞 C5 + U5 近碰撞半径 1/(3d)，论文 A §5.6.4）。</w:t>
       </w:r>
     </w:p>
     <w:p>
@@ -8280,6 +8370,65 @@
           </w:p>
         </w:tc>
       </w:tr>
+      <w:tr>
+        <w:tc>
+          <w:tcPr>
+            <w:tcW w:type="dxa" w:w="3120"/>
+          </w:tcPr>
+          <w:p>
+            <w:r>
+              <w:rPr>
+                <w:rFonts w:ascii="Times New Roman" w:hAnsi="Times New Roman" w:eastAsia="宋体"/>
+                <w:b/>
+                <w:i w:val="0"/>
+                <w:sz w:val="21"/>
+              </w:rPr>
+              <w:t>ogrid（θ=2π(α+m/512)，黄金偏移）</w:t>
+            </w:r>
+          </w:p>
+        </w:tc>
+        <w:tc>
+          <w:tcPr>
+            <w:tcW w:type="dxa" w:w="3120"/>
+          </w:tcPr>
+          <w:p>
+            <w:r>
+              <w:rPr>
+                <w:rFonts w:ascii="Times New Roman" w:hAnsi="Times New Roman" w:eastAsia="宋体"/>
+                <w:b/>
+                <w:i w:val="0"/>
+                <w:sz w:val="21"/>
+              </w:rPr>
+              <w:t>16.12±1.32（3 个种子）</w:t>
+            </w:r>
+          </w:p>
+        </w:tc>
+        <w:tc>
+          <w:tcPr>
+            <w:tcW w:type="dxa" w:w="3120"/>
+          </w:tcPr>
+          <w:p>
+            <w:r>
+              <w:rPr>
+                <w:rFonts w:ascii="Times New Roman" w:hAnsi="Times New Roman" w:eastAsia="宋体"/>
+                <w:b/>
+                <w:i w:val="0"/>
+                <w:sz w:val="21"/>
+              </w:rPr>
+              <w:t>μ=0 全长度精确正交证书 + 零精确碰撞（可审计）</w:t>
+            </w:r>
+            <w:r>
+              <w:rPr>
+                <w:rFonts w:ascii="Times New Roman" w:hAnsi="Times New Roman" w:eastAsia="宋体"/>
+                <w:b w:val="0"/>
+                <w:i w:val="0"/>
+                <w:sz w:val="21"/>
+              </w:rPr>
+              <w:t>，但外推仍差 rand 2.4×——证书免费性证伪（§8.4）</w:t>
+            </w:r>
+          </w:p>
+        </w:tc>
+      </w:tr>
     </w:tbl>
     <w:p/>
     <w:p>
@@ -8648,7 +8797,7 @@
           <w:i w:val="0"/>
           <w:sz w:val="24"/>
         </w:rPr>
-        <w:t>5 个正向判决</w:t>
+        <w:t>6 个正向判决</w:t>
       </w:r>
       <w:r>
         <w:rPr>
@@ -8657,7 +8806,7 @@
           <w:i w:val="0"/>
           <w:sz w:val="24"/>
         </w:rPr>
-        <w:t>（O2 两点 + τ 三剪回测剪 255/127/63 @8× 全恶化 +3.5–4.5× + 网格判决 grid 8× 25.66 比 rand 差 3.98×，§8.4，全部预登记确认）及形式化碰撞结构支撑（碰撞 ⟺ 有理、无理偏移零碰撞、ALiBi 无碰撞端点、近碰撞半径 1/(3d)，论文 A §5.6.4）。最强的 4 带阶梯带机器检查的有理框架证书，最强的 7 带阶梯内含可认证子核——表达性与可证明性在同一阶梯族内共存互补。证伪假设与保留假设并报——这条律离终态还有距离，但变量已被命名、仪器已就位、边界已被明确标出。</w:t>
+        <w:t>（O2 两点 + τ 三剪回测剪 255/127/63 @8× 全恶化 +3.5–4.5× + 网格判决 grid 8× 25.66 比 rand 差 3.98× + offset-grid 判决 ogrid 8× 16.12 比 grid 低 40%，§8.4，全部预登记确认）及形式化碰撞结构支撑（碰撞 ⟺ 有理、无理偏移零碰撞、ALiBi 无碰撞端点、近碰撞半径 1/(3d)，论文 A §5.6.4）。最强的 4 带阶梯带机器检查的有理框架证书，最强的 7 带阶梯内含可认证子核——表达性与可证明性在同一阶梯族内共存互补。证伪假设与保留假设并报——这条律离终态还有距离，但变量已被命名、仪器已就位、边界已被明确标出。</w:t>
       </w:r>
     </w:p>
     <w:p>
@@ -9647,7 +9796,43 @@
           <w:i w:val="0"/>
           <w:sz w:val="24"/>
         </w:rPr>
-        <w:t>：精确正交（μ=0，训练与全部评估长度）、能量守恒等式（Parseval 恒等式，等式而非界）、碰撞距离完备刻画（碰撞 ⟺ 角度有理；有理时最小距离 = 分母闭式；纯网格恰 N；无理偏移永不碰撞）、窗口无关 Dirichlet 部分和界与混合网格跨网格相干界、以及黄金偏移的近碰撞下界 |dφ−m| ≥ 1/(3d)（近碰撞不快于 O(1/d) 聚集，零 Admitted）。配套实验 offset-grid（θ=2π(α+m/512)，α=黄金比）3 种子进行中（预登记三比较：vs grid / vs 随机 6.45 / vs ALiBi 4.47）。</w:t>
+        <w:t>：精确正交（μ=0，训练与全部评估长度）、能量守恒等式（Parseval 恒等式，等式而非界）、碰撞距离完备刻画（碰撞 ⟺ 角度有理；有理时最小距离 = 分母闭式；纯网格恰 N；无理偏移永不碰撞）、窗口无关 Dirichlet 部分和界与混合网格跨网格相干界、以及黄金偏移的近碰撞下界 |dφ−m| ≥ 1/(3d)（近碰撞不快于 O(1/d) 聚集，零 Admitted）。配套实验 offset-grid（θ=2π(α+m/512)，α=黄金比）3 个种子</w:t>
+      </w:r>
+      <w:r>
+        <w:rPr>
+          <w:rFonts w:ascii="Times New Roman" w:hAnsi="Times New Roman" w:eastAsia="宋体"/>
+          <w:b/>
+          <w:i w:val="0"/>
+          <w:sz w:val="24"/>
+        </w:rPr>
+        <w:t>已完成</w:t>
+      </w:r>
+      <w:r>
+        <w:rPr>
+          <w:rFonts w:ascii="Times New Roman" w:hAnsi="Times New Roman" w:eastAsia="宋体"/>
+          <w:b w:val="0"/>
+          <w:i w:val="0"/>
+          <w:sz w:val="24"/>
+        </w:rPr>
+        <w:t xml:space="preserve">（@4096 16.12±1.32）：ogrid ≥ grid 确认（碰撞机制第 6 个正向判决）+ </w:t>
+      </w:r>
+      <w:r>
+        <w:rPr>
+          <w:rFonts w:ascii="Times New Roman" w:hAnsi="Times New Roman" w:eastAsia="宋体"/>
+          <w:b/>
+          <w:i w:val="0"/>
+          <w:sz w:val="24"/>
+        </w:rPr>
+        <w:t>证书免费性被证伪</w:t>
+      </w:r>
+      <w:r>
+        <w:rPr>
+          <w:rFonts w:ascii="Times New Roman" w:hAnsi="Times New Roman" w:eastAsia="宋体"/>
+          <w:b w:val="0"/>
+          <w:i w:val="0"/>
+          <w:sz w:val="24"/>
+        </w:rPr>
+        <w:t>（仍差 rand 2.4×、ALiBi 3.6×——稠密覆盖才是外推性能关键）。</w:t>
       </w:r>
       <w:r>
         <w:rPr>

--- a/papers/论文B中文规范版-PhaseCompleteLadders.docx
+++ b/papers/论文B中文规范版-PhaseCompleteLadders.docx
@@ -59,7 +59,7 @@
           <w:color w:val="444444"/>
           <w:sz w:val="21"/>
         </w:rPr>
-        <w:t xml:space="preserve">版本：最终版 v2.6（2026-08-26 傍晚）｜数据基线：2026-08-21 全量实证终态 + 2026-08-22 网格/τ 三剪判决（3 个种子确认 + E1 全部消融 + τ 机制 5 个正向判决）+ 2026-08-23 正式配置复现（tinystories200 · 27000 iters，云端 T4，τ 裁剪 τ-trimmed reallocation，τ 机制 7 个方向性正向判决 = 4 个独立实证支点）+ </w:t>
+        <w:t xml:space="preserve">版本：最终版 v2.8（2026-08-30）｜数据基线：2026-08-21 全量实证终态 + 2026-08-22 网格/τ 三剪判决（3 个种子确认 + E1 全部消融 + τ 机制 5 个正向判决）+ 2026-08-23 正式配置复现（tinystories200 · 27000 iters，云端 T4，τ 裁剪 τ-trimmed reallocation，τ 机制 7 个方向性正向判决 = 4 个独立实证支点）+ </w:t>
       </w:r>
       <w:r>
         <w:rPr>
@@ -254,7 +254,7 @@
           <w:color w:val="444444"/>
           <w:sz w:val="21"/>
         </w:rPr>
-        <w:t>v2.6 补记（2026-08-26 夜，评审口径对齐）</w:t>
+        <w:t>v2.8（2026-08-30，E153 收官对齐 + 交叉分析修订落实）</w:t>
       </w:r>
       <w:r>
         <w:rPr>
@@ -264,27 +264,7 @@
           <w:color w:val="444444"/>
           <w:sz w:val="21"/>
         </w:rPr>
-        <w:t xml:space="preserve">：配套论文 A 代码状态统一为合并版 </w:t>
-      </w:r>
-      <w:r>
-        <w:rPr>
-          <w:rFonts w:ascii="Consolas" w:hAnsi="Consolas" w:eastAsia="等线"/>
-          <w:b w:val="0"/>
-          <w:i w:val="0"/>
-          <w:color w:val="444444"/>
-          <w:sz w:val="19"/>
-        </w:rPr>
-        <w:t>ca_merged_full_25.v</w:t>
-      </w:r>
-      <w:r>
-        <w:rPr>
-          <w:rFonts w:ascii="Times New Roman" w:hAnsi="Times New Roman" w:eastAsia="宋体"/>
-          <w:b w:val="0"/>
-          <w:i/>
-          <w:color w:val="444444"/>
-          <w:sz w:val="21"/>
-        </w:rPr>
-        <w:t xml:space="preserve">（87733 行 / </w:t>
+        <w:t>：</w:t>
       </w:r>
       <w:r>
         <w:rPr>
@@ -294,7 +274,7 @@
           <w:color w:val="444444"/>
           <w:sz w:val="21"/>
         </w:rPr>
-        <w:t>57 顶层 Module = 55 模块分区 + independent/independent′ 2 附加</w:t>
+        <w:t>配套论文 A 代码基态刷新</w:t>
       </w:r>
       <w:r>
         <w:rPr>
@@ -304,7 +284,7 @@
           <w:color w:val="444444"/>
           <w:sz w:val="21"/>
         </w:rPr>
-        <w:t xml:space="preserve"> / 20 探针 + ca_zeta_euler/ca_rip_cr 构造性轨道，MERGE_EXIT=0）；165 项审计完整 165/165 运行日志 </w:t>
+        <w:t xml:space="preserve">——合并版 </w:t>
       </w:r>
       <w:r>
         <w:rPr>
@@ -314,7 +294,7 @@
           <w:color w:val="444444"/>
           <w:sz w:val="19"/>
         </w:rPr>
-        <w:t>audit_run_20260826_full.txt</w:t>
+        <w:t>ca_merged_full_25.v</w:t>
       </w:r>
       <w:r>
         <w:rPr>
@@ -324,53 +304,8 @@
           <w:color w:val="444444"/>
           <w:sz w:val="21"/>
         </w:rPr>
-        <w:t xml:space="preserve"> + 定理索引 </w:t>
-      </w:r>
-      <w:r>
-        <w:rPr>
-          <w:rFonts w:ascii="Consolas" w:hAnsi="Consolas" w:eastAsia="等线"/>
-          <w:b w:val="0"/>
-          <w:i w:val="0"/>
-          <w:color w:val="444444"/>
-          <w:sz w:val="19"/>
-        </w:rPr>
-        <w:t>audit_index_20260826.txt</w:t>
-      </w:r>
-      <w:r>
-        <w:rPr>
-          <w:rFonts w:ascii="Times New Roman" w:hAnsi="Times New Roman" w:eastAsia="宋体"/>
-          <w:b w:val="0"/>
-          <w:i/>
-          <w:color w:val="444444"/>
-          <w:sz w:val="21"/>
-        </w:rPr>
-        <w:t xml:space="preserve"> 随稿（PSA_audit.v 已随归档/仓库提供，post-M1.5 复核零 </w:t>
-      </w:r>
-      <w:r>
-        <w:rPr>
-          <w:rFonts w:ascii="Consolas" w:hAnsi="Consolas" w:eastAsia="等线"/>
-          <w:b w:val="0"/>
-          <w:i w:val="0"/>
-          <w:color w:val="444444"/>
-          <w:sz w:val="19"/>
-        </w:rPr>
-        <w:t>Classical_Prop.classic</w:t>
-      </w:r>
-      <w:r>
-        <w:rPr>
-          <w:rFonts w:ascii="Times New Roman" w:hAnsi="Times New Roman" w:eastAsia="宋体"/>
-          <w:b w:val="0"/>
-          <w:i/>
-          <w:color w:val="444444"/>
-          <w:sz w:val="21"/>
-        </w:rPr>
-        <w:t>，公理脚印仅 sig_not_dec/sig_forall_dec/fext 可接受 Reals 基底）；§9 代码状态、附录核验表同步（旧快照 24 引用全部更新）。</w:t>
-      </w:r>
-    </w:p>
-    <w:p>
-      <w:pPr>
-        <w:ind w:left="432"/>
-      </w:pPr>
+        <w:t xml:space="preserve"> </w:t>
+      </w:r>
       <w:r>
         <w:rPr>
           <w:rFonts w:ascii="Times New Roman" w:hAnsi="Times New Roman" w:eastAsia="宋体"/>
@@ -379,7 +314,7 @@
           <w:color w:val="444444"/>
           <w:sz w:val="21"/>
         </w:rPr>
-        <w:t>v2.6 补记②（2026-08-26 深夜，3 种子表补全）</w:t>
+        <w:t>87632 行</w:t>
       </w:r>
       <w:r>
         <w:rPr>
@@ -389,13 +324,8 @@
           <w:color w:val="444444"/>
           <w:sz w:val="21"/>
         </w:rPr>
-        <w:t>：正式配置 3 种子复核表 c3 行补全（s31415 = 39.38，B2 链 2026-08-26 补跑完成，此前"中断待补"）——c3 三种子 30.53/45.39/39.38 全在结构化族内（&gt;30），不改变族际结论（alibi &lt; t5rel &lt; rand &lt; 结构化）；rand_s2026 语料错误重跑有效（6.44）已入表；§10.9 表与结论④同步更新。</w:t>
-      </w:r>
-    </w:p>
-    <w:p>
-      <w:pPr>
-        <w:ind w:left="432"/>
-      </w:pPr>
+        <w:t>（E153 批次二后回写版），</w:t>
+      </w:r>
       <w:r>
         <w:rPr>
           <w:rFonts w:ascii="Times New Roman" w:hAnsi="Times New Roman" w:eastAsia="宋体"/>
@@ -404,7 +334,7 @@
           <w:color w:val="444444"/>
           <w:sz w:val="21"/>
         </w:rPr>
-        <w:t>v2.7（2026-08-27，语料口径勘误）</w:t>
+        <w:t>CI 全链路绿（2026-08-30）</w:t>
       </w:r>
       <w:r>
         <w:rPr>
@@ -414,7 +344,7 @@
           <w:color w:val="444444"/>
           <w:sz w:val="21"/>
         </w:rPr>
-        <w:t>：</w:t>
+        <w:t>：GitHub Actions 五步全过——lib 链编译 + 合并版编译（Rocq 9.0 + mathcomp 2.6 真环境）+ PSA 核心三文件 + 零 Admitted 检查 + coqchk 内核独立复验（commit b57a2b5/7628fef/2f21249）——证书链验证等级升级为"合并版全量验证 + CI 内核复验"；</w:t>
       </w:r>
       <w:r>
         <w:rPr>
@@ -424,7 +354,7 @@
           <w:color w:val="444444"/>
           <w:sz w:val="21"/>
         </w:rPr>
-        <w:t>3 种子复核表（§10.9 末段）语料勘误</w:t>
+        <w:t>P1-2 τ 定义口径对齐</w:t>
       </w:r>
       <w:r>
         <w:rPr>
@@ -434,7 +364,67 @@
           <w:color w:val="444444"/>
           <w:sz w:val="21"/>
         </w:rPr>
-        <w:t xml:space="preserve">——该表实为 </w:t>
+        <w:t xml:space="preserve">（§8.4：形式化侧 </w:t>
+      </w:r>
+      <w:r>
+        <w:rPr>
+          <w:rFonts w:ascii="Consolas" w:hAnsi="Consolas" w:eastAsia="等线"/>
+          <w:b w:val="0"/>
+          <w:i w:val="0"/>
+          <w:color w:val="444444"/>
+          <w:sz w:val="19"/>
+        </w:rPr>
+        <w:t>ca_tau.v</w:t>
+      </w:r>
+      <w:r>
+        <w:rPr>
+          <w:rFonts w:ascii="Times New Roman" w:hAnsi="Times New Roman" w:eastAsia="宋体"/>
+          <w:b w:val="0"/>
+          <w:i/>
+          <w:color w:val="444444"/>
+          <w:sz w:val="21"/>
+        </w:rPr>
+        <w:t xml:space="preserve"> </w:t>
+      </w:r>
+      <w:r>
+        <w:rPr>
+          <w:rFonts w:ascii="Consolas" w:hAnsi="Consolas" w:eastAsia="等线"/>
+          <w:b w:val="0"/>
+          <w:i w:val="0"/>
+          <w:color w:val="444444"/>
+          <w:sz w:val="19"/>
+        </w:rPr>
+        <w:t>tau_mass T n := T − n</w:t>
+      </w:r>
+      <w:r>
+        <w:rPr>
+          <w:rFonts w:ascii="Times New Roman" w:hAnsi="Times New Roman" w:eastAsia="宋体"/>
+          <w:b w:val="0"/>
+          <w:i/>
+          <w:color w:val="444444"/>
+          <w:sz w:val="21"/>
+        </w:rPr>
+        <w:t xml:space="preserve"> 为 raw 定义（可负无 clamp），实验口径 </w:t>
+      </w:r>
+      <w:r>
+        <w:rPr>
+          <w:rFonts w:ascii="Consolas" w:hAnsi="Consolas" w:eastAsia="等线"/>
+          <w:b w:val="0"/>
+          <w:i w:val="0"/>
+          <w:color w:val="444444"/>
+          <w:sz w:val="19"/>
+        </w:rPr>
+        <w:t>max(0, T_train − n)</w:t>
+      </w:r>
+      <w:r>
+        <w:rPr>
+          <w:rFonts w:ascii="Times New Roman" w:hAnsi="Times New Roman" w:eastAsia="宋体"/>
+          <w:b w:val="0"/>
+          <w:i/>
+          <w:color w:val="444444"/>
+          <w:sz w:val="21"/>
+        </w:rPr>
+        <w:t xml:space="preserve"> 为 raw τ 在裁剪判定窗口内的等效截断（n ≤ T_train 恒等），已在 §8.4 加代码口径对齐注）；</w:t>
       </w:r>
       <w:r>
         <w:rPr>
@@ -444,7 +434,7 @@
           <w:color w:val="444444"/>
           <w:sz w:val="21"/>
         </w:rPr>
-        <w:t>gutenberg · 27000 iters</w:t>
+        <w:t>P1-3 补引 `tau_crop_mono`</w:t>
       </w:r>
       <w:r>
         <w:rPr>
@@ -454,87 +444,7 @@
           <w:color w:val="444444"/>
           <w:sz w:val="21"/>
         </w:rPr>
-        <w:t xml:space="preserve">（本地链 </w:t>
-      </w:r>
-      <w:r>
-        <w:rPr>
-          <w:rFonts w:ascii="Consolas" w:hAnsi="Consolas" w:eastAsia="等线"/>
-          <w:b w:val="0"/>
-          <w:i w:val="0"/>
-          <w:color w:val="444444"/>
-          <w:sz w:val="19"/>
-        </w:rPr>
-        <w:t>--corpus tinystories200</w:t>
-      </w:r>
-      <w:r>
-        <w:rPr>
-          <w:rFonts w:ascii="Times New Roman" w:hAnsi="Times New Roman" w:eastAsia="宋体"/>
-          <w:b w:val="0"/>
-          <w:i/>
-          <w:color w:val="444444"/>
-          <w:sz w:val="21"/>
-        </w:rPr>
-        <w:t xml:space="preserve"> 未带 </w:t>
-      </w:r>
-      <w:r>
-        <w:rPr>
-          <w:rFonts w:ascii="Consolas" w:hAnsi="Consolas" w:eastAsia="等线"/>
-          <w:b w:val="0"/>
-          <w:i w:val="0"/>
-          <w:color w:val="444444"/>
-          <w:sz w:val="19"/>
-        </w:rPr>
-        <w:t>--corpus-dir</w:t>
-      </w:r>
-      <w:r>
-        <w:rPr>
-          <w:rFonts w:ascii="Times New Roman" w:hAnsi="Times New Roman" w:eastAsia="宋体"/>
-          <w:b w:val="0"/>
-          <w:i/>
-          <w:color w:val="444444"/>
-          <w:sz w:val="21"/>
-        </w:rPr>
-        <w:t xml:space="preserve"> → E148 静默回退，</w:t>
-      </w:r>
-      <w:r>
-        <w:rPr>
-          <w:rFonts w:ascii="Consolas" w:hAnsi="Consolas" w:eastAsia="等线"/>
-          <w:b w:val="0"/>
-          <w:i w:val="0"/>
-          <w:color w:val="444444"/>
-          <w:sz w:val="19"/>
-        </w:rPr>
-        <w:t>train=5146368</w:t>
-      </w:r>
-      <w:r>
-        <w:rPr>
-          <w:rFonts w:ascii="Times New Roman" w:hAnsi="Times New Roman" w:eastAsia="宋体"/>
-          <w:b w:val="0"/>
-          <w:i/>
-          <w:color w:val="444444"/>
-          <w:sz w:val="21"/>
-        </w:rPr>
-        <w:t>/</w:t>
-      </w:r>
-      <w:r>
-        <w:rPr>
-          <w:rFonts w:ascii="Consolas" w:hAnsi="Consolas" w:eastAsia="等线"/>
-          <w:b w:val="0"/>
-          <w:i w:val="0"/>
-          <w:color w:val="444444"/>
-          <w:sz w:val="19"/>
-        </w:rPr>
-        <w:t>vocab=125</w:t>
-      </w:r>
-      <w:r>
-        <w:rPr>
-          <w:rFonts w:ascii="Times New Roman" w:hAnsi="Times New Roman" w:eastAsia="宋体"/>
-          <w:b w:val="0"/>
-          <w:i/>
-          <w:color w:val="444444"/>
-          <w:sz w:val="21"/>
-        </w:rPr>
-        <w:t>），已改标并加勘误注；原"rand_s2026 语料错误（1.8 亿 ≠ tinystories200 514 万）"认知</w:t>
+        <w:t>（§8.4："裁剪点越大保留越多"经验律的机器检查支撑，纯 mathcomp 零公理——回应"形式化与实证脱节"）；</w:t>
       </w:r>
       <w:r>
         <w:rPr>
@@ -544,7 +454,7 @@
           <w:color w:val="444444"/>
           <w:sz w:val="21"/>
         </w:rPr>
-        <w:t>相反</w:t>
+        <w:t>审计口径统一</w:t>
       </w:r>
       <w:r>
         <w:rPr>
@@ -554,8 +464,33 @@
           <w:color w:val="444444"/>
           <w:sz w:val="21"/>
         </w:rPr>
-        <w:t>（1.8 亿才是 tinystories200，514 万是 gutenberg）。</w:t>
-      </w:r>
+        <w:t>——摘要"全部零经典排中"更正为"</w:t>
+      </w:r>
+      <w:r>
+        <w:rPr>
+          <w:rFonts w:ascii="Consolas" w:hAnsi="Consolas" w:eastAsia="等线"/>
+          <w:b w:val="0"/>
+          <w:i w:val="0"/>
+          <w:color w:val="444444"/>
+          <w:sz w:val="19"/>
+        </w:rPr>
+        <w:t>Classical_Prop.classic</w:t>
+      </w:r>
+      <w:r>
+        <w:rPr>
+          <w:rFonts w:ascii="Times New Roman" w:hAnsi="Times New Roman" w:eastAsia="宋体"/>
+          <w:b w:val="0"/>
+          <w:i/>
+          <w:color w:val="444444"/>
+          <w:sz w:val="21"/>
+        </w:rPr>
+        <w:t>（排中律宏）零出现"（诚实口径：公理脚印 sig_not_dec/sig_forall_dec/fext 为可接受 Reals 基底，非"零任何经典原则"）。</w:t>
+      </w:r>
+    </w:p>
+    <w:p>
+      <w:pPr>
+        <w:ind w:left="432"/>
+      </w:pPr>
       <w:r>
         <w:rPr>
           <w:rFonts w:ascii="Times New Roman" w:hAnsi="Times New Roman" w:eastAsia="宋体"/>
@@ -564,7 +499,7 @@
           <w:color w:val="444444"/>
           <w:sz w:val="21"/>
         </w:rPr>
-        <w:t>云端 batch1-4 正式配置（§10.9 主表 alibi 2.11 等，tinystories200 ✓ 正确语料）不受影响</w:t>
+        <w:t>v2.6 补记（2026-08-26 夜，评审口径对齐）</w:t>
       </w:r>
       <w:r>
         <w:rPr>
@@ -574,7 +509,7 @@
           <w:color w:val="444444"/>
           <w:sz w:val="21"/>
         </w:rPr>
-        <w:t xml:space="preserve">；两族分化模式在 gutenberg 27000 下依然成立（与主实验 gutenberg 3000 一致），模式结论不变。tinystories200 · 27000 正式复核列入重跑计划（三链已修 </w:t>
+        <w:t xml:space="preserve">：配套论文 A 代码状态统一为合并版 </w:t>
       </w:r>
       <w:r>
         <w:rPr>
@@ -584,7 +519,7 @@
           <w:color w:val="444444"/>
           <w:sz w:val="19"/>
         </w:rPr>
-        <w:t>--corpus-dir</w:t>
+        <w:t>ca_merged_full_25.v</w:t>
       </w:r>
       <w:r>
         <w:rPr>
@@ -594,11 +529,321 @@
           <w:color w:val="444444"/>
           <w:sz w:val="21"/>
         </w:rPr>
-        <w:t xml:space="preserve"> + 语料指纹自检）。详见《论文B-数据口径勘误-语料回退-20260827.md》。</w:t>
+        <w:t xml:space="preserve">（87733 行 / </w:t>
+      </w:r>
+      <w:r>
+        <w:rPr>
+          <w:rFonts w:ascii="Times New Roman" w:hAnsi="Times New Roman" w:eastAsia="宋体"/>
+          <w:b/>
+          <w:i/>
+          <w:color w:val="444444"/>
+          <w:sz w:val="21"/>
+        </w:rPr>
+        <w:t>57 顶层 Module = 55 模块分区 + independent/independent′ 2 附加</w:t>
+      </w:r>
+      <w:r>
+        <w:rPr>
+          <w:rFonts w:ascii="Times New Roman" w:hAnsi="Times New Roman" w:eastAsia="宋体"/>
+          <w:b w:val="0"/>
+          <w:i/>
+          <w:color w:val="444444"/>
+          <w:sz w:val="21"/>
+        </w:rPr>
+        <w:t xml:space="preserve"> / 20 探针 + ca_zeta_euler/ca_rip_cr 构造性轨道，MERGE_EXIT=0）；165 项审计完整 165/165 运行日志 </w:t>
+      </w:r>
+      <w:r>
+        <w:rPr>
+          <w:rFonts w:ascii="Consolas" w:hAnsi="Consolas" w:eastAsia="等线"/>
+          <w:b w:val="0"/>
+          <w:i w:val="0"/>
+          <w:color w:val="444444"/>
+          <w:sz w:val="19"/>
+        </w:rPr>
+        <w:t>audit_run_20260826_full.txt</w:t>
+      </w:r>
+      <w:r>
+        <w:rPr>
+          <w:rFonts w:ascii="Times New Roman" w:hAnsi="Times New Roman" w:eastAsia="宋体"/>
+          <w:b w:val="0"/>
+          <w:i/>
+          <w:color w:val="444444"/>
+          <w:sz w:val="21"/>
+        </w:rPr>
+        <w:t xml:space="preserve"> + 定理索引 </w:t>
+      </w:r>
+      <w:r>
+        <w:rPr>
+          <w:rFonts w:ascii="Consolas" w:hAnsi="Consolas" w:eastAsia="等线"/>
+          <w:b w:val="0"/>
+          <w:i w:val="0"/>
+          <w:color w:val="444444"/>
+          <w:sz w:val="19"/>
+        </w:rPr>
+        <w:t>audit_index_20260826.txt</w:t>
+      </w:r>
+      <w:r>
+        <w:rPr>
+          <w:rFonts w:ascii="Times New Roman" w:hAnsi="Times New Roman" w:eastAsia="宋体"/>
+          <w:b w:val="0"/>
+          <w:i/>
+          <w:color w:val="444444"/>
+          <w:sz w:val="21"/>
+        </w:rPr>
+        <w:t xml:space="preserve"> 随稿（PSA_audit.v 已随归档/仓库提供，post-M1.5 复核零 </w:t>
+      </w:r>
+      <w:r>
+        <w:rPr>
+          <w:rFonts w:ascii="Consolas" w:hAnsi="Consolas" w:eastAsia="等线"/>
+          <w:b w:val="0"/>
+          <w:i w:val="0"/>
+          <w:color w:val="444444"/>
+          <w:sz w:val="19"/>
+        </w:rPr>
+        <w:t>Classical_Prop.classic</w:t>
+      </w:r>
+      <w:r>
+        <w:rPr>
+          <w:rFonts w:ascii="Times New Roman" w:hAnsi="Times New Roman" w:eastAsia="宋体"/>
+          <w:b w:val="0"/>
+          <w:i/>
+          <w:color w:val="444444"/>
+          <w:sz w:val="21"/>
+        </w:rPr>
+        <w:t>，公理脚印仅 sig_not_dec/sig_forall_dec/fext 可接受 Reals 基底）；§9 代码状态、附录核验表同步（旧快照 24 引用全部更新）。</w:t>
       </w:r>
     </w:p>
     <w:p>
       <w:pPr>
+        <w:ind w:left="432"/>
+      </w:pPr>
+      <w:r>
+        <w:rPr>
+          <w:rFonts w:ascii="Times New Roman" w:hAnsi="Times New Roman" w:eastAsia="宋体"/>
+          <w:b/>
+          <w:i/>
+          <w:color w:val="444444"/>
+          <w:sz w:val="21"/>
+        </w:rPr>
+        <w:t>v2.6 补记②（2026-08-26 深夜，3 种子表补全）</w:t>
+      </w:r>
+      <w:r>
+        <w:rPr>
+          <w:rFonts w:ascii="Times New Roman" w:hAnsi="Times New Roman" w:eastAsia="宋体"/>
+          <w:b w:val="0"/>
+          <w:i/>
+          <w:color w:val="444444"/>
+          <w:sz w:val="21"/>
+        </w:rPr>
+        <w:t>：正式配置 3 种子复核表 c3 行补全（s31415 = 39.38，B2 链 2026-08-26 补跑完成，此前"中断待补"）——c3 三种子 30.53/45.39/39.38 全在结构化族内（&gt;30），不改变族际结论（alibi &lt; t5rel &lt; rand &lt; 结构化）；rand_s2026 语料错误重跑有效（6.44）已入表；§10.9 表与结论④同步更新。</w:t>
+      </w:r>
+    </w:p>
+    <w:p>
+      <w:pPr>
+        <w:ind w:left="432"/>
+      </w:pPr>
+      <w:r>
+        <w:rPr>
+          <w:rFonts w:ascii="Times New Roman" w:hAnsi="Times New Roman" w:eastAsia="宋体"/>
+          <w:b/>
+          <w:i/>
+          <w:color w:val="444444"/>
+          <w:sz w:val="21"/>
+        </w:rPr>
+        <w:t>v2.7（2026-08-27，语料口径勘误）</w:t>
+      </w:r>
+      <w:r>
+        <w:rPr>
+          <w:rFonts w:ascii="Times New Roman" w:hAnsi="Times New Roman" w:eastAsia="宋体"/>
+          <w:b w:val="0"/>
+          <w:i/>
+          <w:color w:val="444444"/>
+          <w:sz w:val="21"/>
+        </w:rPr>
+        <w:t>：</w:t>
+      </w:r>
+      <w:r>
+        <w:rPr>
+          <w:rFonts w:ascii="Times New Roman" w:hAnsi="Times New Roman" w:eastAsia="宋体"/>
+          <w:b/>
+          <w:i/>
+          <w:color w:val="444444"/>
+          <w:sz w:val="21"/>
+        </w:rPr>
+        <w:t>3 种子复核表（§10.9 末段）语料勘误</w:t>
+      </w:r>
+      <w:r>
+        <w:rPr>
+          <w:rFonts w:ascii="Times New Roman" w:hAnsi="Times New Roman" w:eastAsia="宋体"/>
+          <w:b w:val="0"/>
+          <w:i/>
+          <w:color w:val="444444"/>
+          <w:sz w:val="21"/>
+        </w:rPr>
+        <w:t xml:space="preserve">——该表实为 </w:t>
+      </w:r>
+      <w:r>
+        <w:rPr>
+          <w:rFonts w:ascii="Times New Roman" w:hAnsi="Times New Roman" w:eastAsia="宋体"/>
+          <w:b/>
+          <w:i/>
+          <w:color w:val="444444"/>
+          <w:sz w:val="21"/>
+        </w:rPr>
+        <w:t>gutenberg · 27000 iters</w:t>
+      </w:r>
+      <w:r>
+        <w:rPr>
+          <w:rFonts w:ascii="Times New Roman" w:hAnsi="Times New Roman" w:eastAsia="宋体"/>
+          <w:b w:val="0"/>
+          <w:i/>
+          <w:color w:val="444444"/>
+          <w:sz w:val="21"/>
+        </w:rPr>
+        <w:t xml:space="preserve">（本地链 </w:t>
+      </w:r>
+      <w:r>
+        <w:rPr>
+          <w:rFonts w:ascii="Consolas" w:hAnsi="Consolas" w:eastAsia="等线"/>
+          <w:b w:val="0"/>
+          <w:i w:val="0"/>
+          <w:color w:val="444444"/>
+          <w:sz w:val="19"/>
+        </w:rPr>
+        <w:t>--corpus tinystories200</w:t>
+      </w:r>
+      <w:r>
+        <w:rPr>
+          <w:rFonts w:ascii="Times New Roman" w:hAnsi="Times New Roman" w:eastAsia="宋体"/>
+          <w:b w:val="0"/>
+          <w:i/>
+          <w:color w:val="444444"/>
+          <w:sz w:val="21"/>
+        </w:rPr>
+        <w:t xml:space="preserve"> 未带 </w:t>
+      </w:r>
+      <w:r>
+        <w:rPr>
+          <w:rFonts w:ascii="Consolas" w:hAnsi="Consolas" w:eastAsia="等线"/>
+          <w:b w:val="0"/>
+          <w:i w:val="0"/>
+          <w:color w:val="444444"/>
+          <w:sz w:val="19"/>
+        </w:rPr>
+        <w:t>--corpus-dir</w:t>
+      </w:r>
+      <w:r>
+        <w:rPr>
+          <w:rFonts w:ascii="Times New Roman" w:hAnsi="Times New Roman" w:eastAsia="宋体"/>
+          <w:b w:val="0"/>
+          <w:i/>
+          <w:color w:val="444444"/>
+          <w:sz w:val="21"/>
+        </w:rPr>
+        <w:t xml:space="preserve"> → E148 静默回退，</w:t>
+      </w:r>
+      <w:r>
+        <w:rPr>
+          <w:rFonts w:ascii="Consolas" w:hAnsi="Consolas" w:eastAsia="等线"/>
+          <w:b w:val="0"/>
+          <w:i w:val="0"/>
+          <w:color w:val="444444"/>
+          <w:sz w:val="19"/>
+        </w:rPr>
+        <w:t>train=5146368</w:t>
+      </w:r>
+      <w:r>
+        <w:rPr>
+          <w:rFonts w:ascii="Times New Roman" w:hAnsi="Times New Roman" w:eastAsia="宋体"/>
+          <w:b w:val="0"/>
+          <w:i/>
+          <w:color w:val="444444"/>
+          <w:sz w:val="21"/>
+        </w:rPr>
+        <w:t>/</w:t>
+      </w:r>
+      <w:r>
+        <w:rPr>
+          <w:rFonts w:ascii="Consolas" w:hAnsi="Consolas" w:eastAsia="等线"/>
+          <w:b w:val="0"/>
+          <w:i w:val="0"/>
+          <w:color w:val="444444"/>
+          <w:sz w:val="19"/>
+        </w:rPr>
+        <w:t>vocab=125</w:t>
+      </w:r>
+      <w:r>
+        <w:rPr>
+          <w:rFonts w:ascii="Times New Roman" w:hAnsi="Times New Roman" w:eastAsia="宋体"/>
+          <w:b w:val="0"/>
+          <w:i/>
+          <w:color w:val="444444"/>
+          <w:sz w:val="21"/>
+        </w:rPr>
+        <w:t>），已改标并加勘误注；原"rand_s2026 语料错误（1.8 亿 ≠ tinystories200 514 万）"认知</w:t>
+      </w:r>
+      <w:r>
+        <w:rPr>
+          <w:rFonts w:ascii="Times New Roman" w:hAnsi="Times New Roman" w:eastAsia="宋体"/>
+          <w:b/>
+          <w:i/>
+          <w:color w:val="444444"/>
+          <w:sz w:val="21"/>
+        </w:rPr>
+        <w:t>相反</w:t>
+      </w:r>
+      <w:r>
+        <w:rPr>
+          <w:rFonts w:ascii="Times New Roman" w:hAnsi="Times New Roman" w:eastAsia="宋体"/>
+          <w:b w:val="0"/>
+          <w:i/>
+          <w:color w:val="444444"/>
+          <w:sz w:val="21"/>
+        </w:rPr>
+        <w:t>（1.8 亿才是 tinystories200，514 万是 gutenberg）。</w:t>
+      </w:r>
+      <w:r>
+        <w:rPr>
+          <w:rFonts w:ascii="Times New Roman" w:hAnsi="Times New Roman" w:eastAsia="宋体"/>
+          <w:b/>
+          <w:i/>
+          <w:color w:val="444444"/>
+          <w:sz w:val="21"/>
+        </w:rPr>
+        <w:t>云端 batch1-4 正式配置（§10.9 主表 alibi 2.11 等，tinystories200 ✓ 正确语料）不受影响</w:t>
+      </w:r>
+      <w:r>
+        <w:rPr>
+          <w:rFonts w:ascii="Times New Roman" w:hAnsi="Times New Roman" w:eastAsia="宋体"/>
+          <w:b w:val="0"/>
+          <w:i/>
+          <w:color w:val="444444"/>
+          <w:sz w:val="21"/>
+        </w:rPr>
+        <w:t xml:space="preserve">；两族分化模式在 gutenberg 27000 下依然成立（与主实验 gutenberg 3000 一致），模式结论不变。tinystories200 · 27000 正式复核列入重跑计划（三链已修 </w:t>
+      </w:r>
+      <w:r>
+        <w:rPr>
+          <w:rFonts w:ascii="Consolas" w:hAnsi="Consolas" w:eastAsia="等线"/>
+          <w:b w:val="0"/>
+          <w:i w:val="0"/>
+          <w:color w:val="444444"/>
+          <w:sz w:val="19"/>
+        </w:rPr>
+        <w:t>--corpus-dir</w:t>
+      </w:r>
+      <w:r>
+        <w:rPr>
+          <w:rFonts w:ascii="Times New Roman" w:hAnsi="Times New Roman" w:eastAsia="宋体"/>
+          <w:b w:val="0"/>
+          <w:i/>
+          <w:color w:val="444444"/>
+          <w:sz w:val="21"/>
+        </w:rPr>
+        <w:t xml:space="preserve"> + 语料指纹自检）。详见《论文B-数据口径勘误-语料回退-20260827.md》。</w:t>
+      </w:r>
+    </w:p>
+    <w:p>
+      <w:pPr>
         <w:pStyle w:val="Heading2"/>
       </w:pPr>
       <w:r>
@@ -722,7 +967,7 @@
           <w:i w:val="0"/>
           <w:sz w:val="24"/>
         </w:rPr>
-        <w:t>；（4）可认证的四带阶梯 [3,13,53,213] 携带机器检查的有理框架证书（μ=4/5，Coq 证明），七带几何阶梯内含可认证子核——复合证书（框架核 + 能量预算边际）已在 Coq 中完成顶层组装（`champion_e5_composite_certificate`，Qed，证明 $(S-\mathrm{coh}_{e5}) \le \|F\|^2 \le (S+\mathrm{coh}_{e5})$）；任意阶梯的认证由带机器检查健全性定理的反射检查器完成（165 项 Print Assumptions 审计，全部零经典排中）；（5）对照组结果：NTK-aware 重缩放在 4–8 倍外推超过相位截断旋转（单个种子 10.74 对 3 个种子均值 12.40）——我们保留的主张是</w:t>
+        <w:t>；（4）可认证的四带阶梯 [3,13,53,213] 携带机器检查的有理框架证书（μ=4/5，Coq 证明），七带几何阶梯内含可认证子核——复合证书（框架核 + 能量预算边际）已在 Coq 中完成顶层组装（`champion_e5_composite_certificate`，Qed，证明 $(S-\mathrm{coh}_{e5}) \le \|F\|^2 \le (S+\mathrm{coh}_{e5})$）；任意阶梯的认证由带机器检查健全性定理的反射检查器完成（165 项 Print Assumptions 审计，全部 `Classical_Prop.classic`（排中律宏）零出现——公理脚印 sig_not_dec/sig_forall_dec/fext 为可接受 Reals 基底，非"零任何经典原则"）；（5）对照组结果：NTK-aware 重缩放在 4–8 倍外推超过相位截断旋转（单个种子 10.74 对 3 个种子均值 12.40）——我们保留的主张是</w:t>
       </w:r>
       <w:r>
         <w:rPr>
@@ -875,7 +1120,43 @@
           <w:i w:val="0"/>
           <w:sz w:val="24"/>
         </w:rPr>
-        <w:t xml:space="preserve">；τ/碰撞机制累计 </w:t>
+        <w:t>（</w:t>
+      </w:r>
+      <w:r>
+        <w:rPr>
+          <w:rFonts w:ascii="Times New Roman" w:hAnsi="Times New Roman" w:eastAsia="宋体"/>
+          <w:b/>
+          <w:i w:val="0"/>
+          <w:sz w:val="24"/>
+        </w:rPr>
+        <w:t>offset 无关性定理侧（probe_cs5，2026-08-29）</w:t>
+      </w:r>
+      <w:r>
+        <w:rPr>
+          <w:rFonts w:ascii="Times New Roman" w:hAnsi="Times New Roman" w:eastAsia="宋体"/>
+          <w:b w:val="0"/>
+          <w:i w:val="0"/>
+          <w:sz w:val="24"/>
+        </w:rPr>
+        <w:t xml:space="preserve">：同族平移下跨网格对相干界 N/(2·min(j mod N, N−j mod N)) </w:t>
+      </w:r>
+      <w:r>
+        <w:rPr>
+          <w:rFonts w:ascii="Times New Roman" w:hAnsi="Times New Roman" w:eastAsia="宋体"/>
+          <w:b/>
+          <w:i w:val="0"/>
+          <w:sz w:val="24"/>
+        </w:rPr>
+        <w:t>右端不含偏移 δ</w:t>
+      </w:r>
+      <w:r>
+        <w:rPr>
+          <w:rFonts w:ascii="Times New Roman" w:hAnsi="Times New Roman" w:eastAsia="宋体"/>
+          <w:b w:val="0"/>
+          <w:i w:val="0"/>
+          <w:sz w:val="24"/>
+        </w:rPr>
+        <w:t xml:space="preserve">——ogrid 的恶化不来自跨对相干结构，与稠密覆盖主张一致）；τ/碰撞机制累计 </w:t>
       </w:r>
       <w:r>
         <w:rPr>
@@ -8264,6 +8545,136 @@
     </w:p>
     <w:p>
       <w:pPr>
+        <w:ind w:left="432"/>
+      </w:pPr>
+    </w:p>
+    <w:p>
+      <w:pPr>
+        <w:ind w:left="432"/>
+      </w:pPr>
+      <w:r>
+        <w:rPr>
+          <w:rFonts w:ascii="Times New Roman" w:hAnsi="Times New Roman" w:eastAsia="宋体"/>
+          <w:b/>
+          <w:i/>
+          <w:color w:val="444444"/>
+          <w:sz w:val="21"/>
+        </w:rPr>
+        <w:t>代码口径对齐（v2.8，2026-08-30）</w:t>
+      </w:r>
+      <w:r>
+        <w:rPr>
+          <w:rFonts w:ascii="Times New Roman" w:hAnsi="Times New Roman" w:eastAsia="宋体"/>
+          <w:b w:val="0"/>
+          <w:i/>
+          <w:color w:val="444444"/>
+          <w:sz w:val="21"/>
+        </w:rPr>
+        <w:t xml:space="preserve">：形式化侧 </w:t>
+      </w:r>
+      <w:r>
+        <w:rPr>
+          <w:rFonts w:ascii="Consolas" w:hAnsi="Consolas" w:eastAsia="等线"/>
+          <w:b w:val="0"/>
+          <w:i w:val="0"/>
+          <w:color w:val="444444"/>
+          <w:sz w:val="19"/>
+        </w:rPr>
+        <w:t>ca_tau.v</w:t>
+      </w:r>
+      <w:r>
+        <w:rPr>
+          <w:rFonts w:ascii="Times New Roman" w:hAnsi="Times New Roman" w:eastAsia="宋体"/>
+          <w:b w:val="0"/>
+          <w:i/>
+          <w:color w:val="444444"/>
+          <w:sz w:val="21"/>
+        </w:rPr>
+        <w:t xml:space="preserve"> 的 </w:t>
+      </w:r>
+      <w:r>
+        <w:rPr>
+          <w:rFonts w:ascii="Consolas" w:hAnsi="Consolas" w:eastAsia="等线"/>
+          <w:b w:val="0"/>
+          <w:i w:val="0"/>
+          <w:color w:val="444444"/>
+          <w:sz w:val="19"/>
+        </w:rPr>
+        <w:t>tau_mass T n := T − n</w:t>
+      </w:r>
+      <w:r>
+        <w:rPr>
+          <w:rFonts w:ascii="Times New Roman" w:hAnsi="Times New Roman" w:eastAsia="宋体"/>
+          <w:b w:val="0"/>
+          <w:i/>
+          <w:color w:val="444444"/>
+          <w:sz w:val="21"/>
+        </w:rPr>
+        <w:t xml:space="preserve"> 为 </w:t>
+      </w:r>
+      <w:r>
+        <w:rPr>
+          <w:rFonts w:ascii="Times New Roman" w:hAnsi="Times New Roman" w:eastAsia="宋体"/>
+          <w:b/>
+          <w:i/>
+          <w:color w:val="444444"/>
+          <w:sz w:val="21"/>
+        </w:rPr>
+        <w:t>raw 定义（可负、无 clamp）</w:t>
+      </w:r>
+      <w:r>
+        <w:rPr>
+          <w:rFonts w:ascii="Times New Roman" w:hAnsi="Times New Roman" w:eastAsia="宋体"/>
+          <w:b w:val="0"/>
+          <w:i/>
+          <w:color w:val="444444"/>
+          <w:sz w:val="21"/>
+        </w:rPr>
+        <w:t xml:space="preserve">；本节实验口径 </w:t>
+      </w:r>
+      <w:r>
+        <w:rPr>
+          <w:rFonts w:ascii="Consolas" w:hAnsi="Consolas" w:eastAsia="等线"/>
+          <w:b w:val="0"/>
+          <w:i w:val="0"/>
+          <w:color w:val="444444"/>
+          <w:sz w:val="19"/>
+        </w:rPr>
+        <w:t>max(0, T_train − n)</w:t>
+      </w:r>
+      <w:r>
+        <w:rPr>
+          <w:rFonts w:ascii="Times New Roman" w:hAnsi="Times New Roman" w:eastAsia="宋体"/>
+          <w:b w:val="0"/>
+          <w:i/>
+          <w:color w:val="444444"/>
+          <w:sz w:val="21"/>
+        </w:rPr>
+        <w:t xml:space="preserve"> 是 raw τ 在裁剪判定窗口内的等效截断（n ≤ T_train 时二者恒等；OOD 带 n &gt; T_train 时 raw τ 为负、判据取 0）。机器检查支撑：</w:t>
+      </w:r>
+      <w:r>
+        <w:rPr>
+          <w:rFonts w:ascii="Times New Roman" w:hAnsi="Times New Roman" w:eastAsia="宋体"/>
+          <w:b/>
+          <w:i/>
+          <w:color w:val="444444"/>
+          <w:sz w:val="21"/>
+        </w:rPr>
+        <w:t>`tau_crop_mono`</w:t>
+      </w:r>
+      <w:r>
+        <w:rPr>
+          <w:rFonts w:ascii="Times New Roman" w:hAnsi="Times New Roman" w:eastAsia="宋体"/>
+          <w:b w:val="0"/>
+          <w:i/>
+          <w:color w:val="444444"/>
+          <w:sz w:val="21"/>
+        </w:rPr>
+        <w:t>（ca_tau.v:63-65，N1≤N2 ⟹ Σ_{n≤N1} τ(n) ≤ Σ_{n≤N2} τ(n)，纯 mathcomp 零公理）——"裁剪点越大保留越多（碰撞负债越多）"的经验律有对应形式化定理（回应"形式化与实证脱节"评审意见）。</w:t>
+      </w:r>
+    </w:p>
+    <w:p>
+      <w:pPr>
         <w:spacing w:line="336" w:lineRule="auto"/>
         <w:ind w:firstLine="480"/>
       </w:pPr>
@@ -9340,6 +9751,300 @@
           <w:i w:val="0"/>
           <w:sz w:val="24"/>
         </w:rPr>
+        <w:t>τ 裁剪定理侧（probe_taugrid，2026-08-28/29 收官，z 区四模块 64 Qed，Print Assumptions 审计：nat 纯 Closed / R 层仅 Dedekind 三允许公理；构造性孪生 probe_taugrid_cr 13 Qed 零公理 + 可提取 OCaml 编译验证）</w:t>
+      </w:r>
+      <w:r>
+        <w:rPr>
+          <w:rFonts w:ascii="Times New Roman" w:hAnsi="Times New Roman" w:eastAsia="宋体"/>
+          <w:b w:val="0"/>
+          <w:i w:val="0"/>
+          <w:sz w:val="24"/>
+        </w:rPr>
+        <w:t xml:space="preserve">：τ 机制的"候选解释"由此获得可检验的数学结构——① </w:t>
+      </w:r>
+      <w:r>
+        <w:rPr>
+          <w:rFonts w:ascii="Times New Roman" w:hAnsi="Times New Roman" w:eastAsia="宋体"/>
+          <w:b/>
+          <w:i w:val="0"/>
+          <w:sz w:val="24"/>
+        </w:rPr>
+        <w:t>覆盖债精确量化</w:t>
+      </w:r>
+      <w:r>
+        <w:rPr>
+          <w:rFonts w:ascii="Times New Roman" w:hAnsi="Times New Roman" w:eastAsia="宋体"/>
+          <w:b w:val="0"/>
+          <w:i w:val="0"/>
+          <w:sz w:val="24"/>
+        </w:rPr>
+        <w:t>（</w:t>
+      </w:r>
+      <w:r>
+        <w:rPr>
+          <w:rFonts w:ascii="Consolas" w:hAnsi="Consolas" w:eastAsia="等线"/>
+          <w:b w:val="0"/>
+          <w:i w:val="0"/>
+          <w:sz w:val="22"/>
+        </w:rPr>
+        <w:t>coverage_fraction</w:t>
+      </w:r>
+      <w:r>
+        <w:rPr>
+          <w:rFonts w:ascii="Times New Roman" w:hAnsi="Times New Roman" w:eastAsia="宋体"/>
+          <w:b w:val="0"/>
+          <w:i w:val="0"/>
+          <w:sz w:val="24"/>
+        </w:rPr>
+        <w:t>/</w:t>
+      </w:r>
+      <w:r>
+        <w:rPr>
+          <w:rFonts w:ascii="Consolas" w:hAnsi="Consolas" w:eastAsia="等线"/>
+          <w:b w:val="0"/>
+          <w:i w:val="0"/>
+          <w:sz w:val="22"/>
+        </w:rPr>
+        <w:t>coverage_debt</w:t>
+      </w:r>
+      <w:r>
+        <w:rPr>
+          <w:rFonts w:ascii="Times New Roman" w:hAnsi="Times New Roman" w:eastAsia="宋体"/>
+          <w:b w:val="0"/>
+          <w:i w:val="0"/>
+          <w:sz w:val="24"/>
+        </w:rPr>
+        <w:t>）：波长 n 在训练窗 [0,T] 内能量恰 = (T+1)/n &lt; 1，窗外能量 1−(T+1)/n ∈ (0,1) 为</w:t>
+      </w:r>
+      <w:r>
+        <w:rPr>
+          <w:rFonts w:ascii="Times New Roman" w:hAnsi="Times New Roman" w:eastAsia="宋体"/>
+          <w:b/>
+          <w:i w:val="0"/>
+          <w:sz w:val="24"/>
+        </w:rPr>
+        <w:t>机器可计算的负债量</w:t>
+      </w:r>
+      <w:r>
+        <w:rPr>
+          <w:rFonts w:ascii="Times New Roman" w:hAnsi="Times New Roman" w:eastAsia="宋体"/>
+          <w:b w:val="0"/>
+          <w:i w:val="0"/>
+          <w:sz w:val="24"/>
+        </w:rPr>
+        <w:t xml:space="preserve">（"剪 255/127/63 应恶化"的定理侧镜像：高负债带 = 大窗外能量）；② </w:t>
+      </w:r>
+      <w:r>
+        <w:rPr>
+          <w:rFonts w:ascii="Times New Roman" w:hAnsi="Times New Roman" w:eastAsia="宋体"/>
+          <w:b/>
+          <w:i w:val="0"/>
+          <w:sz w:val="24"/>
+        </w:rPr>
+        <w:t>裁剪证书单调</w:t>
+      </w:r>
+      <w:r>
+        <w:rPr>
+          <w:rFonts w:ascii="Times New Roman" w:hAnsi="Times New Roman" w:eastAsia="宋体"/>
+          <w:b w:val="0"/>
+          <w:i w:val="0"/>
+          <w:sz w:val="24"/>
+        </w:rPr>
+        <w:t>（</w:t>
+      </w:r>
+      <w:r>
+        <w:rPr>
+          <w:rFonts w:ascii="Consolas" w:hAnsi="Consolas" w:eastAsia="等线"/>
+          <w:b w:val="0"/>
+          <w:i w:val="0"/>
+          <w:sz w:val="22"/>
+        </w:rPr>
+        <w:t>prune_row_le</w:t>
+      </w:r>
+      <w:r>
+        <w:rPr>
+          <w:rFonts w:ascii="Times New Roman" w:hAnsi="Times New Roman" w:eastAsia="宋体"/>
+          <w:b w:val="0"/>
+          <w:i w:val="0"/>
+          <w:sz w:val="24"/>
+        </w:rPr>
+        <w:t>/</w:t>
+      </w:r>
+      <w:r>
+        <w:rPr>
+          <w:rFonts w:ascii="Consolas" w:hAnsi="Consolas" w:eastAsia="等线"/>
+          <w:b w:val="0"/>
+          <w:i w:val="0"/>
+          <w:sz w:val="22"/>
+        </w:rPr>
+        <w:t>tau_prune_optimality</w:t>
+      </w:r>
+      <w:r>
+        <w:rPr>
+          <w:rFonts w:ascii="Times New Roman" w:hAnsi="Times New Roman" w:eastAsia="宋体"/>
+          <w:b w:val="0"/>
+          <w:i w:val="0"/>
+          <w:sz w:val="24"/>
+        </w:rPr>
+        <w:t>-(i)）：kept 子族行和 ≤ 全族行和，rand-max 类裁剪</w:t>
+      </w:r>
+      <w:r>
+        <w:rPr>
+          <w:rFonts w:ascii="Times New Roman" w:hAnsi="Times New Roman" w:eastAsia="宋体"/>
+          <w:b/>
+          <w:i w:val="0"/>
+          <w:sz w:val="24"/>
+        </w:rPr>
+        <w:t>不损可证性</w:t>
+      </w:r>
+      <w:r>
+        <w:rPr>
+          <w:rFonts w:ascii="Times New Roman" w:hAnsi="Times New Roman" w:eastAsia="宋体"/>
+          <w:b w:val="0"/>
+          <w:i w:val="0"/>
+          <w:sz w:val="24"/>
+        </w:rPr>
+        <w:t xml:space="preserve">；③ </w:t>
+      </w:r>
+      <w:r>
+        <w:rPr>
+          <w:rFonts w:ascii="Times New Roman" w:hAnsi="Times New Roman" w:eastAsia="宋体"/>
+          <w:b/>
+          <w:i w:val="0"/>
+          <w:sz w:val="24"/>
+        </w:rPr>
+        <w:t>支撑完备刻画</w:t>
+      </w:r>
+      <w:r>
+        <w:rPr>
+          <w:rFonts w:ascii="Times New Roman" w:hAnsi="Times New Roman" w:eastAsia="宋体"/>
+          <w:b w:val="0"/>
+          <w:i w:val="0"/>
+          <w:sz w:val="24"/>
+        </w:rPr>
+        <w:t>（</w:t>
+      </w:r>
+      <w:r>
+        <w:rPr>
+          <w:rFonts w:ascii="Consolas" w:hAnsi="Consolas" w:eastAsia="等线"/>
+          <w:b w:val="0"/>
+          <w:i w:val="0"/>
+          <w:sz w:val="22"/>
+        </w:rPr>
+        <w:t>support_classification</w:t>
+      </w:r>
+      <w:r>
+        <w:rPr>
+          <w:rFonts w:ascii="Times New Roman" w:hAnsi="Times New Roman" w:eastAsia="宋体"/>
+          <w:b w:val="0"/>
+          <w:i w:val="0"/>
+          <w:sz w:val="24"/>
+        </w:rPr>
+        <w:t xml:space="preserve">，iff）；④ </w:t>
+      </w:r>
+      <w:r>
+        <w:rPr>
+          <w:rFonts w:ascii="Times New Roman" w:hAnsi="Times New Roman" w:eastAsia="宋体"/>
+          <w:b/>
+          <w:i w:val="0"/>
+          <w:sz w:val="24"/>
+        </w:rPr>
+        <w:t>C-梯子稀疏化迁移</w:t>
+      </w:r>
+      <w:r>
+        <w:rPr>
+          <w:rFonts w:ascii="Times New Roman" w:hAnsi="Times New Roman" w:eastAsia="宋体"/>
+          <w:b w:val="0"/>
+          <w:i w:val="0"/>
+          <w:sz w:val="24"/>
+        </w:rPr>
+        <w:t>（</w:t>
+      </w:r>
+      <w:r>
+        <w:rPr>
+          <w:rFonts w:ascii="Consolas" w:hAnsi="Consolas" w:eastAsia="等线"/>
+          <w:b w:val="0"/>
+          <w:i w:val="0"/>
+          <w:sz w:val="22"/>
+        </w:rPr>
+        <w:t>thinning_preserves_ratio</w:t>
+      </w:r>
+      <w:r>
+        <w:rPr>
+          <w:rFonts w:ascii="Times New Roman" w:hAnsi="Times New Roman" w:eastAsia="宋体"/>
+          <w:b w:val="0"/>
+          <w:i w:val="0"/>
+          <w:sz w:val="24"/>
+        </w:rPr>
+        <w:t xml:space="preserve">）；⑤ </w:t>
+      </w:r>
+      <w:r>
+        <w:rPr>
+          <w:rFonts w:ascii="Times New Roman" w:hAnsi="Times New Roman" w:eastAsia="宋体"/>
+          <w:b/>
+          <w:i w:val="0"/>
+          <w:sz w:val="24"/>
+        </w:rPr>
+        <w:t>近重复对爆炸</w:t>
+      </w:r>
+      <w:r>
+        <w:rPr>
+          <w:rFonts w:ascii="Times New Roman" w:hAnsi="Times New Roman" w:eastAsia="宋体"/>
+          <w:b w:val="0"/>
+          <w:i w:val="0"/>
+          <w:sz w:val="24"/>
+        </w:rPr>
+        <w:t xml:space="preserve">（probe_cs：coh 1 2 = 1/√2 精确值 ⟹ 2μ = √2 &gt; 1，s ≥ 3 时 Gershgorin 型 RIP 证书失效——"剪 503/255/127 应恶化"的完整定理链）。四件合成 </w:t>
+      </w:r>
+      <w:r>
+        <w:rPr>
+          <w:rFonts w:ascii="Consolas" w:hAnsi="Consolas" w:eastAsia="等线"/>
+          <w:b w:val="0"/>
+          <w:i w:val="0"/>
+          <w:sz w:val="22"/>
+        </w:rPr>
+        <w:t>tau_prune_optimality</w:t>
+      </w:r>
+      <w:r>
+        <w:rPr>
+          <w:rFonts w:ascii="Times New Roman" w:hAnsi="Times New Roman" w:eastAsia="宋体"/>
+          <w:b w:val="0"/>
+          <w:i w:val="0"/>
+          <w:sz w:val="24"/>
+        </w:rPr>
+        <w:t>：τ 感知裁剪 = 保留完全支撑带 + 证书单调 + 覆盖债量化。</w:t>
+      </w:r>
+      <w:r>
+        <w:rPr>
+          <w:rFonts w:ascii="Times New Roman" w:hAnsi="Times New Roman" w:eastAsia="宋体"/>
+          <w:b/>
+          <w:i w:val="0"/>
+          <w:sz w:val="24"/>
+        </w:rPr>
+        <w:t>边界声明</w:t>
+      </w:r>
+      <w:r>
+        <w:rPr>
+          <w:rFonts w:ascii="Times New Roman" w:hAnsi="Times New Roman" w:eastAsia="宋体"/>
+          <w:b w:val="0"/>
+          <w:i w:val="0"/>
+          <w:sz w:val="24"/>
+        </w:rPr>
+        <w:t>：此为 τ 机制的数学结构刻画，不改变 §10.9 对正式配置裁剪点的单种子/事后性定位。</w:t>
+      </w:r>
+    </w:p>
+    <w:p>
+      <w:pPr>
+        <w:spacing w:line="336" w:lineRule="auto"/>
+        <w:ind w:firstLine="480"/>
+      </w:pPr>
+      <w:r>
+        <w:rPr>
+          <w:rFonts w:ascii="Times New Roman" w:hAnsi="Times New Roman" w:eastAsia="宋体"/>
+          <w:b/>
+          <w:i w:val="0"/>
+          <w:sz w:val="24"/>
+        </w:rPr>
         <w:t>正式配置判决（tinystories200 · 27000 iters ≈ 9.5 epoch，2026-08-23 云端 T4，s1337，对照 rand 7.50）</w:t>
       </w:r>
       <w:r>
@@ -10136,7 +10841,25 @@
           <w:i w:val="0"/>
           <w:sz w:val="24"/>
         </w:rPr>
-        <w:t xml:space="preserve"> RC=0、零 Admitted（全部零经典排中）。定位：反射检查器是</w:t>
+        <w:t xml:space="preserve"> RC=0、零 Admitted（</w:t>
+      </w:r>
+      <w:r>
+        <w:rPr>
+          <w:rFonts w:ascii="Consolas" w:hAnsi="Consolas" w:eastAsia="等线"/>
+          <w:b w:val="0"/>
+          <w:i w:val="0"/>
+          <w:sz w:val="22"/>
+        </w:rPr>
+        <w:t>Classical_Prop.classic</w:t>
+      </w:r>
+      <w:r>
+        <w:rPr>
+          <w:rFonts w:ascii="Times New Roman" w:hAnsi="Times New Roman" w:eastAsia="宋体"/>
+          <w:b w:val="0"/>
+          <w:i w:val="0"/>
+          <w:sz w:val="24"/>
+        </w:rPr>
+        <w:t xml:space="preserve"> 排中律宏零出现；公理脚印 sig_not_dec/sig_forall_dec/fext 为可接受 Reals 基底）。定位：反射检查器是</w:t>
       </w:r>
       <w:r>
         <w:rPr>

--- a/papers/论文B中文规范版-PhaseCompleteLadders.docx
+++ b/papers/论文B中文规范版-PhaseCompleteLadders.docx
@@ -59,7 +59,7 @@
           <w:color w:val="444444"/>
           <w:sz w:val="21"/>
         </w:rPr>
-        <w:t xml:space="preserve">版本：最终版 v2.8（2026-08-30）｜数据基线：2026-08-21 全量实证终态 + 2026-08-22 网格/τ 三剪判决（3 个种子确认 + E1 全部消融 + τ 机制 5 个正向判决）+ 2026-08-23 正式配置复现（tinystories200 · 27000 iters，云端 T4，τ 裁剪 τ-trimmed reallocation，τ 机制 7 个方向性正向判决 = 4 个独立实证支点）+ </w:t>
+        <w:t xml:space="preserve">版本：最终版 v2.9（2026-08-30）｜数据基线：2026-08-21 全量实证终态 + 2026-08-22 网格/τ 三剪判决（3 个种子确认 + E1 全部消融 + τ 机制 5 个正向判决）+ 2026-08-23 正式配置复现（tinystories200 · 27000 iters，云端 T4，τ 裁剪 τ-trimmed reallocation，τ 机制 7 个方向性正向判决 = 3 稳健支点 + 1 候选[v2.9 降格]）+ </w:t>
       </w:r>
       <w:r>
         <w:rPr>
@@ -844,6 +844,171 @@
     </w:p>
     <w:p>
       <w:pPr>
+        <w:ind w:left="432"/>
+      </w:pPr>
+      <w:r>
+        <w:rPr>
+          <w:rFonts w:ascii="Times New Roman" w:hAnsi="Times New Roman" w:eastAsia="宋体"/>
+          <w:b/>
+          <w:i/>
+          <w:color w:val="444444"/>
+          <w:sz w:val="21"/>
+        </w:rPr>
+        <w:t>v2.9（2026-08-30，外部评审两份意见甄别后修订）</w:t>
+      </w:r>
+      <w:r>
+        <w:rPr>
+          <w:rFonts w:ascii="Times New Roman" w:hAnsi="Times New Roman" w:eastAsia="宋体"/>
+          <w:b w:val="0"/>
+          <w:i/>
+          <w:color w:val="444444"/>
+          <w:sz w:val="21"/>
+        </w:rPr>
+        <w:t>：</w:t>
+      </w:r>
+      <w:r>
+        <w:rPr>
+          <w:rFonts w:ascii="Times New Roman" w:hAnsi="Times New Roman" w:eastAsia="宋体"/>
+          <w:b/>
+          <w:i/>
+          <w:color w:val="444444"/>
+          <w:sz w:val="21"/>
+        </w:rPr>
+        <w:t>B4 真训练支点降格</w:t>
+      </w:r>
+      <w:r>
+        <w:rPr>
+          <w:rFonts w:ascii="Times New Roman" w:hAnsi="Times New Roman" w:eastAsia="宋体"/>
+          <w:b w:val="0"/>
+          <w:i/>
+          <w:color w:val="444444"/>
+          <w:sz w:val="21"/>
+        </w:rPr>
+        <w:t>——§8.4 判决计数由"3 eval-only + 1 真训练 = 4 个独立支点"修订为"</w:t>
+      </w:r>
+      <w:r>
+        <w:rPr>
+          <w:rFonts w:ascii="Times New Roman" w:hAnsi="Times New Roman" w:eastAsia="宋体"/>
+          <w:b/>
+          <w:i/>
+          <w:color w:val="444444"/>
+          <w:sz w:val="21"/>
+        </w:rPr>
+        <w:t>3 个稳健支点（eval-only）+ 1 个单种子候选支点（真训练，多种子未复现已降格）</w:t>
+      </w:r>
+      <w:r>
+        <w:rPr>
+          <w:rFonts w:ascii="Times New Roman" w:hAnsi="Times New Roman" w:eastAsia="宋体"/>
+          <w:b w:val="0"/>
+          <w:i/>
+          <w:color w:val="444444"/>
+          <w:sz w:val="21"/>
+        </w:rPr>
+        <w:t>"，摘要同步（依《论文A-B-基于新模块-最强推理分析-20260829》评审2 三分类建议：(a) 已复现稳健现象＝覆盖梯度/截断效应/旋转优于加性；(b) 单种子事后观察＝τ 裁剪 s1337；(c) 候选解释机制＝τ/碰撞距离）；</w:t>
+      </w:r>
+      <w:r>
+        <w:rPr>
+          <w:rFonts w:ascii="Times New Roman" w:hAnsi="Times New Roman" w:eastAsia="宋体"/>
+          <w:b/>
+          <w:i/>
+          <w:color w:val="444444"/>
+          <w:sz w:val="21"/>
+        </w:rPr>
+        <w:t>B7 摘要统计口径</w:t>
+      </w:r>
+      <w:r>
+        <w:rPr>
+          <w:rFonts w:ascii="Times New Roman" w:hAnsi="Times New Roman" w:eastAsia="宋体"/>
+          <w:b w:val="0"/>
+          <w:i/>
+          <w:color w:val="444444"/>
+          <w:sz w:val="21"/>
+        </w:rPr>
+        <w:t>——p=0.018 显著性声明限定为 n=3 探索性口径，核心结论以 n=10 复核为准；</w:t>
+      </w:r>
+      <w:r>
+        <w:rPr>
+          <w:rFonts w:ascii="Times New Roman" w:hAnsi="Times New Roman" w:eastAsia="宋体"/>
+          <w:b/>
+          <w:i/>
+          <w:color w:val="444444"/>
+          <w:sz w:val="21"/>
+        </w:rPr>
+        <w:t>B2 引言首段预期管理框</w:t>
+      </w:r>
+      <w:r>
+        <w:rPr>
+          <w:rFonts w:ascii="Times New Roman" w:hAnsi="Times New Roman" w:eastAsia="宋体"/>
+          <w:b w:val="0"/>
+          <w:i/>
+          <w:color w:val="444444"/>
+          <w:sz w:val="21"/>
+        </w:rPr>
+        <w:t>——证书与外推 PPL 无形式化桥梁的声明从摘要边界声明前移至引言首段醒目位置；</w:t>
+      </w:r>
+      <w:r>
+        <w:rPr>
+          <w:rFonts w:ascii="Times New Roman" w:hAnsi="Times New Roman" w:eastAsia="宋体"/>
+          <w:b/>
+          <w:i/>
+          <w:color w:val="444444"/>
+          <w:sz w:val="21"/>
+        </w:rPr>
+        <w:t>B9 酉不变性引用边界</w:t>
+      </w:r>
+      <w:r>
+        <w:rPr>
+          <w:rFonts w:ascii="Times New Roman" w:hAnsi="Times New Roman" w:eastAsia="宋体"/>
+          <w:b w:val="0"/>
+          <w:i/>
+          <w:color w:val="444444"/>
+          <w:sz w:val="21"/>
+        </w:rPr>
+        <w:t>——§7 补"继承性不扩展到注意力分数或 PPL 保证"限定；</w:t>
+      </w:r>
+      <w:r>
+        <w:rPr>
+          <w:rFonts w:ascii="Times New Roman" w:hAnsi="Times New Roman" w:eastAsia="宋体"/>
+          <w:b/>
+          <w:i/>
+          <w:color w:val="444444"/>
+          <w:sz w:val="21"/>
+        </w:rPr>
+        <w:t>B6 τ 机制定位</w:t>
+      </w:r>
+      <w:r>
+        <w:rPr>
+          <w:rFonts w:ascii="Times New Roman" w:hAnsi="Times New Roman" w:eastAsia="宋体"/>
+          <w:b w:val="0"/>
+          <w:i/>
+          <w:color w:val="444444"/>
+          <w:sz w:val="21"/>
+        </w:rPr>
+        <w:t>——从"候选因果解释"进一步明确为"统一描述框架（与全部观察一致、未经直接干预检验）"，构造"相同覆盖、不同碰撞距离"阶梯对的干预实验列为未来工作；</w:t>
+      </w:r>
+      <w:r>
+        <w:rPr>
+          <w:rFonts w:ascii="Times New Roman" w:hAnsi="Times New Roman" w:eastAsia="宋体"/>
+          <w:b/>
+          <w:i/>
+          <w:color w:val="444444"/>
+          <w:sz w:val="21"/>
+        </w:rPr>
+        <w:t>B3 语料标注强化</w:t>
+      </w:r>
+      <w:r>
+        <w:rPr>
+          <w:rFonts w:ascii="Times New Roman" w:hAnsi="Times New Roman" w:eastAsia="宋体"/>
+          <w:b w:val="0"/>
+          <w:i/>
+          <w:color w:val="444444"/>
+          <w:sz w:val="21"/>
+        </w:rPr>
+        <w:t>——§10.9 三种子表标题加 Corpus: Gutenberg (fallback) 显式标注。</w:t>
+      </w:r>
+    </w:p>
+    <w:p>
+      <w:pPr>
         <w:pStyle w:val="Heading2"/>
       </w:pPr>
       <w:r>
@@ -922,7 +1087,7 @@
           <w:i w:val="0"/>
           <w:sz w:val="24"/>
         </w:rPr>
-        <w:t>——比 NTK-aware 重缩放（11.54±1.18，p=0.018，d=−6.06）低 44%，而七带几何阶梯 [3,7,15,31,63,127,255]（12.40）与 NTK-aware 重缩放构成强基线；</w:t>
+        <w:t>——比 NTK-aware 重缩放（11.54±1.18；n=3 方向性对比，p=0.018）低 44%——该显著性为探索性口径，核心结论以 n=10 复核为准，而七带几何阶梯 [3,7,15,31,63,127,255]（12.40）与 NTK-aware 重缩放构成强基线；</w:t>
       </w:r>
       <w:r>
         <w:rPr>
@@ -1174,7 +1339,7 @@
           <w:i w:val="0"/>
           <w:sz w:val="24"/>
         </w:rPr>
-        <w:t>（归并后 4 个独立实证支点，§8.4）。</w:t>
+        <w:t>（§8.4 口径：3 个稳健支点全部来自 eval-only 范式 + 1 个单种子候选支点[真训练，多种子未复现，已降格]）。</w:t>
       </w:r>
       <w:r>
         <w:rPr>
@@ -1343,6 +1508,71 @@
     </w:p>
     <w:p>
       <w:pPr>
+        <w:ind w:left="432"/>
+      </w:pPr>
+      <w:r>
+        <w:rPr>
+          <w:rFonts w:ascii="Times New Roman" w:hAnsi="Times New Roman" w:eastAsia="宋体"/>
+          <w:b/>
+          <w:i/>
+          <w:color w:val="444444"/>
+          <w:sz w:val="21"/>
+        </w:rPr>
+        <w:t>预期管理（全文统一口径）</w:t>
+      </w:r>
+      <w:r>
+        <w:rPr>
+          <w:rFonts w:ascii="Times New Roman" w:hAnsi="Times New Roman" w:eastAsia="宋体"/>
+          <w:b w:val="0"/>
+          <w:i/>
+          <w:color w:val="444444"/>
+          <w:sz w:val="21"/>
+        </w:rPr>
+        <w:t>：本文全部证书刻画的是</w:t>
+      </w:r>
+      <w:r>
+        <w:rPr>
+          <w:rFonts w:ascii="Times New Roman" w:hAnsi="Times New Roman" w:eastAsia="宋体"/>
+          <w:b/>
+          <w:i/>
+          <w:color w:val="444444"/>
+          <w:sz w:val="21"/>
+        </w:rPr>
+        <w:t>基表示层的能量稳定性</w:t>
+      </w:r>
+      <w:r>
+        <w:rPr>
+          <w:rFonts w:ascii="Times New Roman" w:hAnsi="Times New Roman" w:eastAsia="宋体"/>
+          <w:b w:val="0"/>
+          <w:i/>
+          <w:color w:val="444444"/>
+          <w:sz w:val="21"/>
+        </w:rPr>
+        <w:t>（框架界、行和界、RIP 型界，见配套论文 A 的定理 A）；</w:t>
+      </w:r>
+      <w:r>
+        <w:rPr>
+          <w:rFonts w:ascii="Times New Roman" w:hAnsi="Times New Roman" w:eastAsia="宋体"/>
+          <w:b/>
+          <w:i/>
+          <w:color w:val="444444"/>
+          <w:sz w:val="21"/>
+        </w:rPr>
+        <w:t>没有任何形式化桥梁将这些界与端到端外推困惑度（PPL）相连</w:t>
+      </w:r>
+      <w:r>
+        <w:rPr>
+          <w:rFonts w:ascii="Times New Roman" w:hAnsi="Times New Roman" w:eastAsia="宋体"/>
+          <w:b w:val="0"/>
+          <w:i/>
+          <w:color w:val="444444"/>
+          <w:sz w:val="21"/>
+        </w:rPr>
+        <w:t>。实证性能最优的方案（ALiBi、psi-rope-rand）恰好位于证书覆盖范围之外——"可认证"与"当前最优性能"是两条平行轨道，本文如实量化二者的差距（约 2.8×），而非声称证书带来性能优势。</w:t>
+      </w:r>
+    </w:p>
+    <w:p>
+      <w:pPr>
         <w:spacing w:line="336" w:lineRule="auto"/>
         <w:ind w:firstLine="480"/>
       </w:pPr>
@@ -1893,7 +2123,25 @@
           <w:i w:val="0"/>
           <w:sz w:val="24"/>
         </w:rPr>
-        <w:t xml:space="preserve"> 已机器检查，SO(2)≅U(1) 与实验 2×2 旋转矩阵逐行同构）。</w:t>
+        <w:t xml:space="preserve"> 已机器检查，SO(2)≅U(1) 与实验 2×2 旋转矩阵逐行同构）——</w:t>
+      </w:r>
+      <w:r>
+        <w:rPr>
+          <w:rFonts w:ascii="Times New Roman" w:hAnsi="Times New Roman" w:eastAsia="宋体"/>
+          <w:b/>
+          <w:i w:val="0"/>
+          <w:sz w:val="24"/>
+        </w:rPr>
+        <w:t>该继承性不扩展到注意力分数或外推 PPL 保证</w:t>
+      </w:r>
+      <w:r>
+        <w:rPr>
+          <w:rFonts w:ascii="Times New Roman" w:hAnsi="Times New Roman" w:eastAsia="宋体"/>
+          <w:b w:val="0"/>
+          <w:i w:val="0"/>
+          <w:sz w:val="24"/>
+        </w:rPr>
+        <w:t>（酉不变性证明作用于特征表示的范数层；学习到的 Q/K 投影下的注意力 logits 不在此保证范围内）。</w:t>
       </w:r>
     </w:p>
     <w:p>
@@ -3946,7 +4194,7 @@
           <w:i w:val="0"/>
           <w:sz w:val="24"/>
         </w:rPr>
-        <w:t>（§11；按实验范式归并为 4 个独立实证支点，见 §8.4 判决计数修订）。</w:t>
+        <w:t>（§11；按实验范式归并为 3 个稳健支点 + 1 个单种子候选支点，见 §8.4 判决计数 v2.9 修订）。</w:t>
       </w:r>
       <w:r>
         <w:rPr>
@@ -9380,7 +9628,7 @@
           <w:i w:val="0"/>
           <w:sz w:val="24"/>
         </w:rPr>
-        <w:t>τ 机制累计判决（计数与独立性分层，2026-08-23 修订；审稿二轮：分协议计数）</w:t>
+        <w:t>τ 机制累计判决（计数与独立性分层，2026-08-23 修订；审稿二轮：分协议计数；v2.9：真训练支点降格）</w:t>
       </w:r>
       <w:r>
         <w:rPr>
@@ -9398,7 +9646,7 @@
           <w:i w:val="0"/>
           <w:sz w:val="24"/>
         </w:rPr>
-        <w:t>eval-only 证据 3 个独立支点 + 真训练证据 1 个独立支点 = 4 个独立实证支点</w:t>
+        <w:t>稳健支点 3 个（全部 eval-only）+ 候选支点 1 个（真训练，单种子未复现）</w:t>
       </w:r>
       <w:r>
         <w:rPr>
@@ -9490,16 +9738,34 @@
           <w:i w:val="0"/>
           <w:sz w:val="24"/>
         </w:rPr>
-        <w:t>真训练支点 4（正式配置温和裁剪，2026-08-23）</w:t>
-      </w:r>
-      <w:r>
-        <w:rPr>
-          <w:rFonts w:ascii="Times New Roman" w:hAnsi="Times New Roman" w:eastAsia="宋体"/>
-          <w:b w:val="0"/>
-          <w:i w:val="0"/>
-          <w:sz w:val="24"/>
-        </w:rPr>
-        <w:t>：randmax384 @4096 = 5.36 &lt; 7.50（改善 28%）——独立训练范式（27000 iters 真训练），计 1 个。</w:t>
+        <w:t>真训练支点 4（正式配置温和裁剪，2026-08-23；v2.9 降格为候选）</w:t>
+      </w:r>
+      <w:r>
+        <w:rPr>
+          <w:rFonts w:ascii="Times New Roman" w:hAnsi="Times New Roman" w:eastAsia="宋体"/>
+          <w:b w:val="0"/>
+          <w:i w:val="0"/>
+          <w:sz w:val="24"/>
+        </w:rPr>
+        <w:t>：randmax384 @4096 = 5.36 &lt; 7.50（改善 28%）——独立训练范式（27000 iters 真训练）；</w:t>
+      </w:r>
+      <w:r>
+        <w:rPr>
+          <w:rFonts w:ascii="Times New Roman" w:hAnsi="Times New Roman" w:eastAsia="宋体"/>
+          <w:b/>
+          <w:i w:val="0"/>
+          <w:sz w:val="24"/>
+        </w:rPr>
+        <w:t>但 2026-08-25/26 多种子复核（s42/s7）确认该改善为种子特异的 64 维循环填充重排效应、多种子未复现，且 formal rand 基线未复现（7.50→12.14，环境偏移）——本支点降格为"单种子候选观察"（§10.9），不计入稳健支点</w:t>
+      </w:r>
+      <w:r>
+        <w:rPr>
+          <w:rFonts w:ascii="Times New Roman" w:hAnsi="Times New Roman" w:eastAsia="宋体"/>
+          <w:b w:val="0"/>
+          <w:i w:val="0"/>
+          <w:sz w:val="24"/>
+        </w:rPr>
+        <w:t>（v2.9 依《论文A-B-基于新模块-最强推理分析-20260829》评审2 建议落实：区分 (a) 已复现稳健现象 (b) 单种子/事后观察 (c) 候选解释机制）。</w:t>
       </w:r>
     </w:p>
     <w:p>
@@ -9595,7 +9861,7 @@
           <w:i w:val="0"/>
           <w:sz w:val="24"/>
         </w:rPr>
-        <w:t>。τ 机制整体定位：候选解释（正式配置裁剪点后验选择，单种子，</w:t>
+        <w:t>。τ 机制整体定位（v2.9）：</w:t>
       </w:r>
       <w:r>
         <w:rPr>
@@ -9604,16 +9870,16 @@
           <w:i w:val="0"/>
           <w:sz w:val="24"/>
         </w:rPr>
-        <w:t>2026-08-25 多种子复核已完成并降格</w:t>
-      </w:r>
-      <w:r>
-        <w:rPr>
-          <w:rFonts w:ascii="Times New Roman" w:hAnsi="Times New Roman" w:eastAsia="宋体"/>
-          <w:b w:val="0"/>
-          <w:i w:val="0"/>
-          <w:sz w:val="24"/>
-        </w:rPr>
-        <w:t>——见 §10.9 修正）。</w:t>
+        <w:t>统一描述框架</w:t>
+      </w:r>
+      <w:r>
+        <w:rPr>
+          <w:rFonts w:ascii="Times New Roman" w:hAnsi="Times New Roman" w:eastAsia="宋体"/>
+          <w:b w:val="0"/>
+          <w:i w:val="0"/>
+          <w:sz w:val="24"/>
+        </w:rPr>
+        <w:t>——与全部 7 个正向判决及形式化碰撞结构一致，但属候选解释而非已确立的因果机制：正式配置裁剪点后验选择、单种子、多种子未复现（§10.9）；建立因果性需直接操纵碰撞距离的干预实验（如构造相同相位覆盖、不同碰撞距离的阶梯对），列为未来工作。</w:t>
       </w:r>
     </w:p>
     <w:p>
@@ -10990,7 +11256,7 @@
           <w:i w:val="0"/>
           <w:sz w:val="24"/>
         </w:rPr>
-        <w:t xml:space="preserve"> 逐行对应）。</w:t>
+        <w:t xml:space="preserve"> 逐行对应）——继承性限于基函数范数层，不扩展到注意力分数或 PPL 保证（附录 D Q4）。</w:t>
       </w:r>
     </w:p>
     <w:p>
@@ -14099,7 +14365,7 @@
           <w:color w:val="444444"/>
           <w:sz w:val="21"/>
         </w:rPr>
-        <w:t>⚠️ 2026-08-27 语料口径勘误（E148）</w:t>
+        <w:t>⚠️ 2026-08-27 语料口径勘误（E148）｜Corpus: Gutenberg (fallback)</w:t>
       </w:r>
       <w:r>
         <w:rPr>

--- a/papers/论文B中文规范版-PhaseCompleteLadders.docx
+++ b/papers/论文B中文规范版-PhaseCompleteLadders.docx
@@ -1078,7 +1078,7 @@
           <w:i w:val="0"/>
           <w:sz w:val="24"/>
         </w:rPr>
-        <w:t>旋转族内最优为随机稠密旋转阶梯（psi-rope-rand，[3,511] 随机角度，8 倍外推 6.45±0.03，3 个种子；n=10 完整复核 4.00±0.5，排序不变）</w:t>
+        <w:t>旋转族内最优为随机稠密旋转阶梯（psi-rope-rand，[3,511] 随机角度，8 倍外推 6.45±0.03，3 个种子；n=10 完整复核 4.00±0.5，排序不变；证书状态：不在论文 A 框架界证书覆盖范围——随机阶梯未通过反射检查器，其可证内容限于 ℓ² 线性无关性）</w:t>
       </w:r>
       <w:r>
         <w:rPr>
@@ -1195,61 +1195,7 @@
           <w:i w:val="0"/>
           <w:sz w:val="24"/>
         </w:rPr>
-        <w:t>τ 裁剪（</w:t>
-      </w:r>
-      <w:r>
-        <w:rPr>
-          <w:rFonts w:ascii="Consolas" w:hAnsi="Consolas" w:eastAsia="等线"/>
-          <w:b w:val="0"/>
-          <w:i w:val="0"/>
-          <w:sz w:val="22"/>
-        </w:rPr>
-        <w:t>--rand-max</w:t>
-      </w:r>
-      <w:r>
-        <w:rPr>
-          <w:rFonts w:ascii="Times New Roman" w:hAnsi="Times New Roman" w:eastAsia="宋体"/>
-          <w:b w:val="0"/>
-          <w:i w:val="0"/>
-          <w:sz w:val="24"/>
-        </w:rPr>
-        <w:t xml:space="preserve"> 过滤波长列表——64 维循环填充整体重排语义，非字面"高频移除"，机制见 §10.9a 点 5）在单种子 s1337 观察中将外推从 7.50 改善至 5.15（−31%），但 2026-08-25 多种子复核（s42/s7，27000 iters）揭示其真实语义是 64 维循环填充的整体重排（64 维 = 32 对旋转角，</w:t>
-      </w:r>
-      <w:r>
-        <w:rPr>
-          <w:rFonts w:ascii="Consolas" w:hAnsi="Consolas" w:eastAsia="等线"/>
-          <w:b w:val="0"/>
-          <w:i w:val="0"/>
-          <w:sz w:val="22"/>
-        </w:rPr>
-        <w:t>idx=arange(32)%len(ns)</w:t>
-      </w:r>
-      <w:r>
-        <w:rPr>
-          <w:rFonts w:ascii="Times New Roman" w:hAnsi="Times New Roman" w:eastAsia="宋体"/>
-          <w:b w:val="0"/>
-          <w:i w:val="0"/>
-          <w:sz w:val="24"/>
-        </w:rPr>
-        <w:t xml:space="preserve"> 取未排序阶梯前 32 波长循环填充；</w:t>
-      </w:r>
-      <w:r>
-        <w:rPr>
-          <w:rFonts w:ascii="Consolas" w:hAnsi="Consolas" w:eastAsia="等线"/>
-          <w:b w:val="0"/>
-          <w:i w:val="0"/>
-          <w:sz w:val="22"/>
-        </w:rPr>
-        <w:t>--rand-max</w:t>
-      </w:r>
-      <w:r>
-        <w:rPr>
-          <w:rFonts w:ascii="Times New Roman" w:hAnsi="Times New Roman" w:eastAsia="宋体"/>
-          <w:b w:val="0"/>
-          <w:i w:val="0"/>
-          <w:sz w:val="24"/>
-        </w:rPr>
-        <w:t xml:space="preserve"> 只过滤波长列表、改变 64 维波长分配，非简单高频移除）——s42 的 rt448 为空操作（前 32 波长无 &gt;448 角度，模型与 rand 完全相同，11.76=11.76 为必然），s1337 的改善是秩 11 波长 491 的重排效应（种子特异），s7 同重排无影响（7.67=7.67）——</w:t>
+        <w:t>τ 裁剪为单种子观察（多种子未复现，列为未来工作）</w:t>
       </w:r>
       <w:r>
         <w:rPr>
@@ -1258,12 +1204,21 @@
           <w:i w:val="0"/>
           <w:sz w:val="24"/>
         </w:rPr>
+        <w:t>：单种子 s1337 中 `--rand-max` 裁剪（64 维循环填充整体重排语义，非字面"高频移除"，机制见 §10.9a 点 5）将外推从 7.50 改善至 5.15（−31%）；2026-08-25 多种子复核（s42/s7，27000 iters）揭示其真实语义是 64 维循环填充的整体重排（64 维 = 32 对旋转角，`idx=arange(32)%len(ns)` 取未排序阶梯前 32 波长循环填充；`--rand-max` 只过滤波长列表、改变 64 维波长分配，非简单高频移除）——s42 的 rt448 为空操作（前 32 波长无 &gt;448 角度，模型与 rand 完全相同，11.76=11.76 为必然），s1337 的改善是秩 11 波长 491 的重排效应（种子特异），s7 同重排无影响（7.67=7.67）——</w:t>
+      </w:r>
+      <w:r>
+        <w:rPr>
+          <w:rFonts w:ascii="Times New Roman" w:hAnsi="Times New Roman" w:eastAsia="宋体"/>
+          <w:b w:val="0"/>
+          <w:i w:val="0"/>
+          <w:sz w:val="24"/>
+        </w:rPr>
         <w:t>裁剪效果为种子特异的单种子观察，无普遍性，列为未来工作</w:t>
       </w:r>
       <w:r>
         <w:rPr>
           <w:rFonts w:ascii="Times New Roman" w:hAnsi="Times New Roman" w:eastAsia="宋体"/>
-          <w:b w:val="0"/>
+          <w:b/>
           <w:i w:val="0"/>
           <w:sz w:val="24"/>
         </w:rPr>
@@ -1272,200 +1227,191 @@
       <w:r>
         <w:rPr>
           <w:rFonts w:ascii="Times New Roman" w:hAnsi="Times New Roman" w:eastAsia="宋体"/>
+          <w:b w:val="0"/>
+          <w:i w:val="0"/>
+          <w:sz w:val="24"/>
+        </w:rPr>
+        <w:t>稠密覆盖（相位完备性）仍是外推性能关键</w:t>
+      </w:r>
+      <w:r>
+        <w:rPr>
+          <w:rFonts w:ascii="Times New Roman" w:hAnsi="Times New Roman" w:eastAsia="宋体"/>
           <w:b/>
           <w:i w:val="0"/>
           <w:sz w:val="24"/>
         </w:rPr>
-        <w:t>稠密覆盖（相位完备性）仍是外推性能关键</w:t>
-      </w:r>
-      <w:r>
-        <w:rPr>
-          <w:rFonts w:ascii="Times New Roman" w:hAnsi="Times New Roman" w:eastAsia="宋体"/>
-          <w:b w:val="0"/>
-          <w:i w:val="0"/>
-          <w:sz w:val="24"/>
-        </w:rPr>
         <w:t>（</w:t>
       </w:r>
       <w:r>
         <w:rPr>
           <w:rFonts w:ascii="Times New Roman" w:hAnsi="Times New Roman" w:eastAsia="宋体"/>
+          <w:b w:val="0"/>
+          <w:i w:val="0"/>
+          <w:sz w:val="24"/>
+        </w:rPr>
+        <w:t>offset 无关性定理侧（probe_cs5，2026-08-29）</w:t>
+      </w:r>
+      <w:r>
+        <w:rPr>
+          <w:rFonts w:ascii="Times New Roman" w:hAnsi="Times New Roman" w:eastAsia="宋体"/>
           <w:b/>
           <w:i w:val="0"/>
           <w:sz w:val="24"/>
         </w:rPr>
-        <w:t>offset 无关性定理侧（probe_cs5，2026-08-29）</w:t>
-      </w:r>
-      <w:r>
-        <w:rPr>
-          <w:rFonts w:ascii="Times New Roman" w:hAnsi="Times New Roman" w:eastAsia="宋体"/>
-          <w:b w:val="0"/>
-          <w:i w:val="0"/>
-          <w:sz w:val="24"/>
-        </w:rPr>
         <w:t xml:space="preserve">：同族平移下跨网格对相干界 N/(2·min(j mod N, N−j mod N)) </w:t>
       </w:r>
       <w:r>
         <w:rPr>
           <w:rFonts w:ascii="Times New Roman" w:hAnsi="Times New Roman" w:eastAsia="宋体"/>
+          <w:b w:val="0"/>
+          <w:i w:val="0"/>
+          <w:sz w:val="24"/>
+        </w:rPr>
+        <w:t>右端不含偏移 δ</w:t>
+      </w:r>
+      <w:r>
+        <w:rPr>
+          <w:rFonts w:ascii="Times New Roman" w:hAnsi="Times New Roman" w:eastAsia="宋体"/>
           <w:b/>
           <w:i w:val="0"/>
           <w:sz w:val="24"/>
         </w:rPr>
-        <w:t>右端不含偏移 δ</w:t>
-      </w:r>
-      <w:r>
-        <w:rPr>
-          <w:rFonts w:ascii="Times New Roman" w:hAnsi="Times New Roman" w:eastAsia="宋体"/>
-          <w:b w:val="0"/>
-          <w:i w:val="0"/>
-          <w:sz w:val="24"/>
-        </w:rPr>
         <w:t xml:space="preserve">——ogrid 的恶化不来自跨对相干结构，与稠密覆盖主张一致）；τ/碰撞机制累计 </w:t>
       </w:r>
       <w:r>
         <w:rPr>
           <w:rFonts w:ascii="Times New Roman" w:hAnsi="Times New Roman" w:eastAsia="宋体"/>
+          <w:b w:val="0"/>
+          <w:i w:val="0"/>
+          <w:sz w:val="24"/>
+        </w:rPr>
+        <w:t>7 个正向判决</w:t>
+      </w:r>
+      <w:r>
+        <w:rPr>
+          <w:rFonts w:ascii="Times New Roman" w:hAnsi="Times New Roman" w:eastAsia="宋体"/>
           <w:b/>
           <w:i w:val="0"/>
           <w:sz w:val="24"/>
         </w:rPr>
-        <w:t>7 个正向判决</w:t>
-      </w:r>
-      <w:r>
-        <w:rPr>
-          <w:rFonts w:ascii="Times New Roman" w:hAnsi="Times New Roman" w:eastAsia="宋体"/>
-          <w:b w:val="0"/>
-          <w:i w:val="0"/>
-          <w:sz w:val="24"/>
-        </w:rPr>
         <w:t>（§8.4 口径：3 个稳健支点全部来自 eval-only 范式 + 1 个单种子候选支点[真训练，多种子未复现，已降格]）。</w:t>
       </w:r>
       <w:r>
         <w:rPr>
           <w:rFonts w:ascii="Times New Roman" w:hAnsi="Times New Roman" w:eastAsia="宋体"/>
+          <w:b w:val="0"/>
+          <w:i w:val="0"/>
+          <w:sz w:val="24"/>
+        </w:rPr>
+        <w:t>稳健性亮点（n=10）</w:t>
+      </w:r>
+      <w:r>
+        <w:rPr>
+          <w:rFonts w:ascii="Times New Roman" w:hAnsi="Times New Roman" w:eastAsia="宋体"/>
           <w:b/>
           <w:i w:val="0"/>
           <w:sz w:val="24"/>
         </w:rPr>
-        <w:t>稳健性亮点（n=10）</w:t>
-      </w:r>
-      <w:r>
-        <w:rPr>
-          <w:rFonts w:ascii="Times New Roman" w:hAnsi="Times New Roman" w:eastAsia="宋体"/>
-          <w:b w:val="0"/>
-          <w:i w:val="0"/>
-          <w:sz w:val="24"/>
-        </w:rPr>
         <w:t>：九方案 × 10 随机种子的完整复核（2026-08-25）确认主表排序（ALiBi &lt; rand &lt; t5rel &lt; e5pp &lt; c2 &lt; c4 &lt; c3 &lt; grid &lt; rope）在 3→10 种子下完全复现，新增 5 种子（{2718,1618,31416,12345,999}）与既有 5 种子均值差异全部 ≤0.8 且无方向性漂移——全部核心方向性结论的随机种子稳健性由此封闭（评审 P0-①）。我们如实记录被证伪的假设（包括被反例杀死的 double-coverage 律与均匀填充假设，以及 τ 裁剪多种子未复现），并提议将阶梯的</w:t>
       </w:r>
       <w:r>
         <w:rPr>
           <w:rFonts w:ascii="Times New Roman" w:hAnsi="Times New Roman" w:eastAsia="宋体"/>
+          <w:b w:val="0"/>
+          <w:i w:val="0"/>
+          <w:sz w:val="24"/>
+        </w:rPr>
+        <w:t>相位剖面</w:t>
+      </w:r>
+      <w:r>
+        <w:rPr>
+          <w:rFonts w:ascii="Times New Roman" w:hAnsi="Times New Roman" w:eastAsia="宋体"/>
           <w:b/>
           <w:i w:val="0"/>
           <w:sz w:val="24"/>
         </w:rPr>
-        <w:t>相位剖面</w:t>
-      </w:r>
-      <w:r>
-        <w:rPr>
-          <w:rFonts w:ascii="Times New Roman" w:hAnsi="Times New Roman" w:eastAsia="宋体"/>
-          <w:b w:val="0"/>
-          <w:i w:val="0"/>
-          <w:sz w:val="24"/>
-        </w:rPr>
         <w:t>作为任意位置编码的诊断量。</w:t>
       </w:r>
       <w:r>
         <w:rPr>
           <w:rFonts w:ascii="Times New Roman" w:hAnsi="Times New Roman" w:eastAsia="宋体"/>
+          <w:b w:val="0"/>
+          <w:i w:val="0"/>
+          <w:sz w:val="24"/>
+        </w:rPr>
+        <w:t>边界声明（审稿口径）</w:t>
+      </w:r>
+      <w:r>
+        <w:rPr>
+          <w:rFonts w:ascii="Times New Roman" w:hAnsi="Times New Roman" w:eastAsia="宋体"/>
           <w:b/>
           <w:i w:val="0"/>
           <w:sz w:val="24"/>
         </w:rPr>
-        <w:t>边界声明（审稿口径）</w:t>
-      </w:r>
-      <w:r>
-        <w:rPr>
-          <w:rFonts w:ascii="Times New Roman" w:hAnsi="Times New Roman" w:eastAsia="宋体"/>
-          <w:b w:val="0"/>
-          <w:i w:val="0"/>
-          <w:sz w:val="24"/>
-        </w:rPr>
         <w:t xml:space="preserve">：① </w:t>
       </w:r>
       <w:r>
         <w:rPr>
           <w:rFonts w:ascii="Times New Roman" w:hAnsi="Times New Roman" w:eastAsia="宋体"/>
+          <w:b w:val="0"/>
+          <w:i w:val="0"/>
+          <w:sz w:val="24"/>
+        </w:rPr>
+        <w:t>证书不保证端到端外推性能</w:t>
+      </w:r>
+      <w:r>
+        <w:rPr>
+          <w:rFonts w:ascii="Times New Roman" w:hAnsi="Times New Roman" w:eastAsia="宋体"/>
           <w:b/>
           <w:i w:val="0"/>
           <w:sz w:val="24"/>
         </w:rPr>
-        <w:t>证书不保证端到端外推性能</w:t>
-      </w:r>
-      <w:r>
-        <w:rPr>
-          <w:rFonts w:ascii="Times New Roman" w:hAnsi="Times New Roman" w:eastAsia="宋体"/>
-          <w:b w:val="0"/>
-          <w:i w:val="0"/>
-          <w:sz w:val="24"/>
-        </w:rPr>
         <w:t xml:space="preserve">——所有证书覆盖基表示层的能量范数/框架界，与外推 PPL 是平行轨道；带证书方案在 8× 外推落后无证书 ALiBi 约 </w:t>
       </w:r>
       <w:r>
         <w:rPr>
           <w:rFonts w:ascii="Times New Roman" w:hAnsi="Times New Roman" w:eastAsia="宋体"/>
+          <w:b w:val="0"/>
+          <w:i w:val="0"/>
+          <w:sz w:val="24"/>
+        </w:rPr>
+        <w:t>2.8×</w:t>
+      </w:r>
+      <w:r>
+        <w:rPr>
+          <w:rFonts w:ascii="Times New Roman" w:hAnsi="Times New Roman" w:eastAsia="宋体"/>
           <w:b/>
           <w:i w:val="0"/>
           <w:sz w:val="24"/>
         </w:rPr>
-        <w:t>2.8×</w:t>
-      </w:r>
-      <w:r>
-        <w:rPr>
-          <w:rFonts w:ascii="Times New Roman" w:hAnsi="Times New Roman" w:eastAsia="宋体"/>
-          <w:b w:val="0"/>
-          <w:i w:val="0"/>
-          <w:sz w:val="24"/>
-        </w:rPr>
         <w:t xml:space="preserve">（C=4 12.75 vs 4.47），标题的"可认证"指表示层证书而非外推稳健性；② </w:t>
       </w:r>
       <w:r>
         <w:rPr>
           <w:rFonts w:ascii="Times New Roman" w:hAnsi="Times New Roman" w:eastAsia="宋体"/>
+          <w:b w:val="0"/>
+          <w:i w:val="0"/>
+          <w:sz w:val="24"/>
+        </w:rPr>
+        <w:t>统计功效</w:t>
+      </w:r>
+      <w:r>
+        <w:rPr>
+          <w:rFonts w:ascii="Times New Roman" w:hAnsi="Times New Roman" w:eastAsia="宋体"/>
           <w:b/>
           <w:i w:val="0"/>
           <w:sz w:val="24"/>
         </w:rPr>
-        <w:t>统计功效</w:t>
-      </w:r>
-      <w:r>
-        <w:rPr>
-          <w:rFonts w:ascii="Times New Roman" w:hAnsi="Times New Roman" w:eastAsia="宋体"/>
-          <w:b w:val="0"/>
-          <w:i w:val="0"/>
-          <w:sz w:val="24"/>
-        </w:rPr>
         <w:t xml:space="preserve">：核心对比为 n=3 起始、n=5 完成、n=10 全量复核（Welch t + Cohen's d 已补），方向性结论在 n=10 下封闭；③ </w:t>
       </w:r>
       <w:r>
         <w:rPr>
           <w:rFonts w:ascii="Times New Roman" w:hAnsi="Times New Roman" w:eastAsia="宋体"/>
-          <w:b/>
-          <w:i w:val="0"/>
-          <w:sz w:val="24"/>
-        </w:rPr>
-        <w:t>τ 裁剪点为后验选择且多种子未复现</w:t>
-      </w:r>
-      <w:r>
-        <w:rPr>
-          <w:rFonts w:ascii="Times New Roman" w:hAnsi="Times New Roman" w:eastAsia="宋体"/>
-          <w:b w:val="0"/>
-          <w:i w:val="0"/>
-          <w:sz w:val="24"/>
-        </w:rPr>
-        <w:t>，τ 机制为候选解释而非已确立的因果机制；训练后评估与 eval-only 剪枝回测是两种协议，表格已显著区分。</w:t>
+          <w:b w:val="0"/>
+          <w:i w:val="0"/>
+          <w:sz w:val="24"/>
+        </w:rPr>
+        <w:t>τ 裁剪点为后验选择且多种子未复现**，τ 机制为候选解释而非已确立的因果机制；训练后评估与 eval-only 剪枝回测是两种协议，表格已显著区分。</w:t>
       </w:r>
     </w:p>
     <w:p>
@@ -2241,7 +2187,25 @@
           <w:i w:val="0"/>
           <w:sz w:val="24"/>
         </w:rPr>
-        <w:t>确定性协议：rope 在两种温控协议下逐位复现（损失到小数点后四位），证明冷却暂停不改变计算轨迹——同种子同 batch 的跨 run 比较合法。</w:t>
+        <w:t>确定性协议：rope 在两种温控协议下逐位复现（损失到小数点后四位），证明冷却暂停不改变计算轨迹——同种子同 batch 的跨 run 比较合法。实现层面：冷却暂停为训练循环级的轮询挂起（</w:t>
+      </w:r>
+      <w:r>
+        <w:rPr>
+          <w:rFonts w:ascii="Consolas" w:hAnsi="Consolas" w:eastAsia="等线"/>
+          <w:b w:val="0"/>
+          <w:i w:val="0"/>
+          <w:sz w:val="22"/>
+        </w:rPr>
+        <w:t>guard.check()</w:t>
+      </w:r>
+      <w:r>
+        <w:rPr>
+          <w:rFonts w:ascii="Times New Roman" w:hAnsi="Times New Roman" w:eastAsia="宋体"/>
+          <w:b w:val="0"/>
+          <w:i w:val="0"/>
+          <w:sz w:val="24"/>
+        </w:rPr>
+        <w:t xml:space="preserve"> 阻塞，不终止进程），随机数生成器与优化器状态驻留内存不被重置，学习率调度按已完成的迭代步数推进（与墙钟时间无关）——暂停只改变墙钟耗时，不改变任何计算轨迹；2026-08-25/26 复核中两次独立复现数值一致（rt448 6.68/6.69）亦为该性质的实证佐证。</w:t>
       </w:r>
     </w:p>
     <w:p>

--- a/papers/论文B中文规范版-PhaseCompleteLadders.docx
+++ b/papers/论文B中文规范版-PhaseCompleteLadders.docx
@@ -4104,7 +4104,43 @@
           <w:i w:val="0"/>
           <w:sz w:val="24"/>
         </w:rPr>
-        <w:t>（ogrid @4096 = 19.30，比 rand 差 2.6×，与 Gutenberg 口径 2.5× 方向一致——稠密覆盖仍是外推性能关键）。</w:t>
+        <w:t>（ogrid @4096 = 19.30，比 rand 差 2.6×，与 Gutenberg 口径 2.5× 方向一致——稠密覆盖仍是外推性能关键）。 k-scan 数据支持两类可判别假说：</w:t>
+      </w:r>
+      <w:r>
+        <w:rPr>
+          <w:rFonts w:ascii="Times New Roman" w:hAnsi="Times New Roman" w:eastAsia="宋体"/>
+          <w:b/>
+          <w:i w:val="0"/>
+          <w:sz w:val="24"/>
+        </w:rPr>
+        <w:t>常数理论</w:t>
+      </w:r>
+      <w:r>
+        <w:rPr>
+          <w:rFonts w:ascii="Times New Roman" w:hAnsi="Times New Roman" w:eastAsia="宋体"/>
+          <w:b w:val="0"/>
+          <w:i w:val="0"/>
+          <w:sz w:val="24"/>
+        </w:rPr>
+        <w:t>（N* 为阶梯结构常数，与外推倍数 k 无关——k=2,4,8 下 [352,448] 稳定支持之）与</w:t>
+      </w:r>
+      <w:r>
+        <w:rPr>
+          <w:rFonts w:ascii="Times New Roman" w:hAnsi="Times New Roman" w:eastAsia="宋体"/>
+          <w:b/>
+          <w:i w:val="0"/>
+          <w:sz w:val="24"/>
+        </w:rPr>
+        <w:t>深度理论</w:t>
+      </w:r>
+      <w:r>
+        <w:rPr>
+          <w:rFonts w:ascii="Times New Roman" w:hAnsi="Times New Roman" w:eastAsia="宋体"/>
+          <w:b w:val="0"/>
+          <w:i w:val="0"/>
+          <w:sz w:val="24"/>
+        </w:rPr>
+        <w:t>（N* 随训练预算右移——3000→27000 iters 的 N* 移动支持之）；二者均为可证伪的理论框架，判别实验列为未来工作。</w:t>
       </w:r>
       <w:r>
         <w:rPr>

--- a/papers/论文B中文规范版-PhaseCompleteLadders.docx
+++ b/papers/论文B中文规范版-PhaseCompleteLadders.docx
@@ -2248,7 +2248,25 @@
           <w:i w:val="0"/>
           <w:sz w:val="24"/>
         </w:rPr>
-        <w:t xml:space="preserve">RTX 3070 8GB 训练温控（80°C 触发 / 70°C 恢复 / 0.5s 轮询 + 防死锁，详见附录 A）。一次只跑一件 GPU 任务；每次冷却 30–60s；训练过程全程 </w:t>
+        <w:t>RTX 3070 8GB 训练温控（详见附录 A）。</w:t>
+      </w:r>
+      <w:r>
+        <w:rPr>
+          <w:rFonts w:ascii="Times New Roman" w:hAnsi="Times New Roman" w:eastAsia="宋体"/>
+          <w:b/>
+          <w:i w:val="0"/>
+          <w:sz w:val="24"/>
+        </w:rPr>
+        <w:t>实际执行参数（v2，k-scan 与 27000 iters 全部深度训练采用）</w:t>
+      </w:r>
+      <w:r>
+        <w:rPr>
+          <w:rFonts w:ascii="Times New Roman" w:hAnsi="Times New Roman" w:eastAsia="宋体"/>
+          <w:b w:val="0"/>
+          <w:i w:val="0"/>
+          <w:sz w:val="24"/>
+        </w:rPr>
+        <w:t xml:space="preserve">：gpu-max 80°C / gpu-resume 75°C / 轮询 0.2s / 冷却暂停至回落，全程 </w:t>
       </w:r>
       <w:r>
         <w:rPr>
@@ -2267,6 +2285,524 @@
           <w:sz w:val="24"/>
         </w:rPr>
         <w:t xml:space="preserve"> 落盘。</w:t>
+      </w:r>
+      <w:r>
+        <w:rPr>
+          <w:rFonts w:ascii="Times New Roman" w:hAnsi="Times New Roman" w:eastAsia="宋体"/>
+          <w:b/>
+          <w:i w:val="0"/>
+          <w:sz w:val="24"/>
+        </w:rPr>
+        <w:t>协议演进记录</w:t>
+      </w:r>
+      <w:r>
+        <w:rPr>
+          <w:rFonts w:ascii="Times New Roman" w:hAnsi="Times New Roman" w:eastAsia="宋体"/>
+          <w:b w:val="0"/>
+          <w:i w:val="0"/>
+          <w:sz w:val="24"/>
+        </w:rPr>
+        <w:t xml:space="preserve">：v1（85/78）在 rt256 step 835 热过载宕机后收紧为 v2；0.05s 轮询曾因 </w:t>
+      </w:r>
+      <w:r>
+        <w:rPr>
+          <w:rFonts w:ascii="Consolas" w:hAnsi="Consolas" w:eastAsia="等线"/>
+          <w:b w:val="0"/>
+          <w:i w:val="0"/>
+          <w:sz w:val="22"/>
+        </w:rPr>
+        <w:t>nvidia-smi</w:t>
+      </w:r>
+      <w:r>
+        <w:rPr>
+          <w:rFonts w:ascii="Times New Roman" w:hAnsi="Times New Roman" w:eastAsia="宋体"/>
+          <w:b w:val="0"/>
+          <w:i w:val="0"/>
+          <w:sz w:val="24"/>
+        </w:rPr>
+        <w:t xml:space="preserve"> 单次 52ms、20 次/秒占满单核（探测自身成热源触发 CPU 冷却死循环）而弃用，改 0.2s（26% 单核）。早期 Gutenberg 快速配置采用 80/70/0.5s 口径。一次只跑一件 GPU 任务；每次冷却 30–60s；训练过程全程 </w:t>
+      </w:r>
+      <w:r>
+        <w:rPr>
+          <w:rFonts w:ascii="Consolas" w:hAnsi="Consolas" w:eastAsia="等线"/>
+          <w:b w:val="0"/>
+          <w:i w:val="0"/>
+          <w:sz w:val="22"/>
+        </w:rPr>
+        <w:t>guard.check()</w:t>
+      </w:r>
+      <w:r>
+        <w:rPr>
+          <w:rFonts w:ascii="Times New Roman" w:hAnsi="Times New Roman" w:eastAsia="宋体"/>
+          <w:b w:val="0"/>
+          <w:i w:val="0"/>
+          <w:sz w:val="24"/>
+        </w:rPr>
+        <w:t xml:space="preserve"> 落盘。</w:t>
+      </w:r>
+    </w:p>
+    <w:p>
+      <w:pPr>
+        <w:spacing w:line="336" w:lineRule="auto"/>
+        <w:ind w:firstLine="480"/>
+      </w:pPr>
+      <w:r>
+        <w:rPr>
+          <w:rFonts w:ascii="Times New Roman" w:hAnsi="Times New Roman" w:eastAsia="宋体"/>
+          <w:b/>
+          <w:i w:val="0"/>
+          <w:sz w:val="24"/>
+        </w:rPr>
+        <w:t>掩码评估完整表（k_scan_record，27000 iters，τ 机制"训练适应效应"完整证据）</w:t>
+      </w:r>
+      <w:r>
+        <w:rPr>
+          <w:rFonts w:ascii="Times New Roman" w:hAnsi="Times New Roman" w:eastAsia="宋体"/>
+          <w:b w:val="0"/>
+          <w:i w:val="0"/>
+          <w:sz w:val="24"/>
+        </w:rPr>
+        <w:t>：</w:t>
+      </w:r>
+    </w:p>
+    <w:tbl>
+      <w:tblPr>
+        <w:tblStyle w:val="TableGrid"/>
+        <w:tblW w:type="auto" w:w="0"/>
+        <w:tblLook w:firstColumn="1" w:firstRow="1" w:lastColumn="0" w:lastRow="0" w:noHBand="0" w:noVBand="1" w:val="04A0"/>
+      </w:tblPr>
+      <w:tblGrid>
+        <w:gridCol w:w="1872"/>
+        <w:gridCol w:w="1872"/>
+        <w:gridCol w:w="1872"/>
+        <w:gridCol w:w="1872"/>
+        <w:gridCol w:w="1872"/>
+      </w:tblGrid>
+      <w:tr>
+        <w:tc>
+          <w:tcPr>
+            <w:tcW w:type="dxa" w:w="1872"/>
+          </w:tcPr>
+          <w:p>
+            <w:r>
+              <w:rPr>
+                <w:rFonts w:ascii="Times New Roman" w:hAnsi="Times New Roman" w:eastAsia="宋体"/>
+                <w:b/>
+                <w:i w:val="0"/>
+                <w:sz w:val="21"/>
+              </w:rPr>
+              <w:t>N \ T</w:t>
+            </w:r>
+          </w:p>
+        </w:tc>
+        <w:tc>
+          <w:tcPr>
+            <w:tcW w:type="dxa" w:w="1872"/>
+          </w:tcPr>
+          <w:p>
+            <w:r>
+              <w:rPr>
+                <w:rFonts w:ascii="Times New Roman" w:hAnsi="Times New Roman" w:eastAsia="宋体"/>
+                <w:b/>
+                <w:i w:val="0"/>
+                <w:sz w:val="21"/>
+              </w:rPr>
+              <w:t>512</w:t>
+            </w:r>
+          </w:p>
+        </w:tc>
+        <w:tc>
+          <w:tcPr>
+            <w:tcW w:type="dxa" w:w="1872"/>
+          </w:tcPr>
+          <w:p>
+            <w:r>
+              <w:rPr>
+                <w:rFonts w:ascii="Times New Roman" w:hAnsi="Times New Roman" w:eastAsia="宋体"/>
+                <w:b/>
+                <w:i w:val="0"/>
+                <w:sz w:val="21"/>
+              </w:rPr>
+              <w:t>1024</w:t>
+            </w:r>
+          </w:p>
+        </w:tc>
+        <w:tc>
+          <w:tcPr>
+            <w:tcW w:type="dxa" w:w="1872"/>
+          </w:tcPr>
+          <w:p>
+            <w:r>
+              <w:rPr>
+                <w:rFonts w:ascii="Times New Roman" w:hAnsi="Times New Roman" w:eastAsia="宋体"/>
+                <w:b/>
+                <w:i w:val="0"/>
+                <w:sz w:val="21"/>
+              </w:rPr>
+              <w:t>2048</w:t>
+            </w:r>
+          </w:p>
+        </w:tc>
+        <w:tc>
+          <w:tcPr>
+            <w:tcW w:type="dxa" w:w="1872"/>
+          </w:tcPr>
+          <w:p>
+            <w:r>
+              <w:rPr>
+                <w:rFonts w:ascii="Times New Roman" w:hAnsi="Times New Roman" w:eastAsia="宋体"/>
+                <w:b/>
+                <w:i w:val="0"/>
+                <w:sz w:val="21"/>
+              </w:rPr>
+              <w:t>4096</w:t>
+            </w:r>
+          </w:p>
+        </w:tc>
+      </w:tr>
+      <w:tr>
+        <w:tc>
+          <w:tcPr>
+            <w:tcW w:type="dxa" w:w="1872"/>
+          </w:tcPr>
+          <w:p>
+            <w:r>
+              <w:rPr>
+                <w:rFonts w:ascii="Times New Roman" w:hAnsi="Times New Roman" w:eastAsia="宋体"/>
+                <w:b w:val="0"/>
+                <w:i w:val="0"/>
+                <w:sz w:val="21"/>
+              </w:rPr>
+              <w:t>full</w:t>
+            </w:r>
+          </w:p>
+        </w:tc>
+        <w:tc>
+          <w:tcPr>
+            <w:tcW w:type="dxa" w:w="1872"/>
+          </w:tcPr>
+          <w:p>
+            <w:r>
+              <w:rPr>
+                <w:rFonts w:ascii="Times New Roman" w:hAnsi="Times New Roman" w:eastAsia="宋体"/>
+                <w:b w:val="0"/>
+                <w:i w:val="0"/>
+                <w:sz w:val="21"/>
+              </w:rPr>
+              <w:t>2.69</w:t>
+            </w:r>
+          </w:p>
+        </w:tc>
+        <w:tc>
+          <w:tcPr>
+            <w:tcW w:type="dxa" w:w="1872"/>
+          </w:tcPr>
+          <w:p>
+            <w:r>
+              <w:rPr>
+                <w:rFonts w:ascii="Times New Roman" w:hAnsi="Times New Roman" w:eastAsia="宋体"/>
+                <w:b w:val="0"/>
+                <w:i w:val="0"/>
+                <w:sz w:val="21"/>
+              </w:rPr>
+              <w:t>2.87</w:t>
+            </w:r>
+          </w:p>
+        </w:tc>
+        <w:tc>
+          <w:tcPr>
+            <w:tcW w:type="dxa" w:w="1872"/>
+          </w:tcPr>
+          <w:p>
+            <w:r>
+              <w:rPr>
+                <w:rFonts w:ascii="Times New Roman" w:hAnsi="Times New Roman" w:eastAsia="宋体"/>
+                <w:b w:val="0"/>
+                <w:i w:val="0"/>
+                <w:sz w:val="21"/>
+              </w:rPr>
+              <w:t>3.42</w:t>
+            </w:r>
+          </w:p>
+        </w:tc>
+        <w:tc>
+          <w:tcPr>
+            <w:tcW w:type="dxa" w:w="1872"/>
+          </w:tcPr>
+          <w:p>
+            <w:r>
+              <w:rPr>
+                <w:rFonts w:ascii="Times New Roman" w:hAnsi="Times New Roman" w:eastAsia="宋体"/>
+                <w:b w:val="0"/>
+                <w:i w:val="0"/>
+                <w:sz w:val="21"/>
+              </w:rPr>
+              <w:t>4.36</w:t>
+            </w:r>
+          </w:p>
+        </w:tc>
+      </w:tr>
+      <w:tr>
+        <w:tc>
+          <w:tcPr>
+            <w:tcW w:type="dxa" w:w="1872"/>
+          </w:tcPr>
+          <w:p>
+            <w:r>
+              <w:rPr>
+                <w:rFonts w:ascii="Times New Roman" w:hAnsi="Times New Roman" w:eastAsia="宋体"/>
+                <w:b w:val="0"/>
+                <w:i w:val="0"/>
+                <w:sz w:val="21"/>
+              </w:rPr>
+              <w:t>224–320</w:t>
+            </w:r>
+          </w:p>
+        </w:tc>
+        <w:tc>
+          <w:tcPr>
+            <w:tcW w:type="dxa" w:w="1872"/>
+          </w:tcPr>
+          <w:p>
+            <w:r>
+              <w:rPr>
+                <w:rFonts w:ascii="Times New Roman" w:hAnsi="Times New Roman" w:eastAsia="宋体"/>
+                <w:b w:val="0"/>
+                <w:i w:val="0"/>
+                <w:sz w:val="21"/>
+              </w:rPr>
+              <w:t>3.33</w:t>
+            </w:r>
+          </w:p>
+        </w:tc>
+        <w:tc>
+          <w:tcPr>
+            <w:tcW w:type="dxa" w:w="1872"/>
+          </w:tcPr>
+          <w:p>
+            <w:r>
+              <w:rPr>
+                <w:rFonts w:ascii="Times New Roman" w:hAnsi="Times New Roman" w:eastAsia="宋体"/>
+                <w:b w:val="0"/>
+                <w:i w:val="0"/>
+                <w:sz w:val="21"/>
+              </w:rPr>
+              <w:t>4.63</w:t>
+            </w:r>
+          </w:p>
+        </w:tc>
+        <w:tc>
+          <w:tcPr>
+            <w:tcW w:type="dxa" w:w="1872"/>
+          </w:tcPr>
+          <w:p>
+            <w:r>
+              <w:rPr>
+                <w:rFonts w:ascii="Times New Roman" w:hAnsi="Times New Roman" w:eastAsia="宋体"/>
+                <w:b w:val="0"/>
+                <w:i w:val="0"/>
+                <w:sz w:val="21"/>
+              </w:rPr>
+              <w:t>7.48</w:t>
+            </w:r>
+          </w:p>
+        </w:tc>
+        <w:tc>
+          <w:tcPr>
+            <w:tcW w:type="dxa" w:w="1872"/>
+          </w:tcPr>
+          <w:p>
+            <w:r>
+              <w:rPr>
+                <w:rFonts w:ascii="Times New Roman" w:hAnsi="Times New Roman" w:eastAsia="宋体"/>
+                <w:b w:val="0"/>
+                <w:i w:val="0"/>
+                <w:sz w:val="21"/>
+              </w:rPr>
+              <w:t>11.77</w:t>
+            </w:r>
+          </w:p>
+        </w:tc>
+      </w:tr>
+      <w:tr>
+        <w:tc>
+          <w:tcPr>
+            <w:tcW w:type="dxa" w:w="1872"/>
+          </w:tcPr>
+          <w:p>
+            <w:r>
+              <w:rPr>
+                <w:rFonts w:ascii="Times New Roman" w:hAnsi="Times New Roman" w:eastAsia="宋体"/>
+                <w:b w:val="0"/>
+                <w:i w:val="0"/>
+                <w:sz w:val="21"/>
+              </w:rPr>
+              <w:t>352–480</w:t>
+            </w:r>
+          </w:p>
+        </w:tc>
+        <w:tc>
+          <w:tcPr>
+            <w:tcW w:type="dxa" w:w="1872"/>
+          </w:tcPr>
+          <w:p>
+            <w:r>
+              <w:rPr>
+                <w:rFonts w:ascii="Times New Roman" w:hAnsi="Times New Roman" w:eastAsia="宋体"/>
+                <w:b w:val="0"/>
+                <w:i w:val="0"/>
+                <w:sz w:val="21"/>
+              </w:rPr>
+              <w:t>2.83</w:t>
+            </w:r>
+          </w:p>
+        </w:tc>
+        <w:tc>
+          <w:tcPr>
+            <w:tcW w:type="dxa" w:w="1872"/>
+          </w:tcPr>
+          <w:p>
+            <w:r>
+              <w:rPr>
+                <w:rFonts w:ascii="Times New Roman" w:hAnsi="Times New Roman" w:eastAsia="宋体"/>
+                <w:b w:val="0"/>
+                <w:i w:val="0"/>
+                <w:sz w:val="21"/>
+              </w:rPr>
+              <w:t>3.38</w:t>
+            </w:r>
+          </w:p>
+        </w:tc>
+        <w:tc>
+          <w:tcPr>
+            <w:tcW w:type="dxa" w:w="1872"/>
+          </w:tcPr>
+          <w:p>
+            <w:r>
+              <w:rPr>
+                <w:rFonts w:ascii="Times New Roman" w:hAnsi="Times New Roman" w:eastAsia="宋体"/>
+                <w:b w:val="0"/>
+                <w:i w:val="0"/>
+                <w:sz w:val="21"/>
+              </w:rPr>
+              <w:t>4.68</w:t>
+            </w:r>
+          </w:p>
+        </w:tc>
+        <w:tc>
+          <w:tcPr>
+            <w:tcW w:type="dxa" w:w="1872"/>
+          </w:tcPr>
+          <w:p>
+            <w:r>
+              <w:rPr>
+                <w:rFonts w:ascii="Times New Roman" w:hAnsi="Times New Roman" w:eastAsia="宋体"/>
+                <w:b w:val="0"/>
+                <w:i w:val="0"/>
+                <w:sz w:val="21"/>
+              </w:rPr>
+              <w:t>6.94</w:t>
+            </w:r>
+          </w:p>
+        </w:tc>
+      </w:tr>
+      <w:tr>
+        <w:tc>
+          <w:tcPr>
+            <w:tcW w:type="dxa" w:w="1872"/>
+          </w:tcPr>
+          <w:p>
+            <w:r>
+              <w:rPr>
+                <w:rFonts w:ascii="Times New Roman" w:hAnsi="Times New Roman" w:eastAsia="宋体"/>
+                <w:b w:val="0"/>
+                <w:i w:val="0"/>
+                <w:sz w:val="21"/>
+              </w:rPr>
+              <w:t>511</w:t>
+            </w:r>
+          </w:p>
+        </w:tc>
+        <w:tc>
+          <w:tcPr>
+            <w:tcW w:type="dxa" w:w="1872"/>
+          </w:tcPr>
+          <w:p>
+            <w:r>
+              <w:rPr>
+                <w:rFonts w:ascii="Times New Roman" w:hAnsi="Times New Roman" w:eastAsia="宋体"/>
+                <w:b w:val="0"/>
+                <w:i w:val="0"/>
+                <w:sz w:val="21"/>
+              </w:rPr>
+              <w:t>2.69</w:t>
+            </w:r>
+          </w:p>
+        </w:tc>
+        <w:tc>
+          <w:tcPr>
+            <w:tcW w:type="dxa" w:w="1872"/>
+          </w:tcPr>
+          <w:p>
+            <w:r>
+              <w:rPr>
+                <w:rFonts w:ascii="Times New Roman" w:hAnsi="Times New Roman" w:eastAsia="宋体"/>
+                <w:b w:val="0"/>
+                <w:i w:val="0"/>
+                <w:sz w:val="21"/>
+              </w:rPr>
+              <w:t>2.87</w:t>
+            </w:r>
+          </w:p>
+        </w:tc>
+        <w:tc>
+          <w:tcPr>
+            <w:tcW w:type="dxa" w:w="1872"/>
+          </w:tcPr>
+          <w:p>
+            <w:r>
+              <w:rPr>
+                <w:rFonts w:ascii="Times New Roman" w:hAnsi="Times New Roman" w:eastAsia="宋体"/>
+                <w:b w:val="0"/>
+                <w:i w:val="0"/>
+                <w:sz w:val="21"/>
+              </w:rPr>
+              <w:t>3.42</w:t>
+            </w:r>
+          </w:p>
+        </w:tc>
+        <w:tc>
+          <w:tcPr>
+            <w:tcW w:type="dxa" w:w="1872"/>
+          </w:tcPr>
+          <w:p>
+            <w:r>
+              <w:rPr>
+                <w:rFonts w:ascii="Times New Roman" w:hAnsi="Times New Roman" w:eastAsia="宋体"/>
+                <w:b w:val="0"/>
+                <w:i w:val="0"/>
+                <w:sz w:val="21"/>
+              </w:rPr>
+              <w:t>4.36</w:t>
+            </w:r>
+          </w:p>
+        </w:tc>
+      </w:tr>
+    </w:tbl>
+    <w:p/>
+    <w:p>
+      <w:pPr>
+        <w:spacing w:line="336" w:lineRule="auto"/>
+        <w:ind w:firstLine="480"/>
+      </w:pPr>
+      <w:r>
+        <w:rPr>
+          <w:rFonts w:ascii="Times New Roman" w:hAnsi="Times New Roman" w:eastAsia="宋体"/>
+          <w:b w:val="0"/>
+          <w:i w:val="0"/>
+          <w:sz w:val="24"/>
+        </w:rPr>
+        <w:t>（静音越多越差的单调性完整呈现：352–480 窗口在全部评估长度上介于 full 与 224–320 之间——裁剪增益来自训练适应而非纯几何效应的完整证据，§10.9a 点 6 的数据来源。）</w:t>
       </w:r>
     </w:p>
     <w:p>
@@ -3799,6 +4335,42 @@
           <w:sz w:val="24"/>
         </w:rPr>
         <w:t xml:space="preserve"> / t5rel 2.75 / psi-rope-rand 7.50 / e5pp 14.21）。</w:t>
+      </w:r>
+      <w:r>
+        <w:rPr>
+          <w:rFonts w:ascii="Times New Roman" w:hAnsi="Times New Roman" w:eastAsia="宋体"/>
+          <w:b/>
+          <w:i w:val="0"/>
+          <w:sz w:val="24"/>
+        </w:rPr>
+        <w:t>2026-08-28 本地三 seed 独立复现（tinystories200 指纹 1.8e8 确认，27000 iters）</w:t>
+      </w:r>
+      <w:r>
+        <w:rPr>
+          <w:rFonts w:ascii="Times New Roman" w:hAnsi="Times New Roman" w:eastAsia="宋体"/>
+          <w:b w:val="0"/>
+          <w:i w:val="0"/>
+          <w:sz w:val="24"/>
+        </w:rPr>
+        <w:t>：ALiBi @4096 = 2.11±0.03（2.14/2.07/2.12——与 batch3 逐位一致）、t5rel = 2.74±0.05（2.80/2.73/2.69）——两条无证书/偏置基线的正式配置结论获独立复现；</w:t>
+      </w:r>
+      <w:r>
+        <w:rPr>
+          <w:rFonts w:ascii="Times New Roman" w:hAnsi="Times New Roman" w:eastAsia="宋体"/>
+          <w:b/>
+          <w:i w:val="0"/>
+          <w:sz w:val="24"/>
+        </w:rPr>
+        <w:t>rand 三 seed 方差显著放大</w:t>
+      </w:r>
+      <w:r>
+        <w:rPr>
+          <w:rFonts w:ascii="Times New Roman" w:hAnsi="Times New Roman" w:eastAsia="宋体"/>
+          <w:b w:val="0"/>
+          <w:i w:val="0"/>
+          <w:sz w:val="24"/>
+        </w:rPr>
+        <w:t>：9.31/4.31/3.76（5.79±2.36，变异系数 41%，范围 3.76–9.31）——batch3 的单 seed 7.50 不具代表性，rand 类随机阶梯在深度训练下的 seed 方差本身构成新发现（随机阶梯的深度训练稳定性弱于结构化/偏置方案）。</w:t>
       </w:r>
       <w:r>
         <w:rPr>
@@ -10572,7 +11144,7 @@
           <w:i w:val="0"/>
           <w:sz w:val="24"/>
         </w:rPr>
-        <w:t>，原"τ 感知频率选择"命名降格——裁剪语义 = 64 维循环填充下整体维度重组而非单纯高频移除，§10.9a 点 5）"（§5.1/§10.9）。数据可信度：batch1/2（3000 iters）与本地 RTX3070 逐位对齐（偏差 ≤0.03），batch3/4 同脚本同语料，云端 T4 与本地可互换。</w:t>
+        <w:t>，原"τ 感知频率选择"命名降格——裁剪语义 = 64 维循环填充下整体维度重组而非单纯高频移除，§10.9a 点 5）"（§5.1/§10.9）。数据可信度：batch1/2（3000 iters）与本地 RTX3070 逐位对齐（偏差 ≤0.03），batch3/4 同脚本同语料；云端 T4 与本地的可互换性已在 batch1/2 逐位验证，batch3/4 的绝对数值在其原始执行环境下有效——本地三 seed 重跑实测 @512 存在约 0.12 的系统偏移，跨环境比较需谨慎。</w:t>
       </w:r>
     </w:p>
     <w:p>
@@ -11925,6 +12497,29 @@
           <w:sz w:val="28"/>
         </w:rPr>
         <w:t>10 局限性</w:t>
+      </w:r>
+    </w:p>
+    <w:p>
+      <w:pPr>
+        <w:pStyle w:val="ListBullet"/>
+      </w:pPr>
+      <w:r>
+        <w:rPr>
+          <w:rFonts w:ascii="Times New Roman" w:hAnsi="Times New Roman" w:eastAsia="宋体"/>
+          <w:b/>
+          <w:i w:val="0"/>
+          <w:sz w:val="24"/>
+        </w:rPr>
+        <w:t>随机阶梯的深度训练方差</w:t>
+      </w:r>
+      <w:r>
+        <w:rPr>
+          <w:rFonts w:ascii="Times New Roman" w:hAnsi="Times New Roman" w:eastAsia="宋体"/>
+          <w:b w:val="0"/>
+          <w:i w:val="0"/>
+          <w:sz w:val="24"/>
+        </w:rPr>
+        <w:t>（2026-08-28 三 seed 重跑新增）：rand 类随机阶梯在 27000 iters 深度训练下 seed 间离散度显著放大（5.79±2.36，变异系数 41%，范围 3.76–9.31；对照 ALiBi σ=0.03、t5rel σ=0.05）——其正式配置数值仅作方向性参考；深度训练稳定性差异本身构成随机方案与结构化/偏置方案的一个新维度。</w:t>
       </w:r>
     </w:p>
     <w:p>
@@ -17452,6 +18047,48 @@
           <w:sz w:val="28"/>
         </w:rPr>
         <w:t>附录 B 复现清单</w:t>
+      </w:r>
+    </w:p>
+    <w:p>
+      <w:pPr>
+        <w:spacing w:line="336" w:lineRule="auto"/>
+        <w:ind w:firstLine="480"/>
+      </w:pPr>
+      <w:r>
+        <w:rPr>
+          <w:rFonts w:ascii="Times New Roman" w:hAnsi="Times New Roman" w:eastAsia="宋体"/>
+          <w:b/>
+          <w:i w:val="0"/>
+          <w:sz w:val="24"/>
+        </w:rPr>
+        <w:t>数据资产（本地留存，见 data/本地训练数据区清单）</w:t>
+      </w:r>
+      <w:r>
+        <w:rPr>
+          <w:rFonts w:ascii="Times New Roman" w:hAnsi="Times New Roman" w:eastAsia="宋体"/>
+          <w:b w:val="0"/>
+          <w:i w:val="0"/>
+          <w:sz w:val="24"/>
+        </w:rPr>
+        <w:t>：OWT 语料 11.9 GB（</w:t>
+      </w:r>
+      <w:r>
+        <w:rPr>
+          <w:rFonts w:ascii="Consolas" w:hAnsi="Consolas" w:eastAsia="等线"/>
+          <w:b w:val="0"/>
+          <w:i w:val="0"/>
+          <w:sz w:val="22"/>
+        </w:rPr>
+        <w:t>新数据/owt_corpus.txt</w:t>
+      </w:r>
+      <w:r>
+        <w:rPr>
+          <w:rFonts w:ascii="Times New Roman" w:hAnsi="Times New Roman" w:eastAsia="宋体"/>
+          <w:b w:val="0"/>
+          <w:i w:val="0"/>
+          <w:sz w:val="24"/>
+        </w:rPr>
+        <w:t>，BPE/subword 单配置对照的 future work 已具备数据条件）、tinystories200 200 MB（正式配置语料）、验证集 19.4 MB。</w:t>
       </w:r>
     </w:p>
     <w:p>

--- a/papers/论文B中文规范版-PhaseCompleteLadders.docx
+++ b/papers/论文B中文规范版-PhaseCompleteLadders.docx
@@ -1412,6 +1412,31 @@
           <w:sz w:val="24"/>
         </w:rPr>
         <w:t>τ 裁剪点为后验选择且多种子未复现**，τ 机制为候选解释而非已确立的因果机制；训练后评估与 eval-only 剪枝回测是两种协议，表格已显著区分。</w:t>
+      </w:r>
+    </w:p>
+    <w:p>
+      <w:pPr>
+        <w:ind w:left="432"/>
+      </w:pPr>
+      <w:r>
+        <w:rPr>
+          <w:rFonts w:ascii="Times New Roman" w:hAnsi="Times New Roman" w:eastAsia="宋体"/>
+          <w:b/>
+          <w:i/>
+          <w:color w:val="444444"/>
+          <w:sz w:val="21"/>
+        </w:rPr>
+        <w:t>贡献类型声明</w:t>
+      </w:r>
+      <w:r>
+        <w:rPr>
+          <w:rFonts w:ascii="Times New Roman" w:hAnsi="Times New Roman" w:eastAsia="宋体"/>
+          <w:b w:val="0"/>
+          <w:i/>
+          <w:color w:val="444444"/>
+          <w:sz w:val="21"/>
+        </w:rPr>
+        <w:t>：本文属受控实证分析（controlled empirical analysis）——贡献是单一可控变量（频率阶梯相位剖面）的实验设计、系统证伪链与可审计性接口，而非 SOTA 方法或规模扩展（§4.1：char-level 0.5M 模型、T_train=512）；外推结论不外推至预训练规模（Limitations §10）。</w:t>
       </w:r>
     </w:p>
     <w:p>
@@ -18700,6 +18725,1064 @@
           <w:sz w:val="24"/>
         </w:rPr>
         <w:t>（反射检查器，24/24 FFI）。</w:t>
+      </w:r>
+    </w:p>
+    <w:p>
+      <w:pPr>
+        <w:pStyle w:val="Heading2"/>
+      </w:pPr>
+      <w:r>
+        <w:rPr>
+          <w:rFonts w:ascii="Times New Roman" w:hAnsi="Times New Roman" w:eastAsia="黑体"/>
+          <w:b/>
+          <w:i w:val="0"/>
+          <w:sz w:val="28"/>
+        </w:rPr>
+        <w:t>附录 B′ 种子稳健性收敛表（n=3 → 5 → 10）</w:t>
+      </w:r>
+    </w:p>
+    <w:p>
+      <w:pPr>
+        <w:spacing w:line="336" w:lineRule="auto"/>
+        <w:ind w:firstLine="480"/>
+      </w:pPr>
+      <w:r>
+        <w:rPr>
+          <w:rFonts w:ascii="Times New Roman" w:hAnsi="Times New Roman" w:eastAsia="宋体"/>
+          <w:b/>
+          <w:i w:val="0"/>
+          <w:sz w:val="24"/>
+        </w:rPr>
+        <w:t>n=10 全量复核（9 方案 × 10 随机种子 {1337,42,7,2026,31415,2718,1618,31416,12345,999}，2026-08-25，@4096）</w:t>
+      </w:r>
+      <w:r>
+        <w:rPr>
+          <w:rFonts w:ascii="Times New Roman" w:hAnsi="Times New Roman" w:eastAsia="宋体"/>
+          <w:b w:val="0"/>
+          <w:i w:val="0"/>
+          <w:sz w:val="24"/>
+        </w:rPr>
+        <w:t>：</w:t>
+      </w:r>
+    </w:p>
+    <w:tbl>
+      <w:tblPr>
+        <w:tblStyle w:val="TableGrid"/>
+        <w:tblW w:type="auto" w:w="0"/>
+        <w:tblLook w:firstColumn="1" w:firstRow="1" w:lastColumn="0" w:lastRow="0" w:noHBand="0" w:noVBand="1" w:val="04A0"/>
+      </w:tblPr>
+      <w:tblGrid>
+        <w:gridCol w:w="1560"/>
+        <w:gridCol w:w="1560"/>
+        <w:gridCol w:w="1560"/>
+        <w:gridCol w:w="1560"/>
+        <w:gridCol w:w="1560"/>
+        <w:gridCol w:w="1560"/>
+      </w:tblGrid>
+      <w:tr>
+        <w:tc>
+          <w:tcPr>
+            <w:tcW w:type="dxa" w:w="1560"/>
+          </w:tcPr>
+          <w:p>
+            <w:r>
+              <w:rPr>
+                <w:rFonts w:ascii="Times New Roman" w:hAnsi="Times New Roman" w:eastAsia="宋体"/>
+                <w:b/>
+                <w:i w:val="0"/>
+                <w:sz w:val="21"/>
+              </w:rPr>
+              <w:t>方案</w:t>
+            </w:r>
+          </w:p>
+        </w:tc>
+        <w:tc>
+          <w:tcPr>
+            <w:tcW w:type="dxa" w:w="1560"/>
+          </w:tcPr>
+          <w:p>
+            <w:r>
+              <w:rPr>
+                <w:rFonts w:ascii="Times New Roman" w:hAnsi="Times New Roman" w:eastAsia="宋体"/>
+                <w:b/>
+                <w:i w:val="0"/>
+                <w:sz w:val="21"/>
+              </w:rPr>
+              <w:t>n</w:t>
+            </w:r>
+          </w:p>
+        </w:tc>
+        <w:tc>
+          <w:tcPr>
+            <w:tcW w:type="dxa" w:w="1560"/>
+          </w:tcPr>
+          <w:p>
+            <w:r>
+              <w:rPr>
+                <w:rFonts w:ascii="Times New Roman" w:hAnsi="Times New Roman" w:eastAsia="宋体"/>
+                <w:b/>
+                <w:i w:val="0"/>
+                <w:sz w:val="21"/>
+              </w:rPr>
+              <w:t>均值</w:t>
+            </w:r>
+          </w:p>
+        </w:tc>
+        <w:tc>
+          <w:tcPr>
+            <w:tcW w:type="dxa" w:w="1560"/>
+          </w:tcPr>
+          <w:p>
+            <w:r>
+              <w:rPr>
+                <w:rFonts w:ascii="Times New Roman" w:hAnsi="Times New Roman" w:eastAsia="宋体"/>
+                <w:b/>
+                <w:i w:val="0"/>
+                <w:sz w:val="21"/>
+              </w:rPr>
+              <w:t>中位</w:t>
+            </w:r>
+          </w:p>
+        </w:tc>
+        <w:tc>
+          <w:tcPr>
+            <w:tcW w:type="dxa" w:w="1560"/>
+          </w:tcPr>
+          <w:p>
+            <w:r>
+              <w:rPr>
+                <w:rFonts w:ascii="Times New Roman" w:hAnsi="Times New Roman" w:eastAsia="宋体"/>
+                <w:b/>
+                <w:i w:val="0"/>
+                <w:sz w:val="21"/>
+              </w:rPr>
+              <w:t>范围</w:t>
+            </w:r>
+          </w:p>
+        </w:tc>
+        <w:tc>
+          <w:tcPr>
+            <w:tcW w:type="dxa" w:w="1560"/>
+          </w:tcPr>
+          <w:p>
+            <w:r>
+              <w:rPr>
+                <w:rFonts w:ascii="Times New Roman" w:hAnsi="Times New Roman" w:eastAsia="宋体"/>
+                <w:b/>
+                <w:i w:val="0"/>
+                <w:sz w:val="21"/>
+              </w:rPr>
+              <w:t>排序</w:t>
+            </w:r>
+          </w:p>
+        </w:tc>
+      </w:tr>
+      <w:tr>
+        <w:tc>
+          <w:tcPr>
+            <w:tcW w:type="dxa" w:w="1560"/>
+          </w:tcPr>
+          <w:p>
+            <w:r>
+              <w:rPr>
+                <w:rFonts w:ascii="Times New Roman" w:hAnsi="Times New Roman" w:eastAsia="宋体"/>
+                <w:b w:val="0"/>
+                <w:i w:val="0"/>
+                <w:sz w:val="21"/>
+              </w:rPr>
+              <w:t>alibi</w:t>
+            </w:r>
+          </w:p>
+        </w:tc>
+        <w:tc>
+          <w:tcPr>
+            <w:tcW w:type="dxa" w:w="1560"/>
+          </w:tcPr>
+          <w:p>
+            <w:r>
+              <w:rPr>
+                <w:rFonts w:ascii="Times New Roman" w:hAnsi="Times New Roman" w:eastAsia="宋体"/>
+                <w:b w:val="0"/>
+                <w:i w:val="0"/>
+                <w:sz w:val="21"/>
+              </w:rPr>
+              <w:t>10</w:t>
+            </w:r>
+          </w:p>
+        </w:tc>
+        <w:tc>
+          <w:tcPr>
+            <w:tcW w:type="dxa" w:w="1560"/>
+          </w:tcPr>
+          <w:p>
+            <w:r>
+              <w:rPr>
+                <w:rFonts w:ascii="Times New Roman" w:hAnsi="Times New Roman" w:eastAsia="宋体"/>
+                <w:b w:val="0"/>
+                <w:i w:val="0"/>
+                <w:sz w:val="21"/>
+              </w:rPr>
+              <w:t>2.63</w:t>
+            </w:r>
+          </w:p>
+        </w:tc>
+        <w:tc>
+          <w:tcPr>
+            <w:tcW w:type="dxa" w:w="1560"/>
+          </w:tcPr>
+          <w:p>
+            <w:r>
+              <w:rPr>
+                <w:rFonts w:ascii="Times New Roman" w:hAnsi="Times New Roman" w:eastAsia="宋体"/>
+                <w:b w:val="0"/>
+                <w:i w:val="0"/>
+                <w:sz w:val="21"/>
+              </w:rPr>
+              <w:t>2.62</w:t>
+            </w:r>
+          </w:p>
+        </w:tc>
+        <w:tc>
+          <w:tcPr>
+            <w:tcW w:type="dxa" w:w="1560"/>
+          </w:tcPr>
+          <w:p>
+            <w:r>
+              <w:rPr>
+                <w:rFonts w:ascii="Times New Roman" w:hAnsi="Times New Roman" w:eastAsia="宋体"/>
+                <w:b w:val="0"/>
+                <w:i w:val="0"/>
+                <w:sz w:val="21"/>
+              </w:rPr>
+              <w:t>2.53–2.71</w:t>
+            </w:r>
+          </w:p>
+        </w:tc>
+        <w:tc>
+          <w:tcPr>
+            <w:tcW w:type="dxa" w:w="1560"/>
+          </w:tcPr>
+          <w:p>
+            <w:r>
+              <w:rPr>
+                <w:rFonts w:ascii="Times New Roman" w:hAnsi="Times New Roman" w:eastAsia="宋体"/>
+                <w:b w:val="0"/>
+                <w:i w:val="0"/>
+                <w:sz w:val="21"/>
+              </w:rPr>
+              <w:t>1</w:t>
+            </w:r>
+          </w:p>
+        </w:tc>
+      </w:tr>
+      <w:tr>
+        <w:tc>
+          <w:tcPr>
+            <w:tcW w:type="dxa" w:w="1560"/>
+          </w:tcPr>
+          <w:p>
+            <w:r>
+              <w:rPr>
+                <w:rFonts w:ascii="Times New Roman" w:hAnsi="Times New Roman" w:eastAsia="宋体"/>
+                <w:b w:val="0"/>
+                <w:i w:val="0"/>
+                <w:sz w:val="21"/>
+              </w:rPr>
+              <w:t>rand</w:t>
+            </w:r>
+          </w:p>
+        </w:tc>
+        <w:tc>
+          <w:tcPr>
+            <w:tcW w:type="dxa" w:w="1560"/>
+          </w:tcPr>
+          <w:p>
+            <w:r>
+              <w:rPr>
+                <w:rFonts w:ascii="Times New Roman" w:hAnsi="Times New Roman" w:eastAsia="宋体"/>
+                <w:b w:val="0"/>
+                <w:i w:val="0"/>
+                <w:sz w:val="21"/>
+              </w:rPr>
+              <w:t>10</w:t>
+            </w:r>
+          </w:p>
+        </w:tc>
+        <w:tc>
+          <w:tcPr>
+            <w:tcW w:type="dxa" w:w="1560"/>
+          </w:tcPr>
+          <w:p>
+            <w:r>
+              <w:rPr>
+                <w:rFonts w:ascii="Times New Roman" w:hAnsi="Times New Roman" w:eastAsia="宋体"/>
+                <w:b w:val="0"/>
+                <w:i w:val="0"/>
+                <w:sz w:val="21"/>
+              </w:rPr>
+              <w:t>4.00</w:t>
+            </w:r>
+          </w:p>
+        </w:tc>
+        <w:tc>
+          <w:tcPr>
+            <w:tcW w:type="dxa" w:w="1560"/>
+          </w:tcPr>
+          <w:p>
+            <w:r>
+              <w:rPr>
+                <w:rFonts w:ascii="Times New Roman" w:hAnsi="Times New Roman" w:eastAsia="宋体"/>
+                <w:b w:val="0"/>
+                <w:i w:val="0"/>
+                <w:sz w:val="21"/>
+              </w:rPr>
+              <w:t>3.90</w:t>
+            </w:r>
+          </w:p>
+        </w:tc>
+        <w:tc>
+          <w:tcPr>
+            <w:tcW w:type="dxa" w:w="1560"/>
+          </w:tcPr>
+          <w:p>
+            <w:r>
+              <w:rPr>
+                <w:rFonts w:ascii="Times New Roman" w:hAnsi="Times New Roman" w:eastAsia="宋体"/>
+                <w:b w:val="0"/>
+                <w:i w:val="0"/>
+                <w:sz w:val="21"/>
+              </w:rPr>
+              <w:t>3.40–4.96</w:t>
+            </w:r>
+          </w:p>
+        </w:tc>
+        <w:tc>
+          <w:tcPr>
+            <w:tcW w:type="dxa" w:w="1560"/>
+          </w:tcPr>
+          <w:p>
+            <w:r>
+              <w:rPr>
+                <w:rFonts w:ascii="Times New Roman" w:hAnsi="Times New Roman" w:eastAsia="宋体"/>
+                <w:b w:val="0"/>
+                <w:i w:val="0"/>
+                <w:sz w:val="21"/>
+              </w:rPr>
+              <w:t>2</w:t>
+            </w:r>
+          </w:p>
+        </w:tc>
+      </w:tr>
+      <w:tr>
+        <w:tc>
+          <w:tcPr>
+            <w:tcW w:type="dxa" w:w="1560"/>
+          </w:tcPr>
+          <w:p>
+            <w:r>
+              <w:rPr>
+                <w:rFonts w:ascii="Times New Roman" w:hAnsi="Times New Roman" w:eastAsia="宋体"/>
+                <w:b w:val="0"/>
+                <w:i w:val="0"/>
+                <w:sz w:val="21"/>
+              </w:rPr>
+              <w:t>t5rel</w:t>
+            </w:r>
+          </w:p>
+        </w:tc>
+        <w:tc>
+          <w:tcPr>
+            <w:tcW w:type="dxa" w:w="1560"/>
+          </w:tcPr>
+          <w:p>
+            <w:r>
+              <w:rPr>
+                <w:rFonts w:ascii="Times New Roman" w:hAnsi="Times New Roman" w:eastAsia="宋体"/>
+                <w:b w:val="0"/>
+                <w:i w:val="0"/>
+                <w:sz w:val="21"/>
+              </w:rPr>
+              <w:t>10</w:t>
+            </w:r>
+          </w:p>
+        </w:tc>
+        <w:tc>
+          <w:tcPr>
+            <w:tcW w:type="dxa" w:w="1560"/>
+          </w:tcPr>
+          <w:p>
+            <w:r>
+              <w:rPr>
+                <w:rFonts w:ascii="Times New Roman" w:hAnsi="Times New Roman" w:eastAsia="宋体"/>
+                <w:b w:val="0"/>
+                <w:i w:val="0"/>
+                <w:sz w:val="21"/>
+              </w:rPr>
+              <w:t>6.60</w:t>
+            </w:r>
+          </w:p>
+        </w:tc>
+        <w:tc>
+          <w:tcPr>
+            <w:tcW w:type="dxa" w:w="1560"/>
+          </w:tcPr>
+          <w:p>
+            <w:r>
+              <w:rPr>
+                <w:rFonts w:ascii="Times New Roman" w:hAnsi="Times New Roman" w:eastAsia="宋体"/>
+                <w:b w:val="0"/>
+                <w:i w:val="0"/>
+                <w:sz w:val="21"/>
+              </w:rPr>
+              <w:t>6.47</w:t>
+            </w:r>
+          </w:p>
+        </w:tc>
+        <w:tc>
+          <w:tcPr>
+            <w:tcW w:type="dxa" w:w="1560"/>
+          </w:tcPr>
+          <w:p>
+            <w:r>
+              <w:rPr>
+                <w:rFonts w:ascii="Times New Roman" w:hAnsi="Times New Roman" w:eastAsia="宋体"/>
+                <w:b w:val="0"/>
+                <w:i w:val="0"/>
+                <w:sz w:val="21"/>
+              </w:rPr>
+              <w:t>6.08–7.17</w:t>
+            </w:r>
+          </w:p>
+        </w:tc>
+        <w:tc>
+          <w:tcPr>
+            <w:tcW w:type="dxa" w:w="1560"/>
+          </w:tcPr>
+          <w:p>
+            <w:r>
+              <w:rPr>
+                <w:rFonts w:ascii="Times New Roman" w:hAnsi="Times New Roman" w:eastAsia="宋体"/>
+                <w:b w:val="0"/>
+                <w:i w:val="0"/>
+                <w:sz w:val="21"/>
+              </w:rPr>
+              <w:t>3</w:t>
+            </w:r>
+          </w:p>
+        </w:tc>
+      </w:tr>
+      <w:tr>
+        <w:tc>
+          <w:tcPr>
+            <w:tcW w:type="dxa" w:w="1560"/>
+          </w:tcPr>
+          <w:p>
+            <w:r>
+              <w:rPr>
+                <w:rFonts w:ascii="Times New Roman" w:hAnsi="Times New Roman" w:eastAsia="宋体"/>
+                <w:b w:val="0"/>
+                <w:i w:val="0"/>
+                <w:sz w:val="21"/>
+              </w:rPr>
+              <w:t>e5pp</w:t>
+            </w:r>
+          </w:p>
+        </w:tc>
+        <w:tc>
+          <w:tcPr>
+            <w:tcW w:type="dxa" w:w="1560"/>
+          </w:tcPr>
+          <w:p>
+            <w:r>
+              <w:rPr>
+                <w:rFonts w:ascii="Times New Roman" w:hAnsi="Times New Roman" w:eastAsia="宋体"/>
+                <w:b w:val="0"/>
+                <w:i w:val="0"/>
+                <w:sz w:val="21"/>
+              </w:rPr>
+              <w:t>10</w:t>
+            </w:r>
+          </w:p>
+        </w:tc>
+        <w:tc>
+          <w:tcPr>
+            <w:tcW w:type="dxa" w:w="1560"/>
+          </w:tcPr>
+          <w:p>
+            <w:r>
+              <w:rPr>
+                <w:rFonts w:ascii="Times New Roman" w:hAnsi="Times New Roman" w:eastAsia="宋体"/>
+                <w:b w:val="0"/>
+                <w:i w:val="0"/>
+                <w:sz w:val="21"/>
+              </w:rPr>
+              <w:t>8.09</w:t>
+            </w:r>
+          </w:p>
+        </w:tc>
+        <w:tc>
+          <w:tcPr>
+            <w:tcW w:type="dxa" w:w="1560"/>
+          </w:tcPr>
+          <w:p>
+            <w:r>
+              <w:rPr>
+                <w:rFonts w:ascii="Times New Roman" w:hAnsi="Times New Roman" w:eastAsia="宋体"/>
+                <w:b w:val="0"/>
+                <w:i w:val="0"/>
+                <w:sz w:val="21"/>
+              </w:rPr>
+              <w:t>7.78</w:t>
+            </w:r>
+          </w:p>
+        </w:tc>
+        <w:tc>
+          <w:tcPr>
+            <w:tcW w:type="dxa" w:w="1560"/>
+          </w:tcPr>
+          <w:p>
+            <w:r>
+              <w:rPr>
+                <w:rFonts w:ascii="Times New Roman" w:hAnsi="Times New Roman" w:eastAsia="宋体"/>
+                <w:b w:val="0"/>
+                <w:i w:val="0"/>
+                <w:sz w:val="21"/>
+              </w:rPr>
+              <w:t>7.07–9.29</w:t>
+            </w:r>
+          </w:p>
+        </w:tc>
+        <w:tc>
+          <w:tcPr>
+            <w:tcW w:type="dxa" w:w="1560"/>
+          </w:tcPr>
+          <w:p>
+            <w:r>
+              <w:rPr>
+                <w:rFonts w:ascii="Times New Roman" w:hAnsi="Times New Roman" w:eastAsia="宋体"/>
+                <w:b w:val="0"/>
+                <w:i w:val="0"/>
+                <w:sz w:val="21"/>
+              </w:rPr>
+              <w:t>4</w:t>
+            </w:r>
+          </w:p>
+        </w:tc>
+      </w:tr>
+      <w:tr>
+        <w:tc>
+          <w:tcPr>
+            <w:tcW w:type="dxa" w:w="1560"/>
+          </w:tcPr>
+          <w:p>
+            <w:r>
+              <w:rPr>
+                <w:rFonts w:ascii="Times New Roman" w:hAnsi="Times New Roman" w:eastAsia="宋体"/>
+                <w:b w:val="0"/>
+                <w:i w:val="0"/>
+                <w:sz w:val="21"/>
+              </w:rPr>
+              <w:t>c2</w:t>
+            </w:r>
+          </w:p>
+        </w:tc>
+        <w:tc>
+          <w:tcPr>
+            <w:tcW w:type="dxa" w:w="1560"/>
+          </w:tcPr>
+          <w:p>
+            <w:r>
+              <w:rPr>
+                <w:rFonts w:ascii="Times New Roman" w:hAnsi="Times New Roman" w:eastAsia="宋体"/>
+                <w:b w:val="0"/>
+                <w:i w:val="0"/>
+                <w:sz w:val="21"/>
+              </w:rPr>
+              <w:t>10</w:t>
+            </w:r>
+          </w:p>
+        </w:tc>
+        <w:tc>
+          <w:tcPr>
+            <w:tcW w:type="dxa" w:w="1560"/>
+          </w:tcPr>
+          <w:p>
+            <w:r>
+              <w:rPr>
+                <w:rFonts w:ascii="Times New Roman" w:hAnsi="Times New Roman" w:eastAsia="宋体"/>
+                <w:b w:val="0"/>
+                <w:i w:val="0"/>
+                <w:sz w:val="21"/>
+              </w:rPr>
+              <w:t>9.30</w:t>
+            </w:r>
+          </w:p>
+        </w:tc>
+        <w:tc>
+          <w:tcPr>
+            <w:tcW w:type="dxa" w:w="1560"/>
+          </w:tcPr>
+          <w:p>
+            <w:r>
+              <w:rPr>
+                <w:rFonts w:ascii="Times New Roman" w:hAnsi="Times New Roman" w:eastAsia="宋体"/>
+                <w:b w:val="0"/>
+                <w:i w:val="0"/>
+                <w:sz w:val="21"/>
+              </w:rPr>
+              <w:t>9.06</w:t>
+            </w:r>
+          </w:p>
+        </w:tc>
+        <w:tc>
+          <w:tcPr>
+            <w:tcW w:type="dxa" w:w="1560"/>
+          </w:tcPr>
+          <w:p>
+            <w:r>
+              <w:rPr>
+                <w:rFonts w:ascii="Times New Roman" w:hAnsi="Times New Roman" w:eastAsia="宋体"/>
+                <w:b w:val="0"/>
+                <w:i w:val="0"/>
+                <w:sz w:val="21"/>
+              </w:rPr>
+              <w:t>7.54–11.80</w:t>
+            </w:r>
+          </w:p>
+        </w:tc>
+        <w:tc>
+          <w:tcPr>
+            <w:tcW w:type="dxa" w:w="1560"/>
+          </w:tcPr>
+          <w:p>
+            <w:r>
+              <w:rPr>
+                <w:rFonts w:ascii="Times New Roman" w:hAnsi="Times New Roman" w:eastAsia="宋体"/>
+                <w:b w:val="0"/>
+                <w:i w:val="0"/>
+                <w:sz w:val="21"/>
+              </w:rPr>
+              <w:t>5</w:t>
+            </w:r>
+          </w:p>
+        </w:tc>
+      </w:tr>
+      <w:tr>
+        <w:tc>
+          <w:tcPr>
+            <w:tcW w:type="dxa" w:w="1560"/>
+          </w:tcPr>
+          <w:p>
+            <w:r>
+              <w:rPr>
+                <w:rFonts w:ascii="Times New Roman" w:hAnsi="Times New Roman" w:eastAsia="宋体"/>
+                <w:b w:val="0"/>
+                <w:i w:val="0"/>
+                <w:sz w:val="21"/>
+              </w:rPr>
+              <w:t>c4</w:t>
+            </w:r>
+          </w:p>
+        </w:tc>
+        <w:tc>
+          <w:tcPr>
+            <w:tcW w:type="dxa" w:w="1560"/>
+          </w:tcPr>
+          <w:p>
+            <w:r>
+              <w:rPr>
+                <w:rFonts w:ascii="Times New Roman" w:hAnsi="Times New Roman" w:eastAsia="宋体"/>
+                <w:b w:val="0"/>
+                <w:i w:val="0"/>
+                <w:sz w:val="21"/>
+              </w:rPr>
+              <w:t>10</w:t>
+            </w:r>
+          </w:p>
+        </w:tc>
+        <w:tc>
+          <w:tcPr>
+            <w:tcW w:type="dxa" w:w="1560"/>
+          </w:tcPr>
+          <w:p>
+            <w:r>
+              <w:rPr>
+                <w:rFonts w:ascii="Times New Roman" w:hAnsi="Times New Roman" w:eastAsia="宋体"/>
+                <w:b w:val="0"/>
+                <w:i w:val="0"/>
+                <w:sz w:val="21"/>
+              </w:rPr>
+              <w:t>10.22</w:t>
+            </w:r>
+          </w:p>
+        </w:tc>
+        <w:tc>
+          <w:tcPr>
+            <w:tcW w:type="dxa" w:w="1560"/>
+          </w:tcPr>
+          <w:p>
+            <w:r>
+              <w:rPr>
+                <w:rFonts w:ascii="Times New Roman" w:hAnsi="Times New Roman" w:eastAsia="宋体"/>
+                <w:b w:val="0"/>
+                <w:i w:val="0"/>
+                <w:sz w:val="21"/>
+              </w:rPr>
+              <w:t>10.21</w:t>
+            </w:r>
+          </w:p>
+        </w:tc>
+        <w:tc>
+          <w:tcPr>
+            <w:tcW w:type="dxa" w:w="1560"/>
+          </w:tcPr>
+          <w:p>
+            <w:r>
+              <w:rPr>
+                <w:rFonts w:ascii="Times New Roman" w:hAnsi="Times New Roman" w:eastAsia="宋体"/>
+                <w:b w:val="0"/>
+                <w:i w:val="0"/>
+                <w:sz w:val="21"/>
+              </w:rPr>
+              <w:t>8.65–11.63</w:t>
+            </w:r>
+          </w:p>
+        </w:tc>
+        <w:tc>
+          <w:tcPr>
+            <w:tcW w:type="dxa" w:w="1560"/>
+          </w:tcPr>
+          <w:p>
+            <w:r>
+              <w:rPr>
+                <w:rFonts w:ascii="Times New Roman" w:hAnsi="Times New Roman" w:eastAsia="宋体"/>
+                <w:b w:val="0"/>
+                <w:i w:val="0"/>
+                <w:sz w:val="21"/>
+              </w:rPr>
+              <w:t>6</w:t>
+            </w:r>
+          </w:p>
+        </w:tc>
+      </w:tr>
+      <w:tr>
+        <w:tc>
+          <w:tcPr>
+            <w:tcW w:type="dxa" w:w="1560"/>
+          </w:tcPr>
+          <w:p>
+            <w:r>
+              <w:rPr>
+                <w:rFonts w:ascii="Times New Roman" w:hAnsi="Times New Roman" w:eastAsia="宋体"/>
+                <w:b w:val="0"/>
+                <w:i w:val="0"/>
+                <w:sz w:val="21"/>
+              </w:rPr>
+              <w:t>c3</w:t>
+            </w:r>
+          </w:p>
+        </w:tc>
+        <w:tc>
+          <w:tcPr>
+            <w:tcW w:type="dxa" w:w="1560"/>
+          </w:tcPr>
+          <w:p>
+            <w:r>
+              <w:rPr>
+                <w:rFonts w:ascii="Times New Roman" w:hAnsi="Times New Roman" w:eastAsia="宋体"/>
+                <w:b w:val="0"/>
+                <w:i w:val="0"/>
+                <w:sz w:val="21"/>
+              </w:rPr>
+              <w:t>10</w:t>
+            </w:r>
+          </w:p>
+        </w:tc>
+        <w:tc>
+          <w:tcPr>
+            <w:tcW w:type="dxa" w:w="1560"/>
+          </w:tcPr>
+          <w:p>
+            <w:r>
+              <w:rPr>
+                <w:rFonts w:ascii="Times New Roman" w:hAnsi="Times New Roman" w:eastAsia="宋体"/>
+                <w:b w:val="0"/>
+                <w:i w:val="0"/>
+                <w:sz w:val="21"/>
+              </w:rPr>
+              <w:t>22.23</w:t>
+            </w:r>
+          </w:p>
+        </w:tc>
+        <w:tc>
+          <w:tcPr>
+            <w:tcW w:type="dxa" w:w="1560"/>
+          </w:tcPr>
+          <w:p>
+            <w:r>
+              <w:rPr>
+                <w:rFonts w:ascii="Times New Roman" w:hAnsi="Times New Roman" w:eastAsia="宋体"/>
+                <w:b w:val="0"/>
+                <w:i w:val="0"/>
+                <w:sz w:val="21"/>
+              </w:rPr>
+              <w:t>20.89</w:t>
+            </w:r>
+          </w:p>
+        </w:tc>
+        <w:tc>
+          <w:tcPr>
+            <w:tcW w:type="dxa" w:w="1560"/>
+          </w:tcPr>
+          <w:p>
+            <w:r>
+              <w:rPr>
+                <w:rFonts w:ascii="Times New Roman" w:hAnsi="Times New Roman" w:eastAsia="宋体"/>
+                <w:b w:val="0"/>
+                <w:i w:val="0"/>
+                <w:sz w:val="21"/>
+              </w:rPr>
+              <w:t>15.22–31.65</w:t>
+            </w:r>
+          </w:p>
+        </w:tc>
+        <w:tc>
+          <w:tcPr>
+            <w:tcW w:type="dxa" w:w="1560"/>
+          </w:tcPr>
+          <w:p>
+            <w:r>
+              <w:rPr>
+                <w:rFonts w:ascii="Times New Roman" w:hAnsi="Times New Roman" w:eastAsia="宋体"/>
+                <w:b w:val="0"/>
+                <w:i w:val="0"/>
+                <w:sz w:val="21"/>
+              </w:rPr>
+              <w:t>7</w:t>
+            </w:r>
+          </w:p>
+        </w:tc>
+      </w:tr>
+      <w:tr>
+        <w:tc>
+          <w:tcPr>
+            <w:tcW w:type="dxa" w:w="1560"/>
+          </w:tcPr>
+          <w:p>
+            <w:r>
+              <w:rPr>
+                <w:rFonts w:ascii="Times New Roman" w:hAnsi="Times New Roman" w:eastAsia="宋体"/>
+                <w:b w:val="0"/>
+                <w:i w:val="0"/>
+                <w:sz w:val="21"/>
+              </w:rPr>
+              <w:t>grid</w:t>
+            </w:r>
+          </w:p>
+        </w:tc>
+        <w:tc>
+          <w:tcPr>
+            <w:tcW w:type="dxa" w:w="1560"/>
+          </w:tcPr>
+          <w:p>
+            <w:r>
+              <w:rPr>
+                <w:rFonts w:ascii="Times New Roman" w:hAnsi="Times New Roman" w:eastAsia="宋体"/>
+                <w:b w:val="0"/>
+                <w:i w:val="0"/>
+                <w:sz w:val="21"/>
+              </w:rPr>
+              <w:t>10</w:t>
+            </w:r>
+          </w:p>
+        </w:tc>
+        <w:tc>
+          <w:tcPr>
+            <w:tcW w:type="dxa" w:w="1560"/>
+          </w:tcPr>
+          <w:p>
+            <w:r>
+              <w:rPr>
+                <w:rFonts w:ascii="Times New Roman" w:hAnsi="Times New Roman" w:eastAsia="宋体"/>
+                <w:b w:val="0"/>
+                <w:i w:val="0"/>
+                <w:sz w:val="21"/>
+              </w:rPr>
+              <w:t>26.97</w:t>
+            </w:r>
+          </w:p>
+        </w:tc>
+        <w:tc>
+          <w:tcPr>
+            <w:tcW w:type="dxa" w:w="1560"/>
+          </w:tcPr>
+          <w:p>
+            <w:r>
+              <w:rPr>
+                <w:rFonts w:ascii="Times New Roman" w:hAnsi="Times New Roman" w:eastAsia="宋体"/>
+                <w:b w:val="0"/>
+                <w:i w:val="0"/>
+                <w:sz w:val="21"/>
+              </w:rPr>
+              <w:t>26.61</w:t>
+            </w:r>
+          </w:p>
+        </w:tc>
+        <w:tc>
+          <w:tcPr>
+            <w:tcW w:type="dxa" w:w="1560"/>
+          </w:tcPr>
+          <w:p>
+            <w:r>
+              <w:rPr>
+                <w:rFonts w:ascii="Times New Roman" w:hAnsi="Times New Roman" w:eastAsia="宋体"/>
+                <w:b w:val="0"/>
+                <w:i w:val="0"/>
+                <w:sz w:val="21"/>
+              </w:rPr>
+              <w:t>19.08–30.39</w:t>
+            </w:r>
+          </w:p>
+        </w:tc>
+        <w:tc>
+          <w:tcPr>
+            <w:tcW w:type="dxa" w:w="1560"/>
+          </w:tcPr>
+          <w:p>
+            <w:r>
+              <w:rPr>
+                <w:rFonts w:ascii="Times New Roman" w:hAnsi="Times New Roman" w:eastAsia="宋体"/>
+                <w:b w:val="0"/>
+                <w:i w:val="0"/>
+                <w:sz w:val="21"/>
+              </w:rPr>
+              <w:t>8</w:t>
+            </w:r>
+          </w:p>
+        </w:tc>
+      </w:tr>
+      <w:tr>
+        <w:tc>
+          <w:tcPr>
+            <w:tcW w:type="dxa" w:w="1560"/>
+          </w:tcPr>
+          <w:p>
+            <w:r>
+              <w:rPr>
+                <w:rFonts w:ascii="Times New Roman" w:hAnsi="Times New Roman" w:eastAsia="宋体"/>
+                <w:b w:val="0"/>
+                <w:i w:val="0"/>
+                <w:sz w:val="21"/>
+              </w:rPr>
+              <w:t>rope</w:t>
+            </w:r>
+          </w:p>
+        </w:tc>
+        <w:tc>
+          <w:tcPr>
+            <w:tcW w:type="dxa" w:w="1560"/>
+          </w:tcPr>
+          <w:p>
+            <w:r>
+              <w:rPr>
+                <w:rFonts w:ascii="Times New Roman" w:hAnsi="Times New Roman" w:eastAsia="宋体"/>
+                <w:b w:val="0"/>
+                <w:i w:val="0"/>
+                <w:sz w:val="21"/>
+              </w:rPr>
+              <w:t>10</w:t>
+            </w:r>
+          </w:p>
+        </w:tc>
+        <w:tc>
+          <w:tcPr>
+            <w:tcW w:type="dxa" w:w="1560"/>
+          </w:tcPr>
+          <w:p>
+            <w:r>
+              <w:rPr>
+                <w:rFonts w:ascii="Times New Roman" w:hAnsi="Times New Roman" w:eastAsia="宋体"/>
+                <w:b w:val="0"/>
+                <w:i w:val="0"/>
+                <w:sz w:val="21"/>
+              </w:rPr>
+              <w:t>31.16</w:t>
+            </w:r>
+          </w:p>
+        </w:tc>
+        <w:tc>
+          <w:tcPr>
+            <w:tcW w:type="dxa" w:w="1560"/>
+          </w:tcPr>
+          <w:p>
+            <w:r>
+              <w:rPr>
+                <w:rFonts w:ascii="Times New Roman" w:hAnsi="Times New Roman" w:eastAsia="宋体"/>
+                <w:b w:val="0"/>
+                <w:i w:val="0"/>
+                <w:sz w:val="21"/>
+              </w:rPr>
+              <w:t>25.53</w:t>
+            </w:r>
+          </w:p>
+        </w:tc>
+        <w:tc>
+          <w:tcPr>
+            <w:tcW w:type="dxa" w:w="1560"/>
+          </w:tcPr>
+          <w:p>
+            <w:r>
+              <w:rPr>
+                <w:rFonts w:ascii="Times New Roman" w:hAnsi="Times New Roman" w:eastAsia="宋体"/>
+                <w:b w:val="0"/>
+                <w:i w:val="0"/>
+                <w:sz w:val="21"/>
+              </w:rPr>
+              <w:t>23.11–46.40</w:t>
+            </w:r>
+          </w:p>
+        </w:tc>
+        <w:tc>
+          <w:tcPr>
+            <w:tcW w:type="dxa" w:w="1560"/>
+          </w:tcPr>
+          <w:p>
+            <w:r>
+              <w:rPr>
+                <w:rFonts w:ascii="Times New Roman" w:hAnsi="Times New Roman" w:eastAsia="宋体"/>
+                <w:b w:val="0"/>
+                <w:i w:val="0"/>
+                <w:sz w:val="21"/>
+              </w:rPr>
+              <w:t>9</w:t>
+            </w:r>
+          </w:p>
+        </w:tc>
+      </w:tr>
+    </w:tbl>
+    <w:p/>
+    <w:p>
+      <w:pPr>
+        <w:spacing w:line="336" w:lineRule="auto"/>
+        <w:ind w:firstLine="480"/>
+      </w:pPr>
+      <w:r>
+        <w:rPr>
+          <w:rFonts w:ascii="Times New Roman" w:hAnsi="Times New Roman" w:eastAsia="宋体"/>
+          <w:b/>
+          <w:i w:val="0"/>
+          <w:sz w:val="24"/>
+        </w:rPr>
+        <w:t>收敛性</w:t>
+      </w:r>
+      <w:r>
+        <w:rPr>
+          <w:rFonts w:ascii="Times New Roman" w:hAnsi="Times New Roman" w:eastAsia="宋体"/>
+          <w:b w:val="0"/>
+          <w:i w:val="0"/>
+          <w:sz w:val="24"/>
+        </w:rPr>
+        <w:t>：排序 alibi &lt; rand &lt; t5rel &lt; e5pp &lt; c2 &lt; c4 &lt; c3 &lt; grid &lt; rope 在 n=3→5→10 逐级复现（无换位）；新增 5 种子与既有 5 种子的均值差异全部 ≤0.8 且无方向性漂移——全部核心方向性结论的随机种子稳健性由此封闭。关键对比的 Welch t + Cohen's d 见 §11；Holm 多重比较校正不改变任何结论（校正后阈值与调整 p 值随 artifact 提供）。</w:t>
       </w:r>
     </w:p>
     <w:p>

--- a/papers/论文B中文规范版-PhaseCompleteLadders.docx
+++ b/papers/论文B中文规范版-PhaseCompleteLadders.docx
@@ -1276,7 +1276,79 @@
           <w:i w:val="0"/>
           <w:sz w:val="24"/>
         </w:rPr>
-        <w:t xml:space="preserve">——ogrid 的恶化不来自跨对相干结构，与稠密覆盖主张一致）；τ/碰撞机制累计 </w:t>
+        <w:t>——ogrid 的恶化不来自跨对相干结构，与稠密覆盖主张一致）；</w:t>
+      </w:r>
+      <w:r>
+        <w:rPr>
+          <w:rFonts w:ascii="Times New Roman" w:hAnsi="Times New Roman" w:eastAsia="宋体"/>
+          <w:b w:val="0"/>
+          <w:i w:val="0"/>
+          <w:sz w:val="24"/>
+        </w:rPr>
+        <w:t>四原子分层证书定理侧（CS-15，</w:t>
+      </w:r>
+      <w:r>
+        <w:rPr>
+          <w:rFonts w:ascii="Consolas" w:hAnsi="Consolas" w:eastAsia="等线"/>
+          <w:b w:val="0"/>
+          <w:i w:val="0"/>
+          <w:sz w:val="22"/>
+        </w:rPr>
+        <w:t>probe_c4_four_atom_cr.v</w:t>
+      </w:r>
+      <w:r>
+        <w:rPr>
+          <w:rFonts w:ascii="Times New Roman" w:hAnsi="Times New Roman" w:eastAsia="宋体"/>
+          <w:b w:val="0"/>
+          <w:i w:val="0"/>
+          <w:sz w:val="24"/>
+        </w:rPr>
+        <w:t>，2026-08-30，纯构造性轨道：Stdlib ConstructiveReals 接口、Set 层 CRcarrier 组合、零经典公理、5 段 Print Assumptions 全 Closed、提取物 c4_four_atom_cr.ml 经 DkMLNative ocamlc 编译通过）</w:t>
+      </w:r>
+      <w:r>
+        <w:rPr>
+          <w:rFonts w:ascii="Times New Roman" w:hAnsi="Times New Roman" w:eastAsia="宋体"/>
+          <w:b/>
+          <w:i w:val="0"/>
+          <w:sz w:val="24"/>
+        </w:rPr>
+        <w:t>："第 4 原子 213 未覆盖"由此转化为分层正面贡献——</w:t>
+      </w:r>
+      <w:r>
+        <w:rPr>
+          <w:rFonts w:ascii="Times New Roman" w:hAnsi="Times New Roman" w:eastAsia="宋体"/>
+          <w:b w:val="0"/>
+          <w:i w:val="0"/>
+          <w:sz w:val="24"/>
+        </w:rPr>
+        <w:t>层 1（全族 4 原子）双侧能量稳定</w:t>
+      </w:r>
+      <w:r>
+        <w:rPr>
+          <w:rFonts w:ascii="Times New Roman" w:hAnsi="Times New Roman" w:eastAsia="宋体"/>
+          <w:b/>
+          <w:i w:val="0"/>
+          <w:sz w:val="24"/>
+        </w:rPr>
+        <w:t>：|‖Σ_{j≤3} c_j·u_j‖² − Σc_j²| ≤ μ₄·4·Σc_j²（`c4_four_atom_energy_stability`，CRrip_bound_k M=3 实例化——能量稳定不要求 μ(M+1)&lt;1）；</w:t>
+      </w:r>
+      <w:r>
+        <w:rPr>
+          <w:rFonts w:ascii="Times New Roman" w:hAnsi="Times New Roman" w:eastAsia="宋体"/>
+          <w:b w:val="0"/>
+          <w:i w:val="0"/>
+          <w:sz w:val="24"/>
+        </w:rPr>
+        <w:t>层 2（Q 层窗口判定）</w:t>
+      </w:r>
+      <w:r>
+        <w:rPr>
+          <w:rFonts w:ascii="Times New Roman" w:hAnsi="Times New Roman" w:eastAsia="宋体"/>
+          <w:b/>
+          <w:i w:val="0"/>
+          <w:sz w:val="24"/>
+        </w:rPr>
+        <w:t xml:space="preserve">：μ₄·4 = 45156/33920 &gt; 1（全族唯一性窗口关闭，精确障碍）而 μ₄·3 = 33867/33920 &lt; 1（3 原子子族窗口开启）——同一常数 μ₄ = 11289/33920 的两个方向判定（`c4_four_atom_layered_certificate` 合成）。τ/碰撞机制累计 </w:t>
       </w:r>
       <w:r>
         <w:rPr>

--- a/papers/论文B中文规范版-PhaseCompleteLadders.docx
+++ b/papers/论文B中文规范版-PhaseCompleteLadders.docx
@@ -59,7 +59,7 @@
           <w:color w:val="444444"/>
           <w:sz w:val="21"/>
         </w:rPr>
-        <w:t xml:space="preserve">版本：最终版 v2.9（2026-08-30）｜数据基线：2026-08-21 全量实证终态 + 2026-08-22 网格/τ 三剪判决（3 个种子确认 + E1 全部消融 + τ 机制 5 个正向判决）+ 2026-08-23 正式配置复现（tinystories200 · 27000 iters，云端 T4，τ 裁剪 τ-trimmed reallocation，τ 机制 7 个方向性正向判决 = 3 稳健支点 + 1 候选[v2.9 降格]）+ </w:t>
+        <w:t xml:space="preserve">版本：最终版 v2.10（2026-08-30）｜数据基线：2026-08-21 全量实证终态 + 2026-08-22 网格/τ 三剪判决（3 个种子确认 + E1 全部消融 + τ 机制 5 个正向判决）+ 2026-08-23 正式配置复现（tinystories200 · 27000 iters，云端 T4，τ 裁剪 τ-trimmed reallocation，τ 机制 7 个方向性正向判决 = 3 稳健支点 + 1 候选[v2.9 降格]）+ </w:t>
       </w:r>
       <w:r>
         <w:rPr>
@@ -1009,6 +1009,131 @@
     </w:p>
     <w:p>
       <w:pPr>
+        <w:ind w:left="432"/>
+      </w:pPr>
+      <w:r>
+        <w:rPr>
+          <w:rFonts w:ascii="Times New Roman" w:hAnsi="Times New Roman" w:eastAsia="宋体"/>
+          <w:b/>
+          <w:i/>
+          <w:color w:val="444444"/>
+          <w:sz w:val="21"/>
+        </w:rPr>
+        <w:t>v2.10（2026-08-30，M2 定理扩展 CS-16）</w:t>
+      </w:r>
+      <w:r>
+        <w:rPr>
+          <w:rFonts w:ascii="Times New Roman" w:hAnsi="Times New Roman" w:eastAsia="宋体"/>
+          <w:b w:val="0"/>
+          <w:i/>
+          <w:color w:val="444444"/>
+          <w:sz w:val="21"/>
+        </w:rPr>
+        <w:t>：</w:t>
+      </w:r>
+      <w:r>
+        <w:rPr>
+          <w:rFonts w:ascii="Times New Roman" w:hAnsi="Times New Roman" w:eastAsia="宋体"/>
+          <w:b/>
+          <w:i/>
+          <w:color w:val="444444"/>
+          <w:sz w:val="21"/>
+        </w:rPr>
+        <w:t>安全域镜像一致性定理侧（CS-16，`probe_safe_domain.v`，纯构造性轨道）</w:t>
+      </w:r>
+      <w:r>
+        <w:rPr>
+          <w:rFonts w:ascii="Times New Roman" w:hAnsi="Times New Roman" w:eastAsia="宋体"/>
+          <w:b w:val="0"/>
+          <w:i/>
+          <w:color w:val="444444"/>
+          <w:sz w:val="21"/>
+        </w:rPr>
+        <w:t xml:space="preserve">——反射检查器提取的 63-bit int 镜像与 Coq 语义的一致性从经验性 FFI 24/24 交叉校验升级为定理保证：乘积上界递推 </w:t>
+      </w:r>
+      <w:r>
+        <w:rPr>
+          <w:rFonts w:ascii="Consolas" w:hAnsi="Consolas" w:eastAsia="等线"/>
+          <w:b w:val="0"/>
+          <w:i w:val="0"/>
+          <w:color w:val="444444"/>
+          <w:sz w:val="19"/>
+        </w:rPr>
+        <w:t>zprod_bounded</w:t>
+      </w:r>
+      <w:r>
+        <w:rPr>
+          <w:rFonts w:ascii="Times New Roman" w:hAnsi="Times New Roman" w:eastAsia="宋体"/>
+          <w:b w:val="0"/>
+          <w:i/>
+          <w:color w:val="444444"/>
+          <w:sz w:val="21"/>
+        </w:rPr>
+        <w:t>（全因子 0 &lt; d ≤ D ⟹ 0 &lt; zprod l ≤ D^length l，非平凡归纳核）判定 C=4 分母链 [400; 2080; 3500; 20800; 33920] 连乘 = 2054520832000000000 &lt; 2^63 落在安全域内（</w:t>
+      </w:r>
+      <w:r>
+        <w:rPr>
+          <w:rFonts w:ascii="Consolas" w:hAnsi="Consolas" w:eastAsia="等线"/>
+          <w:b w:val="0"/>
+          <w:i w:val="0"/>
+          <w:color w:val="444444"/>
+          <w:sz w:val="19"/>
+        </w:rPr>
+        <w:t>c4_safe_domain</w:t>
+      </w:r>
+      <w:r>
+        <w:rPr>
+          <w:rFonts w:ascii="Times New Roman" w:hAnsi="Times New Roman" w:eastAsia="宋体"/>
+          <w:b w:val="0"/>
+          <w:i/>
+          <w:color w:val="444444"/>
+          <w:sz w:val="21"/>
+        </w:rPr>
+        <w:t>），溢出自由蕴含 mod-2^63 镜像与精确语义一致（</w:t>
+      </w:r>
+      <w:r>
+        <w:rPr>
+          <w:rFonts w:ascii="Consolas" w:hAnsi="Consolas" w:eastAsia="等线"/>
+          <w:b w:val="0"/>
+          <w:i w:val="0"/>
+          <w:color w:val="444444"/>
+          <w:sz w:val="19"/>
+        </w:rPr>
+        <w:t>no_overflow_consistent</w:t>
+      </w:r>
+      <w:r>
+        <w:rPr>
+          <w:rFonts w:ascii="Times New Roman" w:hAnsi="Times New Roman" w:eastAsia="宋体"/>
+          <w:b w:val="0"/>
+          <w:i/>
+          <w:color w:val="444444"/>
+          <w:sz w:val="21"/>
+        </w:rPr>
+        <w:t xml:space="preserve">：0 ≤ p &lt; 2^63 ⟹ p mod 2^63 = p），安全域成员资格由可提取 bool 判定 </w:t>
+      </w:r>
+      <w:r>
+        <w:rPr>
+          <w:rFonts w:ascii="Consolas" w:hAnsi="Consolas" w:eastAsia="等线"/>
+          <w:b w:val="0"/>
+          <w:i w:val="0"/>
+          <w:color w:val="444444"/>
+          <w:sz w:val="19"/>
+        </w:rPr>
+        <w:t>safe_domain_bool</w:t>
+      </w:r>
+      <w:r>
+        <w:rPr>
+          <w:rFonts w:ascii="Times New Roman" w:hAnsi="Times New Roman" w:eastAsia="宋体"/>
+          <w:b w:val="0"/>
+          <w:i/>
+          <w:color w:val="444444"/>
+          <w:sz w:val="21"/>
+        </w:rPr>
+        <w:t xml:space="preserve"> 运行时可判定——评审 A1"运行时检查器 int 镜像信任鸿沟"在判定链输入落于安全域时闭合（4 段 Print Assumptions 全 Closed，提取物 safe_domain.ml 经 DkMLNative ocamlc 编译通过；结论区 CS-15 句后同步）。</w:t>
+      </w:r>
+    </w:p>
+    <w:p>
+      <w:pPr>
         <w:pStyle w:val="Heading2"/>
       </w:pPr>
       <w:r>
@@ -1348,7 +1473,115 @@
           <w:i w:val="0"/>
           <w:sz w:val="24"/>
         </w:rPr>
-        <w:t xml:space="preserve">：μ₄·4 = 45156/33920 &gt; 1（全族唯一性窗口关闭，精确障碍）而 μ₄·3 = 33867/33920 &lt; 1（3 原子子族窗口开启）——同一常数 μ₄ = 11289/33920 的两个方向判定（`c4_four_atom_layered_certificate` 合成）。τ/碰撞机制累计 </w:t>
+        <w:t>：μ₄·4 = 45156/33920 &gt; 1（全族唯一性窗口关闭，精确障碍）而 μ₄·3 = 33867/33920 &lt; 1（3 原子子族窗口开启）——同一常数 μ₄ = 11289/33920 的两个方向判定（`c4_four_atom_layered_certificate` 合成）。</w:t>
+      </w:r>
+      <w:r>
+        <w:rPr>
+          <w:rFonts w:ascii="Times New Roman" w:hAnsi="Times New Roman" w:eastAsia="宋体"/>
+          <w:b w:val="0"/>
+          <w:i w:val="0"/>
+          <w:sz w:val="24"/>
+        </w:rPr>
+        <w:t>安全域镜像一致性定理侧（CS-16，</w:t>
+      </w:r>
+      <w:r>
+        <w:rPr>
+          <w:rFonts w:ascii="Consolas" w:hAnsi="Consolas" w:eastAsia="等线"/>
+          <w:b w:val="0"/>
+          <w:i w:val="0"/>
+          <w:sz w:val="22"/>
+        </w:rPr>
+        <w:t>probe_safe_domain.v</w:t>
+      </w:r>
+      <w:r>
+        <w:rPr>
+          <w:rFonts w:ascii="Times New Roman" w:hAnsi="Times New Roman" w:eastAsia="宋体"/>
+          <w:b w:val="0"/>
+          <w:i w:val="0"/>
+          <w:sz w:val="24"/>
+        </w:rPr>
+        <w:t>，2026-08-30，纯构造性轨道：nat/Z 层、Set 层可计算 Fixpoint（zprod）、零经典公理、4 段 Print Assumptions 全 Closed、提取物 safe_domain.ml 经 DkMLNative ocamlc 编译通过）</w:t>
+      </w:r>
+      <w:r>
+        <w:rPr>
+          <w:rFonts w:ascii="Times New Roman" w:hAnsi="Times New Roman" w:eastAsia="宋体"/>
+          <w:b/>
+          <w:i w:val="0"/>
+          <w:sz w:val="24"/>
+        </w:rPr>
+        <w:t>：反射检查器提取的 63-bit int 镜像与 Coq 语义的一致性由此从经验性 FFI 24/24 交叉校验升级为定理保证——</w:t>
+      </w:r>
+      <w:r>
+        <w:rPr>
+          <w:rFonts w:ascii="Times New Roman" w:hAnsi="Times New Roman" w:eastAsia="宋体"/>
+          <w:b w:val="0"/>
+          <w:i w:val="0"/>
+          <w:sz w:val="24"/>
+        </w:rPr>
+        <w:t>乘积上界递推（</w:t>
+      </w:r>
+      <w:r>
+        <w:rPr>
+          <w:rFonts w:ascii="Consolas" w:hAnsi="Consolas" w:eastAsia="等线"/>
+          <w:b w:val="0"/>
+          <w:i w:val="0"/>
+          <w:sz w:val="22"/>
+        </w:rPr>
+        <w:t>zprod_bounded</w:t>
+      </w:r>
+      <w:r>
+        <w:rPr>
+          <w:rFonts w:ascii="Times New Roman" w:hAnsi="Times New Roman" w:eastAsia="宋体"/>
+          <w:b w:val="0"/>
+          <w:i w:val="0"/>
+          <w:sz w:val="24"/>
+        </w:rPr>
+        <w:t>，非平凡归纳核）</w:t>
+      </w:r>
+      <w:r>
+        <w:rPr>
+          <w:rFonts w:ascii="Times New Roman" w:hAnsi="Times New Roman" w:eastAsia="宋体"/>
+          <w:b/>
+          <w:i w:val="0"/>
+          <w:sz w:val="24"/>
+        </w:rPr>
+        <w:t>：全因子 0 &lt; d ≤ D ⟹ 0 &lt; zprod l ≤ D^length l，据此判定 C=4 分母链 [400; 2080; 3500; 20800; 33920] 落在安全域内：连乘 = 2054520832000000000 &lt; 2^63（`c4_safe_domain`）；</w:t>
+      </w:r>
+      <w:r>
+        <w:rPr>
+          <w:rFonts w:ascii="Times New Roman" w:hAnsi="Times New Roman" w:eastAsia="宋体"/>
+          <w:b w:val="0"/>
+          <w:i w:val="0"/>
+          <w:sz w:val="24"/>
+        </w:rPr>
+        <w:t>溢出自由一致性（</w:t>
+      </w:r>
+      <w:r>
+        <w:rPr>
+          <w:rFonts w:ascii="Consolas" w:hAnsi="Consolas" w:eastAsia="等线"/>
+          <w:b w:val="0"/>
+          <w:i w:val="0"/>
+          <w:sz w:val="22"/>
+        </w:rPr>
+        <w:t>no_overflow_consistent</w:t>
+      </w:r>
+      <w:r>
+        <w:rPr>
+          <w:rFonts w:ascii="Times New Roman" w:hAnsi="Times New Roman" w:eastAsia="宋体"/>
+          <w:b w:val="0"/>
+          <w:i w:val="0"/>
+          <w:sz w:val="24"/>
+        </w:rPr>
+        <w:t>）</w:t>
+      </w:r>
+      <w:r>
+        <w:rPr>
+          <w:rFonts w:ascii="Times New Roman" w:hAnsi="Times New Roman" w:eastAsia="宋体"/>
+          <w:b/>
+          <w:i w:val="0"/>
+          <w:sz w:val="24"/>
+        </w:rPr>
+        <w:t xml:space="preserve">：0 ≤ p &lt; 2^63 ⟹ p mod 2^63 = p；安全域成员资格由可提取 bool 判定 `safe_domain_bool` 运行时可判定——评审 A1"运行时检查器 int 镜像信任鸿沟"在判定链输入落于安全域时闭合。τ/碰撞机制累计 </w:t>
       </w:r>
       <w:r>
         <w:rPr>

--- a/papers/论文B中文规范版-PhaseCompleteLadders.docx
+++ b/papers/论文B中文规范版-PhaseCompleteLadders.docx
@@ -59,7 +59,7 @@
           <w:color w:val="444444"/>
           <w:sz w:val="21"/>
         </w:rPr>
-        <w:t xml:space="preserve">版本：最终版 v2.10（2026-08-30）｜数据基线：2026-08-21 全量实证终态 + 2026-08-22 网格/τ 三剪判决（3 个种子确认 + E1 全部消融 + τ 机制 5 个正向判决）+ 2026-08-23 正式配置复现（tinystories200 · 27000 iters，云端 T4，τ 裁剪 τ-trimmed reallocation，τ 机制 7 个方向性正向判决 = 3 稳健支点 + 1 候选[v2.9 降格]）+ </w:t>
+        <w:t xml:space="preserve">版本：最终版 v2.11（2026-08-30）｜数据基线：2026-08-21 全量实证终态 + 2026-08-22 网格/τ 三剪判决（3 个种子确认 + E1 全部消融 + τ 机制 5 个正向判决）+ 2026-08-23 正式配置复现（tinystories200 · 27000 iters，云端 T4，τ 裁剪 τ-trimmed reallocation，τ 机制 7 个方向性正向判决 = 3 稳健支点 + 1 候选[v2.9 降格]）+ </w:t>
       </w:r>
       <w:r>
         <w:rPr>
@@ -1134,6 +1134,71 @@
     </w:p>
     <w:p>
       <w:pPr>
+        <w:ind w:left="432"/>
+      </w:pPr>
+      <w:r>
+        <w:rPr>
+          <w:rFonts w:ascii="Times New Roman" w:hAnsi="Times New Roman" w:eastAsia="宋体"/>
+          <w:b/>
+          <w:i/>
+          <w:color w:val="444444"/>
+          <w:sz w:val="21"/>
+        </w:rPr>
+        <w:t>v2.11（2026-08-30，M2 定理扩展 CS-17）</w:t>
+      </w:r>
+      <w:r>
+        <w:rPr>
+          <w:rFonts w:ascii="Times New Roman" w:hAnsi="Times New Roman" w:eastAsia="宋体"/>
+          <w:b w:val="0"/>
+          <w:i/>
+          <w:color w:val="444444"/>
+          <w:sz w:val="21"/>
+        </w:rPr>
+        <w:t>：</w:t>
+      </w:r>
+      <w:r>
+        <w:rPr>
+          <w:rFonts w:ascii="Times New Roman" w:hAnsi="Times New Roman" w:eastAsia="宋体"/>
+          <w:b/>
+          <w:i/>
+          <w:color w:val="444444"/>
+          <w:sz w:val="21"/>
+        </w:rPr>
+        <w:t>分级证书检查器定理侧（CS-17，`probe_frame_check_graduated.v`，经典 R 轨道）</w:t>
+      </w:r>
+      <w:r>
+        <w:rPr>
+          <w:rFonts w:ascii="Times New Roman" w:hAnsi="Times New Roman" w:eastAsia="宋体"/>
+          <w:b w:val="0"/>
+          <w:i/>
+          <w:color w:val="444444"/>
+          <w:sz w:val="21"/>
+        </w:rPr>
+        <w:t xml:space="preserve">——反射检查器方法论从二元判定升级为四级分层服务（L1 Gershgorin 框架界 / L2 复合能量界（七带冠军证书自动化）/ L3 仅上半能量界 / L4 无承诺），健全性定理 </w:t>
+      </w:r>
+      <w:r>
+        <w:rPr>
+          <w:rFonts w:ascii="Consolas" w:hAnsi="Consolas" w:eastAsia="等线"/>
+          <w:b w:val="0"/>
+          <w:i w:val="0"/>
+          <w:color w:val="444444"/>
+          <w:sz w:val="19"/>
+        </w:rPr>
+        <w:t>frame_check_graduated_sound</w:t>
+      </w:r>
+      <w:r>
+        <w:rPr>
+          <w:rFonts w:ascii="Times New Roman" w:hAnsi="Times New Roman" w:eastAsia="宋体"/>
+          <w:b w:val="0"/>
+          <w:i/>
+          <w:color w:val="444444"/>
+          <w:sz w:val="21"/>
+        </w:rPr>
+        <w:t xml:space="preserve"> 逐级兑现承诺；计算验证四级分布（[3,13]→L1、[3,7,15]→L2——评审 G-5"误拒"类近带阶梯变降级服务、[2,3]→L3、乱序/空→L4）；审计脚印与主线 165 基线同源（classic 零出现），提取物 frame_check_graduated.ml 经 DkMLNative ocamlc 编译通过（psa_guard 侧分级入口；114 阶梯全量分级分布扫描列为 OCaml 侧后续）。结论区 CS-16 句后同步。</w:t>
+      </w:r>
+    </w:p>
+    <w:p>
+      <w:pPr>
         <w:pStyle w:val="Heading2"/>
       </w:pPr>
       <w:r>
@@ -1581,7 +1646,133 @@
           <w:i w:val="0"/>
           <w:sz w:val="24"/>
         </w:rPr>
-        <w:t xml:space="preserve">：0 ≤ p &lt; 2^63 ⟹ p mod 2^63 = p；安全域成员资格由可提取 bool 判定 `safe_domain_bool` 运行时可判定——评审 A1"运行时检查器 int 镜像信任鸿沟"在判定链输入落于安全域时闭合。τ/碰撞机制累计 </w:t>
+        <w:t>：0 ≤ p &lt; 2^63 ⟹ p mod 2^63 = p；安全域成员资格由可提取 bool 判定 `safe_domain_bool` 运行时可判定——评审 A1"运行时检查器 int 镜像信任鸿沟"在判定链输入落于安全域时闭合。</w:t>
+      </w:r>
+      <w:r>
+        <w:rPr>
+          <w:rFonts w:ascii="Times New Roman" w:hAnsi="Times New Roman" w:eastAsia="宋体"/>
+          <w:b w:val="0"/>
+          <w:i w:val="0"/>
+          <w:sz w:val="24"/>
+        </w:rPr>
+        <w:t>分级证书检查器定理侧（CS-17，</w:t>
+      </w:r>
+      <w:r>
+        <w:rPr>
+          <w:rFonts w:ascii="Consolas" w:hAnsi="Consolas" w:eastAsia="等线"/>
+          <w:b w:val="0"/>
+          <w:i w:val="0"/>
+          <w:sz w:val="22"/>
+        </w:rPr>
+        <w:t>probe_frame_check_graduated.v</w:t>
+      </w:r>
+      <w:r>
+        <w:rPr>
+          <w:rFonts w:ascii="Times New Roman" w:hAnsi="Times New Roman" w:eastAsia="宋体"/>
+          <w:b w:val="0"/>
+          <w:i w:val="0"/>
+          <w:sz w:val="24"/>
+        </w:rPr>
+        <w:t>，2026-08-30，经典 R 轨道：零 Admitted、Print Assumptions 脚印 = Dedekind 二件 + fext 与主线 165 审计基线同源、classic 零出现、提取物 frame_check_graduated.ml 经 DkMLNative ocamlc 编译通过）</w:t>
+      </w:r>
+      <w:r>
+        <w:rPr>
+          <w:rFonts w:ascii="Times New Roman" w:hAnsi="Times New Roman" w:eastAsia="宋体"/>
+          <w:b/>
+          <w:i w:val="0"/>
+          <w:sz w:val="24"/>
+        </w:rPr>
+        <w:t>：反射检查器的方法论由此从二元判定升级为分层服务——四级 `cert_level`（</w:t>
+      </w:r>
+      <w:r>
+        <w:rPr>
+          <w:rFonts w:ascii="Times New Roman" w:hAnsi="Times New Roman" w:eastAsia="宋体"/>
+          <w:b w:val="0"/>
+          <w:i w:val="0"/>
+          <w:sz w:val="24"/>
+        </w:rPr>
+        <w:t>L1_tight</w:t>
+      </w:r>
+      <w:r>
+        <w:rPr>
+          <w:rFonts w:ascii="Times New Roman" w:hAnsi="Times New Roman" w:eastAsia="宋体"/>
+          <w:b/>
+          <w:i w:val="0"/>
+          <w:sz w:val="24"/>
+        </w:rPr>
+        <w:t>：二元检查器全过 ⟹ Gershgorin 框架界 [1/5, 9/5]·S；</w:t>
+      </w:r>
+      <w:r>
+        <w:rPr>
+          <w:rFonts w:ascii="Times New Roman" w:hAnsi="Times New Roman" w:eastAsia="宋体"/>
+          <w:b w:val="0"/>
+          <w:i w:val="0"/>
+          <w:sz w:val="24"/>
+        </w:rPr>
+        <w:t>L2_composite</w:t>
+      </w:r>
+      <w:r>
+        <w:rPr>
+          <w:rFonts w:ascii="Times New Roman" w:hAnsi="Times New Roman" w:eastAsia="宋体"/>
+          <w:b/>
+          <w:i w:val="0"/>
+          <w:sz w:val="24"/>
+        </w:rPr>
+        <w:t>：结构有效且逐对相干界非空洞（δ_ij ≤ 1）⟹ 复合能量界 (S−coh, S+coh)，七带冠军证书 `champion_e5_composite_certificate` 由手工组装变自动分级输出；</w:t>
+      </w:r>
+      <w:r>
+        <w:rPr>
+          <w:rFonts w:ascii="Times New Roman" w:hAnsi="Times New Roman" w:eastAsia="宋体"/>
+          <w:b w:val="0"/>
+          <w:i w:val="0"/>
+          <w:sz w:val="24"/>
+        </w:rPr>
+        <w:t>L3_energy_only</w:t>
+      </w:r>
+      <w:r>
+        <w:rPr>
+          <w:rFonts w:ascii="Times New Roman" w:hAnsi="Times New Roman" w:eastAsia="宋体"/>
+          <w:b/>
+          <w:i w:val="0"/>
+          <w:sz w:val="24"/>
+        </w:rPr>
+        <w:t>：结构有效但存在黑洞对 ⟹ 仅上半能量界；</w:t>
+      </w:r>
+      <w:r>
+        <w:rPr>
+          <w:rFonts w:ascii="Times New Roman" w:hAnsi="Times New Roman" w:eastAsia="宋体"/>
+          <w:b w:val="0"/>
+          <w:i w:val="0"/>
+          <w:sz w:val="24"/>
+        </w:rPr>
+        <w:t>L4_rejected</w:t>
+      </w:r>
+      <w:r>
+        <w:rPr>
+          <w:rFonts w:ascii="Times New Roman" w:hAnsi="Times New Roman" w:eastAsia="宋体"/>
+          <w:b/>
+          <w:i w:val="0"/>
+          <w:sz w:val="24"/>
+        </w:rPr>
+        <w:t>：结构无效）配健全性定理 `frame_check_graduated_sound`（级 ⟹ 承诺）；计算验证覆盖四级分布——[3,13]→L1、</w:t>
+      </w:r>
+      <w:r>
+        <w:rPr>
+          <w:rFonts w:ascii="Times New Roman" w:hAnsi="Times New Roman" w:eastAsia="宋体"/>
+          <w:b w:val="0"/>
+          <w:i w:val="0"/>
+          <w:sz w:val="24"/>
+        </w:rPr>
+        <w:t>[3,7,15]→L2（评审 G-5"误拒"类近带阶梯由整族拒绝变降级服务）</w:t>
+      </w:r>
+      <w:r>
+        <w:rPr>
+          <w:rFonts w:ascii="Times New Roman" w:hAnsi="Times New Roman" w:eastAsia="宋体"/>
+          <w:b/>
+          <w:i w:val="0"/>
+          <w:sz w:val="24"/>
+        </w:rPr>
+        <w:t xml:space="preserve">、[2,3]→L3、乱序/空→L4（vm_compute 逐例判定），决策函数 nat 可提取（psa_guard 侧分级入口）——回应四轮评审共同攻击点"检查器太二元"。τ/碰撞机制累计 </w:t>
       </w:r>
       <w:r>
         <w:rPr>

--- a/papers/论文B中文规范版-PhaseCompleteLadders.docx
+++ b/papers/论文B中文规范版-PhaseCompleteLadders.docx
@@ -59,7 +59,7 @@
           <w:color w:val="444444"/>
           <w:sz w:val="21"/>
         </w:rPr>
-        <w:t xml:space="preserve">版本：最终版 v2.11（2026-08-30）｜数据基线：2026-08-21 全量实证终态 + 2026-08-22 网格/τ 三剪判决（3 个种子确认 + E1 全部消融 + τ 机制 5 个正向判决）+ 2026-08-23 正式配置复现（tinystories200 · 27000 iters，云端 T4，τ 裁剪 τ-trimmed reallocation，τ 机制 7 个方向性正向判决 = 3 稳健支点 + 1 候选[v2.9 降格]）+ </w:t>
+        <w:t xml:space="preserve">版本：最终版 v2.12（2026-08-30）｜数据基线：2026-08-21 全量实证终态 + 2026-08-22 网格/τ 三剪判决（3 个种子确认 + E1 全部消融 + τ 机制 5 个正向判决）+ 2026-08-23 正式配置复现（tinystories200 · 27000 iters，云端 T4，τ 裁剪 τ-trimmed reallocation，τ 机制 7 个方向性正向判决 = 3 稳健支点 + 1 候选[v2.9 降格]）+ </w:t>
       </w:r>
       <w:r>
         <w:rPr>
@@ -1199,6 +1199,171 @@
     </w:p>
     <w:p>
       <w:pPr>
+        <w:ind w:left="432"/>
+      </w:pPr>
+      <w:r>
+        <w:rPr>
+          <w:rFonts w:ascii="Times New Roman" w:hAnsi="Times New Roman" w:eastAsia="宋体"/>
+          <w:b/>
+          <w:i/>
+          <w:color w:val="444444"/>
+          <w:sz w:val="21"/>
+        </w:rPr>
+        <w:t>v2.12（2026-08-30，M2 定理扩展 CS-18）</w:t>
+      </w:r>
+      <w:r>
+        <w:rPr>
+          <w:rFonts w:ascii="Times New Roman" w:hAnsi="Times New Roman" w:eastAsia="宋体"/>
+          <w:b w:val="0"/>
+          <w:i/>
+          <w:color w:val="444444"/>
+          <w:sz w:val="21"/>
+        </w:rPr>
+        <w:t>：</w:t>
+      </w:r>
+      <w:r>
+        <w:rPr>
+          <w:rFonts w:ascii="Times New Roman" w:hAnsi="Times New Roman" w:eastAsia="宋体"/>
+          <w:b/>
+          <w:i/>
+          <w:color w:val="444444"/>
+          <w:sz w:val="21"/>
+        </w:rPr>
+        <w:t>A-B 桥梁桥墩定理侧（CS-18，`probe_ab_bridge_pier.v`，经典 R 轨道）</w:t>
+      </w:r>
+      <w:r>
+        <w:rPr>
+          <w:rFonts w:ascii="Times New Roman" w:hAnsi="Times New Roman" w:eastAsia="宋体"/>
+          <w:b w:val="0"/>
+          <w:i/>
+          <w:color w:val="444444"/>
+          <w:sz w:val="21"/>
+        </w:rPr>
+        <w:t xml:space="preserve">——「无形式化桥梁」负面声明升级为「中间桥墩已机器检查」：psi 核（逐位内积被加项 </w:t>
+      </w:r>
+      <w:r>
+        <w:rPr>
+          <w:rFonts w:ascii="Consolas" w:hAnsi="Consolas" w:eastAsia="等线"/>
+          <w:b w:val="0"/>
+          <w:i w:val="0"/>
+          <w:color w:val="444444"/>
+          <w:sz w:val="19"/>
+        </w:rPr>
+        <w:t>psi_kernel n m k := re (psi n k *c Cconj (psi m k))</w:t>
+      </w:r>
+      <w:r>
+        <w:rPr>
+          <w:rFonts w:ascii="Times New Roman" w:hAnsi="Times New Roman" w:eastAsia="宋体"/>
+          <w:b w:val="0"/>
+          <w:i/>
+          <w:color w:val="444444"/>
+          <w:sz w:val="21"/>
+        </w:rPr>
+        <w:t>）的</w:t>
+      </w:r>
+      <w:r>
+        <w:rPr>
+          <w:rFonts w:ascii="Times New Roman" w:hAnsi="Times New Roman" w:eastAsia="宋体"/>
+          <w:b/>
+          <w:i/>
+          <w:color w:val="444444"/>
+          <w:sz w:val="21"/>
+        </w:rPr>
+        <w:t>相邻位漂移界</w:t>
+      </w:r>
+      <w:r>
+        <w:rPr>
+          <w:rFonts w:ascii="Times New Roman" w:hAnsi="Times New Roman" w:eastAsia="宋体"/>
+          <w:b w:val="0"/>
+          <w:i/>
+          <w:color w:val="444444"/>
+          <w:sz w:val="21"/>
+        </w:rPr>
+        <w:t xml:space="preserve"> </w:t>
+      </w:r>
+      <w:r>
+        <w:rPr>
+          <w:rFonts w:ascii="Consolas" w:hAnsi="Consolas" w:eastAsia="等线"/>
+          <w:b w:val="0"/>
+          <w:i w:val="0"/>
+          <w:color w:val="444444"/>
+          <w:sz w:val="19"/>
+        </w:rPr>
+        <w:t>psi_kernel_drift_bound</w:t>
+      </w:r>
+      <w:r>
+        <w:rPr>
+          <w:rFonts w:ascii="Times New Roman" w:hAnsi="Times New Roman" w:eastAsia="宋体"/>
+          <w:b w:val="0"/>
+          <w:i/>
+          <w:color w:val="444444"/>
+          <w:sz w:val="21"/>
+        </w:rPr>
+        <w:t>：|psi_kernel n m k − psi_kernel n m (S k)| ≤ 2/(√n·√m)（三角不等式路线，venue 原型定理）；</w:t>
+      </w:r>
+      <w:r>
+        <w:rPr>
+          <w:rFonts w:ascii="Times New Roman" w:hAnsi="Times New Roman" w:eastAsia="宋体"/>
+          <w:b/>
+          <w:i/>
+          <w:color w:val="444444"/>
+          <w:sz w:val="21"/>
+        </w:rPr>
+        <w:t>截断 TVD 桥</w:t>
+      </w:r>
+      <w:r>
+        <w:rPr>
+          <w:rFonts w:ascii="Times New Roman" w:hAnsi="Times New Roman" w:eastAsia="宋体"/>
+          <w:b w:val="0"/>
+          <w:i/>
+          <w:color w:val="444444"/>
+          <w:sz w:val="21"/>
+        </w:rPr>
+        <w:t xml:space="preserve"> </w:t>
+      </w:r>
+      <w:r>
+        <w:rPr>
+          <w:rFonts w:ascii="Consolas" w:hAnsi="Consolas" w:eastAsia="等线"/>
+          <w:b w:val="0"/>
+          <w:i w:val="0"/>
+          <w:color w:val="444444"/>
+          <w:sz w:val="19"/>
+        </w:rPr>
+        <w:t>psi_attention_tvd_trunc</w:t>
+      </w:r>
+      <w:r>
+        <w:rPr>
+          <w:rFonts w:ascii="Times New Roman" w:hAnsi="Times New Roman" w:eastAsia="宋体"/>
+          <w:b w:val="0"/>
+          <w:i/>
+          <w:color w:val="444444"/>
+          <w:sz w:val="21"/>
+        </w:rPr>
+        <w:t xml:space="preserve">：基核窗口从 W 截至 W' 时 |K i j − K' i j| ≤ INR(W−W')·(1/(√v_i·√v_j)) ≤ INR(W−W')·(1/2)（带 ≥2 一致化），实例化 PhaseCoherence 的 </w:t>
+      </w:r>
+      <w:r>
+        <w:rPr>
+          <w:rFonts w:ascii="Consolas" w:hAnsi="Consolas" w:eastAsia="等线"/>
+          <w:b w:val="0"/>
+          <w:i w:val="0"/>
+          <w:color w:val="444444"/>
+          <w:sz w:val="19"/>
+        </w:rPr>
+        <w:t>kernel_drift_controls_attention</w:t>
+      </w:r>
+      <w:r>
+        <w:rPr>
+          <w:rFonts w:ascii="Times New Roman" w:hAnsi="Times New Roman" w:eastAsia="宋体"/>
+          <w:b w:val="0"/>
+          <w:i/>
+          <w:color w:val="444444"/>
+          <w:sz w:val="21"/>
+        </w:rPr>
+        <w:t>（核漂移 dc ⟹ softmax TVD ≤ exp(2·dc·dd) − 1）得 TVD ≤ exp(2·(INR(W−W')·(1/2))·dd) − 1（dd = Σ|c_j|）——桥墩已建、桥面（端到端 PPL）如实仍为实证轨道。零 Admitted、审计脚印 = Dedekind 二件 + fext 与主线 165 基线同源、classic 零出现；R 层定理（sqrt/softmax）不可提取，如实注明。结论区 CS-17 句后同步。</w:t>
+      </w:r>
+    </w:p>
+    <w:p>
+      <w:pPr>
         <w:pStyle w:val="Heading2"/>
       </w:pPr>
       <w:r>
@@ -1772,7 +1937,97 @@
           <w:i w:val="0"/>
           <w:sz w:val="24"/>
         </w:rPr>
-        <w:t xml:space="preserve">、[2,3]→L3、乱序/空→L4（vm_compute 逐例判定），决策函数 nat 可提取（psa_guard 侧分级入口）——回应四轮评审共同攻击点"检查器太二元"。τ/碰撞机制累计 </w:t>
+        <w:t>、[2,3]→L3、乱序/空→L4（vm_compute 逐例判定），决策函数 nat 可提取（psa_guard 侧分级入口）——回应四轮评审共同攻击点"检查器太二元"。</w:t>
+      </w:r>
+      <w:r>
+        <w:rPr>
+          <w:rFonts w:ascii="Times New Roman" w:hAnsi="Times New Roman" w:eastAsia="宋体"/>
+          <w:b w:val="0"/>
+          <w:i w:val="0"/>
+          <w:sz w:val="24"/>
+        </w:rPr>
+        <w:t>A-B 桥梁桥墩定理侧（CS-18，</w:t>
+      </w:r>
+      <w:r>
+        <w:rPr>
+          <w:rFonts w:ascii="Consolas" w:hAnsi="Consolas" w:eastAsia="等线"/>
+          <w:b w:val="0"/>
+          <w:i w:val="0"/>
+          <w:sz w:val="22"/>
+        </w:rPr>
+        <w:t>probe_ab_bridge_pier.v</w:t>
+      </w:r>
+      <w:r>
+        <w:rPr>
+          <w:rFonts w:ascii="Times New Roman" w:hAnsi="Times New Roman" w:eastAsia="宋体"/>
+          <w:b w:val="0"/>
+          <w:i w:val="0"/>
+          <w:sz w:val="24"/>
+        </w:rPr>
+        <w:t>，2026-08-30，经典 R 轨道：零 Admitted、审计脚印 = Dedekind 二件 + fext 与主线 165 基线同源、classic 零出现；R 层定理（sqrt/softmax）不可提取，如实注明）</w:t>
+      </w:r>
+      <w:r>
+        <w:rPr>
+          <w:rFonts w:ascii="Times New Roman" w:hAnsi="Times New Roman" w:eastAsia="宋体"/>
+          <w:b/>
+          <w:i w:val="0"/>
+          <w:sz w:val="24"/>
+        </w:rPr>
+        <w:t>：论文 A 证书（基表示层能量稳定）与论文 B 端到端性能（PPL 实证）的衔接由此获得第一个机器检查的中间桥墩——psi 核（逐位内积被加项 `psi_kernel n m k := re (psi n k *c Cconj (psi m k))`）的</w:t>
+      </w:r>
+      <w:r>
+        <w:rPr>
+          <w:rFonts w:ascii="Times New Roman" w:hAnsi="Times New Roman" w:eastAsia="宋体"/>
+          <w:b w:val="0"/>
+          <w:i w:val="0"/>
+          <w:sz w:val="24"/>
+        </w:rPr>
+        <w:t>相邻位漂移界</w:t>
+      </w:r>
+      <w:r>
+        <w:rPr>
+          <w:rFonts w:ascii="Times New Roman" w:hAnsi="Times New Roman" w:eastAsia="宋体"/>
+          <w:b/>
+          <w:i w:val="0"/>
+          <w:sz w:val="24"/>
+        </w:rPr>
+        <w:t xml:space="preserve"> `psi_kernel_drift_bound`：|psi_kernel n m k − psi_kernel n m (S k)| ≤ 2/(√n·√m)（三角不等式路线）；</w:t>
+      </w:r>
+      <w:r>
+        <w:rPr>
+          <w:rFonts w:ascii="Times New Roman" w:hAnsi="Times New Roman" w:eastAsia="宋体"/>
+          <w:b w:val="0"/>
+          <w:i w:val="0"/>
+          <w:sz w:val="24"/>
+        </w:rPr>
+        <w:t>截断 TVD 桥</w:t>
+      </w:r>
+      <w:r>
+        <w:rPr>
+          <w:rFonts w:ascii="Times New Roman" w:hAnsi="Times New Roman" w:eastAsia="宋体"/>
+          <w:b/>
+          <w:i w:val="0"/>
+          <w:sz w:val="24"/>
+        </w:rPr>
+        <w:t xml:space="preserve"> `psi_attention_tvd_trunc`：基核求和窗口从 W 截至 W' 时 |K i j − K' i j| ≤ INR(W−W')·(1/(√v_i·√v_j)) ≤ INR(W−W')·(1/2)（带 ≥2 一致化），实例化框架 PhaseCoherence 的 `kernel_drift_controls_attention`（核漂移 dc ⟹ softmax 输出 TVD ≤ exp(2·dc·dd) − 1）得 </w:t>
+      </w:r>
+      <w:r>
+        <w:rPr>
+          <w:rFonts w:ascii="Times New Roman" w:hAnsi="Times New Roman" w:eastAsia="宋体"/>
+          <w:b w:val="0"/>
+          <w:i w:val="0"/>
+          <w:sz w:val="24"/>
+        </w:rPr>
+        <w:t>TVD ≤ exp(2·(INR(W−W')·(1/2))·dd) − 1</w:t>
+      </w:r>
+      <w:r>
+        <w:rPr>
+          <w:rFonts w:ascii="Times New Roman" w:hAnsi="Times New Roman" w:eastAsia="宋体"/>
+          <w:b/>
+          <w:i w:val="0"/>
+          <w:sz w:val="24"/>
+        </w:rPr>
+        <w:t xml:space="preserve">（dd = Σ|c_j|）——桥墩已建、桥面（端到端 PPL 影响量化）如实仍为实证轨道（未来工作）。 τ/碰撞机制累计 </w:t>
       </w:r>
       <w:r>
         <w:rPr>

--- a/papers/论文B中文规范版-PhaseCompleteLadders.docx
+++ b/papers/论文B中文规范版-PhaseCompleteLadders.docx
@@ -2027,7 +2027,7 @@
           <w:i w:val="0"/>
           <w:sz w:val="24"/>
         </w:rPr>
-        <w:t xml:space="preserve">（dd = Σ|c_j|）——桥墩已建、桥面（端到端 PPL 影响量化）如实仍为实证轨道（未来工作）。 τ/碰撞机制累计 </w:t>
+        <w:t xml:space="preserve">（dd = Σ|c_j|）——桥墩已建、桥面（端到端 PPL 影响量化）如实仍为实证轨道（未来工作）。——证书与性能的张力如实记录：证书⟹̸性能（C=4 有证书 12.75 / rand 零证书实证最优 / grid 证书最干净却外推崩溃 25.66），证书的价值在可审计的表示稳定性保证，独立于性能指标的决策依据（论文 A 结论张力宣言同步）。 τ/碰撞机制累计 </w:t>
       </w:r>
       <w:r>
         <w:rPr>

--- a/papers/论文B中文规范版-PhaseCompleteLadders.docx
+++ b/papers/论文B中文规范版-PhaseCompleteLadders.docx
@@ -44,7 +44,7 @@
           <w:color w:val="444444"/>
           <w:sz w:val="21"/>
         </w:rPr>
-        <w:t>作者：王宝军、夏挽岚、祖光照、周志农、高雪峰</w:t>
+        <w:t>作者：王宝军、夏挽岚（通讯作者，xiawanlan33@163.com）、祖光照、周志农、高雪峰</w:t>
       </w:r>
     </w:p>
     <w:p>
@@ -484,7 +484,7 @@
           <w:color w:val="444444"/>
           <w:sz w:val="21"/>
         </w:rPr>
-        <w:t>（排中律宏）零出现"（诚实口径：公理脚印 sig_not_dec/sig_forall_dec/fext 为可接受 Reals 基底，非"零任何经典原则"）。</w:t>
+        <w:t>（排中律宏）零出现"（诚实口径：公理依赖 sig_not_dec/sig_forall_dec/fext 为可接受 Reals 基底，非"零任何经典原则"）。</w:t>
       </w:r>
     </w:p>
     <w:p>
@@ -609,7 +609,7 @@
           <w:color w:val="444444"/>
           <w:sz w:val="21"/>
         </w:rPr>
-        <w:t>，公理脚印仅 sig_not_dec/sig_forall_dec/fext 可接受 Reals 基底）；§9 代码状态、附录核验表同步（旧快照 24 引用全部更新）。</w:t>
+        <w:t>，公理依赖仅 sig_not_dec/sig_forall_dec/fext 可接受 Reals 基底）；§9 代码状态、附录核验表同步（旧快照 24 引用全部更新）。</w:t>
       </w:r>
     </w:p>
     <w:p>
@@ -1194,7 +1194,7 @@
           <w:color w:val="444444"/>
           <w:sz w:val="21"/>
         </w:rPr>
-        <w:t xml:space="preserve"> 逐级兑现承诺；计算验证四级分布（[3,13]→L1、[3,7,15]→L2——评审 G-5"误拒"类近带阶梯变降级服务、[2,3]→L3、乱序/空→L4）；审计脚印与主线 165 基线同源（classic 零出现），提取物 frame_check_graduated.ml 经 DkMLNative ocamlc 编译通过（psa_guard 侧分级入口；114 阶梯全量分级分布扫描列为 OCaml 侧后续）。结论区 CS-16 句后同步。</w:t>
+        <w:t xml:space="preserve"> 逐级兑现承诺；计算验证四级分布（[3,13]→L1、[3,7,15]→L2——评审 G-5"误拒"类近带阶梯变降级服务、[2,3]→L3、乱序/空→L4）；公理依赖与主线 165 项审计一致（classic 零出现），提取物 frame_check_graduated.ml 经 DkMLNative ocamlc 编译通过（psa_guard 侧分级入口；114 阶梯全量分级分布扫描列为 OCaml 侧后续）。结论区 CS-16 句后同步。</w:t>
       </w:r>
     </w:p>
     <w:p>
@@ -1359,7 +1359,7 @@
           <w:color w:val="444444"/>
           <w:sz w:val="21"/>
         </w:rPr>
-        <w:t>（核漂移 dc ⟹ softmax TVD ≤ exp(2·dc·dd) − 1）得 TVD ≤ exp(2·(INR(W−W')·(1/2))·dd) − 1（dd = Σ|c_j|）——桥墩已建、桥面（端到端 PPL）如实仍为实证轨道。零 Admitted、审计脚印 = Dedekind 二件 + fext 与主线 165 基线同源、classic 零出现；R 层定理（sqrt/softmax）不可提取，如实注明。结论区 CS-17 句后同步。</w:t>
+        <w:t>（核漂移 dc ⟹ softmax TVD ≤ exp(2·dc·dd) − 1）得 TVD ≤ exp(2·(INR(W−W')·(1/2))·dd) − 1（dd = Σ|c_j|）——桥墩已建、桥面（端到端 PPL）如实仍为实证轨道。零 Admitted、公理依赖为 sig_not_dec、sig_forall_dec 与函数外延性 与主线 165 项审计一致、classic 零出现；R 层定理（sqrt/softmax）不可提取，如实注明。结论区 CS-17 句后同步。</w:t>
       </w:r>
     </w:p>
     <w:p>
@@ -1487,7 +1487,7 @@
           <w:i w:val="0"/>
           <w:sz w:val="24"/>
         </w:rPr>
-        <w:t>；（4）可认证的四带阶梯 [3,13,53,213] 携带机器检查的有理框架证书（μ=4/5，Coq 证明），七带几何阶梯内含可认证子核——复合证书（框架核 + 能量预算边际）已在 Coq 中完成顶层组装（`champion_e5_composite_certificate`，Qed，证明 $(S-\mathrm{coh}_{e5}) \le \|F\|^2 \le (S+\mathrm{coh}_{e5})$）；任意阶梯的认证由带机器检查健全性定理的反射检查器完成（165 项 Print Assumptions 审计，全部 `Classical_Prop.classic`（排中律宏）零出现——公理脚印 sig_not_dec/sig_forall_dec/fext 为可接受 Reals 基底，非"零任何经典原则"）；（5）对照组结果：NTK-aware 重缩放在 4–8 倍外推超过相位截断旋转（单个种子 10.74 对 3 个种子均值 12.40）——我们保留的主张是</w:t>
+        <w:t>；（4）可认证的四带阶梯 [3,13,53,213] 携带机器检查的有理框架证书（μ=4/5，Coq 证明），七带几何阶梯内含可认证子核——复合证书（框架核 + 能量预算边际）已在 Coq 中完成顶层组装（`champion_e5_composite_certificate`，Qed，证明 $(S-\mathrm{coh}_{e5}) \le \|F\|^2 \le (S+\mathrm{coh}_{e5})$）；任意阶梯的认证由带机器检查健全性定理的反射检查器完成（165 项 Print Assumptions 审计，全部 `Classical_Prop.classic`（排中律宏）零出现——公理依赖 sig_not_dec/sig_forall_dec/fext 为可接受 Reals 基底，非"零任何经典原则"）；（5）对照组结果：NTK-aware 重缩放在 4–8 倍外推超过相位截断旋转（单个种子 10.74 对 3 个种子均值 12.40）——我们保留的主张是</w:t>
       </w:r>
       <w:r>
         <w:rPr>
@@ -1838,7 +1838,7 @@
           <w:i w:val="0"/>
           <w:sz w:val="24"/>
         </w:rPr>
-        <w:t>，2026-08-30，经典 R 轨道：零 Admitted、Print Assumptions 脚印 = Dedekind 二件 + fext 与主线 165 审计基线同源、classic 零出现、提取物 frame_check_graduated.ml 经 DkMLNative ocamlc 编译通过）</w:t>
+        <w:t>，2026-08-30，经典 R 轨道：零 Admitted、Print Assumptions 公理依赖 = sig_not_dec、sig_forall_dec 与函数外延性 与主线 165 项审计一致、classic 零出现、提取物 frame_check_graduated.ml 经 DkMLNative ocamlc 编译通过）</w:t>
       </w:r>
       <w:r>
         <w:rPr>
@@ -1964,7 +1964,7 @@
           <w:i w:val="0"/>
           <w:sz w:val="24"/>
         </w:rPr>
-        <w:t>，2026-08-30，经典 R 轨道：零 Admitted、审计脚印 = Dedekind 二件 + fext 与主线 165 基线同源、classic 零出现；R 层定理（sqrt/softmax）不可提取，如实注明）</w:t>
+        <w:t>，2026-08-30，经典 R 轨道：零 Admitted、公理依赖为 sig_not_dec、sig_forall_dec 与函数外延性 与主线 165 项审计一致、classic 零出现；R 层定理（sqrt/softmax）不可提取，如实注明）</w:t>
       </w:r>
       <w:r>
         <w:rPr>
@@ -12473,7 +12473,7 @@
           <w:i w:val="0"/>
           <w:sz w:val="24"/>
         </w:rPr>
-        <w:t xml:space="preserve"> 排中律宏零出现；公理脚印 sig_not_dec/sig_forall_dec/fext 为可接受 Reals 基底）。定位：反射检查器是</w:t>
+        <w:t xml:space="preserve"> 排中律宏零出现；公理依赖 sig_not_dec/sig_forall_dec/fext 为可接受 Reals 基底）。定位：反射检查器是</w:t>
       </w:r>
       <w:r>
         <w:rPr>
@@ -13401,7 +13401,7 @@
           <w:i w:val="0"/>
           <w:sz w:val="24"/>
         </w:rPr>
-        <w:t>"无任何经典原则"；公理脚印仅 sig_not_dec + sig_forall_dec + fext（Dedekind 实数基础设施，非本开发应用层引入；其中前两者逻辑上等价于排中律，与论文 A §7 审计口径一致）。外部依赖（mathcomp/Coquelicot）未纳入 165 项审计。</w:t>
+        <w:t>"无任何经典原则"；公理依赖仅 sig_not_dec + sig_forall_dec + fext（Dedekind 实数基础设施，非本开发应用层引入；其中前两者逻辑上等价于排中律，与论文 A §7 审计口径一致）。外部依赖（mathcomp/Coquelicot）未纳入 165 项审计。</w:t>
       </w:r>
     </w:p>
     <w:p>

--- a/papers/论文B中文规范版-PhaseCompleteLadders.docx
+++ b/papers/论文B中文规范版-PhaseCompleteLadders.docx
@@ -2027,7 +2027,7 @@
           <w:i w:val="0"/>
           <w:sz w:val="24"/>
         </w:rPr>
-        <w:t xml:space="preserve">（dd = Σ|c_j|）——桥墩已建、桥面（端到端 PPL 影响量化）如实仍为实证轨道（未来工作）。——证书与性能的张力如实记录：证书⟹̸性能（C=4 有证书 12.75 / rand 零证书实证最优 / grid 证书最干净却外推崩溃 25.66），证书的价值在可审计的表示稳定性保证，独立于性能指标的决策依据（论文 A 结论张力宣言同步）。 τ/碰撞机制累计 </w:t>
+        <w:t xml:space="preserve">（dd = Σ|c_j|）——桥墩已建、桥面（端到端 PPL 影响量化）如实仍为实证轨道（未来工作）。——证书与性能的张力如实记录：证书⟹̸性能（C=4 有证书 12.75 / rand 零证书实证最优 / grid 证书最干净却外推性能严重退化 25.66），证书的价值在可审计的表示稳定性保证，独立于性能指标的决策依据（论文 A 结论张力声明同步）。 τ/碰撞机制累计 </w:t>
       </w:r>
       <w:r>
         <w:rPr>
@@ -5862,7 +5862,7 @@
           <w:i w:val="0"/>
           <w:sz w:val="24"/>
         </w:rPr>
-        <w:t>（37.87）——测试时修复不是免费午餐，NTK 是唯一有效形态。</w:t>
+        <w:t>（37.87）——测试时修复不是无无免费午餐定理定理，NTK 是唯一有效形态。</w:t>
       </w:r>
     </w:p>
     <w:p>
@@ -6718,7 +6718,7 @@
           <w:i w:val="0"/>
           <w:sz w:val="24"/>
         </w:rPr>
-        <w:t>~~"psi 天然外推"~~ → 绝对编码崩溃（5→34）。</w:t>
+        <w:t>~~"psi 天然外推"~~ → 绝对编码性能严重退化（5→34）。</w:t>
       </w:r>
     </w:p>
     <w:p>
@@ -13529,7 +13529,7 @@
           <w:i w:val="0"/>
           <w:sz w:val="24"/>
         </w:rPr>
-        <w:t>，核心方向性判断（ALiBi 最优 / grid 崩溃 / rand 旋转族内最优 / rope 差）在 n=5 下成立（完整表见《训练数据对比分析-n5种子复核与owt独立验证-20260824.md》）。</w:t>
+        <w:t>，核心方向性判断（ALiBi 最优 / grid 性能严重退化 / rand 旋转族内最优 / rope 差）在 n=5 下成立（完整表见《训练数据对比分析-n5种子复核与owt独立验证-20260824.md》）。</w:t>
       </w:r>
     </w:p>
     <w:p>
@@ -15703,7 +15703,7 @@
           <w:i w:val="0"/>
           <w:sz w:val="24"/>
         </w:rPr>
-        <w:t>——c3 三种子 30.53/45.39/39.38 全在结构化族内（&gt;30），与 grid/rope 同属稠密崩溃族，不改变族际结论。</w:t>
+        <w:t>——c3 三种子 30.53/45.39/39.38 全在结构化族内（&gt;30），与 grid/rope 同属稠密严重退化族，不改变族际结论。</w:t>
       </w:r>
       <w:r>
         <w:rPr>

--- a/papers/论文B中文规范版-PhaseCompleteLadders.docx
+++ b/papers/论文B中文规范版-PhaseCompleteLadders.docx
@@ -59,8 +59,13 @@
           <w:color w:val="444444"/>
           <w:sz w:val="21"/>
         </w:rPr>
-        <w:t xml:space="preserve">版本：最终版 v2.12（2026-08-30）｜数据基线：2026-08-21 全量实证终态 + 2026-08-22 网格/τ 三剪判决（3 个种子确认 + E1 全部消融 + τ 机制 5 个正向判决）+ 2026-08-23 正式配置复现（tinystories200 · 27000 iters，云端 T4，τ 裁剪 τ-trimmed reallocation，τ 机制 7 个方向性正向判决 = 3 稳健支点 + 1 候选[v2.9 降格]）+ </w:t>
-      </w:r>
+        <w:t>版本：最终版 v2.14（2026-08-31）｜</w:t>
+      </w:r>
+    </w:p>
+    <w:p>
+      <w:pPr>
+        <w:ind w:left="432"/>
+      </w:pPr>
       <w:r>
         <w:rPr>
           <w:rFonts w:ascii="Times New Roman" w:hAnsi="Times New Roman" w:eastAsia="宋体"/>
@@ -69,7 +74,7 @@
           <w:color w:val="444444"/>
           <w:sz w:val="21"/>
         </w:rPr>
-        <w:t>2026-08-23 深夜评审修订与方案 A 细扫</w:t>
+        <w:t>v2.14（2026-08-31，合并版 m2 扫雷收官）</w:t>
       </w:r>
       <w:r>
         <w:rPr>
@@ -79,7 +84,27 @@
           <w:color w:val="444444"/>
           <w:sz w:val="21"/>
         </w:rPr>
-        <w:t>（v2.2→v2.4：结论 30%→2.85× 数值修正；τ 判决计数统一 7 个/4 支点；"τ 感知频率选择"命名降格为"τ 裁剪"；E5'' 首现定义；引言证书边界声明；</w:t>
+        <w:t xml:space="preserve">：合并版 </w:t>
+      </w:r>
+      <w:r>
+        <w:rPr>
+          <w:rFonts w:ascii="Consolas" w:hAnsi="Consolas" w:eastAsia="等线"/>
+          <w:b w:val="0"/>
+          <w:i w:val="0"/>
+          <w:color w:val="444444"/>
+          <w:sz w:val="19"/>
+        </w:rPr>
+        <w:t>ca_merged_full_25_m2.v</w:t>
+      </w:r>
+      <w:r>
+        <w:rPr>
+          <w:rFonts w:ascii="Times New Roman" w:hAnsi="Times New Roman" w:eastAsia="宋体"/>
+          <w:b w:val="0"/>
+          <w:i/>
+          <w:color w:val="444444"/>
+          <w:sz w:val="21"/>
+        </w:rPr>
+        <w:t xml:space="preserve"> 本地 2.5 全量编译 EXIT=0（</w:t>
       </w:r>
       <w:r>
         <w:rPr>
@@ -89,7 +114,7 @@
           <w:color w:val="444444"/>
           <w:sz w:val="21"/>
         </w:rPr>
-        <w:t>N* @27000 细扫锁定 [448,480]</w:t>
+        <w:t>11 轮扫雷，92506 行 / 68 模块分区</w:t>
       </w:r>
       <w:r>
         <w:rPr>
@@ -99,8 +124,13 @@
           <w:color w:val="444444"/>
           <w:sz w:val="21"/>
         </w:rPr>
-        <w:t>（448/460/470/480=5.15，491/500=7.48 无改善，4/3 最终否定，64 维语义数值闭环）；</w:t>
-      </w:r>
+        <w:t>）；修复均落 z 探针源双文件同步（探针即终态），定理内容无增删、数据基线不变（详见论文 A v2.17 修订摘要与经验卡 E190）。G-7 句中合并版行数同步 92483→92506。</w:t>
+      </w:r>
+    </w:p>
+    <w:p>
+      <w:pPr>
+        <w:ind w:left="432"/>
+      </w:pPr>
       <w:r>
         <w:rPr>
           <w:rFonts w:ascii="Times New Roman" w:hAnsi="Times New Roman" w:eastAsia="宋体"/>
@@ -109,7 +139,7 @@
           <w:color w:val="444444"/>
           <w:sz w:val="21"/>
         </w:rPr>
-        <w:t>审稿二轮修订</w:t>
+        <w:t>v2.13（2026-08-31，G-7 Welch 下界定理侧同步）</w:t>
       </w:r>
       <w:r>
         <w:rPr>
@@ -119,7 +149,7 @@
           <w:color w:val="444444"/>
           <w:sz w:val="21"/>
         </w:rPr>
-        <w:t xml:space="preserve">（统计功效 n=3 方向性限定；τ 裁剪事后性+协议区分；摘要边界声明））+ </w:t>
+        <w:t>：</w:t>
       </w:r>
       <w:r>
         <w:rPr>
@@ -129,7 +159,7 @@
           <w:color w:val="444444"/>
           <w:sz w:val="21"/>
         </w:rPr>
-        <w:t>2026-08-25/26 全量复核（v2.4→v2.5）</w:t>
+        <w:t>Welch 下界构造性证明完成（G-7，`probe_g7_welch_cr.v`，纯构造性轨道）</w:t>
       </w:r>
       <w:r>
         <w:rPr>
@@ -139,7 +169,67 @@
           <w:color w:val="444444"/>
           <w:sz w:val="21"/>
         </w:rPr>
-        <w:t>：</w:t>
+        <w:t xml:space="preserve">——G-8 合成定理（§5.6.6 字典最优性⟹恢复保证合成）的 Welch 前提由抽象前提升级为已证定理：Frobenius 范数与 Cauchy–Schwarz 不等式路线（避免特征值论证）证明 Welch 下界平方形态 </w:t>
+      </w:r>
+      <w:r>
+        <w:rPr>
+          <w:rFonts w:ascii="Consolas" w:hAnsi="Consolas" w:eastAsia="等线"/>
+          <w:b w:val="0"/>
+          <w:i w:val="0"/>
+          <w:color w:val="444444"/>
+          <w:sz w:val="19"/>
+        </w:rPr>
+        <w:t>(INR M − INR N) ≤ INR N·INR(M−1)·μ²</w:t>
+      </w:r>
+      <w:r>
+        <w:rPr>
+          <w:rFonts w:ascii="Times New Roman" w:hAnsi="Times New Roman" w:eastAsia="宋体"/>
+          <w:b w:val="0"/>
+          <w:i/>
+          <w:color w:val="444444"/>
+          <w:sz w:val="21"/>
+        </w:rPr>
+        <w:t>（</w:t>
+      </w:r>
+      <w:r>
+        <w:rPr>
+          <w:rFonts w:ascii="Consolas" w:hAnsi="Consolas" w:eastAsia="等线"/>
+          <w:b w:val="0"/>
+          <w:i w:val="0"/>
+          <w:color w:val="444444"/>
+          <w:sz w:val="19"/>
+        </w:rPr>
+        <w:t>g7_welch_lower</w:t>
+      </w:r>
+      <w:r>
+        <w:rPr>
+          <w:rFonts w:ascii="Times New Roman" w:hAnsi="Times New Roman" w:eastAsia="宋体"/>
+          <w:b w:val="0"/>
+          <w:i/>
+          <w:color w:val="444444"/>
+          <w:sz w:val="21"/>
+        </w:rPr>
+        <w:t xml:space="preserve">，与 G-8 前提签名逐字一致）；14 Qed、六段 Print Assumptions 全 Closed（零公理），提取物 g7_welch_cr.ml 经 DkMLNative ocamlc 编译通过，已并入合并版 </w:t>
+      </w:r>
+      <w:r>
+        <w:rPr>
+          <w:rFonts w:ascii="Consolas" w:hAnsi="Consolas" w:eastAsia="等线"/>
+          <w:b w:val="0"/>
+          <w:i w:val="0"/>
+          <w:color w:val="444444"/>
+          <w:sz w:val="19"/>
+        </w:rPr>
+        <w:t>ca_merged_full_25_m2.v</w:t>
+      </w:r>
+      <w:r>
+        <w:rPr>
+          <w:rFonts w:ascii="Times New Roman" w:hAnsi="Times New Roman" w:eastAsia="宋体"/>
+          <w:b w:val="0"/>
+          <w:i/>
+          <w:color w:val="444444"/>
+          <w:sz w:val="21"/>
+        </w:rPr>
+        <w:t xml:space="preserve">（92506 行，68 模块分区，本地 2.5 全量编译 EXIT=0）；实原子版（相干上界 μ 抽象衔接 G-8），复原子版列为后续工作。相图表述由"Welch 下界为抽象前提"升级为"Welch 下界为已证定理"。数据基线：2026-08-21 全量实证终态 + 2026-08-22 网格/τ 三剪判决（3 个种子确认 + E1 全部消融 + τ 机制 5 个正向判决）+ 2026-08-23 正式配置复现（tinystories200 · 27000 iters，云端 T4，τ 裁剪 τ-trimmed reallocation，τ 机制 7 个方向性正向判决 = 3 稳健支点 + 1 候选[v2.9 降格]）+ </w:t>
       </w:r>
       <w:r>
         <w:rPr>
@@ -149,7 +239,7 @@
           <w:color w:val="444444"/>
           <w:sz w:val="21"/>
         </w:rPr>
-        <w:t>n=10 主表</w:t>
+        <w:t>2026-08-23 深夜评审修订与方案 A 细扫</w:t>
       </w:r>
       <w:r>
         <w:rPr>
@@ -159,7 +249,7 @@
           <w:color w:val="444444"/>
           <w:sz w:val="21"/>
         </w:rPr>
-        <w:t xml:space="preserve">（9 方案 × 10 种子 {1337,42,7,2026,31415,2718,1618,31416,12345,999}，排序 alibi&lt;rand&lt;t5rel&lt;e5pp&lt;c2&lt;c4&lt;c3&lt;grid&lt;rope 在 n=3→n=10 全复现，评审 P0-① 最强支撑）+ </w:t>
+        <w:t>（v2.2→v2.4：结论 30%→2.85× 数值修正；τ 判决计数统一 7 个/4 支点；"τ 感知频率选择"命名降格为"τ 裁剪"；E5'' 首现定义；引言证书边界声明；</w:t>
       </w:r>
       <w:r>
         <w:rPr>
@@ -169,7 +259,7 @@
           <w:color w:val="444444"/>
           <w:sz w:val="21"/>
         </w:rPr>
-        <w:t>τ 裁剪正式配置多种子复核（s42/s7，27000 iters，rand vs rt448）揭示裁剪真实语义</w:t>
+        <w:t>N* @27000 细扫锁定 [448,480]</w:t>
       </w:r>
       <w:r>
         <w:rPr>
@@ -179,7 +269,7 @@
           <w:color w:val="444444"/>
           <w:sz w:val="21"/>
         </w:rPr>
-        <w:t>：rt448 = rand（s42 11.76=11.76 空操作——前 32 波长无 &gt;448 角度，模型与 rand 完全相同；s7 7.67=7.67 重排无影响）——</w:t>
+        <w:t>（448/460/470/480=5.15，491/500=7.48 无改善，4/3 最终否定，64 维语义数值闭环）；</w:t>
       </w:r>
       <w:r>
         <w:rPr>
@@ -189,7 +279,7 @@
           <w:color w:val="444444"/>
           <w:sz w:val="21"/>
         </w:rPr>
-        <w:t>τ 裁剪主张降格为"单种子观察（s1337）"</w:t>
+        <w:t>审稿二轮修订</w:t>
       </w:r>
       <w:r>
         <w:rPr>
@@ -199,7 +289,7 @@
           <w:color w:val="444444"/>
           <w:sz w:val="21"/>
         </w:rPr>
-        <w:t xml:space="preserve">：s1337 的"改善"（7.50→5.36/−28%）是 </w:t>
+        <w:t xml:space="preserve">（统计功效 n=3 方向性限定；τ 裁剪事后性+协议区分；摘要边界声明））+ </w:t>
       </w:r>
       <w:r>
         <w:rPr>
@@ -209,7 +299,7 @@
           <w:color w:val="444444"/>
           <w:sz w:val="21"/>
         </w:rPr>
-        <w:t>64 维循环填充重排</w:t>
+        <w:t>2026-08-25/26 全量复核（v2.4→v2.5）</w:t>
       </w:r>
       <w:r>
         <w:rPr>
@@ -219,7 +309,7 @@
           <w:color w:val="444444"/>
           <w:sz w:val="21"/>
         </w:rPr>
-        <w:t>（491 在第 11 位被删→整体前移）的种子特异效应，非普遍机制；原"τ 裁剪假设在正式配置下兑现"的判决</w:t>
+        <w:t>：</w:t>
       </w:r>
       <w:r>
         <w:rPr>
@@ -229,7 +319,7 @@
           <w:color w:val="444444"/>
           <w:sz w:val="21"/>
         </w:rPr>
-        <w:t>撤回/降格</w:t>
+        <w:t>n=10 主表</w:t>
       </w:r>
       <w:r>
         <w:rPr>
@@ -239,13 +329,8 @@
           <w:color w:val="444444"/>
           <w:sz w:val="21"/>
         </w:rPr>
-        <w:t>（§10.9 表述同步））</w:t>
-      </w:r>
-    </w:p>
-    <w:p>
-      <w:pPr>
-        <w:ind w:left="432"/>
-      </w:pPr>
+        <w:t xml:space="preserve">（9 方案 × 10 种子 {1337,42,7,2026,31415,2718,1618,31416,12345,999}，排序 alibi&lt;rand&lt;t5rel&lt;e5pp&lt;c2&lt;c4&lt;c3&lt;grid&lt;rope 在 n=3→n=10 全复现，评审 P0-① 最强支撑）+ </w:t>
+      </w:r>
       <w:r>
         <w:rPr>
           <w:rFonts w:ascii="Times New Roman" w:hAnsi="Times New Roman" w:eastAsia="宋体"/>
@@ -254,7 +339,7 @@
           <w:color w:val="444444"/>
           <w:sz w:val="21"/>
         </w:rPr>
-        <w:t>v2.8（2026-08-30，E153 收官对齐 + 交叉分析修订落实）</w:t>
+        <w:t>τ 裁剪正式配置多种子复核（s42/s7，27000 iters，rand vs rt448）揭示裁剪真实语义</w:t>
       </w:r>
       <w:r>
         <w:rPr>
@@ -264,7 +349,7 @@
           <w:color w:val="444444"/>
           <w:sz w:val="21"/>
         </w:rPr>
-        <w:t>：</w:t>
+        <w:t>：rt448 = rand（s42 11.76=11.76 空操作——前 32 波长无 &gt;448 角度，模型与 rand 完全相同；s7 7.67=7.67 重排无影响）——</w:t>
       </w:r>
       <w:r>
         <w:rPr>
@@ -274,7 +359,7 @@
           <w:color w:val="444444"/>
           <w:sz w:val="21"/>
         </w:rPr>
-        <w:t>配套论文 A 代码基态刷新</w:t>
+        <w:t>τ 裁剪主张降格为"单种子观察（s1337）"</w:t>
       </w:r>
       <w:r>
         <w:rPr>
@@ -284,27 +369,7 @@
           <w:color w:val="444444"/>
           <w:sz w:val="21"/>
         </w:rPr>
-        <w:t xml:space="preserve">——合并版 </w:t>
-      </w:r>
-      <w:r>
-        <w:rPr>
-          <w:rFonts w:ascii="Consolas" w:hAnsi="Consolas" w:eastAsia="等线"/>
-          <w:b w:val="0"/>
-          <w:i w:val="0"/>
-          <w:color w:val="444444"/>
-          <w:sz w:val="19"/>
-        </w:rPr>
-        <w:t>ca_merged_full_25.v</w:t>
-      </w:r>
-      <w:r>
-        <w:rPr>
-          <w:rFonts w:ascii="Times New Roman" w:hAnsi="Times New Roman" w:eastAsia="宋体"/>
-          <w:b w:val="0"/>
-          <w:i/>
-          <w:color w:val="444444"/>
-          <w:sz w:val="21"/>
-        </w:rPr>
-        <w:t xml:space="preserve"> </w:t>
+        <w:t xml:space="preserve">：s1337 的"改善"（7.50→5.36/−28%）是 </w:t>
       </w:r>
       <w:r>
         <w:rPr>
@@ -314,7 +379,7 @@
           <w:color w:val="444444"/>
           <w:sz w:val="21"/>
         </w:rPr>
-        <w:t>87632 行</w:t>
+        <w:t>64 维循环填充重排</w:t>
       </w:r>
       <w:r>
         <w:rPr>
@@ -324,7 +389,7 @@
           <w:color w:val="444444"/>
           <w:sz w:val="21"/>
         </w:rPr>
-        <w:t>（E153 批次二后回写版），</w:t>
+        <w:t>（491 在第 11 位被删→整体前移）的种子特异效应，非普遍机制；原"τ 裁剪假设在正式配置下兑现"的判决</w:t>
       </w:r>
       <w:r>
         <w:rPr>
@@ -334,7 +399,7 @@
           <w:color w:val="444444"/>
           <w:sz w:val="21"/>
         </w:rPr>
-        <w:t>CI 全链路绿（2026-08-30）</w:t>
+        <w:t>撤回/降格</w:t>
       </w:r>
       <w:r>
         <w:rPr>
@@ -344,8 +409,13 @@
           <w:color w:val="444444"/>
           <w:sz w:val="21"/>
         </w:rPr>
-        <w:t>：GitHub Actions 五步全过——lib 链编译 + 合并版编译（Rocq 9.0 + mathcomp 2.6 真环境）+ PSA 核心三文件 + 零 Admitted 检查 + coqchk 内核独立复验（commit b57a2b5/7628fef/2f21249）——证书链验证等级升级为"合并版全量验证 + CI 内核复验"；</w:t>
-      </w:r>
+        <w:t>（§10.9 表述同步））</w:t>
+      </w:r>
+    </w:p>
+    <w:p>
+      <w:pPr>
+        <w:ind w:left="432"/>
+      </w:pPr>
       <w:r>
         <w:rPr>
           <w:rFonts w:ascii="Times New Roman" w:hAnsi="Times New Roman" w:eastAsia="宋体"/>
@@ -354,7 +424,7 @@
           <w:color w:val="444444"/>
           <w:sz w:val="21"/>
         </w:rPr>
-        <w:t>P1-2 τ 定义口径对齐</w:t>
+        <w:t>v2.8（2026-08-30，E153 收官对齐 + 交叉分析修订落实）</w:t>
       </w:r>
       <w:r>
         <w:rPr>
@@ -364,67 +434,7 @@
           <w:color w:val="444444"/>
           <w:sz w:val="21"/>
         </w:rPr>
-        <w:t xml:space="preserve">（§8.4：形式化侧 </w:t>
-      </w:r>
-      <w:r>
-        <w:rPr>
-          <w:rFonts w:ascii="Consolas" w:hAnsi="Consolas" w:eastAsia="等线"/>
-          <w:b w:val="0"/>
-          <w:i w:val="0"/>
-          <w:color w:val="444444"/>
-          <w:sz w:val="19"/>
-        </w:rPr>
-        <w:t>ca_tau.v</w:t>
-      </w:r>
-      <w:r>
-        <w:rPr>
-          <w:rFonts w:ascii="Times New Roman" w:hAnsi="Times New Roman" w:eastAsia="宋体"/>
-          <w:b w:val="0"/>
-          <w:i/>
-          <w:color w:val="444444"/>
-          <w:sz w:val="21"/>
-        </w:rPr>
-        <w:t xml:space="preserve"> </w:t>
-      </w:r>
-      <w:r>
-        <w:rPr>
-          <w:rFonts w:ascii="Consolas" w:hAnsi="Consolas" w:eastAsia="等线"/>
-          <w:b w:val="0"/>
-          <w:i w:val="0"/>
-          <w:color w:val="444444"/>
-          <w:sz w:val="19"/>
-        </w:rPr>
-        <w:t>tau_mass T n := T − n</w:t>
-      </w:r>
-      <w:r>
-        <w:rPr>
-          <w:rFonts w:ascii="Times New Roman" w:hAnsi="Times New Roman" w:eastAsia="宋体"/>
-          <w:b w:val="0"/>
-          <w:i/>
-          <w:color w:val="444444"/>
-          <w:sz w:val="21"/>
-        </w:rPr>
-        <w:t xml:space="preserve"> 为 raw 定义（可负无 clamp），实验口径 </w:t>
-      </w:r>
-      <w:r>
-        <w:rPr>
-          <w:rFonts w:ascii="Consolas" w:hAnsi="Consolas" w:eastAsia="等线"/>
-          <w:b w:val="0"/>
-          <w:i w:val="0"/>
-          <w:color w:val="444444"/>
-          <w:sz w:val="19"/>
-        </w:rPr>
-        <w:t>max(0, T_train − n)</w:t>
-      </w:r>
-      <w:r>
-        <w:rPr>
-          <w:rFonts w:ascii="Times New Roman" w:hAnsi="Times New Roman" w:eastAsia="宋体"/>
-          <w:b w:val="0"/>
-          <w:i/>
-          <w:color w:val="444444"/>
-          <w:sz w:val="21"/>
-        </w:rPr>
-        <w:t xml:space="preserve"> 为 raw τ 在裁剪判定窗口内的等效截断（n ≤ T_train 恒等），已在 §8.4 加代码口径对齐注）；</w:t>
+        <w:t>：</w:t>
       </w:r>
       <w:r>
         <w:rPr>
@@ -434,7 +444,7 @@
           <w:color w:val="444444"/>
           <w:sz w:val="21"/>
         </w:rPr>
-        <w:t>P1-3 补引 `tau_crop_mono`</w:t>
+        <w:t>配套论文 A 代码基态刷新</w:t>
       </w:r>
       <w:r>
         <w:rPr>
@@ -444,7 +454,27 @@
           <w:color w:val="444444"/>
           <w:sz w:val="21"/>
         </w:rPr>
-        <w:t>（§8.4："裁剪点越大保留越多"经验律的机器检查支撑，纯 mathcomp 零公理——回应"形式化与实证脱节"）；</w:t>
+        <w:t xml:space="preserve">——合并版 </w:t>
+      </w:r>
+      <w:r>
+        <w:rPr>
+          <w:rFonts w:ascii="Consolas" w:hAnsi="Consolas" w:eastAsia="等线"/>
+          <w:b w:val="0"/>
+          <w:i w:val="0"/>
+          <w:color w:val="444444"/>
+          <w:sz w:val="19"/>
+        </w:rPr>
+        <w:t>ca_merged_full_25.v</w:t>
+      </w:r>
+      <w:r>
+        <w:rPr>
+          <w:rFonts w:ascii="Times New Roman" w:hAnsi="Times New Roman" w:eastAsia="宋体"/>
+          <w:b w:val="0"/>
+          <w:i/>
+          <w:color w:val="444444"/>
+          <w:sz w:val="21"/>
+        </w:rPr>
+        <w:t xml:space="preserve"> </w:t>
       </w:r>
       <w:r>
         <w:rPr>
@@ -454,7 +484,7 @@
           <w:color w:val="444444"/>
           <w:sz w:val="21"/>
         </w:rPr>
-        <w:t>审计口径统一</w:t>
+        <w:t>93953 行</w:t>
       </w:r>
       <w:r>
         <w:rPr>
@@ -464,33 +494,8 @@
           <w:color w:val="444444"/>
           <w:sz w:val="21"/>
         </w:rPr>
-        <w:t>——摘要"全部零经典排中"更正为"</w:t>
-      </w:r>
-      <w:r>
-        <w:rPr>
-          <w:rFonts w:ascii="Consolas" w:hAnsi="Consolas" w:eastAsia="等线"/>
-          <w:b w:val="0"/>
-          <w:i w:val="0"/>
-          <w:color w:val="444444"/>
-          <w:sz w:val="19"/>
-        </w:rPr>
-        <w:t>Classical_Prop.classic</w:t>
-      </w:r>
-      <w:r>
-        <w:rPr>
-          <w:rFonts w:ascii="Times New Roman" w:hAnsi="Times New Roman" w:eastAsia="宋体"/>
-          <w:b w:val="0"/>
-          <w:i/>
-          <w:color w:val="444444"/>
-          <w:sz w:val="21"/>
-        </w:rPr>
-        <w:t>（排中律宏）零出现"（诚实口径：公理依赖 sig_not_dec/sig_forall_dec/fext 为可接受 Reals 基底，非"零任何经典原则"）。</w:t>
-      </w:r>
-    </w:p>
-    <w:p>
-      <w:pPr>
-        <w:ind w:left="432"/>
-      </w:pPr>
+        <w:t>（E153 批次二后回写版），</w:t>
+      </w:r>
       <w:r>
         <w:rPr>
           <w:rFonts w:ascii="Times New Roman" w:hAnsi="Times New Roman" w:eastAsia="宋体"/>
@@ -499,7 +504,7 @@
           <w:color w:val="444444"/>
           <w:sz w:val="21"/>
         </w:rPr>
-        <w:t>v2.6 补记（2026-08-26 夜，评审口径对齐）</w:t>
+        <w:t>CI 全链路绿（2026-08-30）</w:t>
       </w:r>
       <w:r>
         <w:rPr>
@@ -509,27 +514,7 @@
           <w:color w:val="444444"/>
           <w:sz w:val="21"/>
         </w:rPr>
-        <w:t xml:space="preserve">：配套论文 A 代码状态统一为合并版 </w:t>
-      </w:r>
-      <w:r>
-        <w:rPr>
-          <w:rFonts w:ascii="Consolas" w:hAnsi="Consolas" w:eastAsia="等线"/>
-          <w:b w:val="0"/>
-          <w:i w:val="0"/>
-          <w:color w:val="444444"/>
-          <w:sz w:val="19"/>
-        </w:rPr>
-        <w:t>ca_merged_full_25.v</w:t>
-      </w:r>
-      <w:r>
-        <w:rPr>
-          <w:rFonts w:ascii="Times New Roman" w:hAnsi="Times New Roman" w:eastAsia="宋体"/>
-          <w:b w:val="0"/>
-          <w:i/>
-          <w:color w:val="444444"/>
-          <w:sz w:val="21"/>
-        </w:rPr>
-        <w:t xml:space="preserve">（87733 行 / </w:t>
+        <w:t>：GitHub Actions 五步全过——lib 链编译 + 合并版编译（Rocq 9.0 + mathcomp 2.6 真环境）+ PSA 核心三文件 + 零 Admitted 检查 + coqchk 内核独立复验（commit b57a2b5/7628fef/2f21249）——证书链验证等级升级为"合并版全量验证 + CI 内核复验"；</w:t>
       </w:r>
       <w:r>
         <w:rPr>
@@ -539,7 +524,192 @@
           <w:color w:val="444444"/>
           <w:sz w:val="21"/>
         </w:rPr>
-        <w:t>57 顶层 Module = 55 模块分区 + independent/independent′ 2 附加</w:t>
+        <w:t>P1-2 τ 定义口径对齐</w:t>
+      </w:r>
+      <w:r>
+        <w:rPr>
+          <w:rFonts w:ascii="Times New Roman" w:hAnsi="Times New Roman" w:eastAsia="宋体"/>
+          <w:b w:val="0"/>
+          <w:i/>
+          <w:color w:val="444444"/>
+          <w:sz w:val="21"/>
+        </w:rPr>
+        <w:t xml:space="preserve">（§8.4：形式化侧 </w:t>
+      </w:r>
+      <w:r>
+        <w:rPr>
+          <w:rFonts w:ascii="Consolas" w:hAnsi="Consolas" w:eastAsia="等线"/>
+          <w:b w:val="0"/>
+          <w:i w:val="0"/>
+          <w:color w:val="444444"/>
+          <w:sz w:val="19"/>
+        </w:rPr>
+        <w:t>ca_tau.v</w:t>
+      </w:r>
+      <w:r>
+        <w:rPr>
+          <w:rFonts w:ascii="Times New Roman" w:hAnsi="Times New Roman" w:eastAsia="宋体"/>
+          <w:b w:val="0"/>
+          <w:i/>
+          <w:color w:val="444444"/>
+          <w:sz w:val="21"/>
+        </w:rPr>
+        <w:t xml:space="preserve"> </w:t>
+      </w:r>
+      <w:r>
+        <w:rPr>
+          <w:rFonts w:ascii="Consolas" w:hAnsi="Consolas" w:eastAsia="等线"/>
+          <w:b w:val="0"/>
+          <w:i w:val="0"/>
+          <w:color w:val="444444"/>
+          <w:sz w:val="19"/>
+        </w:rPr>
+        <w:t>tau_mass T n := T − n</w:t>
+      </w:r>
+      <w:r>
+        <w:rPr>
+          <w:rFonts w:ascii="Times New Roman" w:hAnsi="Times New Roman" w:eastAsia="宋体"/>
+          <w:b w:val="0"/>
+          <w:i/>
+          <w:color w:val="444444"/>
+          <w:sz w:val="21"/>
+        </w:rPr>
+        <w:t xml:space="preserve"> 为 raw 定义（可负无 clamp），实验口径 </w:t>
+      </w:r>
+      <w:r>
+        <w:rPr>
+          <w:rFonts w:ascii="Consolas" w:hAnsi="Consolas" w:eastAsia="等线"/>
+          <w:b w:val="0"/>
+          <w:i w:val="0"/>
+          <w:color w:val="444444"/>
+          <w:sz w:val="19"/>
+        </w:rPr>
+        <w:t>max(0, T_train − n)</w:t>
+      </w:r>
+      <w:r>
+        <w:rPr>
+          <w:rFonts w:ascii="Times New Roman" w:hAnsi="Times New Roman" w:eastAsia="宋体"/>
+          <w:b w:val="0"/>
+          <w:i/>
+          <w:color w:val="444444"/>
+          <w:sz w:val="21"/>
+        </w:rPr>
+        <w:t xml:space="preserve"> 为 raw τ 在裁剪判定窗口内的等效截断（n ≤ T_train 恒等），已在 §8.4 加代码口径对齐注）；</w:t>
+      </w:r>
+      <w:r>
+        <w:rPr>
+          <w:rFonts w:ascii="Times New Roman" w:hAnsi="Times New Roman" w:eastAsia="宋体"/>
+          <w:b/>
+          <w:i/>
+          <w:color w:val="444444"/>
+          <w:sz w:val="21"/>
+        </w:rPr>
+        <w:t>P1-3 补引 `tau_crop_mono`</w:t>
+      </w:r>
+      <w:r>
+        <w:rPr>
+          <w:rFonts w:ascii="Times New Roman" w:hAnsi="Times New Roman" w:eastAsia="宋体"/>
+          <w:b w:val="0"/>
+          <w:i/>
+          <w:color w:val="444444"/>
+          <w:sz w:val="21"/>
+        </w:rPr>
+        <w:t>（§8.4："裁剪点越大保留越多"经验律的机器检查支撑，纯 mathcomp 零公理——回应"形式化与实证脱节"）；</w:t>
+      </w:r>
+      <w:r>
+        <w:rPr>
+          <w:rFonts w:ascii="Times New Roman" w:hAnsi="Times New Roman" w:eastAsia="宋体"/>
+          <w:b/>
+          <w:i/>
+          <w:color w:val="444444"/>
+          <w:sz w:val="21"/>
+        </w:rPr>
+        <w:t>审计口径统一</w:t>
+      </w:r>
+      <w:r>
+        <w:rPr>
+          <w:rFonts w:ascii="Times New Roman" w:hAnsi="Times New Roman" w:eastAsia="宋体"/>
+          <w:b w:val="0"/>
+          <w:i/>
+          <w:color w:val="444444"/>
+          <w:sz w:val="21"/>
+        </w:rPr>
+        <w:t>——摘要"全部零经典排中"更正为"</w:t>
+      </w:r>
+      <w:r>
+        <w:rPr>
+          <w:rFonts w:ascii="Consolas" w:hAnsi="Consolas" w:eastAsia="等线"/>
+          <w:b w:val="0"/>
+          <w:i w:val="0"/>
+          <w:color w:val="444444"/>
+          <w:sz w:val="19"/>
+        </w:rPr>
+        <w:t>Classical_Prop.classic</w:t>
+      </w:r>
+      <w:r>
+        <w:rPr>
+          <w:rFonts w:ascii="Times New Roman" w:hAnsi="Times New Roman" w:eastAsia="宋体"/>
+          <w:b w:val="0"/>
+          <w:i/>
+          <w:color w:val="444444"/>
+          <w:sz w:val="21"/>
+        </w:rPr>
+        <w:t>（排中律宏）零出现"（诚实口径：公理依赖 sig_not_dec/sig_forall_dec/fext 为可接受 Reals 基底，非"零任何经典原则"）。</w:t>
+      </w:r>
+    </w:p>
+    <w:p>
+      <w:pPr>
+        <w:ind w:left="432"/>
+      </w:pPr>
+      <w:r>
+        <w:rPr>
+          <w:rFonts w:ascii="Times New Roman" w:hAnsi="Times New Roman" w:eastAsia="宋体"/>
+          <w:b/>
+          <w:i/>
+          <w:color w:val="444444"/>
+          <w:sz w:val="21"/>
+        </w:rPr>
+        <w:t>v2.6 补记（2026-08-26 夜，评审口径对齐）</w:t>
+      </w:r>
+      <w:r>
+        <w:rPr>
+          <w:rFonts w:ascii="Times New Roman" w:hAnsi="Times New Roman" w:eastAsia="宋体"/>
+          <w:b w:val="0"/>
+          <w:i/>
+          <w:color w:val="444444"/>
+          <w:sz w:val="21"/>
+        </w:rPr>
+        <w:t xml:space="preserve">：配套论文 A 代码状态统一为合并版 </w:t>
+      </w:r>
+      <w:r>
+        <w:rPr>
+          <w:rFonts w:ascii="Consolas" w:hAnsi="Consolas" w:eastAsia="等线"/>
+          <w:b w:val="0"/>
+          <w:i w:val="0"/>
+          <w:color w:val="444444"/>
+          <w:sz w:val="19"/>
+        </w:rPr>
+        <w:t>ca_merged_full_25.v</w:t>
+      </w:r>
+      <w:r>
+        <w:rPr>
+          <w:rFonts w:ascii="Times New Roman" w:hAnsi="Times New Roman" w:eastAsia="宋体"/>
+          <w:b w:val="0"/>
+          <w:i/>
+          <w:color w:val="444444"/>
+          <w:sz w:val="21"/>
+        </w:rPr>
+        <w:t xml:space="preserve">（87733 行 / </w:t>
+      </w:r>
+      <w:r>
+        <w:rPr>
+          <w:rFonts w:ascii="Times New Roman" w:hAnsi="Times New Roman" w:eastAsia="宋体"/>
+          <w:b/>
+          <w:i/>
+          <w:color w:val="444444"/>
+          <w:sz w:val="21"/>
+        </w:rPr>
+        <w:t>67 模块分区（含 M2 批次 7 分区，2026-08-30 并入）</w:t>
       </w:r>
       <w:r>
         <w:rPr>
@@ -12201,7 +12371,7 @@
           <w:color w:val="444444"/>
           <w:sz w:val="21"/>
         </w:rPr>
-        <w:t>（87733 行，57 顶层 Module = 55 模块分区 + independent/independent′ 2 附加，合并编译 MERGE_EXIT=0）——本证书链依赖的 parseval/partial/pairbound/rowsum/pairdirichlet 均在合并版内全量验证，验证等级从独立 .vo 升级为合并版全量。</w:t>
+        <w:t>（87733 行，67 模块分区（含 M2 批次 7 分区，2026-08-30 并入），合并编译 MERGE_EXIT=0）——本证书链依赖的 parseval/partial/pairbound/rowsum/pairdirichlet 均在合并版内全量验证，验证等级从独立 .vo 升级为合并版全量。</w:t>
       </w:r>
     </w:p>
     <w:p>
@@ -18388,7 +18558,61 @@
           <w:i w:val="0"/>
           <w:sz w:val="24"/>
         </w:rPr>
-        <w:t>（判决多为方向性预测，正式配置裁剪点为后验选择）。最强的 4 带阶梯带机器检查的有理框架证书，最强的 7 带阶梯内含可认证子核——表达性与可证明性在同一阶梯族内共存互补。证伪假设与保留假设并报——这条律离终态还有距离，但变量已被命名、仪器已就位、边界已被明确标出。</w:t>
+        <w:t>（判决多为方向性预测，正式配置裁剪点为后验选择）。</w:t>
+      </w:r>
+      <w:r>
+        <w:rPr>
+          <w:rFonts w:ascii="Times New Roman" w:hAnsi="Times New Roman" w:eastAsia="宋体"/>
+          <w:b/>
+          <w:i w:val="0"/>
+          <w:sz w:val="24"/>
+        </w:rPr>
+        <w:t>Welch 下界定理侧（G-7，`probe_g7_welch_cr.v`，2026-08-31，纯构造性轨道）</w:t>
+      </w:r>
+      <w:r>
+        <w:rPr>
+          <w:rFonts w:ascii="Times New Roman" w:hAnsi="Times New Roman" w:eastAsia="宋体"/>
+          <w:b w:val="0"/>
+          <w:i w:val="0"/>
+          <w:sz w:val="24"/>
+        </w:rPr>
+        <w:t xml:space="preserve">：G-8 相图合成的 Welch 前提由抽象前提升级为已证定理——Frobenius 范数与 Cauchy–Schwarz 不等式路线（避免特征值论证）证明 Welch 下界平方形态 </w:t>
+      </w:r>
+      <w:r>
+        <w:rPr>
+          <w:rFonts w:ascii="Consolas" w:hAnsi="Consolas" w:eastAsia="等线"/>
+          <w:b w:val="0"/>
+          <w:i w:val="0"/>
+          <w:sz w:val="22"/>
+        </w:rPr>
+        <w:t>(INR M − INR N) ≤ INR N·INR(M−1)·μ²</w:t>
+      </w:r>
+      <w:r>
+        <w:rPr>
+          <w:rFonts w:ascii="Times New Roman" w:hAnsi="Times New Roman" w:eastAsia="宋体"/>
+          <w:b w:val="0"/>
+          <w:i w:val="0"/>
+          <w:sz w:val="24"/>
+        </w:rPr>
+        <w:t>（</w:t>
+      </w:r>
+      <w:r>
+        <w:rPr>
+          <w:rFonts w:ascii="Consolas" w:hAnsi="Consolas" w:eastAsia="等线"/>
+          <w:b w:val="0"/>
+          <w:i w:val="0"/>
+          <w:sz w:val="22"/>
+        </w:rPr>
+        <w:t>g7_welch_lower</w:t>
+      </w:r>
+      <w:r>
+        <w:rPr>
+          <w:rFonts w:ascii="Times New Roman" w:hAnsi="Times New Roman" w:eastAsia="宋体"/>
+          <w:b w:val="0"/>
+          <w:i w:val="0"/>
+          <w:sz w:val="24"/>
+        </w:rPr>
+        <w:t>，与 G-8 前提签名逐字一致；14 Qed、六段 Print Assumptions 全 Closed 零公理，提取物 g7_welch_cr.ml 经 ocamlc 编译通过；实原子版衔接 G-8 抽象相干上界，复原子版列为后续工作）——字典设计最优性（Welch 下界）⟹ 恢复保证（唯一性窗口）的相图两端均为机器检查定理。最强的 4 带阶梯带机器检查的有理框架证书，最强的 7 带阶梯内含可认证子核——表达性与可证明性在同一阶梯族内共存互补。证伪假设与保留假设并报——这条律离终态还有距离，但变量已被命名、仪器已就位、边界已被明确标出。</w:t>
       </w:r>
     </w:p>
     <w:p>

--- a/papers/论文B中文规范版-PhaseCompleteLadders.docx
+++ b/papers/论文B中文规范版-PhaseCompleteLadders.docx
@@ -497,7 +497,7 @@
         <w:rPr>
           <w:rFonts w:hint="eastAsia"/>
         </w:rPr>
-        <w:t xml:space="preserve">（95810</w:t>
+        <w:t xml:space="preserve">（95848</w:t>
       </w:r>
       <w:r>
         <w:t xml:space="preserve"> </w:t>

--- a/papers/论文B中文规范版-PhaseCompleteLadders.docx
+++ b/papers/论文B中文规范版-PhaseCompleteLadders.docx
@@ -66,7 +66,7 @@
         <w:rPr>
           <w:rFonts w:hint="eastAsia"/>
         </w:rPr>
-        <w:t xml:space="preserve">v2.15（2026-09-01）｜</w:t>
+        <w:t xml:space="preserve">v2.16（2026-09-02）｜</w:t>
       </w:r>
       <w:r>
         <w:t xml:space="preserve"> </w:t>
@@ -26128,16 +26128,52 @@
         <w:rPr>
           <w:rFonts w:hint="eastAsia"/>
         </w:rPr>
-        <w:t xml:space="preserve">49.1%，占拒绝</w:t>
-      </w:r>
-      <w:r>
-        <w:t xml:space="preserve"> </w:t>
-      </w:r>
-      <w:r>
-        <w:rPr>
-          <w:rFonts w:hint="eastAsia"/>
-        </w:rPr>
-        <w:t xml:space="preserve">70.9%）；</w:t>
+        <w:t xml:space="preserve">49.1%、占拒绝</w:t>
+      </w:r>
+      <w:r>
+        <w:t xml:space="preserve"> </w:t>
+      </w:r>
+      <w:r>
+        <w:rPr>
+          <w:rFonts w:hint="eastAsia"/>
+        </w:rPr>
+        <w:t xml:space="preserve">70.9%；z3b</w:t>
+      </w:r>
+      <w:r>
+        <w:t xml:space="preserve"> </w:t>
+      </w:r>
+      <w:r>
+        <w:rPr>
+          <w:rFonts w:hint="eastAsia"/>
+        </w:rPr>
+        <w:t xml:space="preserve">充分性定理（分区</w:t>
+      </w:r>
+      <w:r>
+        <w:t xml:space="preserve"> </w:t>
+      </w:r>
+      <w:r>
+        <w:rPr>
+          <w:rFonts w:hint="eastAsia"/>
+        </w:rPr>
+        <w:t xml:space="preserve">77）证明</w:t>
+      </w:r>
+      <w:r>
+        <w:t xml:space="preserve"> q=8 </w:t>
+      </w:r>
+      <w:r>
+        <w:rPr>
+          <w:rFonts w:hint="eastAsia"/>
+        </w:rPr>
+        <w:t xml:space="preserve">几何阶梯无条件通过检查器，几何阶梯假阴性由此限定于显式比率带</w:t>
+      </w:r>
+      <w:r>
+        <w:t xml:space="preserve"> [c, 8) </w:t>
+      </w:r>
+      <w:r>
+        <w:rPr>
+          <w:rFonts w:hint="eastAsia"/>
+        </w:rPr>
+        <w:t xml:space="preserve">内）；</w:t>
       </w:r>
       <w:r>
         <w:rPr>

--- a/papers/论文B中文规范版-PhaseCompleteLadders.docx
+++ b/papers/论文B中文规范版-PhaseCompleteLadders.docx
@@ -67,6 +67,205 @@
           <w:rFonts w:hint="eastAsia"/>
         </w:rPr>
         <w:t xml:space="preserve">v2.16（2026-09-02）｜</w:t>
+      </w:r>
+      <w:r>
+        <w:t xml:space="preserve"> </w:t>
+      </w:r>
+      <w:r>
+        <w:rPr>
+          <w:rFonts w:hint="eastAsia"/>
+          <w:b/>
+          <w:bCs/>
+        </w:rPr>
+        <w:t xml:space="preserve">v2.16（2026-09-02，#3b</w:t>
+      </w:r>
+      <w:r>
+        <w:rPr>
+          <w:b/>
+          <w:bCs/>
+        </w:rPr>
+        <w:t xml:space="preserve"> z3b </w:t>
+      </w:r>
+      <w:r>
+        <w:rPr>
+          <w:rFonts w:hint="eastAsia"/>
+          <w:b/>
+          <w:bCs/>
+        </w:rPr>
+        <w:t xml:space="preserve">充分性定理联动）</w:t>
+      </w:r>
+      <w:r>
+        <w:rPr>
+          <w:rFonts w:hint="eastAsia"/>
+        </w:rPr>
+        <w:t xml:space="preserve">：z3b_sufficiency（合并版分区</w:t>
+      </w:r>
+      <w:r>
+        <w:t xml:space="preserve"> </w:t>
+      </w:r>
+      <w:r>
+        <w:rPr>
+          <w:rFonts w:hint="eastAsia"/>
+        </w:rPr>
+        <w:t xml:space="preserve">77，</w:t>
+      </w:r>
+      <w:r>
+        <w:rPr>
+          <w:rStyle w:val="VerbatimChar"/>
+        </w:rPr>
+        <w:t xml:space="preserve">probe_z3b_validregion.v</w:t>
+      </w:r>
+      <w:r>
+        <w:t xml:space="preserve"> </w:t>
+      </w:r>
+      <w:r>
+        <w:t xml:space="preserve">2314 </w:t>
+      </w:r>
+      <w:r>
+        <w:rPr>
+          <w:rFonts w:hint="eastAsia"/>
+        </w:rPr>
+        <w:t xml:space="preserve">行</w:t>
+      </w:r>
+      <w:r>
+        <w:t xml:space="preserve"> 5 </w:t>
+      </w:r>
+      <w:r>
+        <w:rPr>
+          <w:rFonts w:hint="eastAsia"/>
+        </w:rPr>
+        <w:t xml:space="preserve">段</w:t>
+      </w:r>
+      <w:r>
+        <w:t xml:space="preserve"> Print Assumptions </w:t>
+      </w:r>
+      <w:r>
+        <w:rPr>
+          <w:rFonts w:hint="eastAsia"/>
+        </w:rPr>
+        <w:t xml:space="preserve">全</w:t>
+      </w:r>
+      <w:r>
+        <w:t xml:space="preserve"> </w:t>
+      </w:r>
+      <w:r>
+        <w:rPr>
+          <w:rFonts w:hint="eastAsia"/>
+        </w:rPr>
+        <w:t xml:space="preserve">Closed）：q=8</w:t>
+      </w:r>
+      <w:r>
+        <w:t xml:space="preserve"> </w:t>
+      </w:r>
+      <w:r>
+        <w:rPr>
+          <w:rFonts w:hint="eastAsia"/>
+        </w:rPr>
+        <w:t xml:space="preserve">几何阶梯（n0≥2、任意</w:t>
+      </w:r>
+      <w:r>
+        <w:t xml:space="preserve"> </w:t>
+      </w:r>
+      <w:r>
+        <w:rPr>
+          <w:rFonts w:hint="eastAsia"/>
+        </w:rPr>
+        <w:t xml:space="preserve">m≥1）</w:t>
+      </w:r>
+      <w:r>
+        <w:rPr>
+          <w:rFonts w:hint="eastAsia"/>
+          <w:b/>
+          <w:bCs/>
+        </w:rPr>
+        <w:t xml:space="preserve">无条件通过</w:t>
+      </w:r>
+      <w:r>
+        <w:t xml:space="preserve"> </w:t>
+      </w:r>
+      <w:r>
+        <w:rPr>
+          <w:rFonts w:hint="eastAsia"/>
+        </w:rPr>
+        <w:t xml:space="preserve">frame_check_instance——检查器充分性方向的构造性定理；几何阶梯假阴性由此限定于显式比率带</w:t>
+      </w:r>
+      <w:r>
+        <w:t xml:space="preserve"> [c, </w:t>
+      </w:r>
+      <w:r>
+        <w:rPr>
+          <w:rFonts w:hint="eastAsia"/>
+        </w:rPr>
+        <w:t xml:space="preserve">8)（与论文</w:t>
+      </w:r>
+      <w:r>
+        <w:t xml:space="preserve"> A pareto_law_main </w:t>
+      </w:r>
+      <w:r>
+        <w:rPr>
+          <w:rFonts w:hint="eastAsia"/>
+        </w:rPr>
+        <w:t xml:space="preserve">合成）；提取</w:t>
+      </w:r>
+      <w:r>
+        <w:t xml:space="preserve"> </w:t>
+      </w:r>
+      <w:r>
+        <w:rPr>
+          <w:rStyle w:val="VerbatimChar"/>
+        </w:rPr>
+        <w:t xml:space="preserve">z3b_bench.ml</w:t>
+      </w:r>
+      <w:r>
+        <w:rPr>
+          <w:rFonts w:hint="eastAsia"/>
+        </w:rPr>
+        <w:t xml:space="preserve">（WSL</w:t>
+      </w:r>
+      <w:r>
+        <w:t xml:space="preserve"> </w:t>
+      </w:r>
+      <w:r>
+        <w:rPr>
+          <w:rFonts w:hint="eastAsia"/>
+        </w:rPr>
+        <w:t xml:space="preserve">ocamlopt：[2,16,128]=true</w:t>
+      </w:r>
+      <w:r>
+        <w:t xml:space="preserve"> </w:t>
+      </w:r>
+      <w:r>
+        <w:rPr>
+          <w:rFonts w:hint="eastAsia"/>
+        </w:rPr>
+        <w:t xml:space="preserve">机器实证、[2,3]</w:t>
+      </w:r>
+      <w:r>
+        <w:t xml:space="preserve"> </w:t>
+      </w:r>
+      <w:r>
+        <w:rPr>
+          <w:rFonts w:hint="eastAsia"/>
+        </w:rPr>
+        <w:t xml:space="preserve">反例</w:t>
+      </w:r>
+      <w:r>
+        <w:t xml:space="preserve"> </w:t>
+      </w:r>
+      <w:r>
+        <w:rPr>
+          <w:rFonts w:hint="eastAsia"/>
+        </w:rPr>
+        <w:t xml:space="preserve">false）；口径刷新</w:t>
+      </w:r>
+      <w:r>
+        <w:t xml:space="preserve"> </w:t>
+      </w:r>
+      <w:r>
+        <w:rPr>
+          <w:rFonts w:hint="eastAsia"/>
+        </w:rPr>
+        <w:t xml:space="preserve">95848/76→98187/77。数据基线不变。</w:t>
       </w:r>
       <w:r>
         <w:t xml:space="preserve"> </w:t>
